--- a/docs/qms/evidence-2026/QMS_Word/registers__REG-03_Risk_Register.docx
+++ b/docs/qms/evidence-2026/QMS_Word/registers__REG-03_Risk_Register.docx
@@ -17,20 +17,20 @@
     </w:p>
     <w:tbl>
       <w:tblPr>
-        <w:tblW w:w="5492" w:type="dxa"/>
+        <w:tblW w:w="5000" w:type="pct"/>
         <w:jc w:val="left"/>
-        <w:tblInd w:w="0" w:type="dxa"/>
+        <w:tblInd w:w="-7" w:type="dxa"/>
         <w:tblLayout w:type="fixed"/>
         <w:tblCellMar>
-          <w:top w:w="28" w:type="dxa"/>
-          <w:left w:w="28" w:type="dxa"/>
-          <w:bottom w:w="28" w:type="dxa"/>
-          <w:right w:w="28" w:type="dxa"/>
+          <w:top w:w="60" w:type="dxa"/>
+          <w:left w:w="60" w:type="dxa"/>
+          <w:bottom w:w="60" w:type="dxa"/>
+          <w:right w:w="60" w:type="dxa"/>
         </w:tblCellMar>
       </w:tblPr>
       <w:tblGrid>
-        <w:gridCol w:w="1439"/>
-        <w:gridCol w:w="4053"/>
+        <w:gridCol w:w="1472"/>
+        <w:gridCol w:w="4059"/>
       </w:tblGrid>
       <w:tr>
         <w:trPr>
@@ -38,44 +38,60 @@
         </w:trPr>
         <w:tc>
           <w:tcPr>
-            <w:tcW w:w="1439" w:type="dxa"/>
-            <w:tcBorders/>
+            <w:tcW w:w="1472" w:type="dxa"/>
+            <w:tcBorders>
+              <w:top w:val="single" w:sz="6" w:space="0" w:color="BFC7D5"/>
+              <w:left w:val="single" w:sz="6" w:space="0" w:color="BFC7D5"/>
+              <w:bottom w:val="single" w:sz="2" w:space="0" w:color="BFC7D5"/>
+              <w:right w:val="single" w:sz="6" w:space="0" w:color="BFC7D5"/>
+            </w:tcBorders>
+            <w:shd w:fill="1F3A5F" w:val="clear"/>
             <w:vAlign w:val="center"/>
           </w:tcPr>
           <w:p>
             <w:pPr>
               <w:pStyle w:val="TableHeading"/>
-              <w:suppressLineNumbers/>
-              <w:shd w:fill="1F3A5F" w:val="clear"/>
-              <w:bidi w:val="0"/>
-              <w:spacing w:before="0" w:after="283"/>
-              <w:jc w:val="center"/>
-              <w:rPr/>
-            </w:pPr>
-            <w:r>
-              <w:rPr/>
+              <w:bidi w:val="0"/>
+              <w:spacing w:before="0" w:after="283"/>
+              <w:jc w:val="left"/>
+              <w:rPr>
+                <w:color w:val="FFFFFF"/>
+              </w:rPr>
+            </w:pPr>
+            <w:r>
+              <w:rPr>
+                <w:color w:val="FFFFFF"/>
+              </w:rPr>
               <w:t>Field</w:t>
             </w:r>
           </w:p>
         </w:tc>
         <w:tc>
           <w:tcPr>
-            <w:tcW w:w="4053" w:type="dxa"/>
-            <w:tcBorders/>
+            <w:tcW w:w="4059" w:type="dxa"/>
+            <w:tcBorders>
+              <w:top w:val="single" w:sz="6" w:space="0" w:color="BFC7D5"/>
+              <w:left w:val="single" w:sz="2" w:space="0" w:color="BFC7D5"/>
+              <w:bottom w:val="single" w:sz="2" w:space="0" w:color="BFC7D5"/>
+              <w:right w:val="single" w:sz="6" w:space="0" w:color="BFC7D5"/>
+            </w:tcBorders>
+            <w:shd w:fill="1F3A5F" w:val="clear"/>
             <w:vAlign w:val="center"/>
           </w:tcPr>
           <w:p>
             <w:pPr>
               <w:pStyle w:val="TableHeading"/>
-              <w:suppressLineNumbers/>
-              <w:shd w:fill="1F3A5F" w:val="clear"/>
-              <w:bidi w:val="0"/>
-              <w:spacing w:before="0" w:after="283"/>
-              <w:jc w:val="center"/>
-              <w:rPr/>
-            </w:pPr>
-            <w:r>
-              <w:rPr/>
+              <w:bidi w:val="0"/>
+              <w:spacing w:before="0" w:after="283"/>
+              <w:jc w:val="left"/>
+              <w:rPr>
+                <w:color w:val="FFFFFF"/>
+              </w:rPr>
+            </w:pPr>
+            <w:r>
+              <w:rPr>
+                <w:color w:val="FFFFFF"/>
+              </w:rPr>
               <w:t>Value</w:t>
             </w:r>
           </w:p>
@@ -85,8 +101,12 @@
         <w:trPr/>
         <w:tc>
           <w:tcPr>
-            <w:tcW w:w="1439" w:type="dxa"/>
-            <w:tcBorders/>
+            <w:tcW w:w="1472" w:type="dxa"/>
+            <w:tcBorders>
+              <w:left w:val="single" w:sz="6" w:space="0" w:color="BFC7D5"/>
+              <w:bottom w:val="single" w:sz="2" w:space="0" w:color="BFC7D5"/>
+              <w:right w:val="single" w:sz="6" w:space="0" w:color="BFC7D5"/>
+            </w:tcBorders>
             <w:vAlign w:val="center"/>
           </w:tcPr>
           <w:p>
@@ -105,8 +125,12 @@
         </w:tc>
         <w:tc>
           <w:tcPr>
-            <w:tcW w:w="4053" w:type="dxa"/>
-            <w:tcBorders/>
+            <w:tcW w:w="4059" w:type="dxa"/>
+            <w:tcBorders>
+              <w:left w:val="single" w:sz="2" w:space="0" w:color="BFC7D5"/>
+              <w:bottom w:val="single" w:sz="2" w:space="0" w:color="BFC7D5"/>
+              <w:right w:val="single" w:sz="6" w:space="0" w:color="BFC7D5"/>
+            </w:tcBorders>
             <w:vAlign w:val="center"/>
           </w:tcPr>
           <w:p>
@@ -128,8 +152,12 @@
         <w:trPr/>
         <w:tc>
           <w:tcPr>
-            <w:tcW w:w="1439" w:type="dxa"/>
-            <w:tcBorders/>
+            <w:tcW w:w="1472" w:type="dxa"/>
+            <w:tcBorders>
+              <w:left w:val="single" w:sz="6" w:space="0" w:color="BFC7D5"/>
+              <w:bottom w:val="single" w:sz="2" w:space="0" w:color="BFC7D5"/>
+              <w:right w:val="single" w:sz="6" w:space="0" w:color="BFC7D5"/>
+            </w:tcBorders>
             <w:vAlign w:val="center"/>
           </w:tcPr>
           <w:p>
@@ -148,8 +176,12 @@
         </w:tc>
         <w:tc>
           <w:tcPr>
-            <w:tcW w:w="4053" w:type="dxa"/>
-            <w:tcBorders/>
+            <w:tcW w:w="4059" w:type="dxa"/>
+            <w:tcBorders>
+              <w:left w:val="single" w:sz="2" w:space="0" w:color="BFC7D5"/>
+              <w:bottom w:val="single" w:sz="2" w:space="0" w:color="BFC7D5"/>
+              <w:right w:val="single" w:sz="6" w:space="0" w:color="BFC7D5"/>
+            </w:tcBorders>
             <w:vAlign w:val="center"/>
           </w:tcPr>
           <w:p>
@@ -171,8 +203,12 @@
         <w:trPr/>
         <w:tc>
           <w:tcPr>
-            <w:tcW w:w="1439" w:type="dxa"/>
-            <w:tcBorders/>
+            <w:tcW w:w="1472" w:type="dxa"/>
+            <w:tcBorders>
+              <w:left w:val="single" w:sz="6" w:space="0" w:color="BFC7D5"/>
+              <w:bottom w:val="single" w:sz="2" w:space="0" w:color="BFC7D5"/>
+              <w:right w:val="single" w:sz="6" w:space="0" w:color="BFC7D5"/>
+            </w:tcBorders>
             <w:vAlign w:val="center"/>
           </w:tcPr>
           <w:p>
@@ -191,8 +227,12 @@
         </w:tc>
         <w:tc>
           <w:tcPr>
-            <w:tcW w:w="4053" w:type="dxa"/>
-            <w:tcBorders/>
+            <w:tcW w:w="4059" w:type="dxa"/>
+            <w:tcBorders>
+              <w:left w:val="single" w:sz="2" w:space="0" w:color="BFC7D5"/>
+              <w:bottom w:val="single" w:sz="2" w:space="0" w:color="BFC7D5"/>
+              <w:right w:val="single" w:sz="6" w:space="0" w:color="BFC7D5"/>
+            </w:tcBorders>
             <w:vAlign w:val="center"/>
           </w:tcPr>
           <w:p>
@@ -216,8 +256,12 @@
         <w:trPr/>
         <w:tc>
           <w:tcPr>
-            <w:tcW w:w="1439" w:type="dxa"/>
-            <w:tcBorders/>
+            <w:tcW w:w="1472" w:type="dxa"/>
+            <w:tcBorders>
+              <w:left w:val="single" w:sz="6" w:space="0" w:color="BFC7D5"/>
+              <w:bottom w:val="single" w:sz="2" w:space="0" w:color="BFC7D5"/>
+              <w:right w:val="single" w:sz="6" w:space="0" w:color="BFC7D5"/>
+            </w:tcBorders>
             <w:vAlign w:val="center"/>
           </w:tcPr>
           <w:p>
@@ -236,31 +280,39 @@
         </w:tc>
         <w:tc>
           <w:tcPr>
-            <w:tcW w:w="4053" w:type="dxa"/>
-            <w:tcBorders/>
-            <w:vAlign w:val="center"/>
-          </w:tcPr>
-          <w:p>
-            <w:pPr>
-              <w:pStyle w:val="TableContents"/>
-              <w:bidi w:val="0"/>
-              <w:spacing w:before="0" w:after="283"/>
-              <w:jc w:val="left"/>
-              <w:rPr/>
-            </w:pPr>
-            <w:r>
-              <w:rPr/>
-              <w:t>Managing Director</w:t>
-            </w:r>
-          </w:p>
-        </w:tc>
-      </w:tr>
-      <w:tr>
-        <w:trPr/>
-        <w:tc>
-          <w:tcPr>
-            <w:tcW w:w="1439" w:type="dxa"/>
-            <w:tcBorders/>
+            <w:tcW w:w="4059" w:type="dxa"/>
+            <w:tcBorders>
+              <w:left w:val="single" w:sz="2" w:space="0" w:color="BFC7D5"/>
+              <w:bottom w:val="single" w:sz="2" w:space="0" w:color="BFC7D5"/>
+              <w:right w:val="single" w:sz="6" w:space="0" w:color="BFC7D5"/>
+            </w:tcBorders>
+            <w:vAlign w:val="center"/>
+          </w:tcPr>
+          <w:p>
+            <w:pPr>
+              <w:pStyle w:val="TableContents"/>
+              <w:bidi w:val="0"/>
+              <w:spacing w:before="0" w:after="283"/>
+              <w:jc w:val="left"/>
+              <w:rPr/>
+            </w:pPr>
+            <w:r>
+              <w:rPr/>
+              <w:t>Managing Director (Anita Johan)</w:t>
+            </w:r>
+          </w:p>
+        </w:tc>
+      </w:tr>
+      <w:tr>
+        <w:trPr/>
+        <w:tc>
+          <w:tcPr>
+            <w:tcW w:w="1472" w:type="dxa"/>
+            <w:tcBorders>
+              <w:left w:val="single" w:sz="6" w:space="0" w:color="BFC7D5"/>
+              <w:bottom w:val="single" w:sz="2" w:space="0" w:color="BFC7D5"/>
+              <w:right w:val="single" w:sz="6" w:space="0" w:color="BFC7D5"/>
+            </w:tcBorders>
             <w:vAlign w:val="center"/>
           </w:tcPr>
           <w:p>
@@ -279,8 +331,12 @@
         </w:tc>
         <w:tc>
           <w:tcPr>
-            <w:tcW w:w="4053" w:type="dxa"/>
-            <w:tcBorders/>
+            <w:tcW w:w="4059" w:type="dxa"/>
+            <w:tcBorders>
+              <w:left w:val="single" w:sz="2" w:space="0" w:color="BFC7D5"/>
+              <w:bottom w:val="single" w:sz="2" w:space="0" w:color="BFC7D5"/>
+              <w:right w:val="single" w:sz="6" w:space="0" w:color="BFC7D5"/>
+            </w:tcBorders>
             <w:vAlign w:val="center"/>
           </w:tcPr>
           <w:p>
@@ -302,8 +358,12 @@
         <w:trPr/>
         <w:tc>
           <w:tcPr>
-            <w:tcW w:w="1439" w:type="dxa"/>
-            <w:tcBorders/>
+            <w:tcW w:w="1472" w:type="dxa"/>
+            <w:tcBorders>
+              <w:left w:val="single" w:sz="6" w:space="0" w:color="BFC7D5"/>
+              <w:bottom w:val="single" w:sz="2" w:space="0" w:color="BFC7D5"/>
+              <w:right w:val="single" w:sz="6" w:space="0" w:color="BFC7D5"/>
+            </w:tcBorders>
             <w:vAlign w:val="center"/>
           </w:tcPr>
           <w:p>
@@ -322,8 +382,12 @@
         </w:tc>
         <w:tc>
           <w:tcPr>
-            <w:tcW w:w="4053" w:type="dxa"/>
-            <w:tcBorders/>
+            <w:tcW w:w="4059" w:type="dxa"/>
+            <w:tcBorders>
+              <w:left w:val="single" w:sz="2" w:space="0" w:color="BFC7D5"/>
+              <w:bottom w:val="single" w:sz="2" w:space="0" w:color="BFC7D5"/>
+              <w:right w:val="single" w:sz="6" w:space="0" w:color="BFC7D5"/>
+            </w:tcBorders>
             <w:vAlign w:val="center"/>
           </w:tcPr>
           <w:p>
@@ -337,6 +401,57 @@
             <w:r>
               <w:rPr/>
               <w:t>SOP-02</w:t>
+            </w:r>
+          </w:p>
+        </w:tc>
+      </w:tr>
+      <w:tr>
+        <w:trPr/>
+        <w:tc>
+          <w:tcPr>
+            <w:tcW w:w="1472" w:type="dxa"/>
+            <w:tcBorders>
+              <w:left w:val="single" w:sz="6" w:space="0" w:color="BFC7D5"/>
+              <w:bottom w:val="single" w:sz="6" w:space="0" w:color="BFC7D5"/>
+              <w:right w:val="single" w:sz="6" w:space="0" w:color="BFC7D5"/>
+            </w:tcBorders>
+            <w:vAlign w:val="center"/>
+          </w:tcPr>
+          <w:p>
+            <w:pPr>
+              <w:pStyle w:val="TableContents"/>
+              <w:bidi w:val="0"/>
+              <w:spacing w:before="0" w:after="283"/>
+              <w:jc w:val="left"/>
+              <w:rPr/>
+            </w:pPr>
+            <w:r>
+              <w:rPr/>
+              <w:t>Reviewed</w:t>
+            </w:r>
+          </w:p>
+        </w:tc>
+        <w:tc>
+          <w:tcPr>
+            <w:tcW w:w="4059" w:type="dxa"/>
+            <w:tcBorders>
+              <w:left w:val="single" w:sz="2" w:space="0" w:color="BFC7D5"/>
+              <w:bottom w:val="single" w:sz="6" w:space="0" w:color="BFC7D5"/>
+              <w:right w:val="single" w:sz="6" w:space="0" w:color="BFC7D5"/>
+            </w:tcBorders>
+            <w:vAlign w:val="center"/>
+          </w:tcPr>
+          <w:p>
+            <w:pPr>
+              <w:pStyle w:val="TableContents"/>
+              <w:bidi w:val="0"/>
+              <w:spacing w:before="0" w:after="283"/>
+              <w:jc w:val="left"/>
+              <w:rPr/>
+            </w:pPr>
+            <w:r>
+              <w:rPr/>
+              <w:t>2026-10-07 — Alexander Peter (EchoMind Project Lead); QA Sheryl Nazareth</w:t>
             </w:r>
           </w:p>
         </w:tc>
@@ -398,11 +513,21 @@
         <w:rPr>
           <w:rStyle w:val="Strong"/>
         </w:rPr>
-        <w:t>The likelihood and impact scores are a proposal.</w:t>
+        <w:t>The likelihood and impact scores were proposed on 2026-09-21 and confirmed at approval on 2026-10-07</w:t>
       </w:r>
       <w:r>
         <w:rPr/>
-        <w:t xml:space="preserve"> They are one person's reading of the evidence and they have not been agreed by management. They are recorded so that the first management review has something concrete to challenge rather than a blank page. Confirm or change them at that review and set Revision 1.1.</w:t>
+        <w:t xml:space="preserve"> (</w:t>
+      </w:r>
+      <w:r>
+        <w:rPr>
+          <w:rStyle w:val="SourceText"/>
+        </w:rPr>
+        <w:t>records/approvals/2026-10-07_AR-2026-001_document_approval.md</w:t>
+      </w:r>
+      <w:r>
+        <w:rPr/>
+        <w:t>). They are one person's reading of the evidence and they have not been agreed by management. They are recorded so that the first management review has something concrete to challenge rather than a blank page. Confirm or change them at that review and set Revision 1.1.</w:t>
       </w:r>
     </w:p>
     <w:p>
@@ -419,22 +544,22 @@
     </w:p>
     <w:tbl>
       <w:tblPr>
-        <w:tblW w:w="5492" w:type="dxa"/>
+        <w:tblW w:w="5000" w:type="pct"/>
         <w:jc w:val="left"/>
-        <w:tblInd w:w="0" w:type="dxa"/>
+        <w:tblInd w:w="-7" w:type="dxa"/>
         <w:tblLayout w:type="fixed"/>
         <w:tblCellMar>
-          <w:top w:w="28" w:type="dxa"/>
-          <w:left w:w="28" w:type="dxa"/>
-          <w:bottom w:w="28" w:type="dxa"/>
-          <w:right w:w="28" w:type="dxa"/>
+          <w:top w:w="60" w:type="dxa"/>
+          <w:left w:w="60" w:type="dxa"/>
+          <w:bottom w:w="60" w:type="dxa"/>
+          <w:right w:w="60" w:type="dxa"/>
         </w:tblCellMar>
       </w:tblPr>
       <w:tblGrid>
-        <w:gridCol w:w="1021"/>
-        <w:gridCol w:w="1471"/>
-        <w:gridCol w:w="676"/>
-        <w:gridCol w:w="2324"/>
+        <w:gridCol w:w="1054"/>
+        <w:gridCol w:w="1479"/>
+        <w:gridCol w:w="711"/>
+        <w:gridCol w:w="2287"/>
       </w:tblGrid>
       <w:tr>
         <w:trPr>
@@ -442,30 +567,44 @@
         </w:trPr>
         <w:tc>
           <w:tcPr>
-            <w:tcW w:w="1021" w:type="dxa"/>
-            <w:tcBorders/>
+            <w:tcW w:w="1054" w:type="dxa"/>
+            <w:tcBorders>
+              <w:top w:val="single" w:sz="6" w:space="0" w:color="BFC7D5"/>
+              <w:left w:val="single" w:sz="6" w:space="0" w:color="BFC7D5"/>
+              <w:bottom w:val="single" w:sz="2" w:space="0" w:color="BFC7D5"/>
+              <w:right w:val="single" w:sz="6" w:space="0" w:color="BFC7D5"/>
+            </w:tcBorders>
+            <w:shd w:fill="1F3A5F" w:val="clear"/>
             <w:vAlign w:val="center"/>
           </w:tcPr>
           <w:p>
             <w:pPr>
               <w:pStyle w:val="TableHeading"/>
-              <w:suppressLineNumbers/>
-              <w:shd w:fill="1F3A5F" w:val="clear"/>
-              <w:bidi w:val="0"/>
-              <w:spacing w:before="0" w:after="283"/>
-              <w:jc w:val="center"/>
-              <w:rPr/>
-            </w:pPr>
-            <w:r>
-              <w:rPr/>
+              <w:bidi w:val="0"/>
+              <w:spacing w:before="0" w:after="283"/>
+              <w:jc w:val="left"/>
+              <w:rPr>
+                <w:color w:val="FFFFFF"/>
+              </w:rPr>
+            </w:pPr>
+            <w:r>
+              <w:rPr>
+                <w:color w:val="FFFFFF"/>
+              </w:rPr>
               <w:t>Likelihood</w:t>
             </w:r>
           </w:p>
         </w:tc>
         <w:tc>
           <w:tcPr>
-            <w:tcW w:w="1471" w:type="dxa"/>
-            <w:tcBorders/>
+            <w:tcW w:w="1479" w:type="dxa"/>
+            <w:tcBorders>
+              <w:top w:val="single" w:sz="6" w:space="0" w:color="BFC7D5"/>
+              <w:left w:val="single" w:sz="2" w:space="0" w:color="BFC7D5"/>
+              <w:bottom w:val="single" w:sz="2" w:space="0" w:color="BFC7D5"/>
+              <w:right w:val="single" w:sz="6" w:space="0" w:color="BFC7D5"/>
+            </w:tcBorders>
+            <w:shd w:fill="1F3A5F" w:val="clear"/>
             <w:vAlign w:val="center"/>
           </w:tcPr>
           <w:p>
@@ -488,30 +627,44 @@
         </w:tc>
         <w:tc>
           <w:tcPr>
-            <w:tcW w:w="676" w:type="dxa"/>
-            <w:tcBorders/>
+            <w:tcW w:w="711" w:type="dxa"/>
+            <w:tcBorders>
+              <w:top w:val="single" w:sz="6" w:space="0" w:color="BFC7D5"/>
+              <w:left w:val="single" w:sz="2" w:space="0" w:color="BFC7D5"/>
+              <w:bottom w:val="single" w:sz="2" w:space="0" w:color="BFC7D5"/>
+              <w:right w:val="single" w:sz="6" w:space="0" w:color="BFC7D5"/>
+            </w:tcBorders>
+            <w:shd w:fill="1F3A5F" w:val="clear"/>
             <w:vAlign w:val="center"/>
           </w:tcPr>
           <w:p>
             <w:pPr>
               <w:pStyle w:val="TableHeading"/>
-              <w:suppressLineNumbers/>
-              <w:shd w:fill="1F3A5F" w:val="clear"/>
-              <w:bidi w:val="0"/>
-              <w:spacing w:before="0" w:after="283"/>
-              <w:jc w:val="center"/>
-              <w:rPr/>
-            </w:pPr>
-            <w:r>
-              <w:rPr/>
+              <w:bidi w:val="0"/>
+              <w:spacing w:before="0" w:after="283"/>
+              <w:jc w:val="left"/>
+              <w:rPr>
+                <w:color w:val="FFFFFF"/>
+              </w:rPr>
+            </w:pPr>
+            <w:r>
+              <w:rPr>
+                <w:color w:val="FFFFFF"/>
+              </w:rPr>
               <w:t>Impact</w:t>
             </w:r>
           </w:p>
         </w:tc>
         <w:tc>
           <w:tcPr>
-            <w:tcW w:w="2324" w:type="dxa"/>
-            <w:tcBorders/>
+            <w:tcW w:w="2287" w:type="dxa"/>
+            <w:tcBorders>
+              <w:top w:val="single" w:sz="6" w:space="0" w:color="BFC7D5"/>
+              <w:left w:val="single" w:sz="2" w:space="0" w:color="BFC7D5"/>
+              <w:bottom w:val="single" w:sz="2" w:space="0" w:color="BFC7D5"/>
+              <w:right w:val="single" w:sz="6" w:space="0" w:color="BFC7D5"/>
+            </w:tcBorders>
+            <w:shd w:fill="1F3A5F" w:val="clear"/>
             <w:vAlign w:val="center"/>
           </w:tcPr>
           <w:p>
@@ -537,8 +690,12 @@
         <w:trPr/>
         <w:tc>
           <w:tcPr>
-            <w:tcW w:w="1021" w:type="dxa"/>
-            <w:tcBorders/>
+            <w:tcW w:w="1054" w:type="dxa"/>
+            <w:tcBorders>
+              <w:left w:val="single" w:sz="6" w:space="0" w:color="BFC7D5"/>
+              <w:bottom w:val="single" w:sz="2" w:space="0" w:color="BFC7D5"/>
+              <w:right w:val="single" w:sz="6" w:space="0" w:color="BFC7D5"/>
+            </w:tcBorders>
             <w:vAlign w:val="center"/>
           </w:tcPr>
           <w:p>
@@ -557,8 +714,12 @@
         </w:tc>
         <w:tc>
           <w:tcPr>
-            <w:tcW w:w="1471" w:type="dxa"/>
-            <w:tcBorders/>
+            <w:tcW w:w="1479" w:type="dxa"/>
+            <w:tcBorders>
+              <w:left w:val="single" w:sz="2" w:space="0" w:color="BFC7D5"/>
+              <w:bottom w:val="single" w:sz="2" w:space="0" w:color="BFC7D5"/>
+              <w:right w:val="single" w:sz="6" w:space="0" w:color="BFC7D5"/>
+            </w:tcBorders>
             <w:vAlign w:val="center"/>
           </w:tcPr>
           <w:p>
@@ -577,8 +738,12 @@
         </w:tc>
         <w:tc>
           <w:tcPr>
-            <w:tcW w:w="676" w:type="dxa"/>
-            <w:tcBorders/>
+            <w:tcW w:w="711" w:type="dxa"/>
+            <w:tcBorders>
+              <w:left w:val="single" w:sz="2" w:space="0" w:color="BFC7D5"/>
+              <w:bottom w:val="single" w:sz="2" w:space="0" w:color="BFC7D5"/>
+              <w:right w:val="single" w:sz="6" w:space="0" w:color="BFC7D5"/>
+            </w:tcBorders>
             <w:vAlign w:val="center"/>
           </w:tcPr>
           <w:p>
@@ -597,8 +762,12 @@
         </w:tc>
         <w:tc>
           <w:tcPr>
-            <w:tcW w:w="2324" w:type="dxa"/>
-            <w:tcBorders/>
+            <w:tcW w:w="2287" w:type="dxa"/>
+            <w:tcBorders>
+              <w:left w:val="single" w:sz="2" w:space="0" w:color="BFC7D5"/>
+              <w:bottom w:val="single" w:sz="2" w:space="0" w:color="BFC7D5"/>
+              <w:right w:val="single" w:sz="6" w:space="0" w:color="BFC7D5"/>
+            </w:tcBorders>
             <w:vAlign w:val="center"/>
           </w:tcPr>
           <w:p>
@@ -620,8 +789,12 @@
         <w:trPr/>
         <w:tc>
           <w:tcPr>
-            <w:tcW w:w="1021" w:type="dxa"/>
-            <w:tcBorders/>
+            <w:tcW w:w="1054" w:type="dxa"/>
+            <w:tcBorders>
+              <w:left w:val="single" w:sz="6" w:space="0" w:color="BFC7D5"/>
+              <w:bottom w:val="single" w:sz="2" w:space="0" w:color="BFC7D5"/>
+              <w:right w:val="single" w:sz="6" w:space="0" w:color="BFC7D5"/>
+            </w:tcBorders>
             <w:vAlign w:val="center"/>
           </w:tcPr>
           <w:p>
@@ -640,8 +813,12 @@
         </w:tc>
         <w:tc>
           <w:tcPr>
-            <w:tcW w:w="1471" w:type="dxa"/>
-            <w:tcBorders/>
+            <w:tcW w:w="1479" w:type="dxa"/>
+            <w:tcBorders>
+              <w:left w:val="single" w:sz="2" w:space="0" w:color="BFC7D5"/>
+              <w:bottom w:val="single" w:sz="2" w:space="0" w:color="BFC7D5"/>
+              <w:right w:val="single" w:sz="6" w:space="0" w:color="BFC7D5"/>
+            </w:tcBorders>
             <w:vAlign w:val="center"/>
           </w:tcPr>
           <w:p>
@@ -660,8 +837,12 @@
         </w:tc>
         <w:tc>
           <w:tcPr>
-            <w:tcW w:w="676" w:type="dxa"/>
-            <w:tcBorders/>
+            <w:tcW w:w="711" w:type="dxa"/>
+            <w:tcBorders>
+              <w:left w:val="single" w:sz="2" w:space="0" w:color="BFC7D5"/>
+              <w:bottom w:val="single" w:sz="2" w:space="0" w:color="BFC7D5"/>
+              <w:right w:val="single" w:sz="6" w:space="0" w:color="BFC7D5"/>
+            </w:tcBorders>
             <w:vAlign w:val="center"/>
           </w:tcPr>
           <w:p>
@@ -680,8 +861,12 @@
         </w:tc>
         <w:tc>
           <w:tcPr>
-            <w:tcW w:w="2324" w:type="dxa"/>
-            <w:tcBorders/>
+            <w:tcW w:w="2287" w:type="dxa"/>
+            <w:tcBorders>
+              <w:left w:val="single" w:sz="2" w:space="0" w:color="BFC7D5"/>
+              <w:bottom w:val="single" w:sz="2" w:space="0" w:color="BFC7D5"/>
+              <w:right w:val="single" w:sz="6" w:space="0" w:color="BFC7D5"/>
+            </w:tcBorders>
             <w:vAlign w:val="center"/>
           </w:tcPr>
           <w:p>
@@ -703,8 +888,12 @@
         <w:trPr/>
         <w:tc>
           <w:tcPr>
-            <w:tcW w:w="1021" w:type="dxa"/>
-            <w:tcBorders/>
+            <w:tcW w:w="1054" w:type="dxa"/>
+            <w:tcBorders>
+              <w:left w:val="single" w:sz="6" w:space="0" w:color="BFC7D5"/>
+              <w:bottom w:val="single" w:sz="2" w:space="0" w:color="BFC7D5"/>
+              <w:right w:val="single" w:sz="6" w:space="0" w:color="BFC7D5"/>
+            </w:tcBorders>
             <w:vAlign w:val="center"/>
           </w:tcPr>
           <w:p>
@@ -723,8 +912,12 @@
         </w:tc>
         <w:tc>
           <w:tcPr>
-            <w:tcW w:w="1471" w:type="dxa"/>
-            <w:tcBorders/>
+            <w:tcW w:w="1479" w:type="dxa"/>
+            <w:tcBorders>
+              <w:left w:val="single" w:sz="2" w:space="0" w:color="BFC7D5"/>
+              <w:bottom w:val="single" w:sz="2" w:space="0" w:color="BFC7D5"/>
+              <w:right w:val="single" w:sz="6" w:space="0" w:color="BFC7D5"/>
+            </w:tcBorders>
             <w:vAlign w:val="center"/>
           </w:tcPr>
           <w:p>
@@ -743,8 +936,12 @@
         </w:tc>
         <w:tc>
           <w:tcPr>
-            <w:tcW w:w="676" w:type="dxa"/>
-            <w:tcBorders/>
+            <w:tcW w:w="711" w:type="dxa"/>
+            <w:tcBorders>
+              <w:left w:val="single" w:sz="2" w:space="0" w:color="BFC7D5"/>
+              <w:bottom w:val="single" w:sz="2" w:space="0" w:color="BFC7D5"/>
+              <w:right w:val="single" w:sz="6" w:space="0" w:color="BFC7D5"/>
+            </w:tcBorders>
             <w:vAlign w:val="center"/>
           </w:tcPr>
           <w:p>
@@ -763,8 +960,12 @@
         </w:tc>
         <w:tc>
           <w:tcPr>
-            <w:tcW w:w="2324" w:type="dxa"/>
-            <w:tcBorders/>
+            <w:tcW w:w="2287" w:type="dxa"/>
+            <w:tcBorders>
+              <w:left w:val="single" w:sz="2" w:space="0" w:color="BFC7D5"/>
+              <w:bottom w:val="single" w:sz="2" w:space="0" w:color="BFC7D5"/>
+              <w:right w:val="single" w:sz="6" w:space="0" w:color="BFC7D5"/>
+            </w:tcBorders>
             <w:vAlign w:val="center"/>
           </w:tcPr>
           <w:p>
@@ -786,8 +987,12 @@
         <w:trPr/>
         <w:tc>
           <w:tcPr>
-            <w:tcW w:w="1021" w:type="dxa"/>
-            <w:tcBorders/>
+            <w:tcW w:w="1054" w:type="dxa"/>
+            <w:tcBorders>
+              <w:left w:val="single" w:sz="6" w:space="0" w:color="BFC7D5"/>
+              <w:bottom w:val="single" w:sz="2" w:space="0" w:color="BFC7D5"/>
+              <w:right w:val="single" w:sz="6" w:space="0" w:color="BFC7D5"/>
+            </w:tcBorders>
             <w:vAlign w:val="center"/>
           </w:tcPr>
           <w:p>
@@ -806,8 +1011,12 @@
         </w:tc>
         <w:tc>
           <w:tcPr>
-            <w:tcW w:w="1471" w:type="dxa"/>
-            <w:tcBorders/>
+            <w:tcW w:w="1479" w:type="dxa"/>
+            <w:tcBorders>
+              <w:left w:val="single" w:sz="2" w:space="0" w:color="BFC7D5"/>
+              <w:bottom w:val="single" w:sz="2" w:space="0" w:color="BFC7D5"/>
+              <w:right w:val="single" w:sz="6" w:space="0" w:color="BFC7D5"/>
+            </w:tcBorders>
             <w:vAlign w:val="center"/>
           </w:tcPr>
           <w:p>
@@ -826,8 +1035,12 @@
         </w:tc>
         <w:tc>
           <w:tcPr>
-            <w:tcW w:w="676" w:type="dxa"/>
-            <w:tcBorders/>
+            <w:tcW w:w="711" w:type="dxa"/>
+            <w:tcBorders>
+              <w:left w:val="single" w:sz="2" w:space="0" w:color="BFC7D5"/>
+              <w:bottom w:val="single" w:sz="2" w:space="0" w:color="BFC7D5"/>
+              <w:right w:val="single" w:sz="6" w:space="0" w:color="BFC7D5"/>
+            </w:tcBorders>
             <w:vAlign w:val="center"/>
           </w:tcPr>
           <w:p>
@@ -846,8 +1059,12 @@
         </w:tc>
         <w:tc>
           <w:tcPr>
-            <w:tcW w:w="2324" w:type="dxa"/>
-            <w:tcBorders/>
+            <w:tcW w:w="2287" w:type="dxa"/>
+            <w:tcBorders>
+              <w:left w:val="single" w:sz="2" w:space="0" w:color="BFC7D5"/>
+              <w:bottom w:val="single" w:sz="2" w:space="0" w:color="BFC7D5"/>
+              <w:right w:val="single" w:sz="6" w:space="0" w:color="BFC7D5"/>
+            </w:tcBorders>
             <w:vAlign w:val="center"/>
           </w:tcPr>
           <w:p>
@@ -869,8 +1086,12 @@
         <w:trPr/>
         <w:tc>
           <w:tcPr>
-            <w:tcW w:w="1021" w:type="dxa"/>
-            <w:tcBorders/>
+            <w:tcW w:w="1054" w:type="dxa"/>
+            <w:tcBorders>
+              <w:left w:val="single" w:sz="6" w:space="0" w:color="BFC7D5"/>
+              <w:bottom w:val="single" w:sz="6" w:space="0" w:color="BFC7D5"/>
+              <w:right w:val="single" w:sz="6" w:space="0" w:color="BFC7D5"/>
+            </w:tcBorders>
             <w:vAlign w:val="center"/>
           </w:tcPr>
           <w:p>
@@ -889,8 +1110,12 @@
         </w:tc>
         <w:tc>
           <w:tcPr>
-            <w:tcW w:w="1471" w:type="dxa"/>
-            <w:tcBorders/>
+            <w:tcW w:w="1479" w:type="dxa"/>
+            <w:tcBorders>
+              <w:left w:val="single" w:sz="2" w:space="0" w:color="BFC7D5"/>
+              <w:bottom w:val="single" w:sz="6" w:space="0" w:color="BFC7D5"/>
+              <w:right w:val="single" w:sz="6" w:space="0" w:color="BFC7D5"/>
+            </w:tcBorders>
             <w:vAlign w:val="center"/>
           </w:tcPr>
           <w:p>
@@ -909,8 +1134,12 @@
         </w:tc>
         <w:tc>
           <w:tcPr>
-            <w:tcW w:w="676" w:type="dxa"/>
-            <w:tcBorders/>
+            <w:tcW w:w="711" w:type="dxa"/>
+            <w:tcBorders>
+              <w:left w:val="single" w:sz="2" w:space="0" w:color="BFC7D5"/>
+              <w:bottom w:val="single" w:sz="6" w:space="0" w:color="BFC7D5"/>
+              <w:right w:val="single" w:sz="6" w:space="0" w:color="BFC7D5"/>
+            </w:tcBorders>
             <w:vAlign w:val="center"/>
           </w:tcPr>
           <w:p>
@@ -929,8 +1158,12 @@
         </w:tc>
         <w:tc>
           <w:tcPr>
-            <w:tcW w:w="2324" w:type="dxa"/>
-            <w:tcBorders/>
+            <w:tcW w:w="2287" w:type="dxa"/>
+            <w:tcBorders>
+              <w:left w:val="single" w:sz="2" w:space="0" w:color="BFC7D5"/>
+              <w:bottom w:val="single" w:sz="6" w:space="0" w:color="BFC7D5"/>
+              <w:right w:val="single" w:sz="6" w:space="0" w:color="BFC7D5"/>
+            </w:tcBorders>
             <w:vAlign w:val="center"/>
           </w:tcPr>
           <w:p>
@@ -1004,20 +1237,20 @@
     </w:p>
     <w:tbl>
       <w:tblPr>
-        <w:tblW w:w="5492" w:type="dxa"/>
+        <w:tblW w:w="5531" w:type="dxa"/>
         <w:jc w:val="left"/>
-        <w:tblInd w:w="0" w:type="dxa"/>
+        <w:tblInd w:w="-7" w:type="dxa"/>
         <w:tblLayout w:type="fixed"/>
         <w:tblCellMar>
-          <w:top w:w="28" w:type="dxa"/>
-          <w:left w:w="28" w:type="dxa"/>
-          <w:bottom w:w="28" w:type="dxa"/>
-          <w:right w:w="28" w:type="dxa"/>
+          <w:top w:w="60" w:type="dxa"/>
+          <w:left w:w="60" w:type="dxa"/>
+          <w:bottom w:w="60" w:type="dxa"/>
+          <w:right w:w="60" w:type="dxa"/>
         </w:tblCellMar>
       </w:tblPr>
       <w:tblGrid>
-        <w:gridCol w:w="1021"/>
-        <w:gridCol w:w="4471"/>
+        <w:gridCol w:w="1055"/>
+        <w:gridCol w:w="4476"/>
       </w:tblGrid>
       <w:tr>
         <w:trPr>
@@ -1025,8 +1258,14 @@
         </w:trPr>
         <w:tc>
           <w:tcPr>
-            <w:tcW w:w="1021" w:type="dxa"/>
-            <w:tcBorders/>
+            <w:tcW w:w="1055" w:type="dxa"/>
+            <w:tcBorders>
+              <w:top w:val="single" w:sz="6" w:space="0" w:color="BFC7D5"/>
+              <w:left w:val="single" w:sz="6" w:space="0" w:color="BFC7D5"/>
+              <w:bottom w:val="single" w:sz="2" w:space="0" w:color="BFC7D5"/>
+              <w:right w:val="single" w:sz="6" w:space="0" w:color="BFC7D5"/>
+            </w:tcBorders>
+            <w:shd w:fill="1F3A5F" w:val="clear"/>
             <w:vAlign w:val="center"/>
           </w:tcPr>
           <w:p>
@@ -1049,8 +1288,14 @@
         </w:tc>
         <w:tc>
           <w:tcPr>
-            <w:tcW w:w="4471" w:type="dxa"/>
-            <w:tcBorders/>
+            <w:tcW w:w="4476" w:type="dxa"/>
+            <w:tcBorders>
+              <w:top w:val="single" w:sz="6" w:space="0" w:color="BFC7D5"/>
+              <w:left w:val="single" w:sz="2" w:space="0" w:color="BFC7D5"/>
+              <w:bottom w:val="single" w:sz="2" w:space="0" w:color="BFC7D5"/>
+              <w:right w:val="single" w:sz="6" w:space="0" w:color="BFC7D5"/>
+            </w:tcBorders>
+            <w:shd w:fill="1F3A5F" w:val="clear"/>
             <w:vAlign w:val="center"/>
           </w:tcPr>
           <w:p>
@@ -1076,8 +1321,12 @@
         <w:trPr/>
         <w:tc>
           <w:tcPr>
-            <w:tcW w:w="1021" w:type="dxa"/>
-            <w:tcBorders/>
+            <w:tcW w:w="1055" w:type="dxa"/>
+            <w:tcBorders>
+              <w:left w:val="single" w:sz="6" w:space="0" w:color="BFC7D5"/>
+              <w:bottom w:val="single" w:sz="2" w:space="0" w:color="BFC7D5"/>
+              <w:right w:val="single" w:sz="6" w:space="0" w:color="BFC7D5"/>
+            </w:tcBorders>
             <w:vAlign w:val="center"/>
           </w:tcPr>
           <w:p>
@@ -1096,8 +1345,12 @@
         </w:tc>
         <w:tc>
           <w:tcPr>
-            <w:tcW w:w="4471" w:type="dxa"/>
-            <w:tcBorders/>
+            <w:tcW w:w="4476" w:type="dxa"/>
+            <w:tcBorders>
+              <w:left w:val="single" w:sz="2" w:space="0" w:color="BFC7D5"/>
+              <w:bottom w:val="single" w:sz="2" w:space="0" w:color="BFC7D5"/>
+              <w:right w:val="single" w:sz="6" w:space="0" w:color="BFC7D5"/>
+            </w:tcBorders>
             <w:vAlign w:val="center"/>
           </w:tcPr>
           <w:p>
@@ -1119,8 +1372,12 @@
         <w:trPr/>
         <w:tc>
           <w:tcPr>
-            <w:tcW w:w="1021" w:type="dxa"/>
-            <w:tcBorders/>
+            <w:tcW w:w="1055" w:type="dxa"/>
+            <w:tcBorders>
+              <w:left w:val="single" w:sz="6" w:space="0" w:color="BFC7D5"/>
+              <w:bottom w:val="single" w:sz="2" w:space="0" w:color="BFC7D5"/>
+              <w:right w:val="single" w:sz="6" w:space="0" w:color="BFC7D5"/>
+            </w:tcBorders>
             <w:vAlign w:val="center"/>
           </w:tcPr>
           <w:p>
@@ -1139,18 +1396,26 @@
         </w:tc>
         <w:tc>
           <w:tcPr>
-            <w:tcW w:w="4471" w:type="dxa"/>
-            <w:tcBorders/>
-            <w:vAlign w:val="center"/>
-          </w:tcPr>
-          <w:p>
-            <w:pPr>
-              <w:pStyle w:val="TableContents"/>
-              <w:bidi w:val="0"/>
-              <w:spacing w:before="0" w:after="283"/>
-              <w:jc w:val="left"/>
-              <w:rPr/>
-            </w:pPr>
+            <w:tcW w:w="4476" w:type="dxa"/>
+            <w:tcBorders>
+              <w:left w:val="single" w:sz="2" w:space="0" w:color="BFC7D5"/>
+              <w:bottom w:val="single" w:sz="2" w:space="0" w:color="BFC7D5"/>
+              <w:right w:val="single" w:sz="6" w:space="0" w:color="BFC7D5"/>
+            </w:tcBorders>
+            <w:vAlign w:val="center"/>
+          </w:tcPr>
+          <w:p>
+            <w:pPr>
+              <w:pStyle w:val="TableContents"/>
+              <w:bidi w:val="0"/>
+              <w:spacing w:before="0" w:after="283"/>
+              <w:jc w:val="left"/>
+              <w:rPr/>
+            </w:pPr>
+            <w:r>
+              <w:rPr/>
+              <w:t xml:space="preserve">Until 2026-09-22 </w:t>
+            </w:r>
             <w:r>
               <w:rPr>
                 <w:rStyle w:val="SourceText"/>
@@ -1159,7 +1424,7 @@
             </w:r>
             <w:r>
               <w:rPr/>
-              <w:t xml:space="preserve"> is installed as </w:t>
+              <w:t xml:space="preserve"> was installed as </w:t>
             </w:r>
             <w:r>
               <w:rPr>
@@ -1169,13 +1434,13 @@
             </w:r>
             <w:r>
               <w:rPr/>
-              <w:t xml:space="preserve"> in </w:t>
+              <w:t xml:space="preserve"> in both the backend and voice Dockerfiles. A branch is not a release: every rebuild could pull different code, and the resulting image was not reproducible. Now pinned at </w:t>
             </w:r>
             <w:r>
               <w:rPr>
                 <w:rStyle w:val="SourceText"/>
               </w:rPr>
-              <w:t>backend/Dockerfile:22</w:t>
+              <w:t>backend/Dockerfile:23</w:t>
             </w:r>
             <w:r>
               <w:rPr/>
@@ -1185,21 +1450,25 @@
               <w:rPr>
                 <w:rStyle w:val="SourceText"/>
               </w:rPr>
-              <w:t>voice/Dockerfile</w:t>
-            </w:r>
-            <w:r>
-              <w:rPr/>
-              <w:t>. A branch is not a release: every rebuild can pull different code, and the resulting image is not reproducible.</w:t>
-            </w:r>
-          </w:p>
-        </w:tc>
-      </w:tr>
-      <w:tr>
-        <w:trPr/>
-        <w:tc>
-          <w:tcPr>
-            <w:tcW w:w="1021" w:type="dxa"/>
-            <w:tcBorders/>
+              <w:t>voice/Dockerfile:22</w:t>
+            </w:r>
+            <w:r>
+              <w:rPr/>
+              <w:t>.</w:t>
+            </w:r>
+          </w:p>
+        </w:tc>
+      </w:tr>
+      <w:tr>
+        <w:trPr/>
+        <w:tc>
+          <w:tcPr>
+            <w:tcW w:w="1055" w:type="dxa"/>
+            <w:tcBorders>
+              <w:left w:val="single" w:sz="6" w:space="0" w:color="BFC7D5"/>
+              <w:bottom w:val="single" w:sz="2" w:space="0" w:color="BFC7D5"/>
+              <w:right w:val="single" w:sz="6" w:space="0" w:color="BFC7D5"/>
+            </w:tcBorders>
             <w:vAlign w:val="center"/>
           </w:tcPr>
           <w:p>
@@ -1218,8 +1487,12 @@
         </w:tc>
         <w:tc>
           <w:tcPr>
-            <w:tcW w:w="4471" w:type="dxa"/>
-            <w:tcBorders/>
+            <w:tcW w:w="4476" w:type="dxa"/>
+            <w:tcBorders>
+              <w:left w:val="single" w:sz="2" w:space="0" w:color="BFC7D5"/>
+              <w:bottom w:val="single" w:sz="2" w:space="0" w:color="BFC7D5"/>
+              <w:right w:val="single" w:sz="6" w:space="0" w:color="BFC7D5"/>
+            </w:tcBorders>
             <w:vAlign w:val="center"/>
           </w:tcPr>
           <w:p>
@@ -1281,8 +1554,12 @@
         <w:trPr/>
         <w:tc>
           <w:tcPr>
-            <w:tcW w:w="1021" w:type="dxa"/>
-            <w:tcBorders/>
+            <w:tcW w:w="1055" w:type="dxa"/>
+            <w:tcBorders>
+              <w:left w:val="single" w:sz="6" w:space="0" w:color="BFC7D5"/>
+              <w:bottom w:val="single" w:sz="2" w:space="0" w:color="BFC7D5"/>
+              <w:right w:val="single" w:sz="6" w:space="0" w:color="BFC7D5"/>
+            </w:tcBorders>
             <w:vAlign w:val="center"/>
           </w:tcPr>
           <w:p>
@@ -1301,8 +1578,12 @@
         </w:tc>
         <w:tc>
           <w:tcPr>
-            <w:tcW w:w="4471" w:type="dxa"/>
-            <w:tcBorders/>
+            <w:tcW w:w="4476" w:type="dxa"/>
+            <w:tcBorders>
+              <w:left w:val="single" w:sz="2" w:space="0" w:color="BFC7D5"/>
+              <w:bottom w:val="single" w:sz="2" w:space="0" w:color="BFC7D5"/>
+              <w:right w:val="single" w:sz="6" w:space="0" w:color="BFC7D5"/>
+            </w:tcBorders>
             <w:vAlign w:val="center"/>
           </w:tcPr>
           <w:p>
@@ -1340,8 +1621,12 @@
         <w:trPr/>
         <w:tc>
           <w:tcPr>
-            <w:tcW w:w="1021" w:type="dxa"/>
-            <w:tcBorders/>
+            <w:tcW w:w="1055" w:type="dxa"/>
+            <w:tcBorders>
+              <w:left w:val="single" w:sz="6" w:space="0" w:color="BFC7D5"/>
+              <w:bottom w:val="single" w:sz="2" w:space="0" w:color="BFC7D5"/>
+              <w:right w:val="single" w:sz="6" w:space="0" w:color="BFC7D5"/>
+            </w:tcBorders>
             <w:vAlign w:val="center"/>
           </w:tcPr>
           <w:p>
@@ -1360,8 +1645,12 @@
         </w:tc>
         <w:tc>
           <w:tcPr>
-            <w:tcW w:w="4471" w:type="dxa"/>
-            <w:tcBorders/>
+            <w:tcW w:w="4476" w:type="dxa"/>
+            <w:tcBorders>
+              <w:left w:val="single" w:sz="2" w:space="0" w:color="BFC7D5"/>
+              <w:bottom w:val="single" w:sz="2" w:space="0" w:color="BFC7D5"/>
+              <w:right w:val="single" w:sz="6" w:space="0" w:color="BFC7D5"/>
+            </w:tcBorders>
             <w:vAlign w:val="center"/>
           </w:tcPr>
           <w:p>
@@ -1411,8 +1700,12 @@
         <w:trPr/>
         <w:tc>
           <w:tcPr>
-            <w:tcW w:w="1021" w:type="dxa"/>
-            <w:tcBorders/>
+            <w:tcW w:w="1055" w:type="dxa"/>
+            <w:tcBorders>
+              <w:left w:val="single" w:sz="6" w:space="0" w:color="BFC7D5"/>
+              <w:bottom w:val="single" w:sz="2" w:space="0" w:color="BFC7D5"/>
+              <w:right w:val="single" w:sz="6" w:space="0" w:color="BFC7D5"/>
+            </w:tcBorders>
             <w:vAlign w:val="center"/>
           </w:tcPr>
           <w:p>
@@ -1431,8 +1724,12 @@
         </w:tc>
         <w:tc>
           <w:tcPr>
-            <w:tcW w:w="4471" w:type="dxa"/>
-            <w:tcBorders/>
+            <w:tcW w:w="4476" w:type="dxa"/>
+            <w:tcBorders>
+              <w:left w:val="single" w:sz="2" w:space="0" w:color="BFC7D5"/>
+              <w:bottom w:val="single" w:sz="2" w:space="0" w:color="BFC7D5"/>
+              <w:right w:val="single" w:sz="6" w:space="0" w:color="BFC7D5"/>
+            </w:tcBorders>
             <w:vAlign w:val="center"/>
           </w:tcPr>
           <w:p>
@@ -1460,8 +1757,12 @@
         <w:trPr/>
         <w:tc>
           <w:tcPr>
-            <w:tcW w:w="1021" w:type="dxa"/>
-            <w:tcBorders/>
+            <w:tcW w:w="1055" w:type="dxa"/>
+            <w:tcBorders>
+              <w:left w:val="single" w:sz="6" w:space="0" w:color="BFC7D5"/>
+              <w:bottom w:val="single" w:sz="2" w:space="0" w:color="BFC7D5"/>
+              <w:right w:val="single" w:sz="6" w:space="0" w:color="BFC7D5"/>
+            </w:tcBorders>
             <w:vAlign w:val="center"/>
           </w:tcPr>
           <w:p>
@@ -1480,43 +1781,39 @@
         </w:tc>
         <w:tc>
           <w:tcPr>
-            <w:tcW w:w="4471" w:type="dxa"/>
-            <w:tcBorders/>
-            <w:vAlign w:val="center"/>
-          </w:tcPr>
-          <w:p>
-            <w:pPr>
-              <w:pStyle w:val="TableContents"/>
-              <w:bidi w:val="0"/>
-              <w:spacing w:before="0" w:after="283"/>
-              <w:jc w:val="left"/>
-              <w:rPr/>
-            </w:pPr>
-            <w:r>
-              <w:rPr>
-                <w:rStyle w:val="SourceText"/>
-              </w:rPr>
-              <w:t>________</w:t>
-            </w:r>
-            <w:r>
-              <w:rPr/>
-              <w:t xml:space="preserve"> / </w:t>
-            </w:r>
-            <w:r>
-              <w:rPr>
-                <w:rStyle w:val="SourceText"/>
-              </w:rPr>
-              <w:t>________</w:t>
-            </w:r>
-          </w:p>
-        </w:tc>
-      </w:tr>
-      <w:tr>
-        <w:trPr/>
-        <w:tc>
-          <w:tcPr>
-            <w:tcW w:w="1021" w:type="dxa"/>
-            <w:tcBorders/>
+            <w:tcW w:w="4476" w:type="dxa"/>
+            <w:tcBorders>
+              <w:left w:val="single" w:sz="2" w:space="0" w:color="BFC7D5"/>
+              <w:bottom w:val="single" w:sz="2" w:space="0" w:color="BFC7D5"/>
+              <w:right w:val="single" w:sz="6" w:space="0" w:color="BFC7D5"/>
+            </w:tcBorders>
+            <w:vAlign w:val="center"/>
+          </w:tcPr>
+          <w:p>
+            <w:pPr>
+              <w:pStyle w:val="TableContents"/>
+              <w:bidi w:val="0"/>
+              <w:spacing w:before="0" w:after="283"/>
+              <w:jc w:val="left"/>
+              <w:rPr/>
+            </w:pPr>
+            <w:r>
+              <w:rPr/>
+              <w:t>Richard Watson Stephen Amudha / Closed — pinned 2026-09-22</w:t>
+            </w:r>
+          </w:p>
+        </w:tc>
+      </w:tr>
+      <w:tr>
+        <w:trPr/>
+        <w:tc>
+          <w:tcPr>
+            <w:tcW w:w="1055" w:type="dxa"/>
+            <w:tcBorders>
+              <w:left w:val="single" w:sz="6" w:space="0" w:color="BFC7D5"/>
+              <w:bottom w:val="single" w:sz="2" w:space="0" w:color="BFC7D5"/>
+              <w:right w:val="single" w:sz="6" w:space="0" w:color="BFC7D5"/>
+            </w:tcBorders>
             <w:vAlign w:val="center"/>
           </w:tcPr>
           <w:p>
@@ -1535,31 +1832,39 @@
         </w:tc>
         <w:tc>
           <w:tcPr>
-            <w:tcW w:w="4471" w:type="dxa"/>
-            <w:tcBorders/>
-            <w:vAlign w:val="center"/>
-          </w:tcPr>
-          <w:p>
-            <w:pPr>
-              <w:pStyle w:val="TableContents"/>
-              <w:bidi w:val="0"/>
-              <w:spacing w:before="0" w:after="283"/>
-              <w:jc w:val="left"/>
-              <w:rPr/>
-            </w:pPr>
-            <w:r>
-              <w:rPr/>
-              <w:t>2 / 4 / 8 — Medium</w:t>
-            </w:r>
-          </w:p>
-        </w:tc>
-      </w:tr>
-      <w:tr>
-        <w:trPr/>
-        <w:tc>
-          <w:tcPr>
-            <w:tcW w:w="1021" w:type="dxa"/>
-            <w:tcBorders/>
+            <w:tcW w:w="4476" w:type="dxa"/>
+            <w:tcBorders>
+              <w:left w:val="single" w:sz="2" w:space="0" w:color="BFC7D5"/>
+              <w:bottom w:val="single" w:sz="2" w:space="0" w:color="BFC7D5"/>
+              <w:right w:val="single" w:sz="6" w:space="0" w:color="BFC7D5"/>
+            </w:tcBorders>
+            <w:vAlign w:val="center"/>
+          </w:tcPr>
+          <w:p>
+            <w:pPr>
+              <w:pStyle w:val="TableContents"/>
+              <w:bidi w:val="0"/>
+              <w:spacing w:before="0" w:after="283"/>
+              <w:jc w:val="left"/>
+              <w:rPr/>
+            </w:pPr>
+            <w:r>
+              <w:rPr/>
+              <w:t>1 / 4 / 4 — Low</w:t>
+            </w:r>
+          </w:p>
+        </w:tc>
+      </w:tr>
+      <w:tr>
+        <w:trPr/>
+        <w:tc>
+          <w:tcPr>
+            <w:tcW w:w="1055" w:type="dxa"/>
+            <w:tcBorders>
+              <w:left w:val="single" w:sz="6" w:space="0" w:color="BFC7D5"/>
+              <w:bottom w:val="single" w:sz="6" w:space="0" w:color="BFC7D5"/>
+              <w:right w:val="single" w:sz="6" w:space="0" w:color="BFC7D5"/>
+            </w:tcBorders>
             <w:vAlign w:val="center"/>
           </w:tcPr>
           <w:p>
@@ -1578,8 +1883,12 @@
         </w:tc>
         <w:tc>
           <w:tcPr>
-            <w:tcW w:w="4471" w:type="dxa"/>
-            <w:tcBorders/>
+            <w:tcW w:w="4476" w:type="dxa"/>
+            <w:tcBorders>
+              <w:left w:val="single" w:sz="2" w:space="0" w:color="BFC7D5"/>
+              <w:bottom w:val="single" w:sz="6" w:space="0" w:color="BFC7D5"/>
+              <w:right w:val="single" w:sz="6" w:space="0" w:color="BFC7D5"/>
+            </w:tcBorders>
             <w:vAlign w:val="center"/>
           </w:tcPr>
           <w:p>
@@ -1612,20 +1921,20 @@
     </w:p>
     <w:tbl>
       <w:tblPr>
-        <w:tblW w:w="5492" w:type="dxa"/>
+        <w:tblW w:w="5000" w:type="pct"/>
         <w:jc w:val="left"/>
-        <w:tblInd w:w="0" w:type="dxa"/>
+        <w:tblInd w:w="-7" w:type="dxa"/>
         <w:tblLayout w:type="fixed"/>
         <w:tblCellMar>
-          <w:top w:w="28" w:type="dxa"/>
-          <w:left w:w="28" w:type="dxa"/>
-          <w:bottom w:w="28" w:type="dxa"/>
-          <w:right w:w="28" w:type="dxa"/>
+          <w:top w:w="60" w:type="dxa"/>
+          <w:left w:w="60" w:type="dxa"/>
+          <w:bottom w:w="60" w:type="dxa"/>
+          <w:right w:w="60" w:type="dxa"/>
         </w:tblCellMar>
       </w:tblPr>
       <w:tblGrid>
-        <w:gridCol w:w="1122"/>
-        <w:gridCol w:w="4370"/>
+        <w:gridCol w:w="1155"/>
+        <w:gridCol w:w="4376"/>
       </w:tblGrid>
       <w:tr>
         <w:trPr>
@@ -1633,8 +1942,14 @@
         </w:trPr>
         <w:tc>
           <w:tcPr>
-            <w:tcW w:w="1122" w:type="dxa"/>
-            <w:tcBorders/>
+            <w:tcW w:w="1155" w:type="dxa"/>
+            <w:tcBorders>
+              <w:top w:val="single" w:sz="6" w:space="0" w:color="BFC7D5"/>
+              <w:left w:val="single" w:sz="6" w:space="0" w:color="BFC7D5"/>
+              <w:bottom w:val="single" w:sz="2" w:space="0" w:color="BFC7D5"/>
+              <w:right w:val="single" w:sz="6" w:space="0" w:color="BFC7D5"/>
+            </w:tcBorders>
+            <w:shd w:fill="1F3A5F" w:val="clear"/>
             <w:vAlign w:val="center"/>
           </w:tcPr>
           <w:p>
@@ -1657,8 +1972,14 @@
         </w:tc>
         <w:tc>
           <w:tcPr>
-            <w:tcW w:w="4370" w:type="dxa"/>
-            <w:tcBorders/>
+            <w:tcW w:w="4376" w:type="dxa"/>
+            <w:tcBorders>
+              <w:top w:val="single" w:sz="6" w:space="0" w:color="BFC7D5"/>
+              <w:left w:val="single" w:sz="2" w:space="0" w:color="BFC7D5"/>
+              <w:bottom w:val="single" w:sz="2" w:space="0" w:color="BFC7D5"/>
+              <w:right w:val="single" w:sz="6" w:space="0" w:color="BFC7D5"/>
+            </w:tcBorders>
+            <w:shd w:fill="1F3A5F" w:val="clear"/>
             <w:vAlign w:val="center"/>
           </w:tcPr>
           <w:p>
@@ -1684,8 +2005,12 @@
         <w:trPr/>
         <w:tc>
           <w:tcPr>
-            <w:tcW w:w="1122" w:type="dxa"/>
-            <w:tcBorders/>
+            <w:tcW w:w="1155" w:type="dxa"/>
+            <w:tcBorders>
+              <w:left w:val="single" w:sz="6" w:space="0" w:color="BFC7D5"/>
+              <w:bottom w:val="single" w:sz="2" w:space="0" w:color="BFC7D5"/>
+              <w:right w:val="single" w:sz="6" w:space="0" w:color="BFC7D5"/>
+            </w:tcBorders>
             <w:vAlign w:val="center"/>
           </w:tcPr>
           <w:p>
@@ -1704,8 +2029,12 @@
         </w:tc>
         <w:tc>
           <w:tcPr>
-            <w:tcW w:w="4370" w:type="dxa"/>
-            <w:tcBorders/>
+            <w:tcW w:w="4376" w:type="dxa"/>
+            <w:tcBorders>
+              <w:left w:val="single" w:sz="2" w:space="0" w:color="BFC7D5"/>
+              <w:bottom w:val="single" w:sz="2" w:space="0" w:color="BFC7D5"/>
+              <w:right w:val="single" w:sz="6" w:space="0" w:color="BFC7D5"/>
+            </w:tcBorders>
             <w:vAlign w:val="center"/>
           </w:tcPr>
           <w:p>
@@ -1727,8 +2056,12 @@
         <w:trPr/>
         <w:tc>
           <w:tcPr>
-            <w:tcW w:w="1122" w:type="dxa"/>
-            <w:tcBorders/>
+            <w:tcW w:w="1155" w:type="dxa"/>
+            <w:tcBorders>
+              <w:left w:val="single" w:sz="6" w:space="0" w:color="BFC7D5"/>
+              <w:bottom w:val="single" w:sz="2" w:space="0" w:color="BFC7D5"/>
+              <w:right w:val="single" w:sz="6" w:space="0" w:color="BFC7D5"/>
+            </w:tcBorders>
             <w:vAlign w:val="center"/>
           </w:tcPr>
           <w:p>
@@ -1747,8 +2080,12 @@
         </w:tc>
         <w:tc>
           <w:tcPr>
-            <w:tcW w:w="4370" w:type="dxa"/>
-            <w:tcBorders/>
+            <w:tcW w:w="4376" w:type="dxa"/>
+            <w:tcBorders>
+              <w:left w:val="single" w:sz="2" w:space="0" w:color="BFC7D5"/>
+              <w:bottom w:val="single" w:sz="2" w:space="0" w:color="BFC7D5"/>
+              <w:right w:val="single" w:sz="6" w:space="0" w:color="BFC7D5"/>
+            </w:tcBorders>
             <w:vAlign w:val="center"/>
           </w:tcPr>
           <w:p>
@@ -1830,8 +2167,12 @@
         <w:trPr/>
         <w:tc>
           <w:tcPr>
-            <w:tcW w:w="1122" w:type="dxa"/>
-            <w:tcBorders/>
+            <w:tcW w:w="1155" w:type="dxa"/>
+            <w:tcBorders>
+              <w:left w:val="single" w:sz="6" w:space="0" w:color="BFC7D5"/>
+              <w:bottom w:val="single" w:sz="2" w:space="0" w:color="BFC7D5"/>
+              <w:right w:val="single" w:sz="6" w:space="0" w:color="BFC7D5"/>
+            </w:tcBorders>
             <w:vAlign w:val="center"/>
           </w:tcPr>
           <w:p>
@@ -1850,8 +2191,12 @@
         </w:tc>
         <w:tc>
           <w:tcPr>
-            <w:tcW w:w="4370" w:type="dxa"/>
-            <w:tcBorders/>
+            <w:tcW w:w="4376" w:type="dxa"/>
+            <w:tcBorders>
+              <w:left w:val="single" w:sz="2" w:space="0" w:color="BFC7D5"/>
+              <w:bottom w:val="single" w:sz="2" w:space="0" w:color="BFC7D5"/>
+              <w:right w:val="single" w:sz="6" w:space="0" w:color="BFC7D5"/>
+            </w:tcBorders>
             <w:vAlign w:val="center"/>
           </w:tcPr>
           <w:p>
@@ -1873,8 +2218,12 @@
         <w:trPr/>
         <w:tc>
           <w:tcPr>
-            <w:tcW w:w="1122" w:type="dxa"/>
-            <w:tcBorders/>
+            <w:tcW w:w="1155" w:type="dxa"/>
+            <w:tcBorders>
+              <w:left w:val="single" w:sz="6" w:space="0" w:color="BFC7D5"/>
+              <w:bottom w:val="single" w:sz="2" w:space="0" w:color="BFC7D5"/>
+              <w:right w:val="single" w:sz="6" w:space="0" w:color="BFC7D5"/>
+            </w:tcBorders>
             <w:vAlign w:val="center"/>
           </w:tcPr>
           <w:p>
@@ -1893,8 +2242,12 @@
         </w:tc>
         <w:tc>
           <w:tcPr>
-            <w:tcW w:w="4370" w:type="dxa"/>
-            <w:tcBorders/>
+            <w:tcW w:w="4376" w:type="dxa"/>
+            <w:tcBorders>
+              <w:left w:val="single" w:sz="2" w:space="0" w:color="BFC7D5"/>
+              <w:bottom w:val="single" w:sz="2" w:space="0" w:color="BFC7D5"/>
+              <w:right w:val="single" w:sz="6" w:space="0" w:color="BFC7D5"/>
+            </w:tcBorders>
             <w:vAlign w:val="center"/>
           </w:tcPr>
           <w:p>
@@ -1922,8 +2275,12 @@
         <w:trPr/>
         <w:tc>
           <w:tcPr>
-            <w:tcW w:w="1122" w:type="dxa"/>
-            <w:tcBorders/>
+            <w:tcW w:w="1155" w:type="dxa"/>
+            <w:tcBorders>
+              <w:left w:val="single" w:sz="6" w:space="0" w:color="BFC7D5"/>
+              <w:bottom w:val="single" w:sz="2" w:space="0" w:color="BFC7D5"/>
+              <w:right w:val="single" w:sz="6" w:space="0" w:color="BFC7D5"/>
+            </w:tcBorders>
             <w:vAlign w:val="center"/>
           </w:tcPr>
           <w:p>
@@ -1942,8 +2299,12 @@
         </w:tc>
         <w:tc>
           <w:tcPr>
-            <w:tcW w:w="4370" w:type="dxa"/>
-            <w:tcBorders/>
+            <w:tcW w:w="4376" w:type="dxa"/>
+            <w:tcBorders>
+              <w:left w:val="single" w:sz="2" w:space="0" w:color="BFC7D5"/>
+              <w:bottom w:val="single" w:sz="2" w:space="0" w:color="BFC7D5"/>
+              <w:right w:val="single" w:sz="6" w:space="0" w:color="BFC7D5"/>
+            </w:tcBorders>
             <w:vAlign w:val="center"/>
           </w:tcPr>
           <w:p>
@@ -2009,8 +2370,12 @@
         <w:trPr/>
         <w:tc>
           <w:tcPr>
-            <w:tcW w:w="1122" w:type="dxa"/>
-            <w:tcBorders/>
+            <w:tcW w:w="1155" w:type="dxa"/>
+            <w:tcBorders>
+              <w:left w:val="single" w:sz="6" w:space="0" w:color="BFC7D5"/>
+              <w:bottom w:val="single" w:sz="2" w:space="0" w:color="BFC7D5"/>
+              <w:right w:val="single" w:sz="6" w:space="0" w:color="BFC7D5"/>
+            </w:tcBorders>
             <w:vAlign w:val="center"/>
           </w:tcPr>
           <w:p>
@@ -2029,8 +2394,12 @@
         </w:tc>
         <w:tc>
           <w:tcPr>
-            <w:tcW w:w="4370" w:type="dxa"/>
-            <w:tcBorders/>
+            <w:tcW w:w="4376" w:type="dxa"/>
+            <w:tcBorders>
+              <w:left w:val="single" w:sz="2" w:space="0" w:color="BFC7D5"/>
+              <w:bottom w:val="single" w:sz="2" w:space="0" w:color="BFC7D5"/>
+              <w:right w:val="single" w:sz="6" w:space="0" w:color="BFC7D5"/>
+            </w:tcBorders>
             <w:vAlign w:val="center"/>
           </w:tcPr>
           <w:p>
@@ -2106,8 +2475,12 @@
         <w:trPr/>
         <w:tc>
           <w:tcPr>
-            <w:tcW w:w="1122" w:type="dxa"/>
-            <w:tcBorders/>
+            <w:tcW w:w="1155" w:type="dxa"/>
+            <w:tcBorders>
+              <w:left w:val="single" w:sz="6" w:space="0" w:color="BFC7D5"/>
+              <w:bottom w:val="single" w:sz="2" w:space="0" w:color="BFC7D5"/>
+              <w:right w:val="single" w:sz="6" w:space="0" w:color="BFC7D5"/>
+            </w:tcBorders>
             <w:vAlign w:val="center"/>
           </w:tcPr>
           <w:p>
@@ -2126,43 +2499,39 @@
         </w:tc>
         <w:tc>
           <w:tcPr>
-            <w:tcW w:w="4370" w:type="dxa"/>
-            <w:tcBorders/>
-            <w:vAlign w:val="center"/>
-          </w:tcPr>
-          <w:p>
-            <w:pPr>
-              <w:pStyle w:val="TableContents"/>
-              <w:bidi w:val="0"/>
-              <w:spacing w:before="0" w:after="283"/>
-              <w:jc w:val="left"/>
-              <w:rPr/>
-            </w:pPr>
-            <w:r>
-              <w:rPr>
-                <w:rStyle w:val="SourceText"/>
-              </w:rPr>
-              <w:t>________</w:t>
-            </w:r>
-            <w:r>
-              <w:rPr/>
-              <w:t xml:space="preserve"> / </w:t>
-            </w:r>
-            <w:r>
-              <w:rPr>
-                <w:rStyle w:val="SourceText"/>
-              </w:rPr>
-              <w:t>________</w:t>
-            </w:r>
-          </w:p>
-        </w:tc>
-      </w:tr>
-      <w:tr>
-        <w:trPr/>
-        <w:tc>
-          <w:tcPr>
-            <w:tcW w:w="1122" w:type="dxa"/>
-            <w:tcBorders/>
+            <w:tcW w:w="4376" w:type="dxa"/>
+            <w:tcBorders>
+              <w:left w:val="single" w:sz="2" w:space="0" w:color="BFC7D5"/>
+              <w:bottom w:val="single" w:sz="2" w:space="0" w:color="BFC7D5"/>
+              <w:right w:val="single" w:sz="6" w:space="0" w:color="BFC7D5"/>
+            </w:tcBorders>
+            <w:vAlign w:val="center"/>
+          </w:tcPr>
+          <w:p>
+            <w:pPr>
+              <w:pStyle w:val="TableContents"/>
+              <w:bidi w:val="0"/>
+              <w:spacing w:before="0" w:after="283"/>
+              <w:jc w:val="left"/>
+              <w:rPr/>
+            </w:pPr>
+            <w:r>
+              <w:rPr/>
+              <w:t>Kishan Haravu Pradeep / 2026-10-13</w:t>
+            </w:r>
+          </w:p>
+        </w:tc>
+      </w:tr>
+      <w:tr>
+        <w:trPr/>
+        <w:tc>
+          <w:tcPr>
+            <w:tcW w:w="1155" w:type="dxa"/>
+            <w:tcBorders>
+              <w:left w:val="single" w:sz="6" w:space="0" w:color="BFC7D5"/>
+              <w:bottom w:val="single" w:sz="2" w:space="0" w:color="BFC7D5"/>
+              <w:right w:val="single" w:sz="6" w:space="0" w:color="BFC7D5"/>
+            </w:tcBorders>
             <w:vAlign w:val="center"/>
           </w:tcPr>
           <w:p>
@@ -2181,8 +2550,12 @@
         </w:tc>
         <w:tc>
           <w:tcPr>
-            <w:tcW w:w="4370" w:type="dxa"/>
-            <w:tcBorders/>
+            <w:tcW w:w="4376" w:type="dxa"/>
+            <w:tcBorders>
+              <w:left w:val="single" w:sz="2" w:space="0" w:color="BFC7D5"/>
+              <w:bottom w:val="single" w:sz="2" w:space="0" w:color="BFC7D5"/>
+              <w:right w:val="single" w:sz="6" w:space="0" w:color="BFC7D5"/>
+            </w:tcBorders>
             <w:vAlign w:val="center"/>
           </w:tcPr>
           <w:p>
@@ -2204,8 +2577,12 @@
         <w:trPr/>
         <w:tc>
           <w:tcPr>
-            <w:tcW w:w="1122" w:type="dxa"/>
-            <w:tcBorders/>
+            <w:tcW w:w="1155" w:type="dxa"/>
+            <w:tcBorders>
+              <w:left w:val="single" w:sz="6" w:space="0" w:color="BFC7D5"/>
+              <w:bottom w:val="single" w:sz="6" w:space="0" w:color="BFC7D5"/>
+              <w:right w:val="single" w:sz="6" w:space="0" w:color="BFC7D5"/>
+            </w:tcBorders>
             <w:vAlign w:val="center"/>
           </w:tcPr>
           <w:p>
@@ -2224,8 +2601,12 @@
         </w:tc>
         <w:tc>
           <w:tcPr>
-            <w:tcW w:w="4370" w:type="dxa"/>
-            <w:tcBorders/>
+            <w:tcW w:w="4376" w:type="dxa"/>
+            <w:tcBorders>
+              <w:left w:val="single" w:sz="2" w:space="0" w:color="BFC7D5"/>
+              <w:bottom w:val="single" w:sz="6" w:space="0" w:color="BFC7D5"/>
+              <w:right w:val="single" w:sz="6" w:space="0" w:color="BFC7D5"/>
+            </w:tcBorders>
             <w:vAlign w:val="center"/>
           </w:tcPr>
           <w:p>
@@ -2258,20 +2639,20 @@
     </w:p>
     <w:tbl>
       <w:tblPr>
-        <w:tblW w:w="5492" w:type="dxa"/>
+        <w:tblW w:w="5000" w:type="pct"/>
         <w:jc w:val="left"/>
-        <w:tblInd w:w="0" w:type="dxa"/>
+        <w:tblInd w:w="-7" w:type="dxa"/>
         <w:tblLayout w:type="fixed"/>
         <w:tblCellMar>
-          <w:top w:w="28" w:type="dxa"/>
-          <w:left w:w="28" w:type="dxa"/>
-          <w:bottom w:w="28" w:type="dxa"/>
-          <w:right w:w="28" w:type="dxa"/>
+          <w:top w:w="60" w:type="dxa"/>
+          <w:left w:w="60" w:type="dxa"/>
+          <w:bottom w:w="60" w:type="dxa"/>
+          <w:right w:w="60" w:type="dxa"/>
         </w:tblCellMar>
       </w:tblPr>
       <w:tblGrid>
-        <w:gridCol w:w="1178"/>
-        <w:gridCol w:w="4314"/>
+        <w:gridCol w:w="1211"/>
+        <w:gridCol w:w="4320"/>
       </w:tblGrid>
       <w:tr>
         <w:trPr>
@@ -2279,8 +2660,14 @@
         </w:trPr>
         <w:tc>
           <w:tcPr>
-            <w:tcW w:w="1178" w:type="dxa"/>
-            <w:tcBorders/>
+            <w:tcW w:w="1211" w:type="dxa"/>
+            <w:tcBorders>
+              <w:top w:val="single" w:sz="6" w:space="0" w:color="BFC7D5"/>
+              <w:left w:val="single" w:sz="6" w:space="0" w:color="BFC7D5"/>
+              <w:bottom w:val="single" w:sz="2" w:space="0" w:color="BFC7D5"/>
+              <w:right w:val="single" w:sz="6" w:space="0" w:color="BFC7D5"/>
+            </w:tcBorders>
+            <w:shd w:fill="1F3A5F" w:val="clear"/>
             <w:vAlign w:val="center"/>
           </w:tcPr>
           <w:p>
@@ -2303,8 +2690,14 @@
         </w:tc>
         <w:tc>
           <w:tcPr>
-            <w:tcW w:w="4314" w:type="dxa"/>
-            <w:tcBorders/>
+            <w:tcW w:w="4320" w:type="dxa"/>
+            <w:tcBorders>
+              <w:top w:val="single" w:sz="6" w:space="0" w:color="BFC7D5"/>
+              <w:left w:val="single" w:sz="2" w:space="0" w:color="BFC7D5"/>
+              <w:bottom w:val="single" w:sz="2" w:space="0" w:color="BFC7D5"/>
+              <w:right w:val="single" w:sz="6" w:space="0" w:color="BFC7D5"/>
+            </w:tcBorders>
+            <w:shd w:fill="1F3A5F" w:val="clear"/>
             <w:vAlign w:val="center"/>
           </w:tcPr>
           <w:p>
@@ -2330,8 +2723,12 @@
         <w:trPr/>
         <w:tc>
           <w:tcPr>
-            <w:tcW w:w="1178" w:type="dxa"/>
-            <w:tcBorders/>
+            <w:tcW w:w="1211" w:type="dxa"/>
+            <w:tcBorders>
+              <w:left w:val="single" w:sz="6" w:space="0" w:color="BFC7D5"/>
+              <w:bottom w:val="single" w:sz="2" w:space="0" w:color="BFC7D5"/>
+              <w:right w:val="single" w:sz="6" w:space="0" w:color="BFC7D5"/>
+            </w:tcBorders>
             <w:vAlign w:val="center"/>
           </w:tcPr>
           <w:p>
@@ -2350,8 +2747,12 @@
         </w:tc>
         <w:tc>
           <w:tcPr>
-            <w:tcW w:w="4314" w:type="dxa"/>
-            <w:tcBorders/>
+            <w:tcW w:w="4320" w:type="dxa"/>
+            <w:tcBorders>
+              <w:left w:val="single" w:sz="2" w:space="0" w:color="BFC7D5"/>
+              <w:bottom w:val="single" w:sz="2" w:space="0" w:color="BFC7D5"/>
+              <w:right w:val="single" w:sz="6" w:space="0" w:color="BFC7D5"/>
+            </w:tcBorders>
             <w:vAlign w:val="center"/>
           </w:tcPr>
           <w:p>
@@ -2373,8 +2774,12 @@
         <w:trPr/>
         <w:tc>
           <w:tcPr>
-            <w:tcW w:w="1178" w:type="dxa"/>
-            <w:tcBorders/>
+            <w:tcW w:w="1211" w:type="dxa"/>
+            <w:tcBorders>
+              <w:left w:val="single" w:sz="6" w:space="0" w:color="BFC7D5"/>
+              <w:bottom w:val="single" w:sz="2" w:space="0" w:color="BFC7D5"/>
+              <w:right w:val="single" w:sz="6" w:space="0" w:color="BFC7D5"/>
+            </w:tcBorders>
             <w:vAlign w:val="center"/>
           </w:tcPr>
           <w:p>
@@ -2393,8 +2798,12 @@
         </w:tc>
         <w:tc>
           <w:tcPr>
-            <w:tcW w:w="4314" w:type="dxa"/>
-            <w:tcBorders/>
+            <w:tcW w:w="4320" w:type="dxa"/>
+            <w:tcBorders>
+              <w:left w:val="single" w:sz="2" w:space="0" w:color="BFC7D5"/>
+              <w:bottom w:val="single" w:sz="2" w:space="0" w:color="BFC7D5"/>
+              <w:right w:val="single" w:sz="6" w:space="0" w:color="BFC7D5"/>
+            </w:tcBorders>
             <w:vAlign w:val="center"/>
           </w:tcPr>
           <w:p>
@@ -2426,8 +2835,12 @@
         <w:trPr/>
         <w:tc>
           <w:tcPr>
-            <w:tcW w:w="1178" w:type="dxa"/>
-            <w:tcBorders/>
+            <w:tcW w:w="1211" w:type="dxa"/>
+            <w:tcBorders>
+              <w:left w:val="single" w:sz="6" w:space="0" w:color="BFC7D5"/>
+              <w:bottom w:val="single" w:sz="2" w:space="0" w:color="BFC7D5"/>
+              <w:right w:val="single" w:sz="6" w:space="0" w:color="BFC7D5"/>
+            </w:tcBorders>
             <w:vAlign w:val="center"/>
           </w:tcPr>
           <w:p>
@@ -2446,8 +2859,12 @@
         </w:tc>
         <w:tc>
           <w:tcPr>
-            <w:tcW w:w="4314" w:type="dxa"/>
-            <w:tcBorders/>
+            <w:tcW w:w="4320" w:type="dxa"/>
+            <w:tcBorders>
+              <w:left w:val="single" w:sz="2" w:space="0" w:color="BFC7D5"/>
+              <w:bottom w:val="single" w:sz="2" w:space="0" w:color="BFC7D5"/>
+              <w:right w:val="single" w:sz="6" w:space="0" w:color="BFC7D5"/>
+            </w:tcBorders>
             <w:vAlign w:val="center"/>
           </w:tcPr>
           <w:p>
@@ -2475,8 +2892,12 @@
         <w:trPr/>
         <w:tc>
           <w:tcPr>
-            <w:tcW w:w="1178" w:type="dxa"/>
-            <w:tcBorders/>
+            <w:tcW w:w="1211" w:type="dxa"/>
+            <w:tcBorders>
+              <w:left w:val="single" w:sz="6" w:space="0" w:color="BFC7D5"/>
+              <w:bottom w:val="single" w:sz="2" w:space="0" w:color="BFC7D5"/>
+              <w:right w:val="single" w:sz="6" w:space="0" w:color="BFC7D5"/>
+            </w:tcBorders>
             <w:vAlign w:val="center"/>
           </w:tcPr>
           <w:p>
@@ -2495,8 +2916,12 @@
         </w:tc>
         <w:tc>
           <w:tcPr>
-            <w:tcW w:w="4314" w:type="dxa"/>
-            <w:tcBorders/>
+            <w:tcW w:w="4320" w:type="dxa"/>
+            <w:tcBorders>
+              <w:left w:val="single" w:sz="2" w:space="0" w:color="BFC7D5"/>
+              <w:bottom w:val="single" w:sz="2" w:space="0" w:color="BFC7D5"/>
+              <w:right w:val="single" w:sz="6" w:space="0" w:color="BFC7D5"/>
+            </w:tcBorders>
             <w:vAlign w:val="center"/>
           </w:tcPr>
           <w:p>
@@ -2524,8 +2949,12 @@
         <w:trPr/>
         <w:tc>
           <w:tcPr>
-            <w:tcW w:w="1178" w:type="dxa"/>
-            <w:tcBorders/>
+            <w:tcW w:w="1211" w:type="dxa"/>
+            <w:tcBorders>
+              <w:left w:val="single" w:sz="6" w:space="0" w:color="BFC7D5"/>
+              <w:bottom w:val="single" w:sz="2" w:space="0" w:color="BFC7D5"/>
+              <w:right w:val="single" w:sz="6" w:space="0" w:color="BFC7D5"/>
+            </w:tcBorders>
             <w:vAlign w:val="center"/>
           </w:tcPr>
           <w:p>
@@ -2544,8 +2973,12 @@
         </w:tc>
         <w:tc>
           <w:tcPr>
-            <w:tcW w:w="4314" w:type="dxa"/>
-            <w:tcBorders/>
+            <w:tcW w:w="4320" w:type="dxa"/>
+            <w:tcBorders>
+              <w:left w:val="single" w:sz="2" w:space="0" w:color="BFC7D5"/>
+              <w:bottom w:val="single" w:sz="2" w:space="0" w:color="BFC7D5"/>
+              <w:right w:val="single" w:sz="6" w:space="0" w:color="BFC7D5"/>
+            </w:tcBorders>
             <w:vAlign w:val="center"/>
           </w:tcPr>
           <w:p>
@@ -2577,8 +3010,12 @@
         <w:trPr/>
         <w:tc>
           <w:tcPr>
-            <w:tcW w:w="1178" w:type="dxa"/>
-            <w:tcBorders/>
+            <w:tcW w:w="1211" w:type="dxa"/>
+            <w:tcBorders>
+              <w:left w:val="single" w:sz="6" w:space="0" w:color="BFC7D5"/>
+              <w:bottom w:val="single" w:sz="2" w:space="0" w:color="BFC7D5"/>
+              <w:right w:val="single" w:sz="6" w:space="0" w:color="BFC7D5"/>
+            </w:tcBorders>
             <w:vAlign w:val="center"/>
           </w:tcPr>
           <w:p>
@@ -2597,8 +3034,12 @@
         </w:tc>
         <w:tc>
           <w:tcPr>
-            <w:tcW w:w="4314" w:type="dxa"/>
-            <w:tcBorders/>
+            <w:tcW w:w="4320" w:type="dxa"/>
+            <w:tcBorders>
+              <w:left w:val="single" w:sz="2" w:space="0" w:color="BFC7D5"/>
+              <w:bottom w:val="single" w:sz="2" w:space="0" w:color="BFC7D5"/>
+              <w:right w:val="single" w:sz="6" w:space="0" w:color="BFC7D5"/>
+            </w:tcBorders>
             <w:vAlign w:val="center"/>
           </w:tcPr>
           <w:p>
@@ -2626,8 +3067,12 @@
         <w:trPr/>
         <w:tc>
           <w:tcPr>
-            <w:tcW w:w="1178" w:type="dxa"/>
-            <w:tcBorders/>
+            <w:tcW w:w="1211" w:type="dxa"/>
+            <w:tcBorders>
+              <w:left w:val="single" w:sz="6" w:space="0" w:color="BFC7D5"/>
+              <w:bottom w:val="single" w:sz="2" w:space="0" w:color="BFC7D5"/>
+              <w:right w:val="single" w:sz="6" w:space="0" w:color="BFC7D5"/>
+            </w:tcBorders>
             <w:vAlign w:val="center"/>
           </w:tcPr>
           <w:p>
@@ -2646,43 +3091,39 @@
         </w:tc>
         <w:tc>
           <w:tcPr>
-            <w:tcW w:w="4314" w:type="dxa"/>
-            <w:tcBorders/>
-            <w:vAlign w:val="center"/>
-          </w:tcPr>
-          <w:p>
-            <w:pPr>
-              <w:pStyle w:val="TableContents"/>
-              <w:bidi w:val="0"/>
-              <w:spacing w:before="0" w:after="283"/>
-              <w:jc w:val="left"/>
-              <w:rPr/>
-            </w:pPr>
-            <w:r>
-              <w:rPr>
-                <w:rStyle w:val="SourceText"/>
-              </w:rPr>
-              <w:t>________</w:t>
-            </w:r>
-            <w:r>
-              <w:rPr/>
-              <w:t xml:space="preserve"> / </w:t>
-            </w:r>
-            <w:r>
-              <w:rPr>
-                <w:rStyle w:val="SourceText"/>
-              </w:rPr>
-              <w:t>________</w:t>
-            </w:r>
-          </w:p>
-        </w:tc>
-      </w:tr>
-      <w:tr>
-        <w:trPr/>
-        <w:tc>
-          <w:tcPr>
-            <w:tcW w:w="1178" w:type="dxa"/>
-            <w:tcBorders/>
+            <w:tcW w:w="4320" w:type="dxa"/>
+            <w:tcBorders>
+              <w:left w:val="single" w:sz="2" w:space="0" w:color="BFC7D5"/>
+              <w:bottom w:val="single" w:sz="2" w:space="0" w:color="BFC7D5"/>
+              <w:right w:val="single" w:sz="6" w:space="0" w:color="BFC7D5"/>
+            </w:tcBorders>
+            <w:vAlign w:val="center"/>
+          </w:tcPr>
+          <w:p>
+            <w:pPr>
+              <w:pStyle w:val="TableContents"/>
+              <w:bidi w:val="0"/>
+              <w:spacing w:before="0" w:after="283"/>
+              <w:jc w:val="left"/>
+              <w:rPr/>
+            </w:pPr>
+            <w:r>
+              <w:rPr/>
+              <w:t>Anita Johan / 2026-12-31</w:t>
+            </w:r>
+          </w:p>
+        </w:tc>
+      </w:tr>
+      <w:tr>
+        <w:trPr/>
+        <w:tc>
+          <w:tcPr>
+            <w:tcW w:w="1211" w:type="dxa"/>
+            <w:tcBorders>
+              <w:left w:val="single" w:sz="6" w:space="0" w:color="BFC7D5"/>
+              <w:bottom w:val="single" w:sz="2" w:space="0" w:color="BFC7D5"/>
+              <w:right w:val="single" w:sz="6" w:space="0" w:color="BFC7D5"/>
+            </w:tcBorders>
             <w:vAlign w:val="center"/>
           </w:tcPr>
           <w:p>
@@ -2701,8 +3142,12 @@
         </w:tc>
         <w:tc>
           <w:tcPr>
-            <w:tcW w:w="4314" w:type="dxa"/>
-            <w:tcBorders/>
+            <w:tcW w:w="4320" w:type="dxa"/>
+            <w:tcBorders>
+              <w:left w:val="single" w:sz="2" w:space="0" w:color="BFC7D5"/>
+              <w:bottom w:val="single" w:sz="2" w:space="0" w:color="BFC7D5"/>
+              <w:right w:val="single" w:sz="6" w:space="0" w:color="BFC7D5"/>
+            </w:tcBorders>
             <w:vAlign w:val="center"/>
           </w:tcPr>
           <w:p>
@@ -2724,8 +3169,12 @@
         <w:trPr/>
         <w:tc>
           <w:tcPr>
-            <w:tcW w:w="1178" w:type="dxa"/>
-            <w:tcBorders/>
+            <w:tcW w:w="1211" w:type="dxa"/>
+            <w:tcBorders>
+              <w:left w:val="single" w:sz="6" w:space="0" w:color="BFC7D5"/>
+              <w:bottom w:val="single" w:sz="6" w:space="0" w:color="BFC7D5"/>
+              <w:right w:val="single" w:sz="6" w:space="0" w:color="BFC7D5"/>
+            </w:tcBorders>
             <w:vAlign w:val="center"/>
           </w:tcPr>
           <w:p>
@@ -2744,8 +3193,12 @@
         </w:tc>
         <w:tc>
           <w:tcPr>
-            <w:tcW w:w="4314" w:type="dxa"/>
-            <w:tcBorders/>
+            <w:tcW w:w="4320" w:type="dxa"/>
+            <w:tcBorders>
+              <w:left w:val="single" w:sz="2" w:space="0" w:color="BFC7D5"/>
+              <w:bottom w:val="single" w:sz="6" w:space="0" w:color="BFC7D5"/>
+              <w:right w:val="single" w:sz="6" w:space="0" w:color="BFC7D5"/>
+            </w:tcBorders>
             <w:vAlign w:val="center"/>
           </w:tcPr>
           <w:p>
@@ -2778,20 +3231,20 @@
     </w:p>
     <w:tbl>
       <w:tblPr>
-        <w:tblW w:w="5492" w:type="dxa"/>
+        <w:tblW w:w="5000" w:type="pct"/>
         <w:jc w:val="left"/>
-        <w:tblInd w:w="0" w:type="dxa"/>
+        <w:tblInd w:w="-7" w:type="dxa"/>
         <w:tblLayout w:type="fixed"/>
         <w:tblCellMar>
-          <w:top w:w="28" w:type="dxa"/>
-          <w:left w:w="28" w:type="dxa"/>
-          <w:bottom w:w="28" w:type="dxa"/>
-          <w:right w:w="28" w:type="dxa"/>
+          <w:top w:w="60" w:type="dxa"/>
+          <w:left w:w="60" w:type="dxa"/>
+          <w:bottom w:w="60" w:type="dxa"/>
+          <w:right w:w="60" w:type="dxa"/>
         </w:tblCellMar>
       </w:tblPr>
       <w:tblGrid>
-        <w:gridCol w:w="1085"/>
-        <w:gridCol w:w="4407"/>
+        <w:gridCol w:w="1118"/>
+        <w:gridCol w:w="4413"/>
       </w:tblGrid>
       <w:tr>
         <w:trPr>
@@ -2799,8 +3252,14 @@
         </w:trPr>
         <w:tc>
           <w:tcPr>
-            <w:tcW w:w="1085" w:type="dxa"/>
-            <w:tcBorders/>
+            <w:tcW w:w="1118" w:type="dxa"/>
+            <w:tcBorders>
+              <w:top w:val="single" w:sz="6" w:space="0" w:color="BFC7D5"/>
+              <w:left w:val="single" w:sz="6" w:space="0" w:color="BFC7D5"/>
+              <w:bottom w:val="single" w:sz="2" w:space="0" w:color="BFC7D5"/>
+              <w:right w:val="single" w:sz="6" w:space="0" w:color="BFC7D5"/>
+            </w:tcBorders>
+            <w:shd w:fill="1F3A5F" w:val="clear"/>
             <w:vAlign w:val="center"/>
           </w:tcPr>
           <w:p>
@@ -2823,8 +3282,14 @@
         </w:tc>
         <w:tc>
           <w:tcPr>
-            <w:tcW w:w="4407" w:type="dxa"/>
-            <w:tcBorders/>
+            <w:tcW w:w="4413" w:type="dxa"/>
+            <w:tcBorders>
+              <w:top w:val="single" w:sz="6" w:space="0" w:color="BFC7D5"/>
+              <w:left w:val="single" w:sz="2" w:space="0" w:color="BFC7D5"/>
+              <w:bottom w:val="single" w:sz="2" w:space="0" w:color="BFC7D5"/>
+              <w:right w:val="single" w:sz="6" w:space="0" w:color="BFC7D5"/>
+            </w:tcBorders>
+            <w:shd w:fill="1F3A5F" w:val="clear"/>
             <w:vAlign w:val="center"/>
           </w:tcPr>
           <w:p>
@@ -2850,8 +3315,12 @@
         <w:trPr/>
         <w:tc>
           <w:tcPr>
-            <w:tcW w:w="1085" w:type="dxa"/>
-            <w:tcBorders/>
+            <w:tcW w:w="1118" w:type="dxa"/>
+            <w:tcBorders>
+              <w:left w:val="single" w:sz="6" w:space="0" w:color="BFC7D5"/>
+              <w:bottom w:val="single" w:sz="2" w:space="0" w:color="BFC7D5"/>
+              <w:right w:val="single" w:sz="6" w:space="0" w:color="BFC7D5"/>
+            </w:tcBorders>
             <w:vAlign w:val="center"/>
           </w:tcPr>
           <w:p>
@@ -2870,8 +3339,12 @@
         </w:tc>
         <w:tc>
           <w:tcPr>
-            <w:tcW w:w="4407" w:type="dxa"/>
-            <w:tcBorders/>
+            <w:tcW w:w="4413" w:type="dxa"/>
+            <w:tcBorders>
+              <w:left w:val="single" w:sz="2" w:space="0" w:color="BFC7D5"/>
+              <w:bottom w:val="single" w:sz="2" w:space="0" w:color="BFC7D5"/>
+              <w:right w:val="single" w:sz="6" w:space="0" w:color="BFC7D5"/>
+            </w:tcBorders>
             <w:vAlign w:val="center"/>
           </w:tcPr>
           <w:p>
@@ -2893,8 +3366,12 @@
         <w:trPr/>
         <w:tc>
           <w:tcPr>
-            <w:tcW w:w="1085" w:type="dxa"/>
-            <w:tcBorders/>
+            <w:tcW w:w="1118" w:type="dxa"/>
+            <w:tcBorders>
+              <w:left w:val="single" w:sz="6" w:space="0" w:color="BFC7D5"/>
+              <w:bottom w:val="single" w:sz="2" w:space="0" w:color="BFC7D5"/>
+              <w:right w:val="single" w:sz="6" w:space="0" w:color="BFC7D5"/>
+            </w:tcBorders>
             <w:vAlign w:val="center"/>
           </w:tcPr>
           <w:p>
@@ -2913,8 +3390,12 @@
         </w:tc>
         <w:tc>
           <w:tcPr>
-            <w:tcW w:w="4407" w:type="dxa"/>
-            <w:tcBorders/>
+            <w:tcW w:w="4413" w:type="dxa"/>
+            <w:tcBorders>
+              <w:left w:val="single" w:sz="2" w:space="0" w:color="BFC7D5"/>
+              <w:bottom w:val="single" w:sz="2" w:space="0" w:color="BFC7D5"/>
+              <w:right w:val="single" w:sz="6" w:space="0" w:color="BFC7D5"/>
+            </w:tcBorders>
             <w:vAlign w:val="center"/>
           </w:tcPr>
           <w:p>
@@ -2949,7 +3430,7 @@
               <w:rPr>
                 <w:rStyle w:val="SourceText"/>
               </w:rPr>
-              <w:t>docker-compose.yml:79</w:t>
+              <w:t>docker-compose.yml:90</w:t>
             </w:r>
             <w:r>
               <w:rPr/>
@@ -2969,7 +3450,7 @@
               <w:rPr>
                 <w:rStyle w:val="SourceText"/>
               </w:rPr>
-              <w:t>backend/app/main.py:135</w:t>
+              <w:t>backend/app/main.py:157</w:t>
             </w:r>
             <w:r>
               <w:rPr/>
@@ -3039,7 +3520,7 @@
               <w:rPr>
                 <w:rStyle w:val="SourceText"/>
               </w:rPr>
-              <w:t>backend/app/api/routes/chat.py:25-33</w:t>
+              <w:t>backend/app/api/routes/chat.py:27-35</w:t>
             </w:r>
             <w:r>
               <w:rPr/>
@@ -3062,8 +3543,12 @@
         <w:trPr/>
         <w:tc>
           <w:tcPr>
-            <w:tcW w:w="1085" w:type="dxa"/>
-            <w:tcBorders/>
+            <w:tcW w:w="1118" w:type="dxa"/>
+            <w:tcBorders>
+              <w:left w:val="single" w:sz="6" w:space="0" w:color="BFC7D5"/>
+              <w:bottom w:val="single" w:sz="2" w:space="0" w:color="BFC7D5"/>
+              <w:right w:val="single" w:sz="6" w:space="0" w:color="BFC7D5"/>
+            </w:tcBorders>
             <w:vAlign w:val="center"/>
           </w:tcPr>
           <w:p>
@@ -3082,8 +3567,12 @@
         </w:tc>
         <w:tc>
           <w:tcPr>
-            <w:tcW w:w="4407" w:type="dxa"/>
-            <w:tcBorders/>
+            <w:tcW w:w="4413" w:type="dxa"/>
+            <w:tcBorders>
+              <w:left w:val="single" w:sz="2" w:space="0" w:color="BFC7D5"/>
+              <w:bottom w:val="single" w:sz="2" w:space="0" w:color="BFC7D5"/>
+              <w:right w:val="single" w:sz="6" w:space="0" w:color="BFC7D5"/>
+            </w:tcBorders>
             <w:vAlign w:val="center"/>
           </w:tcPr>
           <w:p>
@@ -3115,8 +3604,12 @@
         <w:trPr/>
         <w:tc>
           <w:tcPr>
-            <w:tcW w:w="1085" w:type="dxa"/>
-            <w:tcBorders/>
+            <w:tcW w:w="1118" w:type="dxa"/>
+            <w:tcBorders>
+              <w:left w:val="single" w:sz="6" w:space="0" w:color="BFC7D5"/>
+              <w:bottom w:val="single" w:sz="2" w:space="0" w:color="BFC7D5"/>
+              <w:right w:val="single" w:sz="6" w:space="0" w:color="BFC7D5"/>
+            </w:tcBorders>
             <w:vAlign w:val="center"/>
           </w:tcPr>
           <w:p>
@@ -3135,8 +3628,12 @@
         </w:tc>
         <w:tc>
           <w:tcPr>
-            <w:tcW w:w="4407" w:type="dxa"/>
-            <w:tcBorders/>
+            <w:tcW w:w="4413" w:type="dxa"/>
+            <w:tcBorders>
+              <w:left w:val="single" w:sz="2" w:space="0" w:color="BFC7D5"/>
+              <w:bottom w:val="single" w:sz="2" w:space="0" w:color="BFC7D5"/>
+              <w:right w:val="single" w:sz="6" w:space="0" w:color="BFC7D5"/>
+            </w:tcBorders>
             <w:vAlign w:val="center"/>
           </w:tcPr>
           <w:p>
@@ -3168,8 +3665,12 @@
         <w:trPr/>
         <w:tc>
           <w:tcPr>
-            <w:tcW w:w="1085" w:type="dxa"/>
-            <w:tcBorders/>
+            <w:tcW w:w="1118" w:type="dxa"/>
+            <w:tcBorders>
+              <w:left w:val="single" w:sz="6" w:space="0" w:color="BFC7D5"/>
+              <w:bottom w:val="single" w:sz="2" w:space="0" w:color="BFC7D5"/>
+              <w:right w:val="single" w:sz="6" w:space="0" w:color="BFC7D5"/>
+            </w:tcBorders>
             <w:vAlign w:val="center"/>
           </w:tcPr>
           <w:p>
@@ -3188,8 +3689,12 @@
         </w:tc>
         <w:tc>
           <w:tcPr>
-            <w:tcW w:w="4407" w:type="dxa"/>
-            <w:tcBorders/>
+            <w:tcW w:w="4413" w:type="dxa"/>
+            <w:tcBorders>
+              <w:left w:val="single" w:sz="2" w:space="0" w:color="BFC7D5"/>
+              <w:bottom w:val="single" w:sz="2" w:space="0" w:color="BFC7D5"/>
+              <w:right w:val="single" w:sz="6" w:space="0" w:color="BFC7D5"/>
+            </w:tcBorders>
             <w:vAlign w:val="center"/>
           </w:tcPr>
           <w:p>
@@ -3221,8 +3726,12 @@
         <w:trPr/>
         <w:tc>
           <w:tcPr>
-            <w:tcW w:w="1085" w:type="dxa"/>
-            <w:tcBorders/>
+            <w:tcW w:w="1118" w:type="dxa"/>
+            <w:tcBorders>
+              <w:left w:val="single" w:sz="6" w:space="0" w:color="BFC7D5"/>
+              <w:bottom w:val="single" w:sz="2" w:space="0" w:color="BFC7D5"/>
+              <w:right w:val="single" w:sz="6" w:space="0" w:color="BFC7D5"/>
+            </w:tcBorders>
             <w:vAlign w:val="center"/>
           </w:tcPr>
           <w:p>
@@ -3241,8 +3750,12 @@
         </w:tc>
         <w:tc>
           <w:tcPr>
-            <w:tcW w:w="4407" w:type="dxa"/>
-            <w:tcBorders/>
+            <w:tcW w:w="4413" w:type="dxa"/>
+            <w:tcBorders>
+              <w:left w:val="single" w:sz="2" w:space="0" w:color="BFC7D5"/>
+              <w:bottom w:val="single" w:sz="2" w:space="0" w:color="BFC7D5"/>
+              <w:right w:val="single" w:sz="6" w:space="0" w:color="BFC7D5"/>
+            </w:tcBorders>
             <w:vAlign w:val="center"/>
           </w:tcPr>
           <w:p>
@@ -3280,8 +3793,12 @@
         <w:trPr/>
         <w:tc>
           <w:tcPr>
-            <w:tcW w:w="1085" w:type="dxa"/>
-            <w:tcBorders/>
+            <w:tcW w:w="1118" w:type="dxa"/>
+            <w:tcBorders>
+              <w:left w:val="single" w:sz="6" w:space="0" w:color="BFC7D5"/>
+              <w:bottom w:val="single" w:sz="2" w:space="0" w:color="BFC7D5"/>
+              <w:right w:val="single" w:sz="6" w:space="0" w:color="BFC7D5"/>
+            </w:tcBorders>
             <w:vAlign w:val="center"/>
           </w:tcPr>
           <w:p>
@@ -3300,43 +3817,39 @@
         </w:tc>
         <w:tc>
           <w:tcPr>
-            <w:tcW w:w="4407" w:type="dxa"/>
-            <w:tcBorders/>
-            <w:vAlign w:val="center"/>
-          </w:tcPr>
-          <w:p>
-            <w:pPr>
-              <w:pStyle w:val="TableContents"/>
-              <w:bidi w:val="0"/>
-              <w:spacing w:before="0" w:after="283"/>
-              <w:jc w:val="left"/>
-              <w:rPr/>
-            </w:pPr>
-            <w:r>
-              <w:rPr>
-                <w:rStyle w:val="SourceText"/>
-              </w:rPr>
-              <w:t>________</w:t>
-            </w:r>
-            <w:r>
-              <w:rPr/>
-              <w:t xml:space="preserve"> / </w:t>
-            </w:r>
-            <w:r>
-              <w:rPr>
-                <w:rStyle w:val="SourceText"/>
-              </w:rPr>
-              <w:t>________</w:t>
-            </w:r>
-          </w:p>
-        </w:tc>
-      </w:tr>
-      <w:tr>
-        <w:trPr/>
-        <w:tc>
-          <w:tcPr>
-            <w:tcW w:w="1085" w:type="dxa"/>
-            <w:tcBorders/>
+            <w:tcW w:w="4413" w:type="dxa"/>
+            <w:tcBorders>
+              <w:left w:val="single" w:sz="2" w:space="0" w:color="BFC7D5"/>
+              <w:bottom w:val="single" w:sz="2" w:space="0" w:color="BFC7D5"/>
+              <w:right w:val="single" w:sz="6" w:space="0" w:color="BFC7D5"/>
+            </w:tcBorders>
+            <w:vAlign w:val="center"/>
+          </w:tcPr>
+          <w:p>
+            <w:pPr>
+              <w:pStyle w:val="TableContents"/>
+              <w:bidi w:val="0"/>
+              <w:spacing w:before="0" w:after="283"/>
+              <w:jc w:val="left"/>
+              <w:rPr/>
+            </w:pPr>
+            <w:r>
+              <w:rPr/>
+              <w:t>Kishan Haravu Pradeep / 2026-10-31</w:t>
+            </w:r>
+          </w:p>
+        </w:tc>
+      </w:tr>
+      <w:tr>
+        <w:trPr/>
+        <w:tc>
+          <w:tcPr>
+            <w:tcW w:w="1118" w:type="dxa"/>
+            <w:tcBorders>
+              <w:left w:val="single" w:sz="6" w:space="0" w:color="BFC7D5"/>
+              <w:bottom w:val="single" w:sz="2" w:space="0" w:color="BFC7D5"/>
+              <w:right w:val="single" w:sz="6" w:space="0" w:color="BFC7D5"/>
+            </w:tcBorders>
             <w:vAlign w:val="center"/>
           </w:tcPr>
           <w:p>
@@ -3355,8 +3868,12 @@
         </w:tc>
         <w:tc>
           <w:tcPr>
-            <w:tcW w:w="4407" w:type="dxa"/>
-            <w:tcBorders/>
+            <w:tcW w:w="4413" w:type="dxa"/>
+            <w:tcBorders>
+              <w:left w:val="single" w:sz="2" w:space="0" w:color="BFC7D5"/>
+              <w:bottom w:val="single" w:sz="2" w:space="0" w:color="BFC7D5"/>
+              <w:right w:val="single" w:sz="6" w:space="0" w:color="BFC7D5"/>
+            </w:tcBorders>
             <w:vAlign w:val="center"/>
           </w:tcPr>
           <w:p>
@@ -3378,8 +3895,12 @@
         <w:trPr/>
         <w:tc>
           <w:tcPr>
-            <w:tcW w:w="1085" w:type="dxa"/>
-            <w:tcBorders/>
+            <w:tcW w:w="1118" w:type="dxa"/>
+            <w:tcBorders>
+              <w:left w:val="single" w:sz="6" w:space="0" w:color="BFC7D5"/>
+              <w:bottom w:val="single" w:sz="6" w:space="0" w:color="BFC7D5"/>
+              <w:right w:val="single" w:sz="6" w:space="0" w:color="BFC7D5"/>
+            </w:tcBorders>
             <w:vAlign w:val="center"/>
           </w:tcPr>
           <w:p>
@@ -3398,8 +3919,12 @@
         </w:tc>
         <w:tc>
           <w:tcPr>
-            <w:tcW w:w="4407" w:type="dxa"/>
-            <w:tcBorders/>
+            <w:tcW w:w="4413" w:type="dxa"/>
+            <w:tcBorders>
+              <w:left w:val="single" w:sz="2" w:space="0" w:color="BFC7D5"/>
+              <w:bottom w:val="single" w:sz="6" w:space="0" w:color="BFC7D5"/>
+              <w:right w:val="single" w:sz="6" w:space="0" w:color="BFC7D5"/>
+            </w:tcBorders>
             <w:vAlign w:val="center"/>
           </w:tcPr>
           <w:p>
@@ -3432,20 +3957,20 @@
     </w:p>
     <w:tbl>
       <w:tblPr>
-        <w:tblW w:w="5492" w:type="dxa"/>
+        <w:tblW w:w="5000" w:type="pct"/>
         <w:jc w:val="left"/>
-        <w:tblInd w:w="0" w:type="dxa"/>
+        <w:tblInd w:w="-7" w:type="dxa"/>
         <w:tblLayout w:type="fixed"/>
         <w:tblCellMar>
-          <w:top w:w="28" w:type="dxa"/>
-          <w:left w:w="28" w:type="dxa"/>
-          <w:bottom w:w="28" w:type="dxa"/>
-          <w:right w:w="28" w:type="dxa"/>
+          <w:top w:w="60" w:type="dxa"/>
+          <w:left w:w="60" w:type="dxa"/>
+          <w:bottom w:w="60" w:type="dxa"/>
+          <w:right w:w="60" w:type="dxa"/>
         </w:tblCellMar>
       </w:tblPr>
       <w:tblGrid>
-        <w:gridCol w:w="1334"/>
-        <w:gridCol w:w="4158"/>
+        <w:gridCol w:w="1367"/>
+        <w:gridCol w:w="4164"/>
       </w:tblGrid>
       <w:tr>
         <w:trPr>
@@ -3453,8 +3978,14 @@
         </w:trPr>
         <w:tc>
           <w:tcPr>
-            <w:tcW w:w="1334" w:type="dxa"/>
-            <w:tcBorders/>
+            <w:tcW w:w="1367" w:type="dxa"/>
+            <w:tcBorders>
+              <w:top w:val="single" w:sz="6" w:space="0" w:color="BFC7D5"/>
+              <w:left w:val="single" w:sz="6" w:space="0" w:color="BFC7D5"/>
+              <w:bottom w:val="single" w:sz="2" w:space="0" w:color="BFC7D5"/>
+              <w:right w:val="single" w:sz="6" w:space="0" w:color="BFC7D5"/>
+            </w:tcBorders>
+            <w:shd w:fill="1F3A5F" w:val="clear"/>
             <w:vAlign w:val="center"/>
           </w:tcPr>
           <w:p>
@@ -3477,8 +4008,14 @@
         </w:tc>
         <w:tc>
           <w:tcPr>
-            <w:tcW w:w="4158" w:type="dxa"/>
-            <w:tcBorders/>
+            <w:tcW w:w="4164" w:type="dxa"/>
+            <w:tcBorders>
+              <w:top w:val="single" w:sz="6" w:space="0" w:color="BFC7D5"/>
+              <w:left w:val="single" w:sz="2" w:space="0" w:color="BFC7D5"/>
+              <w:bottom w:val="single" w:sz="2" w:space="0" w:color="BFC7D5"/>
+              <w:right w:val="single" w:sz="6" w:space="0" w:color="BFC7D5"/>
+            </w:tcBorders>
+            <w:shd w:fill="1F3A5F" w:val="clear"/>
             <w:vAlign w:val="center"/>
           </w:tcPr>
           <w:p>
@@ -3504,8 +4041,12 @@
         <w:trPr/>
         <w:tc>
           <w:tcPr>
-            <w:tcW w:w="1334" w:type="dxa"/>
-            <w:tcBorders/>
+            <w:tcW w:w="1367" w:type="dxa"/>
+            <w:tcBorders>
+              <w:left w:val="single" w:sz="6" w:space="0" w:color="BFC7D5"/>
+              <w:bottom w:val="single" w:sz="2" w:space="0" w:color="BFC7D5"/>
+              <w:right w:val="single" w:sz="6" w:space="0" w:color="BFC7D5"/>
+            </w:tcBorders>
             <w:vAlign w:val="center"/>
           </w:tcPr>
           <w:p>
@@ -3524,8 +4065,12 @@
         </w:tc>
         <w:tc>
           <w:tcPr>
-            <w:tcW w:w="4158" w:type="dxa"/>
-            <w:tcBorders/>
+            <w:tcW w:w="4164" w:type="dxa"/>
+            <w:tcBorders>
+              <w:left w:val="single" w:sz="2" w:space="0" w:color="BFC7D5"/>
+              <w:bottom w:val="single" w:sz="2" w:space="0" w:color="BFC7D5"/>
+              <w:right w:val="single" w:sz="6" w:space="0" w:color="BFC7D5"/>
+            </w:tcBorders>
             <w:vAlign w:val="center"/>
           </w:tcPr>
           <w:p>
@@ -3547,8 +4092,12 @@
         <w:trPr/>
         <w:tc>
           <w:tcPr>
-            <w:tcW w:w="1334" w:type="dxa"/>
-            <w:tcBorders/>
+            <w:tcW w:w="1367" w:type="dxa"/>
+            <w:tcBorders>
+              <w:left w:val="single" w:sz="6" w:space="0" w:color="BFC7D5"/>
+              <w:bottom w:val="single" w:sz="2" w:space="0" w:color="BFC7D5"/>
+              <w:right w:val="single" w:sz="6" w:space="0" w:color="BFC7D5"/>
+            </w:tcBorders>
             <w:vAlign w:val="center"/>
           </w:tcPr>
           <w:p>
@@ -3567,8 +4116,12 @@
         </w:tc>
         <w:tc>
           <w:tcPr>
-            <w:tcW w:w="4158" w:type="dxa"/>
-            <w:tcBorders/>
+            <w:tcW w:w="4164" w:type="dxa"/>
+            <w:tcBorders>
+              <w:left w:val="single" w:sz="2" w:space="0" w:color="BFC7D5"/>
+              <w:bottom w:val="single" w:sz="2" w:space="0" w:color="BFC7D5"/>
+              <w:right w:val="single" w:sz="6" w:space="0" w:color="BFC7D5"/>
+            </w:tcBorders>
             <w:vAlign w:val="center"/>
           </w:tcPr>
           <w:p>
@@ -3590,8 +4143,12 @@
         <w:trPr/>
         <w:tc>
           <w:tcPr>
-            <w:tcW w:w="1334" w:type="dxa"/>
-            <w:tcBorders/>
+            <w:tcW w:w="1367" w:type="dxa"/>
+            <w:tcBorders>
+              <w:left w:val="single" w:sz="6" w:space="0" w:color="BFC7D5"/>
+              <w:bottom w:val="single" w:sz="2" w:space="0" w:color="BFC7D5"/>
+              <w:right w:val="single" w:sz="6" w:space="0" w:color="BFC7D5"/>
+            </w:tcBorders>
             <w:vAlign w:val="center"/>
           </w:tcPr>
           <w:p>
@@ -3610,8 +4167,12 @@
         </w:tc>
         <w:tc>
           <w:tcPr>
-            <w:tcW w:w="4158" w:type="dxa"/>
-            <w:tcBorders/>
+            <w:tcW w:w="4164" w:type="dxa"/>
+            <w:tcBorders>
+              <w:left w:val="single" w:sz="2" w:space="0" w:color="BFC7D5"/>
+              <w:bottom w:val="single" w:sz="2" w:space="0" w:color="BFC7D5"/>
+              <w:right w:val="single" w:sz="6" w:space="0" w:color="BFC7D5"/>
+            </w:tcBorders>
             <w:vAlign w:val="center"/>
           </w:tcPr>
           <w:p>
@@ -3653,8 +4214,12 @@
         <w:trPr/>
         <w:tc>
           <w:tcPr>
-            <w:tcW w:w="1334" w:type="dxa"/>
-            <w:tcBorders/>
+            <w:tcW w:w="1367" w:type="dxa"/>
+            <w:tcBorders>
+              <w:left w:val="single" w:sz="6" w:space="0" w:color="BFC7D5"/>
+              <w:bottom w:val="single" w:sz="2" w:space="0" w:color="BFC7D5"/>
+              <w:right w:val="single" w:sz="6" w:space="0" w:color="BFC7D5"/>
+            </w:tcBorders>
             <w:vAlign w:val="center"/>
           </w:tcPr>
           <w:p>
@@ -3673,8 +4238,12 @@
         </w:tc>
         <w:tc>
           <w:tcPr>
-            <w:tcW w:w="4158" w:type="dxa"/>
-            <w:tcBorders/>
+            <w:tcW w:w="4164" w:type="dxa"/>
+            <w:tcBorders>
+              <w:left w:val="single" w:sz="2" w:space="0" w:color="BFC7D5"/>
+              <w:bottom w:val="single" w:sz="2" w:space="0" w:color="BFC7D5"/>
+              <w:right w:val="single" w:sz="6" w:space="0" w:color="BFC7D5"/>
+            </w:tcBorders>
             <w:vAlign w:val="center"/>
           </w:tcPr>
           <w:p>
@@ -3706,8 +4275,12 @@
         <w:trPr/>
         <w:tc>
           <w:tcPr>
-            <w:tcW w:w="1334" w:type="dxa"/>
-            <w:tcBorders/>
+            <w:tcW w:w="1367" w:type="dxa"/>
+            <w:tcBorders>
+              <w:left w:val="single" w:sz="6" w:space="0" w:color="BFC7D5"/>
+              <w:bottom w:val="single" w:sz="2" w:space="0" w:color="BFC7D5"/>
+              <w:right w:val="single" w:sz="6" w:space="0" w:color="BFC7D5"/>
+            </w:tcBorders>
             <w:vAlign w:val="center"/>
           </w:tcPr>
           <w:p>
@@ -3726,8 +4299,12 @@
         </w:tc>
         <w:tc>
           <w:tcPr>
-            <w:tcW w:w="4158" w:type="dxa"/>
-            <w:tcBorders/>
+            <w:tcW w:w="4164" w:type="dxa"/>
+            <w:tcBorders>
+              <w:left w:val="single" w:sz="2" w:space="0" w:color="BFC7D5"/>
+              <w:bottom w:val="single" w:sz="2" w:space="0" w:color="BFC7D5"/>
+              <w:right w:val="single" w:sz="6" w:space="0" w:color="BFC7D5"/>
+            </w:tcBorders>
             <w:vAlign w:val="center"/>
           </w:tcPr>
           <w:p>
@@ -3749,8 +4326,12 @@
         <w:trPr/>
         <w:tc>
           <w:tcPr>
-            <w:tcW w:w="1334" w:type="dxa"/>
-            <w:tcBorders/>
+            <w:tcW w:w="1367" w:type="dxa"/>
+            <w:tcBorders>
+              <w:left w:val="single" w:sz="6" w:space="0" w:color="BFC7D5"/>
+              <w:bottom w:val="single" w:sz="2" w:space="0" w:color="BFC7D5"/>
+              <w:right w:val="single" w:sz="6" w:space="0" w:color="BFC7D5"/>
+            </w:tcBorders>
             <w:vAlign w:val="center"/>
           </w:tcPr>
           <w:p>
@@ -3769,8 +4350,12 @@
         </w:tc>
         <w:tc>
           <w:tcPr>
-            <w:tcW w:w="4158" w:type="dxa"/>
-            <w:tcBorders/>
+            <w:tcW w:w="4164" w:type="dxa"/>
+            <w:tcBorders>
+              <w:left w:val="single" w:sz="2" w:space="0" w:color="BFC7D5"/>
+              <w:bottom w:val="single" w:sz="2" w:space="0" w:color="BFC7D5"/>
+              <w:right w:val="single" w:sz="6" w:space="0" w:color="BFC7D5"/>
+            </w:tcBorders>
             <w:vAlign w:val="center"/>
           </w:tcPr>
           <w:p>
@@ -3798,8 +4383,12 @@
         <w:trPr/>
         <w:tc>
           <w:tcPr>
-            <w:tcW w:w="1334" w:type="dxa"/>
-            <w:tcBorders/>
+            <w:tcW w:w="1367" w:type="dxa"/>
+            <w:tcBorders>
+              <w:left w:val="single" w:sz="6" w:space="0" w:color="BFC7D5"/>
+              <w:bottom w:val="single" w:sz="2" w:space="0" w:color="BFC7D5"/>
+              <w:right w:val="single" w:sz="6" w:space="0" w:color="BFC7D5"/>
+            </w:tcBorders>
             <w:vAlign w:val="center"/>
           </w:tcPr>
           <w:p>
@@ -3818,43 +4407,39 @@
         </w:tc>
         <w:tc>
           <w:tcPr>
-            <w:tcW w:w="4158" w:type="dxa"/>
-            <w:tcBorders/>
-            <w:vAlign w:val="center"/>
-          </w:tcPr>
-          <w:p>
-            <w:pPr>
-              <w:pStyle w:val="TableContents"/>
-              <w:bidi w:val="0"/>
-              <w:spacing w:before="0" w:after="283"/>
-              <w:jc w:val="left"/>
-              <w:rPr/>
-            </w:pPr>
-            <w:r>
-              <w:rPr>
-                <w:rStyle w:val="SourceText"/>
-              </w:rPr>
-              <w:t>________</w:t>
-            </w:r>
-            <w:r>
-              <w:rPr/>
-              <w:t xml:space="preserve"> / </w:t>
-            </w:r>
-            <w:r>
-              <w:rPr>
-                <w:rStyle w:val="SourceText"/>
-              </w:rPr>
-              <w:t>________</w:t>
-            </w:r>
-          </w:p>
-        </w:tc>
-      </w:tr>
-      <w:tr>
-        <w:trPr/>
-        <w:tc>
-          <w:tcPr>
-            <w:tcW w:w="1334" w:type="dxa"/>
-            <w:tcBorders/>
+            <w:tcW w:w="4164" w:type="dxa"/>
+            <w:tcBorders>
+              <w:left w:val="single" w:sz="2" w:space="0" w:color="BFC7D5"/>
+              <w:bottom w:val="single" w:sz="2" w:space="0" w:color="BFC7D5"/>
+              <w:right w:val="single" w:sz="6" w:space="0" w:color="BFC7D5"/>
+            </w:tcBorders>
+            <w:vAlign w:val="center"/>
+          </w:tcPr>
+          <w:p>
+            <w:pPr>
+              <w:pStyle w:val="TableContents"/>
+              <w:bidi w:val="0"/>
+              <w:spacing w:before="0" w:after="283"/>
+              <w:jc w:val="left"/>
+              <w:rPr/>
+            </w:pPr>
+            <w:r>
+              <w:rPr/>
+              <w:t>Richard Watson Stephen Amudha / 2026-11-30</w:t>
+            </w:r>
+          </w:p>
+        </w:tc>
+      </w:tr>
+      <w:tr>
+        <w:trPr/>
+        <w:tc>
+          <w:tcPr>
+            <w:tcW w:w="1367" w:type="dxa"/>
+            <w:tcBorders>
+              <w:left w:val="single" w:sz="6" w:space="0" w:color="BFC7D5"/>
+              <w:bottom w:val="single" w:sz="2" w:space="0" w:color="BFC7D5"/>
+              <w:right w:val="single" w:sz="6" w:space="0" w:color="BFC7D5"/>
+            </w:tcBorders>
             <w:vAlign w:val="center"/>
           </w:tcPr>
           <w:p>
@@ -3873,8 +4458,12 @@
         </w:tc>
         <w:tc>
           <w:tcPr>
-            <w:tcW w:w="4158" w:type="dxa"/>
-            <w:tcBorders/>
+            <w:tcW w:w="4164" w:type="dxa"/>
+            <w:tcBorders>
+              <w:left w:val="single" w:sz="2" w:space="0" w:color="BFC7D5"/>
+              <w:bottom w:val="single" w:sz="2" w:space="0" w:color="BFC7D5"/>
+              <w:right w:val="single" w:sz="6" w:space="0" w:color="BFC7D5"/>
+            </w:tcBorders>
             <w:vAlign w:val="center"/>
           </w:tcPr>
           <w:p>
@@ -3896,8 +4485,12 @@
         <w:trPr/>
         <w:tc>
           <w:tcPr>
-            <w:tcW w:w="1334" w:type="dxa"/>
-            <w:tcBorders/>
+            <w:tcW w:w="1367" w:type="dxa"/>
+            <w:tcBorders>
+              <w:left w:val="single" w:sz="6" w:space="0" w:color="BFC7D5"/>
+              <w:bottom w:val="single" w:sz="6" w:space="0" w:color="BFC7D5"/>
+              <w:right w:val="single" w:sz="6" w:space="0" w:color="BFC7D5"/>
+            </w:tcBorders>
             <w:vAlign w:val="center"/>
           </w:tcPr>
           <w:p>
@@ -3916,8 +4509,12 @@
         </w:tc>
         <w:tc>
           <w:tcPr>
-            <w:tcW w:w="4158" w:type="dxa"/>
-            <w:tcBorders/>
+            <w:tcW w:w="4164" w:type="dxa"/>
+            <w:tcBorders>
+              <w:left w:val="single" w:sz="2" w:space="0" w:color="BFC7D5"/>
+              <w:bottom w:val="single" w:sz="6" w:space="0" w:color="BFC7D5"/>
+              <w:right w:val="single" w:sz="6" w:space="0" w:color="BFC7D5"/>
+            </w:tcBorders>
             <w:vAlign w:val="center"/>
           </w:tcPr>
           <w:p>
@@ -3950,20 +4547,20 @@
     </w:p>
     <w:tbl>
       <w:tblPr>
-        <w:tblW w:w="5492" w:type="dxa"/>
+        <w:tblW w:w="5000" w:type="pct"/>
         <w:jc w:val="left"/>
-        <w:tblInd w:w="0" w:type="dxa"/>
+        <w:tblInd w:w="-7" w:type="dxa"/>
         <w:tblLayout w:type="fixed"/>
         <w:tblCellMar>
-          <w:top w:w="28" w:type="dxa"/>
-          <w:left w:w="28" w:type="dxa"/>
-          <w:bottom w:w="28" w:type="dxa"/>
-          <w:right w:w="28" w:type="dxa"/>
+          <w:top w:w="60" w:type="dxa"/>
+          <w:left w:w="60" w:type="dxa"/>
+          <w:bottom w:w="60" w:type="dxa"/>
+          <w:right w:w="60" w:type="dxa"/>
         </w:tblCellMar>
       </w:tblPr>
       <w:tblGrid>
-        <w:gridCol w:w="1179"/>
-        <w:gridCol w:w="4313"/>
+        <w:gridCol w:w="1212"/>
+        <w:gridCol w:w="4319"/>
       </w:tblGrid>
       <w:tr>
         <w:trPr>
@@ -3971,8 +4568,14 @@
         </w:trPr>
         <w:tc>
           <w:tcPr>
-            <w:tcW w:w="1179" w:type="dxa"/>
-            <w:tcBorders/>
+            <w:tcW w:w="1212" w:type="dxa"/>
+            <w:tcBorders>
+              <w:top w:val="single" w:sz="6" w:space="0" w:color="BFC7D5"/>
+              <w:left w:val="single" w:sz="6" w:space="0" w:color="BFC7D5"/>
+              <w:bottom w:val="single" w:sz="2" w:space="0" w:color="BFC7D5"/>
+              <w:right w:val="single" w:sz="6" w:space="0" w:color="BFC7D5"/>
+            </w:tcBorders>
+            <w:shd w:fill="1F3A5F" w:val="clear"/>
             <w:vAlign w:val="center"/>
           </w:tcPr>
           <w:p>
@@ -3995,8 +4598,14 @@
         </w:tc>
         <w:tc>
           <w:tcPr>
-            <w:tcW w:w="4313" w:type="dxa"/>
-            <w:tcBorders/>
+            <w:tcW w:w="4319" w:type="dxa"/>
+            <w:tcBorders>
+              <w:top w:val="single" w:sz="6" w:space="0" w:color="BFC7D5"/>
+              <w:left w:val="single" w:sz="2" w:space="0" w:color="BFC7D5"/>
+              <w:bottom w:val="single" w:sz="2" w:space="0" w:color="BFC7D5"/>
+              <w:right w:val="single" w:sz="6" w:space="0" w:color="BFC7D5"/>
+            </w:tcBorders>
+            <w:shd w:fill="1F3A5F" w:val="clear"/>
             <w:vAlign w:val="center"/>
           </w:tcPr>
           <w:p>
@@ -4022,8 +4631,12 @@
         <w:trPr/>
         <w:tc>
           <w:tcPr>
-            <w:tcW w:w="1179" w:type="dxa"/>
-            <w:tcBorders/>
+            <w:tcW w:w="1212" w:type="dxa"/>
+            <w:tcBorders>
+              <w:left w:val="single" w:sz="6" w:space="0" w:color="BFC7D5"/>
+              <w:bottom w:val="single" w:sz="2" w:space="0" w:color="BFC7D5"/>
+              <w:right w:val="single" w:sz="6" w:space="0" w:color="BFC7D5"/>
+            </w:tcBorders>
             <w:vAlign w:val="center"/>
           </w:tcPr>
           <w:p>
@@ -4042,8 +4655,12 @@
         </w:tc>
         <w:tc>
           <w:tcPr>
-            <w:tcW w:w="4313" w:type="dxa"/>
-            <w:tcBorders/>
+            <w:tcW w:w="4319" w:type="dxa"/>
+            <w:tcBorders>
+              <w:left w:val="single" w:sz="2" w:space="0" w:color="BFC7D5"/>
+              <w:bottom w:val="single" w:sz="2" w:space="0" w:color="BFC7D5"/>
+              <w:right w:val="single" w:sz="6" w:space="0" w:color="BFC7D5"/>
+            </w:tcBorders>
             <w:vAlign w:val="center"/>
           </w:tcPr>
           <w:p>
@@ -4065,8 +4682,12 @@
         <w:trPr/>
         <w:tc>
           <w:tcPr>
-            <w:tcW w:w="1179" w:type="dxa"/>
-            <w:tcBorders/>
+            <w:tcW w:w="1212" w:type="dxa"/>
+            <w:tcBorders>
+              <w:left w:val="single" w:sz="6" w:space="0" w:color="BFC7D5"/>
+              <w:bottom w:val="single" w:sz="2" w:space="0" w:color="BFC7D5"/>
+              <w:right w:val="single" w:sz="6" w:space="0" w:color="BFC7D5"/>
+            </w:tcBorders>
             <w:vAlign w:val="center"/>
           </w:tcPr>
           <w:p>
@@ -4085,8 +4706,12 @@
         </w:tc>
         <w:tc>
           <w:tcPr>
-            <w:tcW w:w="4313" w:type="dxa"/>
-            <w:tcBorders/>
+            <w:tcW w:w="4319" w:type="dxa"/>
+            <w:tcBorders>
+              <w:left w:val="single" w:sz="2" w:space="0" w:color="BFC7D5"/>
+              <w:bottom w:val="single" w:sz="2" w:space="0" w:color="BFC7D5"/>
+              <w:right w:val="single" w:sz="6" w:space="0" w:color="BFC7D5"/>
+            </w:tcBorders>
             <w:vAlign w:val="center"/>
           </w:tcPr>
           <w:p>
@@ -4124,8 +4749,12 @@
         <w:trPr/>
         <w:tc>
           <w:tcPr>
-            <w:tcW w:w="1179" w:type="dxa"/>
-            <w:tcBorders/>
+            <w:tcW w:w="1212" w:type="dxa"/>
+            <w:tcBorders>
+              <w:left w:val="single" w:sz="6" w:space="0" w:color="BFC7D5"/>
+              <w:bottom w:val="single" w:sz="2" w:space="0" w:color="BFC7D5"/>
+              <w:right w:val="single" w:sz="6" w:space="0" w:color="BFC7D5"/>
+            </w:tcBorders>
             <w:vAlign w:val="center"/>
           </w:tcPr>
           <w:p>
@@ -4144,8 +4773,12 @@
         </w:tc>
         <w:tc>
           <w:tcPr>
-            <w:tcW w:w="4313" w:type="dxa"/>
-            <w:tcBorders/>
+            <w:tcW w:w="4319" w:type="dxa"/>
+            <w:tcBorders>
+              <w:left w:val="single" w:sz="2" w:space="0" w:color="BFC7D5"/>
+              <w:bottom w:val="single" w:sz="2" w:space="0" w:color="BFC7D5"/>
+              <w:right w:val="single" w:sz="6" w:space="0" w:color="BFC7D5"/>
+            </w:tcBorders>
             <w:vAlign w:val="center"/>
           </w:tcPr>
           <w:p>
@@ -4193,8 +4826,12 @@
         <w:trPr/>
         <w:tc>
           <w:tcPr>
-            <w:tcW w:w="1179" w:type="dxa"/>
-            <w:tcBorders/>
+            <w:tcW w:w="1212" w:type="dxa"/>
+            <w:tcBorders>
+              <w:left w:val="single" w:sz="6" w:space="0" w:color="BFC7D5"/>
+              <w:bottom w:val="single" w:sz="2" w:space="0" w:color="BFC7D5"/>
+              <w:right w:val="single" w:sz="6" w:space="0" w:color="BFC7D5"/>
+            </w:tcBorders>
             <w:vAlign w:val="center"/>
           </w:tcPr>
           <w:p>
@@ -4213,8 +4850,12 @@
         </w:tc>
         <w:tc>
           <w:tcPr>
-            <w:tcW w:w="4313" w:type="dxa"/>
-            <w:tcBorders/>
+            <w:tcW w:w="4319" w:type="dxa"/>
+            <w:tcBorders>
+              <w:left w:val="single" w:sz="2" w:space="0" w:color="BFC7D5"/>
+              <w:bottom w:val="single" w:sz="2" w:space="0" w:color="BFC7D5"/>
+              <w:right w:val="single" w:sz="6" w:space="0" w:color="BFC7D5"/>
+            </w:tcBorders>
             <w:vAlign w:val="center"/>
           </w:tcPr>
           <w:p>
@@ -4242,8 +4883,12 @@
         <w:trPr/>
         <w:tc>
           <w:tcPr>
-            <w:tcW w:w="1179" w:type="dxa"/>
-            <w:tcBorders/>
+            <w:tcW w:w="1212" w:type="dxa"/>
+            <w:tcBorders>
+              <w:left w:val="single" w:sz="6" w:space="0" w:color="BFC7D5"/>
+              <w:bottom w:val="single" w:sz="2" w:space="0" w:color="BFC7D5"/>
+              <w:right w:val="single" w:sz="6" w:space="0" w:color="BFC7D5"/>
+            </w:tcBorders>
             <w:vAlign w:val="center"/>
           </w:tcPr>
           <w:p>
@@ -4262,8 +4907,12 @@
         </w:tc>
         <w:tc>
           <w:tcPr>
-            <w:tcW w:w="4313" w:type="dxa"/>
-            <w:tcBorders/>
+            <w:tcW w:w="4319" w:type="dxa"/>
+            <w:tcBorders>
+              <w:left w:val="single" w:sz="2" w:space="0" w:color="BFC7D5"/>
+              <w:bottom w:val="single" w:sz="2" w:space="0" w:color="BFC7D5"/>
+              <w:right w:val="single" w:sz="6" w:space="0" w:color="BFC7D5"/>
+            </w:tcBorders>
             <w:vAlign w:val="center"/>
           </w:tcPr>
           <w:p>
@@ -4285,8 +4934,12 @@
         <w:trPr/>
         <w:tc>
           <w:tcPr>
-            <w:tcW w:w="1179" w:type="dxa"/>
-            <w:tcBorders/>
+            <w:tcW w:w="1212" w:type="dxa"/>
+            <w:tcBorders>
+              <w:left w:val="single" w:sz="6" w:space="0" w:color="BFC7D5"/>
+              <w:bottom w:val="single" w:sz="2" w:space="0" w:color="BFC7D5"/>
+              <w:right w:val="single" w:sz="6" w:space="0" w:color="BFC7D5"/>
+            </w:tcBorders>
             <w:vAlign w:val="center"/>
           </w:tcPr>
           <w:p>
@@ -4305,8 +4958,12 @@
         </w:tc>
         <w:tc>
           <w:tcPr>
-            <w:tcW w:w="4313" w:type="dxa"/>
-            <w:tcBorders/>
+            <w:tcW w:w="4319" w:type="dxa"/>
+            <w:tcBorders>
+              <w:left w:val="single" w:sz="2" w:space="0" w:color="BFC7D5"/>
+              <w:bottom w:val="single" w:sz="2" w:space="0" w:color="BFC7D5"/>
+              <w:right w:val="single" w:sz="6" w:space="0" w:color="BFC7D5"/>
+            </w:tcBorders>
             <w:vAlign w:val="center"/>
           </w:tcPr>
           <w:p>
@@ -4344,8 +5001,12 @@
         <w:trPr/>
         <w:tc>
           <w:tcPr>
-            <w:tcW w:w="1179" w:type="dxa"/>
-            <w:tcBorders/>
+            <w:tcW w:w="1212" w:type="dxa"/>
+            <w:tcBorders>
+              <w:left w:val="single" w:sz="6" w:space="0" w:color="BFC7D5"/>
+              <w:bottom w:val="single" w:sz="2" w:space="0" w:color="BFC7D5"/>
+              <w:right w:val="single" w:sz="6" w:space="0" w:color="BFC7D5"/>
+            </w:tcBorders>
             <w:vAlign w:val="center"/>
           </w:tcPr>
           <w:p>
@@ -4364,43 +5025,39 @@
         </w:tc>
         <w:tc>
           <w:tcPr>
-            <w:tcW w:w="4313" w:type="dxa"/>
-            <w:tcBorders/>
-            <w:vAlign w:val="center"/>
-          </w:tcPr>
-          <w:p>
-            <w:pPr>
-              <w:pStyle w:val="TableContents"/>
-              <w:bidi w:val="0"/>
-              <w:spacing w:before="0" w:after="283"/>
-              <w:jc w:val="left"/>
-              <w:rPr/>
-            </w:pPr>
-            <w:r>
-              <w:rPr>
-                <w:rStyle w:val="SourceText"/>
-              </w:rPr>
-              <w:t>________</w:t>
-            </w:r>
-            <w:r>
-              <w:rPr/>
-              <w:t xml:space="preserve"> / </w:t>
-            </w:r>
-            <w:r>
-              <w:rPr>
-                <w:rStyle w:val="SourceText"/>
-              </w:rPr>
-              <w:t>________</w:t>
-            </w:r>
-          </w:p>
-        </w:tc>
-      </w:tr>
-      <w:tr>
-        <w:trPr/>
-        <w:tc>
-          <w:tcPr>
-            <w:tcW w:w="1179" w:type="dxa"/>
-            <w:tcBorders/>
+            <w:tcW w:w="4319" w:type="dxa"/>
+            <w:tcBorders>
+              <w:left w:val="single" w:sz="2" w:space="0" w:color="BFC7D5"/>
+              <w:bottom w:val="single" w:sz="2" w:space="0" w:color="BFC7D5"/>
+              <w:right w:val="single" w:sz="6" w:space="0" w:color="BFC7D5"/>
+            </w:tcBorders>
+            <w:vAlign w:val="center"/>
+          </w:tcPr>
+          <w:p>
+            <w:pPr>
+              <w:pStyle w:val="TableContents"/>
+              <w:bidi w:val="0"/>
+              <w:spacing w:before="0" w:after="283"/>
+              <w:jc w:val="left"/>
+              <w:rPr/>
+            </w:pPr>
+            <w:r>
+              <w:rPr/>
+              <w:t>Kishan Haravu Pradeep / 2026-10-31</w:t>
+            </w:r>
+          </w:p>
+        </w:tc>
+      </w:tr>
+      <w:tr>
+        <w:trPr/>
+        <w:tc>
+          <w:tcPr>
+            <w:tcW w:w="1212" w:type="dxa"/>
+            <w:tcBorders>
+              <w:left w:val="single" w:sz="6" w:space="0" w:color="BFC7D5"/>
+              <w:bottom w:val="single" w:sz="2" w:space="0" w:color="BFC7D5"/>
+              <w:right w:val="single" w:sz="6" w:space="0" w:color="BFC7D5"/>
+            </w:tcBorders>
             <w:vAlign w:val="center"/>
           </w:tcPr>
           <w:p>
@@ -4419,8 +5076,12 @@
         </w:tc>
         <w:tc>
           <w:tcPr>
-            <w:tcW w:w="4313" w:type="dxa"/>
-            <w:tcBorders/>
+            <w:tcW w:w="4319" w:type="dxa"/>
+            <w:tcBorders>
+              <w:left w:val="single" w:sz="2" w:space="0" w:color="BFC7D5"/>
+              <w:bottom w:val="single" w:sz="2" w:space="0" w:color="BFC7D5"/>
+              <w:right w:val="single" w:sz="6" w:space="0" w:color="BFC7D5"/>
+            </w:tcBorders>
             <w:vAlign w:val="center"/>
           </w:tcPr>
           <w:p>
@@ -4442,8 +5103,12 @@
         <w:trPr/>
         <w:tc>
           <w:tcPr>
-            <w:tcW w:w="1179" w:type="dxa"/>
-            <w:tcBorders/>
+            <w:tcW w:w="1212" w:type="dxa"/>
+            <w:tcBorders>
+              <w:left w:val="single" w:sz="6" w:space="0" w:color="BFC7D5"/>
+              <w:bottom w:val="single" w:sz="6" w:space="0" w:color="BFC7D5"/>
+              <w:right w:val="single" w:sz="6" w:space="0" w:color="BFC7D5"/>
+            </w:tcBorders>
             <w:vAlign w:val="center"/>
           </w:tcPr>
           <w:p>
@@ -4462,8 +5127,12 @@
         </w:tc>
         <w:tc>
           <w:tcPr>
-            <w:tcW w:w="4313" w:type="dxa"/>
-            <w:tcBorders/>
+            <w:tcW w:w="4319" w:type="dxa"/>
+            <w:tcBorders>
+              <w:left w:val="single" w:sz="2" w:space="0" w:color="BFC7D5"/>
+              <w:bottom w:val="single" w:sz="6" w:space="0" w:color="BFC7D5"/>
+              <w:right w:val="single" w:sz="6" w:space="0" w:color="BFC7D5"/>
+            </w:tcBorders>
             <w:vAlign w:val="center"/>
           </w:tcPr>
           <w:p>
@@ -4496,20 +5165,20 @@
     </w:p>
     <w:tbl>
       <w:tblPr>
-        <w:tblW w:w="5492" w:type="dxa"/>
+        <w:tblW w:w="5000" w:type="pct"/>
         <w:jc w:val="left"/>
-        <w:tblInd w:w="0" w:type="dxa"/>
+        <w:tblInd w:w="-7" w:type="dxa"/>
         <w:tblLayout w:type="fixed"/>
         <w:tblCellMar>
-          <w:top w:w="28" w:type="dxa"/>
-          <w:left w:w="28" w:type="dxa"/>
-          <w:bottom w:w="28" w:type="dxa"/>
-          <w:right w:w="28" w:type="dxa"/>
+          <w:top w:w="60" w:type="dxa"/>
+          <w:left w:w="60" w:type="dxa"/>
+          <w:bottom w:w="60" w:type="dxa"/>
+          <w:right w:w="60" w:type="dxa"/>
         </w:tblCellMar>
       </w:tblPr>
       <w:tblGrid>
-        <w:gridCol w:w="1176"/>
-        <w:gridCol w:w="4316"/>
+        <w:gridCol w:w="1209"/>
+        <w:gridCol w:w="4322"/>
       </w:tblGrid>
       <w:tr>
         <w:trPr>
@@ -4517,8 +5186,14 @@
         </w:trPr>
         <w:tc>
           <w:tcPr>
-            <w:tcW w:w="1176" w:type="dxa"/>
-            <w:tcBorders/>
+            <w:tcW w:w="1209" w:type="dxa"/>
+            <w:tcBorders>
+              <w:top w:val="single" w:sz="6" w:space="0" w:color="BFC7D5"/>
+              <w:left w:val="single" w:sz="6" w:space="0" w:color="BFC7D5"/>
+              <w:bottom w:val="single" w:sz="2" w:space="0" w:color="BFC7D5"/>
+              <w:right w:val="single" w:sz="6" w:space="0" w:color="BFC7D5"/>
+            </w:tcBorders>
+            <w:shd w:fill="1F3A5F" w:val="clear"/>
             <w:vAlign w:val="center"/>
           </w:tcPr>
           <w:p>
@@ -4541,8 +5216,14 @@
         </w:tc>
         <w:tc>
           <w:tcPr>
-            <w:tcW w:w="4316" w:type="dxa"/>
-            <w:tcBorders/>
+            <w:tcW w:w="4322" w:type="dxa"/>
+            <w:tcBorders>
+              <w:top w:val="single" w:sz="6" w:space="0" w:color="BFC7D5"/>
+              <w:left w:val="single" w:sz="2" w:space="0" w:color="BFC7D5"/>
+              <w:bottom w:val="single" w:sz="2" w:space="0" w:color="BFC7D5"/>
+              <w:right w:val="single" w:sz="6" w:space="0" w:color="BFC7D5"/>
+            </w:tcBorders>
+            <w:shd w:fill="1F3A5F" w:val="clear"/>
             <w:vAlign w:val="center"/>
           </w:tcPr>
           <w:p>
@@ -4568,8 +5249,12 @@
         <w:trPr/>
         <w:tc>
           <w:tcPr>
-            <w:tcW w:w="1176" w:type="dxa"/>
-            <w:tcBorders/>
+            <w:tcW w:w="1209" w:type="dxa"/>
+            <w:tcBorders>
+              <w:left w:val="single" w:sz="6" w:space="0" w:color="BFC7D5"/>
+              <w:bottom w:val="single" w:sz="2" w:space="0" w:color="BFC7D5"/>
+              <w:right w:val="single" w:sz="6" w:space="0" w:color="BFC7D5"/>
+            </w:tcBorders>
             <w:vAlign w:val="center"/>
           </w:tcPr>
           <w:p>
@@ -4588,8 +5273,12 @@
         </w:tc>
         <w:tc>
           <w:tcPr>
-            <w:tcW w:w="4316" w:type="dxa"/>
-            <w:tcBorders/>
+            <w:tcW w:w="4322" w:type="dxa"/>
+            <w:tcBorders>
+              <w:left w:val="single" w:sz="2" w:space="0" w:color="BFC7D5"/>
+              <w:bottom w:val="single" w:sz="2" w:space="0" w:color="BFC7D5"/>
+              <w:right w:val="single" w:sz="6" w:space="0" w:color="BFC7D5"/>
+            </w:tcBorders>
             <w:vAlign w:val="center"/>
           </w:tcPr>
           <w:p>
@@ -4611,8 +5300,12 @@
         <w:trPr/>
         <w:tc>
           <w:tcPr>
-            <w:tcW w:w="1176" w:type="dxa"/>
-            <w:tcBorders/>
+            <w:tcW w:w="1209" w:type="dxa"/>
+            <w:tcBorders>
+              <w:left w:val="single" w:sz="6" w:space="0" w:color="BFC7D5"/>
+              <w:bottom w:val="single" w:sz="2" w:space="0" w:color="BFC7D5"/>
+              <w:right w:val="single" w:sz="6" w:space="0" w:color="BFC7D5"/>
+            </w:tcBorders>
             <w:vAlign w:val="center"/>
           </w:tcPr>
           <w:p>
@@ -4631,8 +5324,12 @@
         </w:tc>
         <w:tc>
           <w:tcPr>
-            <w:tcW w:w="4316" w:type="dxa"/>
-            <w:tcBorders/>
+            <w:tcW w:w="4322" w:type="dxa"/>
+            <w:tcBorders>
+              <w:left w:val="single" w:sz="2" w:space="0" w:color="BFC7D5"/>
+              <w:bottom w:val="single" w:sz="2" w:space="0" w:color="BFC7D5"/>
+              <w:right w:val="single" w:sz="6" w:space="0" w:color="BFC7D5"/>
+            </w:tcBorders>
             <w:vAlign w:val="center"/>
           </w:tcPr>
           <w:p>
@@ -4700,8 +5397,12 @@
         <w:trPr/>
         <w:tc>
           <w:tcPr>
-            <w:tcW w:w="1176" w:type="dxa"/>
-            <w:tcBorders/>
+            <w:tcW w:w="1209" w:type="dxa"/>
+            <w:tcBorders>
+              <w:left w:val="single" w:sz="6" w:space="0" w:color="BFC7D5"/>
+              <w:bottom w:val="single" w:sz="2" w:space="0" w:color="BFC7D5"/>
+              <w:right w:val="single" w:sz="6" w:space="0" w:color="BFC7D5"/>
+            </w:tcBorders>
             <w:vAlign w:val="center"/>
           </w:tcPr>
           <w:p>
@@ -4720,8 +5421,12 @@
         </w:tc>
         <w:tc>
           <w:tcPr>
-            <w:tcW w:w="4316" w:type="dxa"/>
-            <w:tcBorders/>
+            <w:tcW w:w="4322" w:type="dxa"/>
+            <w:tcBorders>
+              <w:left w:val="single" w:sz="2" w:space="0" w:color="BFC7D5"/>
+              <w:bottom w:val="single" w:sz="2" w:space="0" w:color="BFC7D5"/>
+              <w:right w:val="single" w:sz="6" w:space="0" w:color="BFC7D5"/>
+            </w:tcBorders>
             <w:vAlign w:val="center"/>
           </w:tcPr>
           <w:p>
@@ -4763,8 +5468,12 @@
         <w:trPr/>
         <w:tc>
           <w:tcPr>
-            <w:tcW w:w="1176" w:type="dxa"/>
-            <w:tcBorders/>
+            <w:tcW w:w="1209" w:type="dxa"/>
+            <w:tcBorders>
+              <w:left w:val="single" w:sz="6" w:space="0" w:color="BFC7D5"/>
+              <w:bottom w:val="single" w:sz="2" w:space="0" w:color="BFC7D5"/>
+              <w:right w:val="single" w:sz="6" w:space="0" w:color="BFC7D5"/>
+            </w:tcBorders>
             <w:vAlign w:val="center"/>
           </w:tcPr>
           <w:p>
@@ -4783,8 +5492,12 @@
         </w:tc>
         <w:tc>
           <w:tcPr>
-            <w:tcW w:w="4316" w:type="dxa"/>
-            <w:tcBorders/>
+            <w:tcW w:w="4322" w:type="dxa"/>
+            <w:tcBorders>
+              <w:left w:val="single" w:sz="2" w:space="0" w:color="BFC7D5"/>
+              <w:bottom w:val="single" w:sz="2" w:space="0" w:color="BFC7D5"/>
+              <w:right w:val="single" w:sz="6" w:space="0" w:color="BFC7D5"/>
+            </w:tcBorders>
             <w:vAlign w:val="center"/>
           </w:tcPr>
           <w:p>
@@ -4816,8 +5529,12 @@
         <w:trPr/>
         <w:tc>
           <w:tcPr>
-            <w:tcW w:w="1176" w:type="dxa"/>
-            <w:tcBorders/>
+            <w:tcW w:w="1209" w:type="dxa"/>
+            <w:tcBorders>
+              <w:left w:val="single" w:sz="6" w:space="0" w:color="BFC7D5"/>
+              <w:bottom w:val="single" w:sz="2" w:space="0" w:color="BFC7D5"/>
+              <w:right w:val="single" w:sz="6" w:space="0" w:color="BFC7D5"/>
+            </w:tcBorders>
             <w:vAlign w:val="center"/>
           </w:tcPr>
           <w:p>
@@ -4836,8 +5553,12 @@
         </w:tc>
         <w:tc>
           <w:tcPr>
-            <w:tcW w:w="4316" w:type="dxa"/>
-            <w:tcBorders/>
+            <w:tcW w:w="4322" w:type="dxa"/>
+            <w:tcBorders>
+              <w:left w:val="single" w:sz="2" w:space="0" w:color="BFC7D5"/>
+              <w:bottom w:val="single" w:sz="2" w:space="0" w:color="BFC7D5"/>
+              <w:right w:val="single" w:sz="6" w:space="0" w:color="BFC7D5"/>
+            </w:tcBorders>
             <w:vAlign w:val="center"/>
           </w:tcPr>
           <w:p>
@@ -4875,8 +5596,12 @@
         <w:trPr/>
         <w:tc>
           <w:tcPr>
-            <w:tcW w:w="1176" w:type="dxa"/>
-            <w:tcBorders/>
+            <w:tcW w:w="1209" w:type="dxa"/>
+            <w:tcBorders>
+              <w:left w:val="single" w:sz="6" w:space="0" w:color="BFC7D5"/>
+              <w:bottom w:val="single" w:sz="2" w:space="0" w:color="BFC7D5"/>
+              <w:right w:val="single" w:sz="6" w:space="0" w:color="BFC7D5"/>
+            </w:tcBorders>
             <w:vAlign w:val="center"/>
           </w:tcPr>
           <w:p>
@@ -4895,8 +5620,12 @@
         </w:tc>
         <w:tc>
           <w:tcPr>
-            <w:tcW w:w="4316" w:type="dxa"/>
-            <w:tcBorders/>
+            <w:tcW w:w="4322" w:type="dxa"/>
+            <w:tcBorders>
+              <w:left w:val="single" w:sz="2" w:space="0" w:color="BFC7D5"/>
+              <w:bottom w:val="single" w:sz="2" w:space="0" w:color="BFC7D5"/>
+              <w:right w:val="single" w:sz="6" w:space="0" w:color="BFC7D5"/>
+            </w:tcBorders>
             <w:vAlign w:val="center"/>
           </w:tcPr>
           <w:p>
@@ -4930,8 +5659,12 @@
         <w:trPr/>
         <w:tc>
           <w:tcPr>
-            <w:tcW w:w="1176" w:type="dxa"/>
-            <w:tcBorders/>
+            <w:tcW w:w="1209" w:type="dxa"/>
+            <w:tcBorders>
+              <w:left w:val="single" w:sz="6" w:space="0" w:color="BFC7D5"/>
+              <w:bottom w:val="single" w:sz="2" w:space="0" w:color="BFC7D5"/>
+              <w:right w:val="single" w:sz="6" w:space="0" w:color="BFC7D5"/>
+            </w:tcBorders>
             <w:vAlign w:val="center"/>
           </w:tcPr>
           <w:p>
@@ -4950,43 +5683,39 @@
         </w:tc>
         <w:tc>
           <w:tcPr>
-            <w:tcW w:w="4316" w:type="dxa"/>
-            <w:tcBorders/>
-            <w:vAlign w:val="center"/>
-          </w:tcPr>
-          <w:p>
-            <w:pPr>
-              <w:pStyle w:val="TableContents"/>
-              <w:bidi w:val="0"/>
-              <w:spacing w:before="0" w:after="283"/>
-              <w:jc w:val="left"/>
-              <w:rPr/>
-            </w:pPr>
-            <w:r>
-              <w:rPr>
-                <w:rStyle w:val="SourceText"/>
-              </w:rPr>
-              <w:t>________</w:t>
-            </w:r>
-            <w:r>
-              <w:rPr/>
-              <w:t xml:space="preserve"> / </w:t>
-            </w:r>
-            <w:r>
-              <w:rPr>
-                <w:rStyle w:val="SourceText"/>
-              </w:rPr>
-              <w:t>________</w:t>
-            </w:r>
-          </w:p>
-        </w:tc>
-      </w:tr>
-      <w:tr>
-        <w:trPr/>
-        <w:tc>
-          <w:tcPr>
-            <w:tcW w:w="1176" w:type="dxa"/>
-            <w:tcBorders/>
+            <w:tcW w:w="4322" w:type="dxa"/>
+            <w:tcBorders>
+              <w:left w:val="single" w:sz="2" w:space="0" w:color="BFC7D5"/>
+              <w:bottom w:val="single" w:sz="2" w:space="0" w:color="BFC7D5"/>
+              <w:right w:val="single" w:sz="6" w:space="0" w:color="BFC7D5"/>
+            </w:tcBorders>
+            <w:vAlign w:val="center"/>
+          </w:tcPr>
+          <w:p>
+            <w:pPr>
+              <w:pStyle w:val="TableContents"/>
+              <w:bidi w:val="0"/>
+              <w:spacing w:before="0" w:after="283"/>
+              <w:jc w:val="left"/>
+              <w:rPr/>
+            </w:pPr>
+            <w:r>
+              <w:rPr/>
+              <w:t>Richard Watson Stephen Amudha / Closed — applied 2026-10-06</w:t>
+            </w:r>
+          </w:p>
+        </w:tc>
+      </w:tr>
+      <w:tr>
+        <w:trPr/>
+        <w:tc>
+          <w:tcPr>
+            <w:tcW w:w="1209" w:type="dxa"/>
+            <w:tcBorders>
+              <w:left w:val="single" w:sz="6" w:space="0" w:color="BFC7D5"/>
+              <w:bottom w:val="single" w:sz="2" w:space="0" w:color="BFC7D5"/>
+              <w:right w:val="single" w:sz="6" w:space="0" w:color="BFC7D5"/>
+            </w:tcBorders>
             <w:vAlign w:val="center"/>
           </w:tcPr>
           <w:p>
@@ -5005,8 +5734,12 @@
         </w:tc>
         <w:tc>
           <w:tcPr>
-            <w:tcW w:w="4316" w:type="dxa"/>
-            <w:tcBorders/>
+            <w:tcW w:w="4322" w:type="dxa"/>
+            <w:tcBorders>
+              <w:left w:val="single" w:sz="2" w:space="0" w:color="BFC7D5"/>
+              <w:bottom w:val="single" w:sz="2" w:space="0" w:color="BFC7D5"/>
+              <w:right w:val="single" w:sz="6" w:space="0" w:color="BFC7D5"/>
+            </w:tcBorders>
             <w:vAlign w:val="center"/>
           </w:tcPr>
           <w:p>
@@ -5028,8 +5761,12 @@
         <w:trPr/>
         <w:tc>
           <w:tcPr>
-            <w:tcW w:w="1176" w:type="dxa"/>
-            <w:tcBorders/>
+            <w:tcW w:w="1209" w:type="dxa"/>
+            <w:tcBorders>
+              <w:left w:val="single" w:sz="6" w:space="0" w:color="BFC7D5"/>
+              <w:bottom w:val="single" w:sz="6" w:space="0" w:color="BFC7D5"/>
+              <w:right w:val="single" w:sz="6" w:space="0" w:color="BFC7D5"/>
+            </w:tcBorders>
             <w:vAlign w:val="center"/>
           </w:tcPr>
           <w:p>
@@ -5048,8 +5785,12 @@
         </w:tc>
         <w:tc>
           <w:tcPr>
-            <w:tcW w:w="4316" w:type="dxa"/>
-            <w:tcBorders/>
+            <w:tcW w:w="4322" w:type="dxa"/>
+            <w:tcBorders>
+              <w:left w:val="single" w:sz="2" w:space="0" w:color="BFC7D5"/>
+              <w:bottom w:val="single" w:sz="6" w:space="0" w:color="BFC7D5"/>
+              <w:right w:val="single" w:sz="6" w:space="0" w:color="BFC7D5"/>
+            </w:tcBorders>
             <w:vAlign w:val="center"/>
           </w:tcPr>
           <w:p>
@@ -5082,20 +5823,20 @@
     </w:p>
     <w:tbl>
       <w:tblPr>
-        <w:tblW w:w="5492" w:type="dxa"/>
+        <w:tblW w:w="5000" w:type="pct"/>
         <w:jc w:val="left"/>
-        <w:tblInd w:w="0" w:type="dxa"/>
+        <w:tblInd w:w="-7" w:type="dxa"/>
         <w:tblLayout w:type="fixed"/>
         <w:tblCellMar>
-          <w:top w:w="28" w:type="dxa"/>
-          <w:left w:w="28" w:type="dxa"/>
-          <w:bottom w:w="28" w:type="dxa"/>
-          <w:right w:w="28" w:type="dxa"/>
+          <w:top w:w="60" w:type="dxa"/>
+          <w:left w:w="60" w:type="dxa"/>
+          <w:bottom w:w="60" w:type="dxa"/>
+          <w:right w:w="60" w:type="dxa"/>
         </w:tblCellMar>
       </w:tblPr>
       <w:tblGrid>
-        <w:gridCol w:w="1206"/>
-        <w:gridCol w:w="4286"/>
+        <w:gridCol w:w="1239"/>
+        <w:gridCol w:w="4292"/>
       </w:tblGrid>
       <w:tr>
         <w:trPr>
@@ -5103,8 +5844,14 @@
         </w:trPr>
         <w:tc>
           <w:tcPr>
-            <w:tcW w:w="1206" w:type="dxa"/>
-            <w:tcBorders/>
+            <w:tcW w:w="1239" w:type="dxa"/>
+            <w:tcBorders>
+              <w:top w:val="single" w:sz="6" w:space="0" w:color="BFC7D5"/>
+              <w:left w:val="single" w:sz="6" w:space="0" w:color="BFC7D5"/>
+              <w:bottom w:val="single" w:sz="2" w:space="0" w:color="BFC7D5"/>
+              <w:right w:val="single" w:sz="6" w:space="0" w:color="BFC7D5"/>
+            </w:tcBorders>
+            <w:shd w:fill="1F3A5F" w:val="clear"/>
             <w:vAlign w:val="center"/>
           </w:tcPr>
           <w:p>
@@ -5127,8 +5874,14 @@
         </w:tc>
         <w:tc>
           <w:tcPr>
-            <w:tcW w:w="4286" w:type="dxa"/>
-            <w:tcBorders/>
+            <w:tcW w:w="4292" w:type="dxa"/>
+            <w:tcBorders>
+              <w:top w:val="single" w:sz="6" w:space="0" w:color="BFC7D5"/>
+              <w:left w:val="single" w:sz="2" w:space="0" w:color="BFC7D5"/>
+              <w:bottom w:val="single" w:sz="2" w:space="0" w:color="BFC7D5"/>
+              <w:right w:val="single" w:sz="6" w:space="0" w:color="BFC7D5"/>
+            </w:tcBorders>
+            <w:shd w:fill="1F3A5F" w:val="clear"/>
             <w:vAlign w:val="center"/>
           </w:tcPr>
           <w:p>
@@ -5154,8 +5907,12 @@
         <w:trPr/>
         <w:tc>
           <w:tcPr>
-            <w:tcW w:w="1206" w:type="dxa"/>
-            <w:tcBorders/>
+            <w:tcW w:w="1239" w:type="dxa"/>
+            <w:tcBorders>
+              <w:left w:val="single" w:sz="6" w:space="0" w:color="BFC7D5"/>
+              <w:bottom w:val="single" w:sz="2" w:space="0" w:color="BFC7D5"/>
+              <w:right w:val="single" w:sz="6" w:space="0" w:color="BFC7D5"/>
+            </w:tcBorders>
             <w:vAlign w:val="center"/>
           </w:tcPr>
           <w:p>
@@ -5174,8 +5931,12 @@
         </w:tc>
         <w:tc>
           <w:tcPr>
-            <w:tcW w:w="4286" w:type="dxa"/>
-            <w:tcBorders/>
+            <w:tcW w:w="4292" w:type="dxa"/>
+            <w:tcBorders>
+              <w:left w:val="single" w:sz="2" w:space="0" w:color="BFC7D5"/>
+              <w:bottom w:val="single" w:sz="2" w:space="0" w:color="BFC7D5"/>
+              <w:right w:val="single" w:sz="6" w:space="0" w:color="BFC7D5"/>
+            </w:tcBorders>
             <w:vAlign w:val="center"/>
           </w:tcPr>
           <w:p>
@@ -5197,8 +5958,12 @@
         <w:trPr/>
         <w:tc>
           <w:tcPr>
-            <w:tcW w:w="1206" w:type="dxa"/>
-            <w:tcBorders/>
+            <w:tcW w:w="1239" w:type="dxa"/>
+            <w:tcBorders>
+              <w:left w:val="single" w:sz="6" w:space="0" w:color="BFC7D5"/>
+              <w:bottom w:val="single" w:sz="2" w:space="0" w:color="BFC7D5"/>
+              <w:right w:val="single" w:sz="6" w:space="0" w:color="BFC7D5"/>
+            </w:tcBorders>
             <w:vAlign w:val="center"/>
           </w:tcPr>
           <w:p>
@@ -5217,8 +5982,12 @@
         </w:tc>
         <w:tc>
           <w:tcPr>
-            <w:tcW w:w="4286" w:type="dxa"/>
-            <w:tcBorders/>
+            <w:tcW w:w="4292" w:type="dxa"/>
+            <w:tcBorders>
+              <w:left w:val="single" w:sz="2" w:space="0" w:color="BFC7D5"/>
+              <w:bottom w:val="single" w:sz="2" w:space="0" w:color="BFC7D5"/>
+              <w:right w:val="single" w:sz="6" w:space="0" w:color="BFC7D5"/>
+            </w:tcBorders>
             <w:vAlign w:val="center"/>
           </w:tcPr>
           <w:p>
@@ -5290,8 +6059,12 @@
         <w:trPr/>
         <w:tc>
           <w:tcPr>
-            <w:tcW w:w="1206" w:type="dxa"/>
-            <w:tcBorders/>
+            <w:tcW w:w="1239" w:type="dxa"/>
+            <w:tcBorders>
+              <w:left w:val="single" w:sz="6" w:space="0" w:color="BFC7D5"/>
+              <w:bottom w:val="single" w:sz="2" w:space="0" w:color="BFC7D5"/>
+              <w:right w:val="single" w:sz="6" w:space="0" w:color="BFC7D5"/>
+            </w:tcBorders>
             <w:vAlign w:val="center"/>
           </w:tcPr>
           <w:p>
@@ -5310,8 +6083,12 @@
         </w:tc>
         <w:tc>
           <w:tcPr>
-            <w:tcW w:w="4286" w:type="dxa"/>
-            <w:tcBorders/>
+            <w:tcW w:w="4292" w:type="dxa"/>
+            <w:tcBorders>
+              <w:left w:val="single" w:sz="2" w:space="0" w:color="BFC7D5"/>
+              <w:bottom w:val="single" w:sz="2" w:space="0" w:color="BFC7D5"/>
+              <w:right w:val="single" w:sz="6" w:space="0" w:color="BFC7D5"/>
+            </w:tcBorders>
             <w:vAlign w:val="center"/>
           </w:tcPr>
           <w:p>
@@ -5343,8 +6120,12 @@
         <w:trPr/>
         <w:tc>
           <w:tcPr>
-            <w:tcW w:w="1206" w:type="dxa"/>
-            <w:tcBorders/>
+            <w:tcW w:w="1239" w:type="dxa"/>
+            <w:tcBorders>
+              <w:left w:val="single" w:sz="6" w:space="0" w:color="BFC7D5"/>
+              <w:bottom w:val="single" w:sz="2" w:space="0" w:color="BFC7D5"/>
+              <w:right w:val="single" w:sz="6" w:space="0" w:color="BFC7D5"/>
+            </w:tcBorders>
             <w:vAlign w:val="center"/>
           </w:tcPr>
           <w:p>
@@ -5363,8 +6144,12 @@
         </w:tc>
         <w:tc>
           <w:tcPr>
-            <w:tcW w:w="4286" w:type="dxa"/>
-            <w:tcBorders/>
+            <w:tcW w:w="4292" w:type="dxa"/>
+            <w:tcBorders>
+              <w:left w:val="single" w:sz="2" w:space="0" w:color="BFC7D5"/>
+              <w:bottom w:val="single" w:sz="2" w:space="0" w:color="BFC7D5"/>
+              <w:right w:val="single" w:sz="6" w:space="0" w:color="BFC7D5"/>
+            </w:tcBorders>
             <w:vAlign w:val="center"/>
           </w:tcPr>
           <w:p>
@@ -5392,8 +6177,12 @@
         <w:trPr/>
         <w:tc>
           <w:tcPr>
-            <w:tcW w:w="1206" w:type="dxa"/>
-            <w:tcBorders/>
+            <w:tcW w:w="1239" w:type="dxa"/>
+            <w:tcBorders>
+              <w:left w:val="single" w:sz="6" w:space="0" w:color="BFC7D5"/>
+              <w:bottom w:val="single" w:sz="2" w:space="0" w:color="BFC7D5"/>
+              <w:right w:val="single" w:sz="6" w:space="0" w:color="BFC7D5"/>
+            </w:tcBorders>
             <w:vAlign w:val="center"/>
           </w:tcPr>
           <w:p>
@@ -5412,8 +6201,12 @@
         </w:tc>
         <w:tc>
           <w:tcPr>
-            <w:tcW w:w="4286" w:type="dxa"/>
-            <w:tcBorders/>
+            <w:tcW w:w="4292" w:type="dxa"/>
+            <w:tcBorders>
+              <w:left w:val="single" w:sz="2" w:space="0" w:color="BFC7D5"/>
+              <w:bottom w:val="single" w:sz="2" w:space="0" w:color="BFC7D5"/>
+              <w:right w:val="single" w:sz="6" w:space="0" w:color="BFC7D5"/>
+            </w:tcBorders>
             <w:vAlign w:val="center"/>
           </w:tcPr>
           <w:p>
@@ -5435,8 +6228,12 @@
         <w:trPr/>
         <w:tc>
           <w:tcPr>
-            <w:tcW w:w="1206" w:type="dxa"/>
-            <w:tcBorders/>
+            <w:tcW w:w="1239" w:type="dxa"/>
+            <w:tcBorders>
+              <w:left w:val="single" w:sz="6" w:space="0" w:color="BFC7D5"/>
+              <w:bottom w:val="single" w:sz="2" w:space="0" w:color="BFC7D5"/>
+              <w:right w:val="single" w:sz="6" w:space="0" w:color="BFC7D5"/>
+            </w:tcBorders>
             <w:vAlign w:val="center"/>
           </w:tcPr>
           <w:p>
@@ -5455,8 +6252,12 @@
         </w:tc>
         <w:tc>
           <w:tcPr>
-            <w:tcW w:w="4286" w:type="dxa"/>
-            <w:tcBorders/>
+            <w:tcW w:w="4292" w:type="dxa"/>
+            <w:tcBorders>
+              <w:left w:val="single" w:sz="2" w:space="0" w:color="BFC7D5"/>
+              <w:bottom w:val="single" w:sz="2" w:space="0" w:color="BFC7D5"/>
+              <w:right w:val="single" w:sz="6" w:space="0" w:color="BFC7D5"/>
+            </w:tcBorders>
             <w:vAlign w:val="center"/>
           </w:tcPr>
           <w:p>
@@ -5494,8 +6295,12 @@
         <w:trPr/>
         <w:tc>
           <w:tcPr>
-            <w:tcW w:w="1206" w:type="dxa"/>
-            <w:tcBorders/>
+            <w:tcW w:w="1239" w:type="dxa"/>
+            <w:tcBorders>
+              <w:left w:val="single" w:sz="6" w:space="0" w:color="BFC7D5"/>
+              <w:bottom w:val="single" w:sz="2" w:space="0" w:color="BFC7D5"/>
+              <w:right w:val="single" w:sz="6" w:space="0" w:color="BFC7D5"/>
+            </w:tcBorders>
             <w:vAlign w:val="center"/>
           </w:tcPr>
           <w:p>
@@ -5514,43 +6319,39 @@
         </w:tc>
         <w:tc>
           <w:tcPr>
-            <w:tcW w:w="4286" w:type="dxa"/>
-            <w:tcBorders/>
-            <w:vAlign w:val="center"/>
-          </w:tcPr>
-          <w:p>
-            <w:pPr>
-              <w:pStyle w:val="TableContents"/>
-              <w:bidi w:val="0"/>
-              <w:spacing w:before="0" w:after="283"/>
-              <w:jc w:val="left"/>
-              <w:rPr/>
-            </w:pPr>
-            <w:r>
-              <w:rPr>
-                <w:rStyle w:val="SourceText"/>
-              </w:rPr>
-              <w:t>________</w:t>
-            </w:r>
-            <w:r>
-              <w:rPr/>
-              <w:t xml:space="preserve"> / </w:t>
-            </w:r>
-            <w:r>
-              <w:rPr>
-                <w:rStyle w:val="SourceText"/>
-              </w:rPr>
-              <w:t>________</w:t>
-            </w:r>
-          </w:p>
-        </w:tc>
-      </w:tr>
-      <w:tr>
-        <w:trPr/>
-        <w:tc>
-          <w:tcPr>
-            <w:tcW w:w="1206" w:type="dxa"/>
-            <w:tcBorders/>
+            <w:tcW w:w="4292" w:type="dxa"/>
+            <w:tcBorders>
+              <w:left w:val="single" w:sz="2" w:space="0" w:color="BFC7D5"/>
+              <w:bottom w:val="single" w:sz="2" w:space="0" w:color="BFC7D5"/>
+              <w:right w:val="single" w:sz="6" w:space="0" w:color="BFC7D5"/>
+            </w:tcBorders>
+            <w:vAlign w:val="center"/>
+          </w:tcPr>
+          <w:p>
+            <w:pPr>
+              <w:pStyle w:val="TableContents"/>
+              <w:bidi w:val="0"/>
+              <w:spacing w:before="0" w:after="283"/>
+              <w:jc w:val="left"/>
+              <w:rPr/>
+            </w:pPr>
+            <w:r>
+              <w:rPr/>
+              <w:t>Richard Watson Stephen Amudha / Closed — CI 2026-10-07</w:t>
+            </w:r>
+          </w:p>
+        </w:tc>
+      </w:tr>
+      <w:tr>
+        <w:trPr/>
+        <w:tc>
+          <w:tcPr>
+            <w:tcW w:w="1239" w:type="dxa"/>
+            <w:tcBorders>
+              <w:left w:val="single" w:sz="6" w:space="0" w:color="BFC7D5"/>
+              <w:bottom w:val="single" w:sz="2" w:space="0" w:color="BFC7D5"/>
+              <w:right w:val="single" w:sz="6" w:space="0" w:color="BFC7D5"/>
+            </w:tcBorders>
             <w:vAlign w:val="center"/>
           </w:tcPr>
           <w:p>
@@ -5569,8 +6370,12 @@
         </w:tc>
         <w:tc>
           <w:tcPr>
-            <w:tcW w:w="4286" w:type="dxa"/>
-            <w:tcBorders/>
+            <w:tcW w:w="4292" w:type="dxa"/>
+            <w:tcBorders>
+              <w:left w:val="single" w:sz="2" w:space="0" w:color="BFC7D5"/>
+              <w:bottom w:val="single" w:sz="2" w:space="0" w:color="BFC7D5"/>
+              <w:right w:val="single" w:sz="6" w:space="0" w:color="BFC7D5"/>
+            </w:tcBorders>
             <w:vAlign w:val="center"/>
           </w:tcPr>
           <w:p>
@@ -5592,8 +6397,12 @@
         <w:trPr/>
         <w:tc>
           <w:tcPr>
-            <w:tcW w:w="1206" w:type="dxa"/>
-            <w:tcBorders/>
+            <w:tcW w:w="1239" w:type="dxa"/>
+            <w:tcBorders>
+              <w:left w:val="single" w:sz="6" w:space="0" w:color="BFC7D5"/>
+              <w:bottom w:val="single" w:sz="6" w:space="0" w:color="BFC7D5"/>
+              <w:right w:val="single" w:sz="6" w:space="0" w:color="BFC7D5"/>
+            </w:tcBorders>
             <w:vAlign w:val="center"/>
           </w:tcPr>
           <w:p>
@@ -5612,8 +6421,12 @@
         </w:tc>
         <w:tc>
           <w:tcPr>
-            <w:tcW w:w="4286" w:type="dxa"/>
-            <w:tcBorders/>
+            <w:tcW w:w="4292" w:type="dxa"/>
+            <w:tcBorders>
+              <w:left w:val="single" w:sz="2" w:space="0" w:color="BFC7D5"/>
+              <w:bottom w:val="single" w:sz="6" w:space="0" w:color="BFC7D5"/>
+              <w:right w:val="single" w:sz="6" w:space="0" w:color="BFC7D5"/>
+            </w:tcBorders>
             <w:vAlign w:val="center"/>
           </w:tcPr>
           <w:p>
@@ -5646,20 +6459,20 @@
     </w:p>
     <w:tbl>
       <w:tblPr>
-        <w:tblW w:w="5492" w:type="dxa"/>
+        <w:tblW w:w="5000" w:type="pct"/>
         <w:jc w:val="left"/>
-        <w:tblInd w:w="0" w:type="dxa"/>
+        <w:tblInd w:w="-7" w:type="dxa"/>
         <w:tblLayout w:type="fixed"/>
         <w:tblCellMar>
-          <w:top w:w="28" w:type="dxa"/>
-          <w:left w:w="28" w:type="dxa"/>
-          <w:bottom w:w="28" w:type="dxa"/>
-          <w:right w:w="28" w:type="dxa"/>
+          <w:top w:w="60" w:type="dxa"/>
+          <w:left w:w="60" w:type="dxa"/>
+          <w:bottom w:w="60" w:type="dxa"/>
+          <w:right w:w="60" w:type="dxa"/>
         </w:tblCellMar>
       </w:tblPr>
       <w:tblGrid>
-        <w:gridCol w:w="1174"/>
-        <w:gridCol w:w="4318"/>
+        <w:gridCol w:w="1197"/>
+        <w:gridCol w:w="4334"/>
       </w:tblGrid>
       <w:tr>
         <w:trPr>
@@ -5667,8 +6480,14 @@
         </w:trPr>
         <w:tc>
           <w:tcPr>
-            <w:tcW w:w="1174" w:type="dxa"/>
-            <w:tcBorders/>
+            <w:tcW w:w="1197" w:type="dxa"/>
+            <w:tcBorders>
+              <w:top w:val="single" w:sz="6" w:space="0" w:color="BFC7D5"/>
+              <w:left w:val="single" w:sz="6" w:space="0" w:color="BFC7D5"/>
+              <w:bottom w:val="single" w:sz="2" w:space="0" w:color="BFC7D5"/>
+              <w:right w:val="single" w:sz="6" w:space="0" w:color="BFC7D5"/>
+            </w:tcBorders>
+            <w:shd w:fill="1F3A5F" w:val="clear"/>
             <w:vAlign w:val="center"/>
           </w:tcPr>
           <w:p>
@@ -5691,8 +6510,14 @@
         </w:tc>
         <w:tc>
           <w:tcPr>
-            <w:tcW w:w="4318" w:type="dxa"/>
-            <w:tcBorders/>
+            <w:tcW w:w="4334" w:type="dxa"/>
+            <w:tcBorders>
+              <w:top w:val="single" w:sz="6" w:space="0" w:color="BFC7D5"/>
+              <w:left w:val="single" w:sz="2" w:space="0" w:color="BFC7D5"/>
+              <w:bottom w:val="single" w:sz="2" w:space="0" w:color="BFC7D5"/>
+              <w:right w:val="single" w:sz="6" w:space="0" w:color="BFC7D5"/>
+            </w:tcBorders>
+            <w:shd w:fill="1F3A5F" w:val="clear"/>
             <w:vAlign w:val="center"/>
           </w:tcPr>
           <w:p>
@@ -5718,8 +6543,12 @@
         <w:trPr/>
         <w:tc>
           <w:tcPr>
-            <w:tcW w:w="1174" w:type="dxa"/>
-            <w:tcBorders/>
+            <w:tcW w:w="1197" w:type="dxa"/>
+            <w:tcBorders>
+              <w:left w:val="single" w:sz="6" w:space="0" w:color="BFC7D5"/>
+              <w:bottom w:val="single" w:sz="2" w:space="0" w:color="BFC7D5"/>
+              <w:right w:val="single" w:sz="6" w:space="0" w:color="BFC7D5"/>
+            </w:tcBorders>
             <w:vAlign w:val="center"/>
           </w:tcPr>
           <w:p>
@@ -5738,8 +6567,12 @@
         </w:tc>
         <w:tc>
           <w:tcPr>
-            <w:tcW w:w="4318" w:type="dxa"/>
-            <w:tcBorders/>
+            <w:tcW w:w="4334" w:type="dxa"/>
+            <w:tcBorders>
+              <w:left w:val="single" w:sz="2" w:space="0" w:color="BFC7D5"/>
+              <w:bottom w:val="single" w:sz="2" w:space="0" w:color="BFC7D5"/>
+              <w:right w:val="single" w:sz="6" w:space="0" w:color="BFC7D5"/>
+            </w:tcBorders>
             <w:vAlign w:val="center"/>
           </w:tcPr>
           <w:p>
@@ -5761,8 +6594,12 @@
         <w:trPr/>
         <w:tc>
           <w:tcPr>
-            <w:tcW w:w="1174" w:type="dxa"/>
-            <w:tcBorders/>
+            <w:tcW w:w="1197" w:type="dxa"/>
+            <w:tcBorders>
+              <w:left w:val="single" w:sz="6" w:space="0" w:color="BFC7D5"/>
+              <w:bottom w:val="single" w:sz="2" w:space="0" w:color="BFC7D5"/>
+              <w:right w:val="single" w:sz="6" w:space="0" w:color="BFC7D5"/>
+            </w:tcBorders>
             <w:vAlign w:val="center"/>
           </w:tcPr>
           <w:p>
@@ -5781,21 +6618,25 @@
         </w:tc>
         <w:tc>
           <w:tcPr>
-            <w:tcW w:w="4318" w:type="dxa"/>
-            <w:tcBorders/>
-            <w:vAlign w:val="center"/>
-          </w:tcPr>
-          <w:p>
-            <w:pPr>
-              <w:pStyle w:val="TableContents"/>
-              <w:bidi w:val="0"/>
-              <w:spacing w:before="0" w:after="283"/>
-              <w:jc w:val="left"/>
-              <w:rPr/>
-            </w:pPr>
-            <w:r>
-              <w:rPr/>
-              <w:t xml:space="preserve">No git tags, no changelog, </w:t>
+            <w:tcW w:w="4334" w:type="dxa"/>
+            <w:tcBorders>
+              <w:left w:val="single" w:sz="2" w:space="0" w:color="BFC7D5"/>
+              <w:bottom w:val="single" w:sz="2" w:space="0" w:color="BFC7D5"/>
+              <w:right w:val="single" w:sz="6" w:space="0" w:color="BFC7D5"/>
+            </w:tcBorders>
+            <w:vAlign w:val="center"/>
+          </w:tcPr>
+          <w:p>
+            <w:pPr>
+              <w:pStyle w:val="TableContents"/>
+              <w:bidi w:val="0"/>
+              <w:spacing w:before="0" w:after="283"/>
+              <w:jc w:val="left"/>
+              <w:rPr/>
+            </w:pPr>
+            <w:r>
+              <w:rPr/>
+              <w:t xml:space="preserve">As at 2026-09-21: no git tags, no changelog, </w:t>
             </w:r>
             <w:r>
               <w:rPr>
@@ -5805,7 +6646,7 @@
             </w:r>
             <w:r>
               <w:rPr/>
-              <w:t xml:space="preserve"> is </w:t>
+              <w:t xml:space="preserve"> was </w:t>
             </w:r>
             <w:r>
               <w:rPr>
@@ -5824,8 +6665,12 @@
         <w:trPr/>
         <w:tc>
           <w:tcPr>
-            <w:tcW w:w="1174" w:type="dxa"/>
-            <w:tcBorders/>
+            <w:tcW w:w="1197" w:type="dxa"/>
+            <w:tcBorders>
+              <w:left w:val="single" w:sz="6" w:space="0" w:color="BFC7D5"/>
+              <w:bottom w:val="single" w:sz="2" w:space="0" w:color="BFC7D5"/>
+              <w:right w:val="single" w:sz="6" w:space="0" w:color="BFC7D5"/>
+            </w:tcBorders>
             <w:vAlign w:val="center"/>
           </w:tcPr>
           <w:p>
@@ -5844,18 +6689,26 @@
         </w:tc>
         <w:tc>
           <w:tcPr>
-            <w:tcW w:w="4318" w:type="dxa"/>
-            <w:tcBorders/>
-            <w:vAlign w:val="center"/>
-          </w:tcPr>
-          <w:p>
-            <w:pPr>
-              <w:pStyle w:val="TableContents"/>
-              <w:bidi w:val="0"/>
-              <w:spacing w:before="0" w:after="283"/>
-              <w:jc w:val="left"/>
-              <w:rPr/>
-            </w:pPr>
+            <w:tcW w:w="4334" w:type="dxa"/>
+            <w:tcBorders>
+              <w:left w:val="single" w:sz="2" w:space="0" w:color="BFC7D5"/>
+              <w:bottom w:val="single" w:sz="2" w:space="0" w:color="BFC7D5"/>
+              <w:right w:val="single" w:sz="6" w:space="0" w:color="BFC7D5"/>
+            </w:tcBorders>
+            <w:vAlign w:val="center"/>
+          </w:tcPr>
+          <w:p>
+            <w:pPr>
+              <w:pStyle w:val="TableContents"/>
+              <w:bidi w:val="0"/>
+              <w:spacing w:before="0" w:after="283"/>
+              <w:jc w:val="left"/>
+              <w:rPr/>
+            </w:pPr>
+            <w:r>
+              <w:rPr/>
+              <w:t xml:space="preserve">As at 2026-09-21: </w:t>
+            </w:r>
             <w:r>
               <w:rPr>
                 <w:rStyle w:val="SourceText"/>
@@ -5864,17 +6717,21 @@
             </w:r>
             <w:r>
               <w:rPr/>
-              <w:t xml:space="preserve"> is empty; the files cited.</w:t>
-            </w:r>
-          </w:p>
-        </w:tc>
-      </w:tr>
-      <w:tr>
-        <w:trPr/>
-        <w:tc>
-          <w:tcPr>
-            <w:tcW w:w="1174" w:type="dxa"/>
-            <w:tcBorders/>
+              <w:t xml:space="preserve"> was empty; the files cited.</w:t>
+            </w:r>
+          </w:p>
+        </w:tc>
+      </w:tr>
+      <w:tr>
+        <w:trPr/>
+        <w:tc>
+          <w:tcPr>
+            <w:tcW w:w="1197" w:type="dxa"/>
+            <w:tcBorders>
+              <w:left w:val="single" w:sz="6" w:space="0" w:color="BFC7D5"/>
+              <w:bottom w:val="single" w:sz="2" w:space="0" w:color="BFC7D5"/>
+              <w:right w:val="single" w:sz="6" w:space="0" w:color="BFC7D5"/>
+            </w:tcBorders>
             <w:vAlign w:val="center"/>
           </w:tcPr>
           <w:p>
@@ -5893,8 +6750,12 @@
         </w:tc>
         <w:tc>
           <w:tcPr>
-            <w:tcW w:w="4318" w:type="dxa"/>
-            <w:tcBorders/>
+            <w:tcW w:w="4334" w:type="dxa"/>
+            <w:tcBorders>
+              <w:left w:val="single" w:sz="2" w:space="0" w:color="BFC7D5"/>
+              <w:bottom w:val="single" w:sz="2" w:space="0" w:color="BFC7D5"/>
+              <w:right w:val="single" w:sz="6" w:space="0" w:color="BFC7D5"/>
+            </w:tcBorders>
             <w:vAlign w:val="center"/>
           </w:tcPr>
           <w:p>
@@ -5922,8 +6783,12 @@
         <w:trPr/>
         <w:tc>
           <w:tcPr>
-            <w:tcW w:w="1174" w:type="dxa"/>
-            <w:tcBorders/>
+            <w:tcW w:w="1197" w:type="dxa"/>
+            <w:tcBorders>
+              <w:left w:val="single" w:sz="6" w:space="0" w:color="BFC7D5"/>
+              <w:bottom w:val="single" w:sz="2" w:space="0" w:color="BFC7D5"/>
+              <w:right w:val="single" w:sz="6" w:space="0" w:color="BFC7D5"/>
+            </w:tcBorders>
             <w:vAlign w:val="center"/>
           </w:tcPr>
           <w:p>
@@ -5942,31 +6807,129 @@
         </w:tc>
         <w:tc>
           <w:tcPr>
-            <w:tcW w:w="4318" w:type="dxa"/>
-            <w:tcBorders/>
-            <w:vAlign w:val="center"/>
-          </w:tcPr>
-          <w:p>
-            <w:pPr>
-              <w:pStyle w:val="TableContents"/>
-              <w:bidi w:val="0"/>
-              <w:spacing w:before="0" w:after="283"/>
-              <w:jc w:val="left"/>
-              <w:rPr/>
-            </w:pPr>
-            <w:r>
-              <w:rPr/>
-              <w:t>None.</w:t>
-            </w:r>
-          </w:p>
-        </w:tc>
-      </w:tr>
-      <w:tr>
-        <w:trPr/>
-        <w:tc>
-          <w:tcPr>
-            <w:tcW w:w="1174" w:type="dxa"/>
-            <w:tcBorders/>
+            <w:tcW w:w="4334" w:type="dxa"/>
+            <w:tcBorders>
+              <w:left w:val="single" w:sz="2" w:space="0" w:color="BFC7D5"/>
+              <w:bottom w:val="single" w:sz="2" w:space="0" w:color="BFC7D5"/>
+              <w:right w:val="single" w:sz="6" w:space="0" w:color="BFC7D5"/>
+            </w:tcBorders>
+            <w:vAlign w:val="center"/>
+          </w:tcPr>
+          <w:p>
+            <w:pPr>
+              <w:pStyle w:val="TableContents"/>
+              <w:bidi w:val="0"/>
+              <w:spacing w:before="0" w:after="283"/>
+              <w:jc w:val="left"/>
+              <w:rPr/>
+            </w:pPr>
+            <w:r>
+              <w:rPr/>
+              <w:t xml:space="preserve">Since 2026-10-06: annotated tags </w:t>
+            </w:r>
+            <w:r>
+              <w:rPr>
+                <w:rStyle w:val="SourceText"/>
+              </w:rPr>
+              <w:t>v1.4.0</w:t>
+            </w:r>
+            <w:r>
+              <w:rPr/>
+              <w:t>/</w:t>
+            </w:r>
+            <w:r>
+              <w:rPr>
+                <w:rStyle w:val="SourceText"/>
+              </w:rPr>
+              <w:t>v1.4.1</w:t>
+            </w:r>
+            <w:r>
+              <w:rPr/>
+              <w:t xml:space="preserve">, </w:t>
+            </w:r>
+            <w:r>
+              <w:rPr>
+                <w:rStyle w:val="SourceText"/>
+              </w:rPr>
+              <w:t>CHANGELOG.md</w:t>
+            </w:r>
+            <w:r>
+              <w:rPr/>
+              <w:t xml:space="preserve">, version </w:t>
+            </w:r>
+            <w:r>
+              <w:rPr>
+                <w:rStyle w:val="SourceText"/>
+              </w:rPr>
+              <w:t>1.4.1</w:t>
+            </w:r>
+            <w:r>
+              <w:rPr/>
+              <w:t xml:space="preserve"> in </w:t>
+            </w:r>
+            <w:r>
+              <w:rPr>
+                <w:rStyle w:val="SourceText"/>
+              </w:rPr>
+              <w:t>frontend/package.json</w:t>
+            </w:r>
+            <w:r>
+              <w:rPr/>
+              <w:t xml:space="preserve">, build identity in each image and at </w:t>
+            </w:r>
+            <w:r>
+              <w:rPr>
+                <w:rStyle w:val="SourceText"/>
+              </w:rPr>
+              <w:t>/api/version</w:t>
+            </w:r>
+            <w:r>
+              <w:rPr/>
+              <w:t xml:space="preserve">, voice </w:t>
+            </w:r>
+            <w:r>
+              <w:rPr>
+                <w:rStyle w:val="SourceText"/>
+              </w:rPr>
+              <w:t>/health</w:t>
+            </w:r>
+            <w:r>
+              <w:rPr/>
+              <w:t xml:space="preserve">, </w:t>
+            </w:r>
+            <w:r>
+              <w:rPr>
+                <w:rStyle w:val="SourceText"/>
+              </w:rPr>
+              <w:t>/build.json</w:t>
+            </w:r>
+            <w:r>
+              <w:rPr/>
+              <w:t xml:space="preserve">; </w:t>
+            </w:r>
+            <w:r>
+              <w:rPr>
+                <w:rStyle w:val="SourceText"/>
+              </w:rPr>
+              <w:t>REG-08</w:t>
+            </w:r>
+            <w:r>
+              <w:rPr/>
+              <w:t>.</w:t>
+            </w:r>
+          </w:p>
+        </w:tc>
+      </w:tr>
+      <w:tr>
+        <w:trPr/>
+        <w:tc>
+          <w:tcPr>
+            <w:tcW w:w="1197" w:type="dxa"/>
+            <w:tcBorders>
+              <w:left w:val="single" w:sz="6" w:space="0" w:color="BFC7D5"/>
+              <w:bottom w:val="single" w:sz="2" w:space="0" w:color="BFC7D5"/>
+              <w:right w:val="single" w:sz="6" w:space="0" w:color="BFC7D5"/>
+            </w:tcBorders>
             <w:vAlign w:val="center"/>
           </w:tcPr>
           <w:p>
@@ -5985,8 +6948,12 @@
         </w:tc>
         <w:tc>
           <w:tcPr>
-            <w:tcW w:w="4318" w:type="dxa"/>
-            <w:tcBorders/>
+            <w:tcW w:w="4334" w:type="dxa"/>
+            <w:tcBorders>
+              <w:left w:val="single" w:sz="2" w:space="0" w:color="BFC7D5"/>
+              <w:bottom w:val="single" w:sz="2" w:space="0" w:color="BFC7D5"/>
+              <w:right w:val="single" w:sz="6" w:space="0" w:color="BFC7D5"/>
+            </w:tcBorders>
             <w:vAlign w:val="center"/>
           </w:tcPr>
           <w:p>
@@ -6014,8 +6981,12 @@
         <w:trPr/>
         <w:tc>
           <w:tcPr>
-            <w:tcW w:w="1174" w:type="dxa"/>
-            <w:tcBorders/>
+            <w:tcW w:w="1197" w:type="dxa"/>
+            <w:tcBorders>
+              <w:left w:val="single" w:sz="6" w:space="0" w:color="BFC7D5"/>
+              <w:bottom w:val="single" w:sz="2" w:space="0" w:color="BFC7D5"/>
+              <w:right w:val="single" w:sz="6" w:space="0" w:color="BFC7D5"/>
+            </w:tcBorders>
             <w:vAlign w:val="center"/>
           </w:tcPr>
           <w:p>
@@ -6034,43 +7005,39 @@
         </w:tc>
         <w:tc>
           <w:tcPr>
-            <w:tcW w:w="4318" w:type="dxa"/>
-            <w:tcBorders/>
-            <w:vAlign w:val="center"/>
-          </w:tcPr>
-          <w:p>
-            <w:pPr>
-              <w:pStyle w:val="TableContents"/>
-              <w:bidi w:val="0"/>
-              <w:spacing w:before="0" w:after="283"/>
-              <w:jc w:val="left"/>
-              <w:rPr/>
-            </w:pPr>
-            <w:r>
-              <w:rPr>
-                <w:rStyle w:val="SourceText"/>
-              </w:rPr>
-              <w:t>________</w:t>
-            </w:r>
-            <w:r>
-              <w:rPr/>
-              <w:t xml:space="preserve"> / </w:t>
-            </w:r>
-            <w:r>
-              <w:rPr>
-                <w:rStyle w:val="SourceText"/>
-              </w:rPr>
-              <w:t>________</w:t>
-            </w:r>
-          </w:p>
-        </w:tc>
-      </w:tr>
-      <w:tr>
-        <w:trPr/>
-        <w:tc>
-          <w:tcPr>
-            <w:tcW w:w="1174" w:type="dxa"/>
-            <w:tcBorders/>
+            <w:tcW w:w="4334" w:type="dxa"/>
+            <w:tcBorders>
+              <w:left w:val="single" w:sz="2" w:space="0" w:color="BFC7D5"/>
+              <w:bottom w:val="single" w:sz="2" w:space="0" w:color="BFC7D5"/>
+              <w:right w:val="single" w:sz="6" w:space="0" w:color="BFC7D5"/>
+            </w:tcBorders>
+            <w:vAlign w:val="center"/>
+          </w:tcPr>
+          <w:p>
+            <w:pPr>
+              <w:pStyle w:val="TableContents"/>
+              <w:bidi w:val="0"/>
+              <w:spacing w:before="0" w:after="283"/>
+              <w:jc w:val="left"/>
+              <w:rPr/>
+            </w:pPr>
+            <w:r>
+              <w:rPr/>
+              <w:t>Richard Watson Stephen Amudha / Closed — v1.4.1 2026-10-06</w:t>
+            </w:r>
+          </w:p>
+        </w:tc>
+      </w:tr>
+      <w:tr>
+        <w:trPr/>
+        <w:tc>
+          <w:tcPr>
+            <w:tcW w:w="1197" w:type="dxa"/>
+            <w:tcBorders>
+              <w:left w:val="single" w:sz="6" w:space="0" w:color="BFC7D5"/>
+              <w:bottom w:val="single" w:sz="2" w:space="0" w:color="BFC7D5"/>
+              <w:right w:val="single" w:sz="6" w:space="0" w:color="BFC7D5"/>
+            </w:tcBorders>
             <w:vAlign w:val="center"/>
           </w:tcPr>
           <w:p>
@@ -6089,8 +7056,12 @@
         </w:tc>
         <w:tc>
           <w:tcPr>
-            <w:tcW w:w="4318" w:type="dxa"/>
-            <w:tcBorders/>
+            <w:tcW w:w="4334" w:type="dxa"/>
+            <w:tcBorders>
+              <w:left w:val="single" w:sz="2" w:space="0" w:color="BFC7D5"/>
+              <w:bottom w:val="single" w:sz="2" w:space="0" w:color="BFC7D5"/>
+              <w:right w:val="single" w:sz="6" w:space="0" w:color="BFC7D5"/>
+            </w:tcBorders>
             <w:vAlign w:val="center"/>
           </w:tcPr>
           <w:p>
@@ -6112,8 +7083,12 @@
         <w:trPr/>
         <w:tc>
           <w:tcPr>
-            <w:tcW w:w="1174" w:type="dxa"/>
-            <w:tcBorders/>
+            <w:tcW w:w="1197" w:type="dxa"/>
+            <w:tcBorders>
+              <w:left w:val="single" w:sz="6" w:space="0" w:color="BFC7D5"/>
+              <w:bottom w:val="single" w:sz="6" w:space="0" w:color="BFC7D5"/>
+              <w:right w:val="single" w:sz="6" w:space="0" w:color="BFC7D5"/>
+            </w:tcBorders>
             <w:vAlign w:val="center"/>
           </w:tcPr>
           <w:p>
@@ -6132,8 +7107,12 @@
         </w:tc>
         <w:tc>
           <w:tcPr>
-            <w:tcW w:w="4318" w:type="dxa"/>
-            <w:tcBorders/>
+            <w:tcW w:w="4334" w:type="dxa"/>
+            <w:tcBorders>
+              <w:left w:val="single" w:sz="2" w:space="0" w:color="BFC7D5"/>
+              <w:bottom w:val="single" w:sz="6" w:space="0" w:color="BFC7D5"/>
+              <w:right w:val="single" w:sz="6" w:space="0" w:color="BFC7D5"/>
+            </w:tcBorders>
             <w:vAlign w:val="center"/>
           </w:tcPr>
           <w:p>
@@ -6166,20 +7145,20 @@
     </w:p>
     <w:tbl>
       <w:tblPr>
-        <w:tblW w:w="5492" w:type="dxa"/>
+        <w:tblW w:w="5000" w:type="pct"/>
         <w:jc w:val="left"/>
-        <w:tblInd w:w="0" w:type="dxa"/>
+        <w:tblInd w:w="-7" w:type="dxa"/>
         <w:tblLayout w:type="fixed"/>
         <w:tblCellMar>
-          <w:top w:w="28" w:type="dxa"/>
-          <w:left w:w="28" w:type="dxa"/>
-          <w:bottom w:w="28" w:type="dxa"/>
-          <w:right w:w="28" w:type="dxa"/>
+          <w:top w:w="60" w:type="dxa"/>
+          <w:left w:w="60" w:type="dxa"/>
+          <w:bottom w:w="60" w:type="dxa"/>
+          <w:right w:w="60" w:type="dxa"/>
         </w:tblCellMar>
       </w:tblPr>
       <w:tblGrid>
-        <w:gridCol w:w="1147"/>
-        <w:gridCol w:w="4345"/>
+        <w:gridCol w:w="1180"/>
+        <w:gridCol w:w="4351"/>
       </w:tblGrid>
       <w:tr>
         <w:trPr>
@@ -6187,8 +7166,14 @@
         </w:trPr>
         <w:tc>
           <w:tcPr>
-            <w:tcW w:w="1147" w:type="dxa"/>
-            <w:tcBorders/>
+            <w:tcW w:w="1180" w:type="dxa"/>
+            <w:tcBorders>
+              <w:top w:val="single" w:sz="6" w:space="0" w:color="BFC7D5"/>
+              <w:left w:val="single" w:sz="6" w:space="0" w:color="BFC7D5"/>
+              <w:bottom w:val="single" w:sz="2" w:space="0" w:color="BFC7D5"/>
+              <w:right w:val="single" w:sz="6" w:space="0" w:color="BFC7D5"/>
+            </w:tcBorders>
+            <w:shd w:fill="1F3A5F" w:val="clear"/>
             <w:vAlign w:val="center"/>
           </w:tcPr>
           <w:p>
@@ -6211,8 +7196,14 @@
         </w:tc>
         <w:tc>
           <w:tcPr>
-            <w:tcW w:w="4345" w:type="dxa"/>
-            <w:tcBorders/>
+            <w:tcW w:w="4351" w:type="dxa"/>
+            <w:tcBorders>
+              <w:top w:val="single" w:sz="6" w:space="0" w:color="BFC7D5"/>
+              <w:left w:val="single" w:sz="2" w:space="0" w:color="BFC7D5"/>
+              <w:bottom w:val="single" w:sz="2" w:space="0" w:color="BFC7D5"/>
+              <w:right w:val="single" w:sz="6" w:space="0" w:color="BFC7D5"/>
+            </w:tcBorders>
+            <w:shd w:fill="1F3A5F" w:val="clear"/>
             <w:vAlign w:val="center"/>
           </w:tcPr>
           <w:p>
@@ -6238,8 +7229,12 @@
         <w:trPr/>
         <w:tc>
           <w:tcPr>
-            <w:tcW w:w="1147" w:type="dxa"/>
-            <w:tcBorders/>
+            <w:tcW w:w="1180" w:type="dxa"/>
+            <w:tcBorders>
+              <w:left w:val="single" w:sz="6" w:space="0" w:color="BFC7D5"/>
+              <w:bottom w:val="single" w:sz="2" w:space="0" w:color="BFC7D5"/>
+              <w:right w:val="single" w:sz="6" w:space="0" w:color="BFC7D5"/>
+            </w:tcBorders>
             <w:vAlign w:val="center"/>
           </w:tcPr>
           <w:p>
@@ -6258,8 +7253,12 @@
         </w:tc>
         <w:tc>
           <w:tcPr>
-            <w:tcW w:w="4345" w:type="dxa"/>
-            <w:tcBorders/>
+            <w:tcW w:w="4351" w:type="dxa"/>
+            <w:tcBorders>
+              <w:left w:val="single" w:sz="2" w:space="0" w:color="BFC7D5"/>
+              <w:bottom w:val="single" w:sz="2" w:space="0" w:color="BFC7D5"/>
+              <w:right w:val="single" w:sz="6" w:space="0" w:color="BFC7D5"/>
+            </w:tcBorders>
             <w:vAlign w:val="center"/>
           </w:tcPr>
           <w:p>
@@ -6281,8 +7280,12 @@
         <w:trPr/>
         <w:tc>
           <w:tcPr>
-            <w:tcW w:w="1147" w:type="dxa"/>
-            <w:tcBorders/>
+            <w:tcW w:w="1180" w:type="dxa"/>
+            <w:tcBorders>
+              <w:left w:val="single" w:sz="6" w:space="0" w:color="BFC7D5"/>
+              <w:bottom w:val="single" w:sz="2" w:space="0" w:color="BFC7D5"/>
+              <w:right w:val="single" w:sz="6" w:space="0" w:color="BFC7D5"/>
+            </w:tcBorders>
             <w:vAlign w:val="center"/>
           </w:tcPr>
           <w:p>
@@ -6301,8 +7304,12 @@
         </w:tc>
         <w:tc>
           <w:tcPr>
-            <w:tcW w:w="4345" w:type="dxa"/>
-            <w:tcBorders/>
+            <w:tcW w:w="4351" w:type="dxa"/>
+            <w:tcBorders>
+              <w:left w:val="single" w:sz="2" w:space="0" w:color="BFC7D5"/>
+              <w:bottom w:val="single" w:sz="2" w:space="0" w:color="BFC7D5"/>
+              <w:right w:val="single" w:sz="6" w:space="0" w:color="BFC7D5"/>
+            </w:tcBorders>
             <w:vAlign w:val="center"/>
           </w:tcPr>
           <w:p>
@@ -6354,8 +7361,12 @@
         <w:trPr/>
         <w:tc>
           <w:tcPr>
-            <w:tcW w:w="1147" w:type="dxa"/>
-            <w:tcBorders/>
+            <w:tcW w:w="1180" w:type="dxa"/>
+            <w:tcBorders>
+              <w:left w:val="single" w:sz="6" w:space="0" w:color="BFC7D5"/>
+              <w:bottom w:val="single" w:sz="2" w:space="0" w:color="BFC7D5"/>
+              <w:right w:val="single" w:sz="6" w:space="0" w:color="BFC7D5"/>
+            </w:tcBorders>
             <w:vAlign w:val="center"/>
           </w:tcPr>
           <w:p>
@@ -6374,8 +7385,12 @@
         </w:tc>
         <w:tc>
           <w:tcPr>
-            <w:tcW w:w="4345" w:type="dxa"/>
-            <w:tcBorders/>
+            <w:tcW w:w="4351" w:type="dxa"/>
+            <w:tcBorders>
+              <w:left w:val="single" w:sz="2" w:space="0" w:color="BFC7D5"/>
+              <w:bottom w:val="single" w:sz="2" w:space="0" w:color="BFC7D5"/>
+              <w:right w:val="single" w:sz="6" w:space="0" w:color="BFC7D5"/>
+            </w:tcBorders>
             <w:vAlign w:val="center"/>
           </w:tcPr>
           <w:p>
@@ -6407,8 +7422,12 @@
         <w:trPr/>
         <w:tc>
           <w:tcPr>
-            <w:tcW w:w="1147" w:type="dxa"/>
-            <w:tcBorders/>
+            <w:tcW w:w="1180" w:type="dxa"/>
+            <w:tcBorders>
+              <w:left w:val="single" w:sz="6" w:space="0" w:color="BFC7D5"/>
+              <w:bottom w:val="single" w:sz="2" w:space="0" w:color="BFC7D5"/>
+              <w:right w:val="single" w:sz="6" w:space="0" w:color="BFC7D5"/>
+            </w:tcBorders>
             <w:vAlign w:val="center"/>
           </w:tcPr>
           <w:p>
@@ -6427,8 +7446,12 @@
         </w:tc>
         <w:tc>
           <w:tcPr>
-            <w:tcW w:w="4345" w:type="dxa"/>
-            <w:tcBorders/>
+            <w:tcW w:w="4351" w:type="dxa"/>
+            <w:tcBorders>
+              <w:left w:val="single" w:sz="2" w:space="0" w:color="BFC7D5"/>
+              <w:bottom w:val="single" w:sz="2" w:space="0" w:color="BFC7D5"/>
+              <w:right w:val="single" w:sz="6" w:space="0" w:color="BFC7D5"/>
+            </w:tcBorders>
             <w:vAlign w:val="center"/>
           </w:tcPr>
           <w:p>
@@ -6456,8 +7479,12 @@
         <w:trPr/>
         <w:tc>
           <w:tcPr>
-            <w:tcW w:w="1147" w:type="dxa"/>
-            <w:tcBorders/>
+            <w:tcW w:w="1180" w:type="dxa"/>
+            <w:tcBorders>
+              <w:left w:val="single" w:sz="6" w:space="0" w:color="BFC7D5"/>
+              <w:bottom w:val="single" w:sz="2" w:space="0" w:color="BFC7D5"/>
+              <w:right w:val="single" w:sz="6" w:space="0" w:color="BFC7D5"/>
+            </w:tcBorders>
             <w:vAlign w:val="center"/>
           </w:tcPr>
           <w:p>
@@ -6476,8 +7503,12 @@
         </w:tc>
         <w:tc>
           <w:tcPr>
-            <w:tcW w:w="4345" w:type="dxa"/>
-            <w:tcBorders/>
+            <w:tcW w:w="4351" w:type="dxa"/>
+            <w:tcBorders>
+              <w:left w:val="single" w:sz="2" w:space="0" w:color="BFC7D5"/>
+              <w:bottom w:val="single" w:sz="2" w:space="0" w:color="BFC7D5"/>
+              <w:right w:val="single" w:sz="6" w:space="0" w:color="BFC7D5"/>
+            </w:tcBorders>
             <w:vAlign w:val="center"/>
           </w:tcPr>
           <w:p>
@@ -6499,8 +7530,12 @@
         <w:trPr/>
         <w:tc>
           <w:tcPr>
-            <w:tcW w:w="1147" w:type="dxa"/>
-            <w:tcBorders/>
+            <w:tcW w:w="1180" w:type="dxa"/>
+            <w:tcBorders>
+              <w:left w:val="single" w:sz="6" w:space="0" w:color="BFC7D5"/>
+              <w:bottom w:val="single" w:sz="2" w:space="0" w:color="BFC7D5"/>
+              <w:right w:val="single" w:sz="6" w:space="0" w:color="BFC7D5"/>
+            </w:tcBorders>
             <w:vAlign w:val="center"/>
           </w:tcPr>
           <w:p>
@@ -6519,8 +7554,12 @@
         </w:tc>
         <w:tc>
           <w:tcPr>
-            <w:tcW w:w="4345" w:type="dxa"/>
-            <w:tcBorders/>
+            <w:tcW w:w="4351" w:type="dxa"/>
+            <w:tcBorders>
+              <w:left w:val="single" w:sz="2" w:space="0" w:color="BFC7D5"/>
+              <w:bottom w:val="single" w:sz="2" w:space="0" w:color="BFC7D5"/>
+              <w:right w:val="single" w:sz="6" w:space="0" w:color="BFC7D5"/>
+            </w:tcBorders>
             <w:vAlign w:val="center"/>
           </w:tcPr>
           <w:p>
@@ -6568,8 +7607,12 @@
         <w:trPr/>
         <w:tc>
           <w:tcPr>
-            <w:tcW w:w="1147" w:type="dxa"/>
-            <w:tcBorders/>
+            <w:tcW w:w="1180" w:type="dxa"/>
+            <w:tcBorders>
+              <w:left w:val="single" w:sz="6" w:space="0" w:color="BFC7D5"/>
+              <w:bottom w:val="single" w:sz="2" w:space="0" w:color="BFC7D5"/>
+              <w:right w:val="single" w:sz="6" w:space="0" w:color="BFC7D5"/>
+            </w:tcBorders>
             <w:vAlign w:val="center"/>
           </w:tcPr>
           <w:p>
@@ -6588,43 +7631,39 @@
         </w:tc>
         <w:tc>
           <w:tcPr>
-            <w:tcW w:w="4345" w:type="dxa"/>
-            <w:tcBorders/>
-            <w:vAlign w:val="center"/>
-          </w:tcPr>
-          <w:p>
-            <w:pPr>
-              <w:pStyle w:val="TableContents"/>
-              <w:bidi w:val="0"/>
-              <w:spacing w:before="0" w:after="283"/>
-              <w:jc w:val="left"/>
-              <w:rPr/>
-            </w:pPr>
-            <w:r>
-              <w:rPr>
-                <w:rStyle w:val="SourceText"/>
-              </w:rPr>
-              <w:t>________</w:t>
-            </w:r>
-            <w:r>
-              <w:rPr/>
-              <w:t xml:space="preserve"> / </w:t>
-            </w:r>
-            <w:r>
-              <w:rPr>
-                <w:rStyle w:val="SourceText"/>
-              </w:rPr>
-              <w:t>________</w:t>
-            </w:r>
-          </w:p>
-        </w:tc>
-      </w:tr>
-      <w:tr>
-        <w:trPr/>
-        <w:tc>
-          <w:tcPr>
-            <w:tcW w:w="1147" w:type="dxa"/>
-            <w:tcBorders/>
+            <w:tcW w:w="4351" w:type="dxa"/>
+            <w:tcBorders>
+              <w:left w:val="single" w:sz="2" w:space="0" w:color="BFC7D5"/>
+              <w:bottom w:val="single" w:sz="2" w:space="0" w:color="BFC7D5"/>
+              <w:right w:val="single" w:sz="6" w:space="0" w:color="BFC7D5"/>
+            </w:tcBorders>
+            <w:vAlign w:val="center"/>
+          </w:tcPr>
+          <w:p>
+            <w:pPr>
+              <w:pStyle w:val="TableContents"/>
+              <w:bidi w:val="0"/>
+              <w:spacing w:before="0" w:after="283"/>
+              <w:jc w:val="left"/>
+              <w:rPr/>
+            </w:pPr>
+            <w:r>
+              <w:rPr/>
+              <w:t>Richard Watson Stephen Amudha / 2026-10-31</w:t>
+            </w:r>
+          </w:p>
+        </w:tc>
+      </w:tr>
+      <w:tr>
+        <w:trPr/>
+        <w:tc>
+          <w:tcPr>
+            <w:tcW w:w="1180" w:type="dxa"/>
+            <w:tcBorders>
+              <w:left w:val="single" w:sz="6" w:space="0" w:color="BFC7D5"/>
+              <w:bottom w:val="single" w:sz="2" w:space="0" w:color="BFC7D5"/>
+              <w:right w:val="single" w:sz="6" w:space="0" w:color="BFC7D5"/>
+            </w:tcBorders>
             <w:vAlign w:val="center"/>
           </w:tcPr>
           <w:p>
@@ -6643,8 +7682,12 @@
         </w:tc>
         <w:tc>
           <w:tcPr>
-            <w:tcW w:w="4345" w:type="dxa"/>
-            <w:tcBorders/>
+            <w:tcW w:w="4351" w:type="dxa"/>
+            <w:tcBorders>
+              <w:left w:val="single" w:sz="2" w:space="0" w:color="BFC7D5"/>
+              <w:bottom w:val="single" w:sz="2" w:space="0" w:color="BFC7D5"/>
+              <w:right w:val="single" w:sz="6" w:space="0" w:color="BFC7D5"/>
+            </w:tcBorders>
             <w:vAlign w:val="center"/>
           </w:tcPr>
           <w:p>
@@ -6666,8 +7709,12 @@
         <w:trPr/>
         <w:tc>
           <w:tcPr>
-            <w:tcW w:w="1147" w:type="dxa"/>
-            <w:tcBorders/>
+            <w:tcW w:w="1180" w:type="dxa"/>
+            <w:tcBorders>
+              <w:left w:val="single" w:sz="6" w:space="0" w:color="BFC7D5"/>
+              <w:bottom w:val="single" w:sz="6" w:space="0" w:color="BFC7D5"/>
+              <w:right w:val="single" w:sz="6" w:space="0" w:color="BFC7D5"/>
+            </w:tcBorders>
             <w:vAlign w:val="center"/>
           </w:tcPr>
           <w:p>
@@ -6686,8 +7733,12 @@
         </w:tc>
         <w:tc>
           <w:tcPr>
-            <w:tcW w:w="4345" w:type="dxa"/>
-            <w:tcBorders/>
+            <w:tcW w:w="4351" w:type="dxa"/>
+            <w:tcBorders>
+              <w:left w:val="single" w:sz="2" w:space="0" w:color="BFC7D5"/>
+              <w:bottom w:val="single" w:sz="6" w:space="0" w:color="BFC7D5"/>
+              <w:right w:val="single" w:sz="6" w:space="0" w:color="BFC7D5"/>
+            </w:tcBorders>
             <w:vAlign w:val="center"/>
           </w:tcPr>
           <w:p>
@@ -6720,20 +7771,20 @@
     </w:p>
     <w:tbl>
       <w:tblPr>
-        <w:tblW w:w="5492" w:type="dxa"/>
+        <w:tblW w:w="5000" w:type="pct"/>
         <w:jc w:val="left"/>
-        <w:tblInd w:w="0" w:type="dxa"/>
+        <w:tblInd w:w="-7" w:type="dxa"/>
         <w:tblLayout w:type="fixed"/>
         <w:tblCellMar>
-          <w:top w:w="28" w:type="dxa"/>
-          <w:left w:w="28" w:type="dxa"/>
-          <w:bottom w:w="28" w:type="dxa"/>
-          <w:right w:w="28" w:type="dxa"/>
+          <w:top w:w="60" w:type="dxa"/>
+          <w:left w:w="60" w:type="dxa"/>
+          <w:bottom w:w="60" w:type="dxa"/>
+          <w:right w:w="60" w:type="dxa"/>
         </w:tblCellMar>
       </w:tblPr>
       <w:tblGrid>
-        <w:gridCol w:w="1104"/>
-        <w:gridCol w:w="4388"/>
+        <w:gridCol w:w="1137"/>
+        <w:gridCol w:w="4394"/>
       </w:tblGrid>
       <w:tr>
         <w:trPr>
@@ -6741,8 +7792,14 @@
         </w:trPr>
         <w:tc>
           <w:tcPr>
-            <w:tcW w:w="1104" w:type="dxa"/>
-            <w:tcBorders/>
+            <w:tcW w:w="1137" w:type="dxa"/>
+            <w:tcBorders>
+              <w:top w:val="single" w:sz="6" w:space="0" w:color="BFC7D5"/>
+              <w:left w:val="single" w:sz="6" w:space="0" w:color="BFC7D5"/>
+              <w:bottom w:val="single" w:sz="2" w:space="0" w:color="BFC7D5"/>
+              <w:right w:val="single" w:sz="6" w:space="0" w:color="BFC7D5"/>
+            </w:tcBorders>
+            <w:shd w:fill="1F3A5F" w:val="clear"/>
             <w:vAlign w:val="center"/>
           </w:tcPr>
           <w:p>
@@ -6765,8 +7822,14 @@
         </w:tc>
         <w:tc>
           <w:tcPr>
-            <w:tcW w:w="4388" w:type="dxa"/>
-            <w:tcBorders/>
+            <w:tcW w:w="4394" w:type="dxa"/>
+            <w:tcBorders>
+              <w:top w:val="single" w:sz="6" w:space="0" w:color="BFC7D5"/>
+              <w:left w:val="single" w:sz="2" w:space="0" w:color="BFC7D5"/>
+              <w:bottom w:val="single" w:sz="2" w:space="0" w:color="BFC7D5"/>
+              <w:right w:val="single" w:sz="6" w:space="0" w:color="BFC7D5"/>
+            </w:tcBorders>
+            <w:shd w:fill="1F3A5F" w:val="clear"/>
             <w:vAlign w:val="center"/>
           </w:tcPr>
           <w:p>
@@ -6792,8 +7855,12 @@
         <w:trPr/>
         <w:tc>
           <w:tcPr>
-            <w:tcW w:w="1104" w:type="dxa"/>
-            <w:tcBorders/>
+            <w:tcW w:w="1137" w:type="dxa"/>
+            <w:tcBorders>
+              <w:left w:val="single" w:sz="6" w:space="0" w:color="BFC7D5"/>
+              <w:bottom w:val="single" w:sz="2" w:space="0" w:color="BFC7D5"/>
+              <w:right w:val="single" w:sz="6" w:space="0" w:color="BFC7D5"/>
+            </w:tcBorders>
             <w:vAlign w:val="center"/>
           </w:tcPr>
           <w:p>
@@ -6812,8 +7879,12 @@
         </w:tc>
         <w:tc>
           <w:tcPr>
-            <w:tcW w:w="4388" w:type="dxa"/>
-            <w:tcBorders/>
+            <w:tcW w:w="4394" w:type="dxa"/>
+            <w:tcBorders>
+              <w:left w:val="single" w:sz="2" w:space="0" w:color="BFC7D5"/>
+              <w:bottom w:val="single" w:sz="2" w:space="0" w:color="BFC7D5"/>
+              <w:right w:val="single" w:sz="6" w:space="0" w:color="BFC7D5"/>
+            </w:tcBorders>
             <w:vAlign w:val="center"/>
           </w:tcPr>
           <w:p>
@@ -6835,8 +7906,12 @@
         <w:trPr/>
         <w:tc>
           <w:tcPr>
-            <w:tcW w:w="1104" w:type="dxa"/>
-            <w:tcBorders/>
+            <w:tcW w:w="1137" w:type="dxa"/>
+            <w:tcBorders>
+              <w:left w:val="single" w:sz="6" w:space="0" w:color="BFC7D5"/>
+              <w:bottom w:val="single" w:sz="2" w:space="0" w:color="BFC7D5"/>
+              <w:right w:val="single" w:sz="6" w:space="0" w:color="BFC7D5"/>
+            </w:tcBorders>
             <w:vAlign w:val="center"/>
           </w:tcPr>
           <w:p>
@@ -6855,8 +7930,12 @@
         </w:tc>
         <w:tc>
           <w:tcPr>
-            <w:tcW w:w="4388" w:type="dxa"/>
-            <w:tcBorders/>
+            <w:tcW w:w="4394" w:type="dxa"/>
+            <w:tcBorders>
+              <w:left w:val="single" w:sz="2" w:space="0" w:color="BFC7D5"/>
+              <w:bottom w:val="single" w:sz="2" w:space="0" w:color="BFC7D5"/>
+              <w:right w:val="single" w:sz="6" w:space="0" w:color="BFC7D5"/>
+            </w:tcBorders>
             <w:vAlign w:val="center"/>
           </w:tcPr>
           <w:p>
@@ -6934,8 +8013,12 @@
         <w:trPr/>
         <w:tc>
           <w:tcPr>
-            <w:tcW w:w="1104" w:type="dxa"/>
-            <w:tcBorders/>
+            <w:tcW w:w="1137" w:type="dxa"/>
+            <w:tcBorders>
+              <w:left w:val="single" w:sz="6" w:space="0" w:color="BFC7D5"/>
+              <w:bottom w:val="single" w:sz="2" w:space="0" w:color="BFC7D5"/>
+              <w:right w:val="single" w:sz="6" w:space="0" w:color="BFC7D5"/>
+            </w:tcBorders>
             <w:vAlign w:val="center"/>
           </w:tcPr>
           <w:p>
@@ -6954,8 +8037,12 @@
         </w:tc>
         <w:tc>
           <w:tcPr>
-            <w:tcW w:w="4388" w:type="dxa"/>
-            <w:tcBorders/>
+            <w:tcW w:w="4394" w:type="dxa"/>
+            <w:tcBorders>
+              <w:left w:val="single" w:sz="2" w:space="0" w:color="BFC7D5"/>
+              <w:bottom w:val="single" w:sz="2" w:space="0" w:color="BFC7D5"/>
+              <w:right w:val="single" w:sz="6" w:space="0" w:color="BFC7D5"/>
+            </w:tcBorders>
             <w:vAlign w:val="center"/>
           </w:tcPr>
           <w:p>
@@ -6977,8 +8064,12 @@
         <w:trPr/>
         <w:tc>
           <w:tcPr>
-            <w:tcW w:w="1104" w:type="dxa"/>
-            <w:tcBorders/>
+            <w:tcW w:w="1137" w:type="dxa"/>
+            <w:tcBorders>
+              <w:left w:val="single" w:sz="6" w:space="0" w:color="BFC7D5"/>
+              <w:bottom w:val="single" w:sz="2" w:space="0" w:color="BFC7D5"/>
+              <w:right w:val="single" w:sz="6" w:space="0" w:color="BFC7D5"/>
+            </w:tcBorders>
             <w:vAlign w:val="center"/>
           </w:tcPr>
           <w:p>
@@ -6997,8 +8088,12 @@
         </w:tc>
         <w:tc>
           <w:tcPr>
-            <w:tcW w:w="4388" w:type="dxa"/>
-            <w:tcBorders/>
+            <w:tcW w:w="4394" w:type="dxa"/>
+            <w:tcBorders>
+              <w:left w:val="single" w:sz="2" w:space="0" w:color="BFC7D5"/>
+              <w:bottom w:val="single" w:sz="2" w:space="0" w:color="BFC7D5"/>
+              <w:right w:val="single" w:sz="6" w:space="0" w:color="BFC7D5"/>
+            </w:tcBorders>
             <w:vAlign w:val="center"/>
           </w:tcPr>
           <w:p>
@@ -7026,8 +8121,12 @@
         <w:trPr/>
         <w:tc>
           <w:tcPr>
-            <w:tcW w:w="1104" w:type="dxa"/>
-            <w:tcBorders/>
+            <w:tcW w:w="1137" w:type="dxa"/>
+            <w:tcBorders>
+              <w:left w:val="single" w:sz="6" w:space="0" w:color="BFC7D5"/>
+              <w:bottom w:val="single" w:sz="2" w:space="0" w:color="BFC7D5"/>
+              <w:right w:val="single" w:sz="6" w:space="0" w:color="BFC7D5"/>
+            </w:tcBorders>
             <w:vAlign w:val="center"/>
           </w:tcPr>
           <w:p>
@@ -7046,8 +8145,12 @@
         </w:tc>
         <w:tc>
           <w:tcPr>
-            <w:tcW w:w="4388" w:type="dxa"/>
-            <w:tcBorders/>
+            <w:tcW w:w="4394" w:type="dxa"/>
+            <w:tcBorders>
+              <w:left w:val="single" w:sz="2" w:space="0" w:color="BFC7D5"/>
+              <w:bottom w:val="single" w:sz="2" w:space="0" w:color="BFC7D5"/>
+              <w:right w:val="single" w:sz="6" w:space="0" w:color="BFC7D5"/>
+            </w:tcBorders>
             <w:vAlign w:val="center"/>
           </w:tcPr>
           <w:p>
@@ -7069,8 +8172,12 @@
         <w:trPr/>
         <w:tc>
           <w:tcPr>
-            <w:tcW w:w="1104" w:type="dxa"/>
-            <w:tcBorders/>
+            <w:tcW w:w="1137" w:type="dxa"/>
+            <w:tcBorders>
+              <w:left w:val="single" w:sz="6" w:space="0" w:color="BFC7D5"/>
+              <w:bottom w:val="single" w:sz="2" w:space="0" w:color="BFC7D5"/>
+              <w:right w:val="single" w:sz="6" w:space="0" w:color="BFC7D5"/>
+            </w:tcBorders>
             <w:vAlign w:val="center"/>
           </w:tcPr>
           <w:p>
@@ -7089,8 +8196,12 @@
         </w:tc>
         <w:tc>
           <w:tcPr>
-            <w:tcW w:w="4388" w:type="dxa"/>
-            <w:tcBorders/>
+            <w:tcW w:w="4394" w:type="dxa"/>
+            <w:tcBorders>
+              <w:left w:val="single" w:sz="2" w:space="0" w:color="BFC7D5"/>
+              <w:bottom w:val="single" w:sz="2" w:space="0" w:color="BFC7D5"/>
+              <w:right w:val="single" w:sz="6" w:space="0" w:color="BFC7D5"/>
+            </w:tcBorders>
             <w:vAlign w:val="center"/>
           </w:tcPr>
           <w:p>
@@ -7118,8 +8229,12 @@
         <w:trPr/>
         <w:tc>
           <w:tcPr>
-            <w:tcW w:w="1104" w:type="dxa"/>
-            <w:tcBorders/>
+            <w:tcW w:w="1137" w:type="dxa"/>
+            <w:tcBorders>
+              <w:left w:val="single" w:sz="6" w:space="0" w:color="BFC7D5"/>
+              <w:bottom w:val="single" w:sz="2" w:space="0" w:color="BFC7D5"/>
+              <w:right w:val="single" w:sz="6" w:space="0" w:color="BFC7D5"/>
+            </w:tcBorders>
             <w:vAlign w:val="center"/>
           </w:tcPr>
           <w:p>
@@ -7138,43 +8253,39 @@
         </w:tc>
         <w:tc>
           <w:tcPr>
-            <w:tcW w:w="4388" w:type="dxa"/>
-            <w:tcBorders/>
-            <w:vAlign w:val="center"/>
-          </w:tcPr>
-          <w:p>
-            <w:pPr>
-              <w:pStyle w:val="TableContents"/>
-              <w:bidi w:val="0"/>
-              <w:spacing w:before="0" w:after="283"/>
-              <w:jc w:val="left"/>
-              <w:rPr/>
-            </w:pPr>
-            <w:r>
-              <w:rPr>
-                <w:rStyle w:val="SourceText"/>
-              </w:rPr>
-              <w:t>________</w:t>
-            </w:r>
-            <w:r>
-              <w:rPr/>
-              <w:t xml:space="preserve"> / </w:t>
-            </w:r>
-            <w:r>
-              <w:rPr>
-                <w:rStyle w:val="SourceText"/>
-              </w:rPr>
-              <w:t>________</w:t>
-            </w:r>
-          </w:p>
-        </w:tc>
-      </w:tr>
-      <w:tr>
-        <w:trPr/>
-        <w:tc>
-          <w:tcPr>
-            <w:tcW w:w="1104" w:type="dxa"/>
-            <w:tcBorders/>
+            <w:tcW w:w="4394" w:type="dxa"/>
+            <w:tcBorders>
+              <w:left w:val="single" w:sz="2" w:space="0" w:color="BFC7D5"/>
+              <w:bottom w:val="single" w:sz="2" w:space="0" w:color="BFC7D5"/>
+              <w:right w:val="single" w:sz="6" w:space="0" w:color="BFC7D5"/>
+            </w:tcBorders>
+            <w:vAlign w:val="center"/>
+          </w:tcPr>
+          <w:p>
+            <w:pPr>
+              <w:pStyle w:val="TableContents"/>
+              <w:bidi w:val="0"/>
+              <w:spacing w:before="0" w:after="283"/>
+              <w:jc w:val="left"/>
+              <w:rPr/>
+            </w:pPr>
+            <w:r>
+              <w:rPr/>
+              <w:t>Richard Watson Stephen Amudha / 2026-11-30</w:t>
+            </w:r>
+          </w:p>
+        </w:tc>
+      </w:tr>
+      <w:tr>
+        <w:trPr/>
+        <w:tc>
+          <w:tcPr>
+            <w:tcW w:w="1137" w:type="dxa"/>
+            <w:tcBorders>
+              <w:left w:val="single" w:sz="6" w:space="0" w:color="BFC7D5"/>
+              <w:bottom w:val="single" w:sz="2" w:space="0" w:color="BFC7D5"/>
+              <w:right w:val="single" w:sz="6" w:space="0" w:color="BFC7D5"/>
+            </w:tcBorders>
             <w:vAlign w:val="center"/>
           </w:tcPr>
           <w:p>
@@ -7193,8 +8304,12 @@
         </w:tc>
         <w:tc>
           <w:tcPr>
-            <w:tcW w:w="4388" w:type="dxa"/>
-            <w:tcBorders/>
+            <w:tcW w:w="4394" w:type="dxa"/>
+            <w:tcBorders>
+              <w:left w:val="single" w:sz="2" w:space="0" w:color="BFC7D5"/>
+              <w:bottom w:val="single" w:sz="2" w:space="0" w:color="BFC7D5"/>
+              <w:right w:val="single" w:sz="6" w:space="0" w:color="BFC7D5"/>
+            </w:tcBorders>
             <w:vAlign w:val="center"/>
           </w:tcPr>
           <w:p>
@@ -7216,8 +8331,12 @@
         <w:trPr/>
         <w:tc>
           <w:tcPr>
-            <w:tcW w:w="1104" w:type="dxa"/>
-            <w:tcBorders/>
+            <w:tcW w:w="1137" w:type="dxa"/>
+            <w:tcBorders>
+              <w:left w:val="single" w:sz="6" w:space="0" w:color="BFC7D5"/>
+              <w:bottom w:val="single" w:sz="6" w:space="0" w:color="BFC7D5"/>
+              <w:right w:val="single" w:sz="6" w:space="0" w:color="BFC7D5"/>
+            </w:tcBorders>
             <w:vAlign w:val="center"/>
           </w:tcPr>
           <w:p>
@@ -7236,8 +8355,12 @@
         </w:tc>
         <w:tc>
           <w:tcPr>
-            <w:tcW w:w="4388" w:type="dxa"/>
-            <w:tcBorders/>
+            <w:tcW w:w="4394" w:type="dxa"/>
+            <w:tcBorders>
+              <w:left w:val="single" w:sz="2" w:space="0" w:color="BFC7D5"/>
+              <w:bottom w:val="single" w:sz="6" w:space="0" w:color="BFC7D5"/>
+              <w:right w:val="single" w:sz="6" w:space="0" w:color="BFC7D5"/>
+            </w:tcBorders>
             <w:vAlign w:val="center"/>
           </w:tcPr>
           <w:p>
@@ -7270,20 +8393,20 @@
     </w:p>
     <w:tbl>
       <w:tblPr>
-        <w:tblW w:w="5492" w:type="dxa"/>
+        <w:tblW w:w="5000" w:type="pct"/>
         <w:jc w:val="left"/>
-        <w:tblInd w:w="0" w:type="dxa"/>
+        <w:tblInd w:w="-7" w:type="dxa"/>
         <w:tblLayout w:type="fixed"/>
         <w:tblCellMar>
-          <w:top w:w="28" w:type="dxa"/>
-          <w:left w:w="28" w:type="dxa"/>
-          <w:bottom w:w="28" w:type="dxa"/>
-          <w:right w:w="28" w:type="dxa"/>
+          <w:top w:w="60" w:type="dxa"/>
+          <w:left w:w="60" w:type="dxa"/>
+          <w:bottom w:w="60" w:type="dxa"/>
+          <w:right w:w="60" w:type="dxa"/>
         </w:tblCellMar>
       </w:tblPr>
       <w:tblGrid>
-        <w:gridCol w:w="1228"/>
-        <w:gridCol w:w="4264"/>
+        <w:gridCol w:w="1261"/>
+        <w:gridCol w:w="4270"/>
       </w:tblGrid>
       <w:tr>
         <w:trPr>
@@ -7291,8 +8414,14 @@
         </w:trPr>
         <w:tc>
           <w:tcPr>
-            <w:tcW w:w="1228" w:type="dxa"/>
-            <w:tcBorders/>
+            <w:tcW w:w="1261" w:type="dxa"/>
+            <w:tcBorders>
+              <w:top w:val="single" w:sz="6" w:space="0" w:color="BFC7D5"/>
+              <w:left w:val="single" w:sz="6" w:space="0" w:color="BFC7D5"/>
+              <w:bottom w:val="single" w:sz="2" w:space="0" w:color="BFC7D5"/>
+              <w:right w:val="single" w:sz="6" w:space="0" w:color="BFC7D5"/>
+            </w:tcBorders>
+            <w:shd w:fill="1F3A5F" w:val="clear"/>
             <w:vAlign w:val="center"/>
           </w:tcPr>
           <w:p>
@@ -7315,8 +8444,14 @@
         </w:tc>
         <w:tc>
           <w:tcPr>
-            <w:tcW w:w="4264" w:type="dxa"/>
-            <w:tcBorders/>
+            <w:tcW w:w="4270" w:type="dxa"/>
+            <w:tcBorders>
+              <w:top w:val="single" w:sz="6" w:space="0" w:color="BFC7D5"/>
+              <w:left w:val="single" w:sz="2" w:space="0" w:color="BFC7D5"/>
+              <w:bottom w:val="single" w:sz="2" w:space="0" w:color="BFC7D5"/>
+              <w:right w:val="single" w:sz="6" w:space="0" w:color="BFC7D5"/>
+            </w:tcBorders>
+            <w:shd w:fill="1F3A5F" w:val="clear"/>
             <w:vAlign w:val="center"/>
           </w:tcPr>
           <w:p>
@@ -7342,8 +8477,12 @@
         <w:trPr/>
         <w:tc>
           <w:tcPr>
-            <w:tcW w:w="1228" w:type="dxa"/>
-            <w:tcBorders/>
+            <w:tcW w:w="1261" w:type="dxa"/>
+            <w:tcBorders>
+              <w:left w:val="single" w:sz="6" w:space="0" w:color="BFC7D5"/>
+              <w:bottom w:val="single" w:sz="2" w:space="0" w:color="BFC7D5"/>
+              <w:right w:val="single" w:sz="6" w:space="0" w:color="BFC7D5"/>
+            </w:tcBorders>
             <w:vAlign w:val="center"/>
           </w:tcPr>
           <w:p>
@@ -7362,8 +8501,12 @@
         </w:tc>
         <w:tc>
           <w:tcPr>
-            <w:tcW w:w="4264" w:type="dxa"/>
-            <w:tcBorders/>
+            <w:tcW w:w="4270" w:type="dxa"/>
+            <w:tcBorders>
+              <w:left w:val="single" w:sz="2" w:space="0" w:color="BFC7D5"/>
+              <w:bottom w:val="single" w:sz="2" w:space="0" w:color="BFC7D5"/>
+              <w:right w:val="single" w:sz="6" w:space="0" w:color="BFC7D5"/>
+            </w:tcBorders>
             <w:vAlign w:val="center"/>
           </w:tcPr>
           <w:p>
@@ -7385,8 +8528,12 @@
         <w:trPr/>
         <w:tc>
           <w:tcPr>
-            <w:tcW w:w="1228" w:type="dxa"/>
-            <w:tcBorders/>
+            <w:tcW w:w="1261" w:type="dxa"/>
+            <w:tcBorders>
+              <w:left w:val="single" w:sz="6" w:space="0" w:color="BFC7D5"/>
+              <w:bottom w:val="single" w:sz="2" w:space="0" w:color="BFC7D5"/>
+              <w:right w:val="single" w:sz="6" w:space="0" w:color="BFC7D5"/>
+            </w:tcBorders>
             <w:vAlign w:val="center"/>
           </w:tcPr>
           <w:p>
@@ -7405,8 +8552,12 @@
         </w:tc>
         <w:tc>
           <w:tcPr>
-            <w:tcW w:w="4264" w:type="dxa"/>
-            <w:tcBorders/>
+            <w:tcW w:w="4270" w:type="dxa"/>
+            <w:tcBorders>
+              <w:left w:val="single" w:sz="2" w:space="0" w:color="BFC7D5"/>
+              <w:bottom w:val="single" w:sz="2" w:space="0" w:color="BFC7D5"/>
+              <w:right w:val="single" w:sz="6" w:space="0" w:color="BFC7D5"/>
+            </w:tcBorders>
             <w:vAlign w:val="center"/>
           </w:tcPr>
           <w:p>
@@ -7458,8 +8609,12 @@
         <w:trPr/>
         <w:tc>
           <w:tcPr>
-            <w:tcW w:w="1228" w:type="dxa"/>
-            <w:tcBorders/>
+            <w:tcW w:w="1261" w:type="dxa"/>
+            <w:tcBorders>
+              <w:left w:val="single" w:sz="6" w:space="0" w:color="BFC7D5"/>
+              <w:bottom w:val="single" w:sz="2" w:space="0" w:color="BFC7D5"/>
+              <w:right w:val="single" w:sz="6" w:space="0" w:color="BFC7D5"/>
+            </w:tcBorders>
             <w:vAlign w:val="center"/>
           </w:tcPr>
           <w:p>
@@ -7478,8 +8633,12 @@
         </w:tc>
         <w:tc>
           <w:tcPr>
-            <w:tcW w:w="4264" w:type="dxa"/>
-            <w:tcBorders/>
+            <w:tcW w:w="4270" w:type="dxa"/>
+            <w:tcBorders>
+              <w:left w:val="single" w:sz="2" w:space="0" w:color="BFC7D5"/>
+              <w:bottom w:val="single" w:sz="2" w:space="0" w:color="BFC7D5"/>
+              <w:right w:val="single" w:sz="6" w:space="0" w:color="BFC7D5"/>
+            </w:tcBorders>
             <w:vAlign w:val="center"/>
           </w:tcPr>
           <w:p>
@@ -7507,8 +8666,12 @@
         <w:trPr/>
         <w:tc>
           <w:tcPr>
-            <w:tcW w:w="1228" w:type="dxa"/>
-            <w:tcBorders/>
+            <w:tcW w:w="1261" w:type="dxa"/>
+            <w:tcBorders>
+              <w:left w:val="single" w:sz="6" w:space="0" w:color="BFC7D5"/>
+              <w:bottom w:val="single" w:sz="2" w:space="0" w:color="BFC7D5"/>
+              <w:right w:val="single" w:sz="6" w:space="0" w:color="BFC7D5"/>
+            </w:tcBorders>
             <w:vAlign w:val="center"/>
           </w:tcPr>
           <w:p>
@@ -7527,8 +8690,12 @@
         </w:tc>
         <w:tc>
           <w:tcPr>
-            <w:tcW w:w="4264" w:type="dxa"/>
-            <w:tcBorders/>
+            <w:tcW w:w="4270" w:type="dxa"/>
+            <w:tcBorders>
+              <w:left w:val="single" w:sz="2" w:space="0" w:color="BFC7D5"/>
+              <w:bottom w:val="single" w:sz="2" w:space="0" w:color="BFC7D5"/>
+              <w:right w:val="single" w:sz="6" w:space="0" w:color="BFC7D5"/>
+            </w:tcBorders>
             <w:vAlign w:val="center"/>
           </w:tcPr>
           <w:p>
@@ -7560,8 +8727,12 @@
         <w:trPr/>
         <w:tc>
           <w:tcPr>
-            <w:tcW w:w="1228" w:type="dxa"/>
-            <w:tcBorders/>
+            <w:tcW w:w="1261" w:type="dxa"/>
+            <w:tcBorders>
+              <w:left w:val="single" w:sz="6" w:space="0" w:color="BFC7D5"/>
+              <w:bottom w:val="single" w:sz="2" w:space="0" w:color="BFC7D5"/>
+              <w:right w:val="single" w:sz="6" w:space="0" w:color="BFC7D5"/>
+            </w:tcBorders>
             <w:vAlign w:val="center"/>
           </w:tcPr>
           <w:p>
@@ -7580,8 +8751,12 @@
         </w:tc>
         <w:tc>
           <w:tcPr>
-            <w:tcW w:w="4264" w:type="dxa"/>
-            <w:tcBorders/>
+            <w:tcW w:w="4270" w:type="dxa"/>
+            <w:tcBorders>
+              <w:left w:val="single" w:sz="2" w:space="0" w:color="BFC7D5"/>
+              <w:bottom w:val="single" w:sz="2" w:space="0" w:color="BFC7D5"/>
+              <w:right w:val="single" w:sz="6" w:space="0" w:color="BFC7D5"/>
+            </w:tcBorders>
             <w:vAlign w:val="center"/>
           </w:tcPr>
           <w:p>
@@ -7603,8 +8778,12 @@
         <w:trPr/>
         <w:tc>
           <w:tcPr>
-            <w:tcW w:w="1228" w:type="dxa"/>
-            <w:tcBorders/>
+            <w:tcW w:w="1261" w:type="dxa"/>
+            <w:tcBorders>
+              <w:left w:val="single" w:sz="6" w:space="0" w:color="BFC7D5"/>
+              <w:bottom w:val="single" w:sz="2" w:space="0" w:color="BFC7D5"/>
+              <w:right w:val="single" w:sz="6" w:space="0" w:color="BFC7D5"/>
+            </w:tcBorders>
             <w:vAlign w:val="center"/>
           </w:tcPr>
           <w:p>
@@ -7623,8 +8802,12 @@
         </w:tc>
         <w:tc>
           <w:tcPr>
-            <w:tcW w:w="4264" w:type="dxa"/>
-            <w:tcBorders/>
+            <w:tcW w:w="4270" w:type="dxa"/>
+            <w:tcBorders>
+              <w:left w:val="single" w:sz="2" w:space="0" w:color="BFC7D5"/>
+              <w:bottom w:val="single" w:sz="2" w:space="0" w:color="BFC7D5"/>
+              <w:right w:val="single" w:sz="6" w:space="0" w:color="BFC7D5"/>
+            </w:tcBorders>
             <w:vAlign w:val="center"/>
           </w:tcPr>
           <w:p>
@@ -7652,8 +8835,12 @@
         <w:trPr/>
         <w:tc>
           <w:tcPr>
-            <w:tcW w:w="1228" w:type="dxa"/>
-            <w:tcBorders/>
+            <w:tcW w:w="1261" w:type="dxa"/>
+            <w:tcBorders>
+              <w:left w:val="single" w:sz="6" w:space="0" w:color="BFC7D5"/>
+              <w:bottom w:val="single" w:sz="2" w:space="0" w:color="BFC7D5"/>
+              <w:right w:val="single" w:sz="6" w:space="0" w:color="BFC7D5"/>
+            </w:tcBorders>
             <w:vAlign w:val="center"/>
           </w:tcPr>
           <w:p>
@@ -7672,43 +8859,39 @@
         </w:tc>
         <w:tc>
           <w:tcPr>
-            <w:tcW w:w="4264" w:type="dxa"/>
-            <w:tcBorders/>
-            <w:vAlign w:val="center"/>
-          </w:tcPr>
-          <w:p>
-            <w:pPr>
-              <w:pStyle w:val="TableContents"/>
-              <w:bidi w:val="0"/>
-              <w:spacing w:before="0" w:after="283"/>
-              <w:jc w:val="left"/>
-              <w:rPr/>
-            </w:pPr>
-            <w:r>
-              <w:rPr>
-                <w:rStyle w:val="SourceText"/>
-              </w:rPr>
-              <w:t>________</w:t>
-            </w:r>
-            <w:r>
-              <w:rPr/>
-              <w:t xml:space="preserve"> / </w:t>
-            </w:r>
-            <w:r>
-              <w:rPr>
-                <w:rStyle w:val="SourceText"/>
-              </w:rPr>
-              <w:t>________</w:t>
-            </w:r>
-          </w:p>
-        </w:tc>
-      </w:tr>
-      <w:tr>
-        <w:trPr/>
-        <w:tc>
-          <w:tcPr>
-            <w:tcW w:w="1228" w:type="dxa"/>
-            <w:tcBorders/>
+            <w:tcW w:w="4270" w:type="dxa"/>
+            <w:tcBorders>
+              <w:left w:val="single" w:sz="2" w:space="0" w:color="BFC7D5"/>
+              <w:bottom w:val="single" w:sz="2" w:space="0" w:color="BFC7D5"/>
+              <w:right w:val="single" w:sz="6" w:space="0" w:color="BFC7D5"/>
+            </w:tcBorders>
+            <w:vAlign w:val="center"/>
+          </w:tcPr>
+          <w:p>
+            <w:pPr>
+              <w:pStyle w:val="TableContents"/>
+              <w:bidi w:val="0"/>
+              <w:spacing w:before="0" w:after="283"/>
+              <w:jc w:val="left"/>
+              <w:rPr/>
+            </w:pPr>
+            <w:r>
+              <w:rPr/>
+              <w:t>Richard Watson Stephen Amudha / 2026-12-31</w:t>
+            </w:r>
+          </w:p>
+        </w:tc>
+      </w:tr>
+      <w:tr>
+        <w:trPr/>
+        <w:tc>
+          <w:tcPr>
+            <w:tcW w:w="1261" w:type="dxa"/>
+            <w:tcBorders>
+              <w:left w:val="single" w:sz="6" w:space="0" w:color="BFC7D5"/>
+              <w:bottom w:val="single" w:sz="6" w:space="0" w:color="BFC7D5"/>
+              <w:right w:val="single" w:sz="6" w:space="0" w:color="BFC7D5"/>
+            </w:tcBorders>
             <w:vAlign w:val="center"/>
           </w:tcPr>
           <w:p>
@@ -7727,8 +8910,12 @@
         </w:tc>
         <w:tc>
           <w:tcPr>
-            <w:tcW w:w="4264" w:type="dxa"/>
-            <w:tcBorders/>
+            <w:tcW w:w="4270" w:type="dxa"/>
+            <w:tcBorders>
+              <w:left w:val="single" w:sz="2" w:space="0" w:color="BFC7D5"/>
+              <w:bottom w:val="single" w:sz="6" w:space="0" w:color="BFC7D5"/>
+              <w:right w:val="single" w:sz="6" w:space="0" w:color="BFC7D5"/>
+            </w:tcBorders>
             <w:vAlign w:val="center"/>
           </w:tcPr>
           <w:p>
@@ -7761,20 +8948,20 @@
     </w:p>
     <w:tbl>
       <w:tblPr>
-        <w:tblW w:w="5492" w:type="dxa"/>
+        <w:tblW w:w="5000" w:type="pct"/>
         <w:jc w:val="left"/>
-        <w:tblInd w:w="0" w:type="dxa"/>
+        <w:tblInd w:w="-7" w:type="dxa"/>
         <w:tblLayout w:type="fixed"/>
         <w:tblCellMar>
-          <w:top w:w="28" w:type="dxa"/>
-          <w:left w:w="28" w:type="dxa"/>
-          <w:bottom w:w="28" w:type="dxa"/>
-          <w:right w:w="28" w:type="dxa"/>
+          <w:top w:w="60" w:type="dxa"/>
+          <w:left w:w="60" w:type="dxa"/>
+          <w:bottom w:w="60" w:type="dxa"/>
+          <w:right w:w="60" w:type="dxa"/>
         </w:tblCellMar>
       </w:tblPr>
       <w:tblGrid>
-        <w:gridCol w:w="1284"/>
-        <w:gridCol w:w="4208"/>
+        <w:gridCol w:w="1317"/>
+        <w:gridCol w:w="4214"/>
       </w:tblGrid>
       <w:tr>
         <w:trPr>
@@ -7782,8 +8969,14 @@
         </w:trPr>
         <w:tc>
           <w:tcPr>
-            <w:tcW w:w="1284" w:type="dxa"/>
-            <w:tcBorders/>
+            <w:tcW w:w="1317" w:type="dxa"/>
+            <w:tcBorders>
+              <w:top w:val="single" w:sz="6" w:space="0" w:color="BFC7D5"/>
+              <w:left w:val="single" w:sz="6" w:space="0" w:color="BFC7D5"/>
+              <w:bottom w:val="single" w:sz="2" w:space="0" w:color="BFC7D5"/>
+              <w:right w:val="single" w:sz="6" w:space="0" w:color="BFC7D5"/>
+            </w:tcBorders>
+            <w:shd w:fill="1F3A5F" w:val="clear"/>
             <w:vAlign w:val="center"/>
           </w:tcPr>
           <w:p>
@@ -7806,8 +8999,14 @@
         </w:tc>
         <w:tc>
           <w:tcPr>
-            <w:tcW w:w="4208" w:type="dxa"/>
-            <w:tcBorders/>
+            <w:tcW w:w="4214" w:type="dxa"/>
+            <w:tcBorders>
+              <w:top w:val="single" w:sz="6" w:space="0" w:color="BFC7D5"/>
+              <w:left w:val="single" w:sz="2" w:space="0" w:color="BFC7D5"/>
+              <w:bottom w:val="single" w:sz="2" w:space="0" w:color="BFC7D5"/>
+              <w:right w:val="single" w:sz="6" w:space="0" w:color="BFC7D5"/>
+            </w:tcBorders>
+            <w:shd w:fill="1F3A5F" w:val="clear"/>
             <w:vAlign w:val="center"/>
           </w:tcPr>
           <w:p>
@@ -7833,8 +9032,12 @@
         <w:trPr/>
         <w:tc>
           <w:tcPr>
-            <w:tcW w:w="1284" w:type="dxa"/>
-            <w:tcBorders/>
+            <w:tcW w:w="1317" w:type="dxa"/>
+            <w:tcBorders>
+              <w:left w:val="single" w:sz="6" w:space="0" w:color="BFC7D5"/>
+              <w:bottom w:val="single" w:sz="2" w:space="0" w:color="BFC7D5"/>
+              <w:right w:val="single" w:sz="6" w:space="0" w:color="BFC7D5"/>
+            </w:tcBorders>
             <w:vAlign w:val="center"/>
           </w:tcPr>
           <w:p>
@@ -7853,8 +9056,12 @@
         </w:tc>
         <w:tc>
           <w:tcPr>
-            <w:tcW w:w="4208" w:type="dxa"/>
-            <w:tcBorders/>
+            <w:tcW w:w="4214" w:type="dxa"/>
+            <w:tcBorders>
+              <w:left w:val="single" w:sz="2" w:space="0" w:color="BFC7D5"/>
+              <w:bottom w:val="single" w:sz="2" w:space="0" w:color="BFC7D5"/>
+              <w:right w:val="single" w:sz="6" w:space="0" w:color="BFC7D5"/>
+            </w:tcBorders>
             <w:vAlign w:val="center"/>
           </w:tcPr>
           <w:p>
@@ -7876,8 +9083,12 @@
         <w:trPr/>
         <w:tc>
           <w:tcPr>
-            <w:tcW w:w="1284" w:type="dxa"/>
-            <w:tcBorders/>
+            <w:tcW w:w="1317" w:type="dxa"/>
+            <w:tcBorders>
+              <w:left w:val="single" w:sz="6" w:space="0" w:color="BFC7D5"/>
+              <w:bottom w:val="single" w:sz="2" w:space="0" w:color="BFC7D5"/>
+              <w:right w:val="single" w:sz="6" w:space="0" w:color="BFC7D5"/>
+            </w:tcBorders>
             <w:vAlign w:val="center"/>
           </w:tcPr>
           <w:p>
@@ -7896,8 +9107,12 @@
         </w:tc>
         <w:tc>
           <w:tcPr>
-            <w:tcW w:w="4208" w:type="dxa"/>
-            <w:tcBorders/>
+            <w:tcW w:w="4214" w:type="dxa"/>
+            <w:tcBorders>
+              <w:left w:val="single" w:sz="2" w:space="0" w:color="BFC7D5"/>
+              <w:bottom w:val="single" w:sz="2" w:space="0" w:color="BFC7D5"/>
+              <w:right w:val="single" w:sz="6" w:space="0" w:color="BFC7D5"/>
+            </w:tcBorders>
             <w:vAlign w:val="center"/>
           </w:tcPr>
           <w:p>
@@ -7929,8 +9144,12 @@
         <w:trPr/>
         <w:tc>
           <w:tcPr>
-            <w:tcW w:w="1284" w:type="dxa"/>
-            <w:tcBorders/>
+            <w:tcW w:w="1317" w:type="dxa"/>
+            <w:tcBorders>
+              <w:left w:val="single" w:sz="6" w:space="0" w:color="BFC7D5"/>
+              <w:bottom w:val="single" w:sz="2" w:space="0" w:color="BFC7D5"/>
+              <w:right w:val="single" w:sz="6" w:space="0" w:color="BFC7D5"/>
+            </w:tcBorders>
             <w:vAlign w:val="center"/>
           </w:tcPr>
           <w:p>
@@ -7949,8 +9168,12 @@
         </w:tc>
         <w:tc>
           <w:tcPr>
-            <w:tcW w:w="4208" w:type="dxa"/>
-            <w:tcBorders/>
+            <w:tcW w:w="4214" w:type="dxa"/>
+            <w:tcBorders>
+              <w:left w:val="single" w:sz="2" w:space="0" w:color="BFC7D5"/>
+              <w:bottom w:val="single" w:sz="2" w:space="0" w:color="BFC7D5"/>
+              <w:right w:val="single" w:sz="6" w:space="0" w:color="BFC7D5"/>
+            </w:tcBorders>
             <w:vAlign w:val="center"/>
           </w:tcPr>
           <w:p>
@@ -7972,8 +9195,12 @@
         <w:trPr/>
         <w:tc>
           <w:tcPr>
-            <w:tcW w:w="1284" w:type="dxa"/>
-            <w:tcBorders/>
+            <w:tcW w:w="1317" w:type="dxa"/>
+            <w:tcBorders>
+              <w:left w:val="single" w:sz="6" w:space="0" w:color="BFC7D5"/>
+              <w:bottom w:val="single" w:sz="2" w:space="0" w:color="BFC7D5"/>
+              <w:right w:val="single" w:sz="6" w:space="0" w:color="BFC7D5"/>
+            </w:tcBorders>
             <w:vAlign w:val="center"/>
           </w:tcPr>
           <w:p>
@@ -7992,8 +9219,12 @@
         </w:tc>
         <w:tc>
           <w:tcPr>
-            <w:tcW w:w="4208" w:type="dxa"/>
-            <w:tcBorders/>
+            <w:tcW w:w="4214" w:type="dxa"/>
+            <w:tcBorders>
+              <w:left w:val="single" w:sz="2" w:space="0" w:color="BFC7D5"/>
+              <w:bottom w:val="single" w:sz="2" w:space="0" w:color="BFC7D5"/>
+              <w:right w:val="single" w:sz="6" w:space="0" w:color="BFC7D5"/>
+            </w:tcBorders>
             <w:vAlign w:val="center"/>
           </w:tcPr>
           <w:p>
@@ -8025,8 +9256,12 @@
         <w:trPr/>
         <w:tc>
           <w:tcPr>
-            <w:tcW w:w="1284" w:type="dxa"/>
-            <w:tcBorders/>
+            <w:tcW w:w="1317" w:type="dxa"/>
+            <w:tcBorders>
+              <w:left w:val="single" w:sz="6" w:space="0" w:color="BFC7D5"/>
+              <w:bottom w:val="single" w:sz="2" w:space="0" w:color="BFC7D5"/>
+              <w:right w:val="single" w:sz="6" w:space="0" w:color="BFC7D5"/>
+            </w:tcBorders>
             <w:vAlign w:val="center"/>
           </w:tcPr>
           <w:p>
@@ -8045,8 +9280,12 @@
         </w:tc>
         <w:tc>
           <w:tcPr>
-            <w:tcW w:w="4208" w:type="dxa"/>
-            <w:tcBorders/>
+            <w:tcW w:w="4214" w:type="dxa"/>
+            <w:tcBorders>
+              <w:left w:val="single" w:sz="2" w:space="0" w:color="BFC7D5"/>
+              <w:bottom w:val="single" w:sz="2" w:space="0" w:color="BFC7D5"/>
+              <w:right w:val="single" w:sz="6" w:space="0" w:color="BFC7D5"/>
+            </w:tcBorders>
             <w:vAlign w:val="center"/>
           </w:tcPr>
           <w:p>
@@ -8068,8 +9307,12 @@
         <w:trPr/>
         <w:tc>
           <w:tcPr>
-            <w:tcW w:w="1284" w:type="dxa"/>
-            <w:tcBorders/>
+            <w:tcW w:w="1317" w:type="dxa"/>
+            <w:tcBorders>
+              <w:left w:val="single" w:sz="6" w:space="0" w:color="BFC7D5"/>
+              <w:bottom w:val="single" w:sz="2" w:space="0" w:color="BFC7D5"/>
+              <w:right w:val="single" w:sz="6" w:space="0" w:color="BFC7D5"/>
+            </w:tcBorders>
             <w:vAlign w:val="center"/>
           </w:tcPr>
           <w:p>
@@ -8088,8 +9331,12 @@
         </w:tc>
         <w:tc>
           <w:tcPr>
-            <w:tcW w:w="4208" w:type="dxa"/>
-            <w:tcBorders/>
+            <w:tcW w:w="4214" w:type="dxa"/>
+            <w:tcBorders>
+              <w:left w:val="single" w:sz="2" w:space="0" w:color="BFC7D5"/>
+              <w:bottom w:val="single" w:sz="2" w:space="0" w:color="BFC7D5"/>
+              <w:right w:val="single" w:sz="6" w:space="0" w:color="BFC7D5"/>
+            </w:tcBorders>
             <w:vAlign w:val="center"/>
           </w:tcPr>
           <w:p>
@@ -8117,8 +9364,12 @@
         <w:trPr/>
         <w:tc>
           <w:tcPr>
-            <w:tcW w:w="1284" w:type="dxa"/>
-            <w:tcBorders/>
+            <w:tcW w:w="1317" w:type="dxa"/>
+            <w:tcBorders>
+              <w:left w:val="single" w:sz="6" w:space="0" w:color="BFC7D5"/>
+              <w:bottom w:val="single" w:sz="2" w:space="0" w:color="BFC7D5"/>
+              <w:right w:val="single" w:sz="6" w:space="0" w:color="BFC7D5"/>
+            </w:tcBorders>
             <w:vAlign w:val="center"/>
           </w:tcPr>
           <w:p>
@@ -8137,43 +9388,39 @@
         </w:tc>
         <w:tc>
           <w:tcPr>
-            <w:tcW w:w="4208" w:type="dxa"/>
-            <w:tcBorders/>
-            <w:vAlign w:val="center"/>
-          </w:tcPr>
-          <w:p>
-            <w:pPr>
-              <w:pStyle w:val="TableContents"/>
-              <w:bidi w:val="0"/>
-              <w:spacing w:before="0" w:after="283"/>
-              <w:jc w:val="left"/>
-              <w:rPr/>
-            </w:pPr>
-            <w:r>
-              <w:rPr>
-                <w:rStyle w:val="SourceText"/>
-              </w:rPr>
-              <w:t>________</w:t>
-            </w:r>
-            <w:r>
-              <w:rPr/>
-              <w:t xml:space="preserve"> / </w:t>
-            </w:r>
-            <w:r>
-              <w:rPr>
-                <w:rStyle w:val="SourceText"/>
-              </w:rPr>
-              <w:t>________</w:t>
-            </w:r>
-          </w:p>
-        </w:tc>
-      </w:tr>
-      <w:tr>
-        <w:trPr/>
-        <w:tc>
-          <w:tcPr>
-            <w:tcW w:w="1284" w:type="dxa"/>
-            <w:tcBorders/>
+            <w:tcW w:w="4214" w:type="dxa"/>
+            <w:tcBorders>
+              <w:left w:val="single" w:sz="2" w:space="0" w:color="BFC7D5"/>
+              <w:bottom w:val="single" w:sz="2" w:space="0" w:color="BFC7D5"/>
+              <w:right w:val="single" w:sz="6" w:space="0" w:color="BFC7D5"/>
+            </w:tcBorders>
+            <w:vAlign w:val="center"/>
+          </w:tcPr>
+          <w:p>
+            <w:pPr>
+              <w:pStyle w:val="TableContents"/>
+              <w:bidi w:val="0"/>
+              <w:spacing w:before="0" w:after="283"/>
+              <w:jc w:val="left"/>
+              <w:rPr/>
+            </w:pPr>
+            <w:r>
+              <w:rPr/>
+              <w:t>Kishan Haravu Pradeep / 2026-10-31</w:t>
+            </w:r>
+          </w:p>
+        </w:tc>
+      </w:tr>
+      <w:tr>
+        <w:trPr/>
+        <w:tc>
+          <w:tcPr>
+            <w:tcW w:w="1317" w:type="dxa"/>
+            <w:tcBorders>
+              <w:left w:val="single" w:sz="6" w:space="0" w:color="BFC7D5"/>
+              <w:bottom w:val="single" w:sz="2" w:space="0" w:color="BFC7D5"/>
+              <w:right w:val="single" w:sz="6" w:space="0" w:color="BFC7D5"/>
+            </w:tcBorders>
             <w:vAlign w:val="center"/>
           </w:tcPr>
           <w:p>
@@ -8192,8 +9439,12 @@
         </w:tc>
         <w:tc>
           <w:tcPr>
-            <w:tcW w:w="4208" w:type="dxa"/>
-            <w:tcBorders/>
+            <w:tcW w:w="4214" w:type="dxa"/>
+            <w:tcBorders>
+              <w:left w:val="single" w:sz="2" w:space="0" w:color="BFC7D5"/>
+              <w:bottom w:val="single" w:sz="2" w:space="0" w:color="BFC7D5"/>
+              <w:right w:val="single" w:sz="6" w:space="0" w:color="BFC7D5"/>
+            </w:tcBorders>
             <w:vAlign w:val="center"/>
           </w:tcPr>
           <w:p>
@@ -8215,8 +9466,12 @@
         <w:trPr/>
         <w:tc>
           <w:tcPr>
-            <w:tcW w:w="1284" w:type="dxa"/>
-            <w:tcBorders/>
+            <w:tcW w:w="1317" w:type="dxa"/>
+            <w:tcBorders>
+              <w:left w:val="single" w:sz="6" w:space="0" w:color="BFC7D5"/>
+              <w:bottom w:val="single" w:sz="6" w:space="0" w:color="BFC7D5"/>
+              <w:right w:val="single" w:sz="6" w:space="0" w:color="BFC7D5"/>
+            </w:tcBorders>
             <w:vAlign w:val="center"/>
           </w:tcPr>
           <w:p>
@@ -8235,8 +9490,12 @@
         </w:tc>
         <w:tc>
           <w:tcPr>
-            <w:tcW w:w="4208" w:type="dxa"/>
-            <w:tcBorders/>
+            <w:tcW w:w="4214" w:type="dxa"/>
+            <w:tcBorders>
+              <w:left w:val="single" w:sz="2" w:space="0" w:color="BFC7D5"/>
+              <w:bottom w:val="single" w:sz="6" w:space="0" w:color="BFC7D5"/>
+              <w:right w:val="single" w:sz="6" w:space="0" w:color="BFC7D5"/>
+            </w:tcBorders>
             <w:vAlign w:val="center"/>
           </w:tcPr>
           <w:p>
@@ -8269,20 +9528,20 @@
     </w:p>
     <w:tbl>
       <w:tblPr>
-        <w:tblW w:w="5492" w:type="dxa"/>
+        <w:tblW w:w="5000" w:type="pct"/>
         <w:jc w:val="left"/>
-        <w:tblInd w:w="0" w:type="dxa"/>
+        <w:tblInd w:w="-7" w:type="dxa"/>
         <w:tblLayout w:type="fixed"/>
         <w:tblCellMar>
-          <w:top w:w="28" w:type="dxa"/>
-          <w:left w:w="28" w:type="dxa"/>
-          <w:bottom w:w="28" w:type="dxa"/>
-          <w:right w:w="28" w:type="dxa"/>
+          <w:top w:w="60" w:type="dxa"/>
+          <w:left w:w="60" w:type="dxa"/>
+          <w:bottom w:w="60" w:type="dxa"/>
+          <w:right w:w="60" w:type="dxa"/>
         </w:tblCellMar>
       </w:tblPr>
       <w:tblGrid>
-        <w:gridCol w:w="1108"/>
-        <w:gridCol w:w="4384"/>
+        <w:gridCol w:w="1141"/>
+        <w:gridCol w:w="4390"/>
       </w:tblGrid>
       <w:tr>
         <w:trPr>
@@ -8290,8 +9549,14 @@
         </w:trPr>
         <w:tc>
           <w:tcPr>
-            <w:tcW w:w="1108" w:type="dxa"/>
-            <w:tcBorders/>
+            <w:tcW w:w="1141" w:type="dxa"/>
+            <w:tcBorders>
+              <w:top w:val="single" w:sz="6" w:space="0" w:color="BFC7D5"/>
+              <w:left w:val="single" w:sz="6" w:space="0" w:color="BFC7D5"/>
+              <w:bottom w:val="single" w:sz="2" w:space="0" w:color="BFC7D5"/>
+              <w:right w:val="single" w:sz="6" w:space="0" w:color="BFC7D5"/>
+            </w:tcBorders>
+            <w:shd w:fill="1F3A5F" w:val="clear"/>
             <w:vAlign w:val="center"/>
           </w:tcPr>
           <w:p>
@@ -8314,8 +9579,14 @@
         </w:tc>
         <w:tc>
           <w:tcPr>
-            <w:tcW w:w="4384" w:type="dxa"/>
-            <w:tcBorders/>
+            <w:tcW w:w="4390" w:type="dxa"/>
+            <w:tcBorders>
+              <w:top w:val="single" w:sz="6" w:space="0" w:color="BFC7D5"/>
+              <w:left w:val="single" w:sz="2" w:space="0" w:color="BFC7D5"/>
+              <w:bottom w:val="single" w:sz="2" w:space="0" w:color="BFC7D5"/>
+              <w:right w:val="single" w:sz="6" w:space="0" w:color="BFC7D5"/>
+            </w:tcBorders>
+            <w:shd w:fill="1F3A5F" w:val="clear"/>
             <w:vAlign w:val="center"/>
           </w:tcPr>
           <w:p>
@@ -8341,8 +9612,12 @@
         <w:trPr/>
         <w:tc>
           <w:tcPr>
-            <w:tcW w:w="1108" w:type="dxa"/>
-            <w:tcBorders/>
+            <w:tcW w:w="1141" w:type="dxa"/>
+            <w:tcBorders>
+              <w:left w:val="single" w:sz="6" w:space="0" w:color="BFC7D5"/>
+              <w:bottom w:val="single" w:sz="2" w:space="0" w:color="BFC7D5"/>
+              <w:right w:val="single" w:sz="6" w:space="0" w:color="BFC7D5"/>
+            </w:tcBorders>
             <w:vAlign w:val="center"/>
           </w:tcPr>
           <w:p>
@@ -8361,8 +9636,12 @@
         </w:tc>
         <w:tc>
           <w:tcPr>
-            <w:tcW w:w="4384" w:type="dxa"/>
-            <w:tcBorders/>
+            <w:tcW w:w="4390" w:type="dxa"/>
+            <w:tcBorders>
+              <w:left w:val="single" w:sz="2" w:space="0" w:color="BFC7D5"/>
+              <w:bottom w:val="single" w:sz="2" w:space="0" w:color="BFC7D5"/>
+              <w:right w:val="single" w:sz="6" w:space="0" w:color="BFC7D5"/>
+            </w:tcBorders>
             <w:vAlign w:val="center"/>
           </w:tcPr>
           <w:p>
@@ -8384,8 +9663,12 @@
         <w:trPr/>
         <w:tc>
           <w:tcPr>
-            <w:tcW w:w="1108" w:type="dxa"/>
-            <w:tcBorders/>
+            <w:tcW w:w="1141" w:type="dxa"/>
+            <w:tcBorders>
+              <w:left w:val="single" w:sz="6" w:space="0" w:color="BFC7D5"/>
+              <w:bottom w:val="single" w:sz="2" w:space="0" w:color="BFC7D5"/>
+              <w:right w:val="single" w:sz="6" w:space="0" w:color="BFC7D5"/>
+            </w:tcBorders>
             <w:vAlign w:val="center"/>
           </w:tcPr>
           <w:p>
@@ -8404,8 +9687,12 @@
         </w:tc>
         <w:tc>
           <w:tcPr>
-            <w:tcW w:w="4384" w:type="dxa"/>
-            <w:tcBorders/>
+            <w:tcW w:w="4390" w:type="dxa"/>
+            <w:tcBorders>
+              <w:left w:val="single" w:sz="2" w:space="0" w:color="BFC7D5"/>
+              <w:bottom w:val="single" w:sz="2" w:space="0" w:color="BFC7D5"/>
+              <w:right w:val="single" w:sz="6" w:space="0" w:color="BFC7D5"/>
+            </w:tcBorders>
             <w:vAlign w:val="center"/>
           </w:tcPr>
           <w:p>
@@ -8427,8 +9714,12 @@
         <w:trPr/>
         <w:tc>
           <w:tcPr>
-            <w:tcW w:w="1108" w:type="dxa"/>
-            <w:tcBorders/>
+            <w:tcW w:w="1141" w:type="dxa"/>
+            <w:tcBorders>
+              <w:left w:val="single" w:sz="6" w:space="0" w:color="BFC7D5"/>
+              <w:bottom w:val="single" w:sz="2" w:space="0" w:color="BFC7D5"/>
+              <w:right w:val="single" w:sz="6" w:space="0" w:color="BFC7D5"/>
+            </w:tcBorders>
             <w:vAlign w:val="center"/>
           </w:tcPr>
           <w:p>
@@ -8447,8 +9738,12 @@
         </w:tc>
         <w:tc>
           <w:tcPr>
-            <w:tcW w:w="4384" w:type="dxa"/>
-            <w:tcBorders/>
+            <w:tcW w:w="4390" w:type="dxa"/>
+            <w:tcBorders>
+              <w:left w:val="single" w:sz="2" w:space="0" w:color="BFC7D5"/>
+              <w:bottom w:val="single" w:sz="2" w:space="0" w:color="BFC7D5"/>
+              <w:right w:val="single" w:sz="6" w:space="0" w:color="BFC7D5"/>
+            </w:tcBorders>
             <w:vAlign w:val="center"/>
           </w:tcPr>
           <w:p>
@@ -8530,8 +9825,12 @@
         <w:trPr/>
         <w:tc>
           <w:tcPr>
-            <w:tcW w:w="1108" w:type="dxa"/>
-            <w:tcBorders/>
+            <w:tcW w:w="1141" w:type="dxa"/>
+            <w:tcBorders>
+              <w:left w:val="single" w:sz="6" w:space="0" w:color="BFC7D5"/>
+              <w:bottom w:val="single" w:sz="2" w:space="0" w:color="BFC7D5"/>
+              <w:right w:val="single" w:sz="6" w:space="0" w:color="BFC7D5"/>
+            </w:tcBorders>
             <w:vAlign w:val="center"/>
           </w:tcPr>
           <w:p>
@@ -8550,8 +9849,12 @@
         </w:tc>
         <w:tc>
           <w:tcPr>
-            <w:tcW w:w="4384" w:type="dxa"/>
-            <w:tcBorders/>
+            <w:tcW w:w="4390" w:type="dxa"/>
+            <w:tcBorders>
+              <w:left w:val="single" w:sz="2" w:space="0" w:color="BFC7D5"/>
+              <w:bottom w:val="single" w:sz="2" w:space="0" w:color="BFC7D5"/>
+              <w:right w:val="single" w:sz="6" w:space="0" w:color="BFC7D5"/>
+            </w:tcBorders>
             <w:vAlign w:val="center"/>
           </w:tcPr>
           <w:p>
@@ -8579,8 +9882,12 @@
         <w:trPr/>
         <w:tc>
           <w:tcPr>
-            <w:tcW w:w="1108" w:type="dxa"/>
-            <w:tcBorders/>
+            <w:tcW w:w="1141" w:type="dxa"/>
+            <w:tcBorders>
+              <w:left w:val="single" w:sz="6" w:space="0" w:color="BFC7D5"/>
+              <w:bottom w:val="single" w:sz="2" w:space="0" w:color="BFC7D5"/>
+              <w:right w:val="single" w:sz="6" w:space="0" w:color="BFC7D5"/>
+            </w:tcBorders>
             <w:vAlign w:val="center"/>
           </w:tcPr>
           <w:p>
@@ -8599,8 +9906,12 @@
         </w:tc>
         <w:tc>
           <w:tcPr>
-            <w:tcW w:w="4384" w:type="dxa"/>
-            <w:tcBorders/>
+            <w:tcW w:w="4390" w:type="dxa"/>
+            <w:tcBorders>
+              <w:left w:val="single" w:sz="2" w:space="0" w:color="BFC7D5"/>
+              <w:bottom w:val="single" w:sz="2" w:space="0" w:color="BFC7D5"/>
+              <w:right w:val="single" w:sz="6" w:space="0" w:color="BFC7D5"/>
+            </w:tcBorders>
             <w:vAlign w:val="center"/>
           </w:tcPr>
           <w:p>
@@ -8619,7 +9930,7 @@
               <w:rPr>
                 <w:rStyle w:val="SourceText"/>
               </w:rPr>
-              <w:t>backend/app/main.py:100-104</w:t>
+              <w:t>backend/app/main.py:108-112</w:t>
             </w:r>
             <w:r>
               <w:rPr/>
@@ -8642,8 +9953,12 @@
         <w:trPr/>
         <w:tc>
           <w:tcPr>
-            <w:tcW w:w="1108" w:type="dxa"/>
-            <w:tcBorders/>
+            <w:tcW w:w="1141" w:type="dxa"/>
+            <w:tcBorders>
+              <w:left w:val="single" w:sz="6" w:space="0" w:color="BFC7D5"/>
+              <w:bottom w:val="single" w:sz="2" w:space="0" w:color="BFC7D5"/>
+              <w:right w:val="single" w:sz="6" w:space="0" w:color="BFC7D5"/>
+            </w:tcBorders>
             <w:vAlign w:val="center"/>
           </w:tcPr>
           <w:p>
@@ -8662,8 +9977,12 @@
         </w:tc>
         <w:tc>
           <w:tcPr>
-            <w:tcW w:w="4384" w:type="dxa"/>
-            <w:tcBorders/>
+            <w:tcW w:w="4390" w:type="dxa"/>
+            <w:tcBorders>
+              <w:left w:val="single" w:sz="2" w:space="0" w:color="BFC7D5"/>
+              <w:bottom w:val="single" w:sz="2" w:space="0" w:color="BFC7D5"/>
+              <w:right w:val="single" w:sz="6" w:space="0" w:color="BFC7D5"/>
+            </w:tcBorders>
             <w:vAlign w:val="center"/>
           </w:tcPr>
           <w:p>
@@ -8691,8 +10010,12 @@
         <w:trPr/>
         <w:tc>
           <w:tcPr>
-            <w:tcW w:w="1108" w:type="dxa"/>
-            <w:tcBorders/>
+            <w:tcW w:w="1141" w:type="dxa"/>
+            <w:tcBorders>
+              <w:left w:val="single" w:sz="6" w:space="0" w:color="BFC7D5"/>
+              <w:bottom w:val="single" w:sz="2" w:space="0" w:color="BFC7D5"/>
+              <w:right w:val="single" w:sz="6" w:space="0" w:color="BFC7D5"/>
+            </w:tcBorders>
             <w:vAlign w:val="center"/>
           </w:tcPr>
           <w:p>
@@ -8711,43 +10034,39 @@
         </w:tc>
         <w:tc>
           <w:tcPr>
-            <w:tcW w:w="4384" w:type="dxa"/>
-            <w:tcBorders/>
-            <w:vAlign w:val="center"/>
-          </w:tcPr>
-          <w:p>
-            <w:pPr>
-              <w:pStyle w:val="TableContents"/>
-              <w:bidi w:val="0"/>
-              <w:spacing w:before="0" w:after="283"/>
-              <w:jc w:val="left"/>
-              <w:rPr/>
-            </w:pPr>
-            <w:r>
-              <w:rPr>
-                <w:rStyle w:val="SourceText"/>
-              </w:rPr>
-              <w:t>________</w:t>
-            </w:r>
-            <w:r>
-              <w:rPr/>
-              <w:t xml:space="preserve"> / </w:t>
-            </w:r>
-            <w:r>
-              <w:rPr>
-                <w:rStyle w:val="SourceText"/>
-              </w:rPr>
-              <w:t>________</w:t>
-            </w:r>
-          </w:p>
-        </w:tc>
-      </w:tr>
-      <w:tr>
-        <w:trPr/>
-        <w:tc>
-          <w:tcPr>
-            <w:tcW w:w="1108" w:type="dxa"/>
-            <w:tcBorders/>
+            <w:tcW w:w="4390" w:type="dxa"/>
+            <w:tcBorders>
+              <w:left w:val="single" w:sz="2" w:space="0" w:color="BFC7D5"/>
+              <w:bottom w:val="single" w:sz="2" w:space="0" w:color="BFC7D5"/>
+              <w:right w:val="single" w:sz="6" w:space="0" w:color="BFC7D5"/>
+            </w:tcBorders>
+            <w:vAlign w:val="center"/>
+          </w:tcPr>
+          <w:p>
+            <w:pPr>
+              <w:pStyle w:val="TableContents"/>
+              <w:bidi w:val="0"/>
+              <w:spacing w:before="0" w:after="283"/>
+              <w:jc w:val="left"/>
+              <w:rPr/>
+            </w:pPr>
+            <w:r>
+              <w:rPr/>
+              <w:t>Richard Watson Stephen Amudha / 2026-10-31 (GPU-sharing decision)</w:t>
+            </w:r>
+          </w:p>
+        </w:tc>
+      </w:tr>
+      <w:tr>
+        <w:trPr/>
+        <w:tc>
+          <w:tcPr>
+            <w:tcW w:w="1141" w:type="dxa"/>
+            <w:tcBorders>
+              <w:left w:val="single" w:sz="6" w:space="0" w:color="BFC7D5"/>
+              <w:bottom w:val="single" w:sz="6" w:space="0" w:color="BFC7D5"/>
+              <w:right w:val="single" w:sz="6" w:space="0" w:color="BFC7D5"/>
+            </w:tcBorders>
             <w:vAlign w:val="center"/>
           </w:tcPr>
           <w:p>
@@ -8766,8 +10085,12 @@
         </w:tc>
         <w:tc>
           <w:tcPr>
-            <w:tcW w:w="4384" w:type="dxa"/>
-            <w:tcBorders/>
+            <w:tcW w:w="4390" w:type="dxa"/>
+            <w:tcBorders>
+              <w:left w:val="single" w:sz="2" w:space="0" w:color="BFC7D5"/>
+              <w:bottom w:val="single" w:sz="6" w:space="0" w:color="BFC7D5"/>
+              <w:right w:val="single" w:sz="6" w:space="0" w:color="BFC7D5"/>
+            </w:tcBorders>
             <w:vAlign w:val="center"/>
           </w:tcPr>
           <w:p>
@@ -8811,22 +10134,22 @@
     </w:p>
     <w:tbl>
       <w:tblPr>
-        <w:tblW w:w="5492" w:type="dxa"/>
+        <w:tblW w:w="5000" w:type="pct"/>
         <w:jc w:val="left"/>
-        <w:tblInd w:w="0" w:type="dxa"/>
+        <w:tblInd w:w="-7" w:type="dxa"/>
         <w:tblLayout w:type="fixed"/>
         <w:tblCellMar>
-          <w:top w:w="28" w:type="dxa"/>
-          <w:left w:w="28" w:type="dxa"/>
-          <w:bottom w:w="28" w:type="dxa"/>
-          <w:right w:w="28" w:type="dxa"/>
+          <w:top w:w="60" w:type="dxa"/>
+          <w:left w:w="60" w:type="dxa"/>
+          <w:bottom w:w="60" w:type="dxa"/>
+          <w:right w:w="60" w:type="dxa"/>
         </w:tblCellMar>
       </w:tblPr>
       <w:tblGrid>
-        <w:gridCol w:w="409"/>
-        <w:gridCol w:w="1677"/>
-        <w:gridCol w:w="2004"/>
-        <w:gridCol w:w="1402"/>
+        <w:gridCol w:w="441"/>
+        <w:gridCol w:w="1699"/>
+        <w:gridCol w:w="1997"/>
+        <w:gridCol w:w="1394"/>
       </w:tblGrid>
       <w:tr>
         <w:trPr>
@@ -8834,88 +10157,120 @@
         </w:trPr>
         <w:tc>
           <w:tcPr>
-            <w:tcW w:w="409" w:type="dxa"/>
-            <w:tcBorders/>
+            <w:tcW w:w="441" w:type="dxa"/>
+            <w:tcBorders>
+              <w:top w:val="single" w:sz="6" w:space="0" w:color="BFC7D5"/>
+              <w:left w:val="single" w:sz="6" w:space="0" w:color="BFC7D5"/>
+              <w:bottom w:val="single" w:sz="2" w:space="0" w:color="BFC7D5"/>
+              <w:right w:val="single" w:sz="6" w:space="0" w:color="BFC7D5"/>
+            </w:tcBorders>
+            <w:shd w:fill="1F3A5F" w:val="clear"/>
             <w:vAlign w:val="center"/>
           </w:tcPr>
           <w:p>
             <w:pPr>
               <w:pStyle w:val="TableHeading"/>
-              <w:suppressLineNumbers/>
-              <w:shd w:fill="1F3A5F" w:val="clear"/>
-              <w:bidi w:val="0"/>
-              <w:spacing w:before="0" w:after="283"/>
-              <w:jc w:val="center"/>
-              <w:rPr/>
-            </w:pPr>
-            <w:r>
-              <w:rPr/>
+              <w:bidi w:val="0"/>
+              <w:spacing w:before="0" w:after="283"/>
+              <w:jc w:val="left"/>
+              <w:rPr>
+                <w:color w:val="FFFFFF"/>
+              </w:rPr>
+            </w:pPr>
+            <w:r>
+              <w:rPr>
+                <w:color w:val="FFFFFF"/>
+              </w:rPr>
               <w:t>Ref</w:t>
             </w:r>
           </w:p>
         </w:tc>
         <w:tc>
           <w:tcPr>
-            <w:tcW w:w="1677" w:type="dxa"/>
-            <w:tcBorders/>
+            <w:tcW w:w="1699" w:type="dxa"/>
+            <w:tcBorders>
+              <w:top w:val="single" w:sz="6" w:space="0" w:color="BFC7D5"/>
+              <w:left w:val="single" w:sz="2" w:space="0" w:color="BFC7D5"/>
+              <w:bottom w:val="single" w:sz="2" w:space="0" w:color="BFC7D5"/>
+              <w:right w:val="single" w:sz="6" w:space="0" w:color="BFC7D5"/>
+            </w:tcBorders>
+            <w:shd w:fill="1F3A5F" w:val="clear"/>
             <w:vAlign w:val="center"/>
           </w:tcPr>
           <w:p>
             <w:pPr>
               <w:pStyle w:val="TableHeading"/>
-              <w:suppressLineNumbers/>
-              <w:shd w:fill="1F3A5F" w:val="clear"/>
-              <w:bidi w:val="0"/>
-              <w:spacing w:before="0" w:after="283"/>
-              <w:jc w:val="center"/>
-              <w:rPr/>
-            </w:pPr>
-            <w:r>
-              <w:rPr/>
+              <w:bidi w:val="0"/>
+              <w:spacing w:before="0" w:after="283"/>
+              <w:jc w:val="left"/>
+              <w:rPr>
+                <w:color w:val="FFFFFF"/>
+              </w:rPr>
+            </w:pPr>
+            <w:r>
+              <w:rPr>
+                <w:color w:val="FFFFFF"/>
+              </w:rPr>
               <w:t>Opportunity</w:t>
             </w:r>
           </w:p>
         </w:tc>
         <w:tc>
           <w:tcPr>
-            <w:tcW w:w="2004" w:type="dxa"/>
-            <w:tcBorders/>
+            <w:tcW w:w="1997" w:type="dxa"/>
+            <w:tcBorders>
+              <w:top w:val="single" w:sz="6" w:space="0" w:color="BFC7D5"/>
+              <w:left w:val="single" w:sz="2" w:space="0" w:color="BFC7D5"/>
+              <w:bottom w:val="single" w:sz="2" w:space="0" w:color="BFC7D5"/>
+              <w:right w:val="single" w:sz="6" w:space="0" w:color="BFC7D5"/>
+            </w:tcBorders>
+            <w:shd w:fill="1F3A5F" w:val="clear"/>
             <w:vAlign w:val="center"/>
           </w:tcPr>
           <w:p>
             <w:pPr>
               <w:pStyle w:val="TableHeading"/>
-              <w:suppressLineNumbers/>
-              <w:shd w:fill="1F3A5F" w:val="clear"/>
-              <w:bidi w:val="0"/>
-              <w:spacing w:before="0" w:after="283"/>
-              <w:jc w:val="center"/>
-              <w:rPr/>
-            </w:pPr>
-            <w:r>
-              <w:rPr/>
+              <w:bidi w:val="0"/>
+              <w:spacing w:before="0" w:after="283"/>
+              <w:jc w:val="left"/>
+              <w:rPr>
+                <w:color w:val="FFFFFF"/>
+              </w:rPr>
+            </w:pPr>
+            <w:r>
+              <w:rPr>
+                <w:color w:val="FFFFFF"/>
+              </w:rPr>
               <w:t>Rationale</w:t>
             </w:r>
           </w:p>
         </w:tc>
         <w:tc>
           <w:tcPr>
-            <w:tcW w:w="1402" w:type="dxa"/>
-            <w:tcBorders/>
+            <w:tcW w:w="1394" w:type="dxa"/>
+            <w:tcBorders>
+              <w:top w:val="single" w:sz="6" w:space="0" w:color="BFC7D5"/>
+              <w:left w:val="single" w:sz="2" w:space="0" w:color="BFC7D5"/>
+              <w:bottom w:val="single" w:sz="2" w:space="0" w:color="BFC7D5"/>
+              <w:right w:val="single" w:sz="6" w:space="0" w:color="BFC7D5"/>
+            </w:tcBorders>
+            <w:shd w:fill="1F3A5F" w:val="clear"/>
             <w:vAlign w:val="center"/>
           </w:tcPr>
           <w:p>
             <w:pPr>
               <w:pStyle w:val="TableHeading"/>
-              <w:suppressLineNumbers/>
-              <w:shd w:fill="1F3A5F" w:val="clear"/>
-              <w:bidi w:val="0"/>
-              <w:spacing w:before="0" w:after="283"/>
-              <w:jc w:val="center"/>
-              <w:rPr/>
-            </w:pPr>
-            <w:r>
-              <w:rPr/>
+              <w:bidi w:val="0"/>
+              <w:spacing w:before="0" w:after="283"/>
+              <w:jc w:val="left"/>
+              <w:rPr>
+                <w:color w:val="FFFFFF"/>
+              </w:rPr>
+            </w:pPr>
+            <w:r>
+              <w:rPr>
+                <w:color w:val="FFFFFF"/>
+              </w:rPr>
               <w:t>Action</w:t>
             </w:r>
           </w:p>
@@ -8925,8 +10280,12 @@
         <w:trPr/>
         <w:tc>
           <w:tcPr>
-            <w:tcW w:w="409" w:type="dxa"/>
-            <w:tcBorders/>
+            <w:tcW w:w="441" w:type="dxa"/>
+            <w:tcBorders>
+              <w:left w:val="single" w:sz="6" w:space="0" w:color="BFC7D5"/>
+              <w:bottom w:val="single" w:sz="2" w:space="0" w:color="BFC7D5"/>
+              <w:right w:val="single" w:sz="6" w:space="0" w:color="BFC7D5"/>
+            </w:tcBorders>
             <w:vAlign w:val="center"/>
           </w:tcPr>
           <w:p>
@@ -8947,8 +10306,12 @@
         </w:tc>
         <w:tc>
           <w:tcPr>
-            <w:tcW w:w="1677" w:type="dxa"/>
-            <w:tcBorders/>
+            <w:tcW w:w="1699" w:type="dxa"/>
+            <w:tcBorders>
+              <w:left w:val="single" w:sz="2" w:space="0" w:color="BFC7D5"/>
+              <w:bottom w:val="single" w:sz="2" w:space="0" w:color="BFC7D5"/>
+              <w:right w:val="single" w:sz="6" w:space="0" w:color="BFC7D5"/>
+            </w:tcBorders>
             <w:vAlign w:val="center"/>
           </w:tcPr>
           <w:p>
@@ -8967,8 +10330,12 @@
         </w:tc>
         <w:tc>
           <w:tcPr>
-            <w:tcW w:w="2004" w:type="dxa"/>
-            <w:tcBorders/>
+            <w:tcW w:w="1997" w:type="dxa"/>
+            <w:tcBorders>
+              <w:left w:val="single" w:sz="2" w:space="0" w:color="BFC7D5"/>
+              <w:bottom w:val="single" w:sz="2" w:space="0" w:color="BFC7D5"/>
+              <w:right w:val="single" w:sz="6" w:space="0" w:color="BFC7D5"/>
+            </w:tcBorders>
             <w:vAlign w:val="center"/>
           </w:tcPr>
           <w:p>
@@ -8987,8 +10354,12 @@
         </w:tc>
         <w:tc>
           <w:tcPr>
-            <w:tcW w:w="1402" w:type="dxa"/>
-            <w:tcBorders/>
+            <w:tcW w:w="1394" w:type="dxa"/>
+            <w:tcBorders>
+              <w:left w:val="single" w:sz="2" w:space="0" w:color="BFC7D5"/>
+              <w:bottom w:val="single" w:sz="2" w:space="0" w:color="BFC7D5"/>
+              <w:right w:val="single" w:sz="6" w:space="0" w:color="BFC7D5"/>
+            </w:tcBorders>
             <w:vAlign w:val="center"/>
           </w:tcPr>
           <w:p>
@@ -9010,8 +10381,12 @@
         <w:trPr/>
         <w:tc>
           <w:tcPr>
-            <w:tcW w:w="409" w:type="dxa"/>
-            <w:tcBorders/>
+            <w:tcW w:w="441" w:type="dxa"/>
+            <w:tcBorders>
+              <w:left w:val="single" w:sz="6" w:space="0" w:color="BFC7D5"/>
+              <w:bottom w:val="single" w:sz="2" w:space="0" w:color="BFC7D5"/>
+              <w:right w:val="single" w:sz="6" w:space="0" w:color="BFC7D5"/>
+            </w:tcBorders>
             <w:vAlign w:val="center"/>
           </w:tcPr>
           <w:p>
@@ -9032,8 +10407,12 @@
         </w:tc>
         <w:tc>
           <w:tcPr>
-            <w:tcW w:w="1677" w:type="dxa"/>
-            <w:tcBorders/>
+            <w:tcW w:w="1699" w:type="dxa"/>
+            <w:tcBorders>
+              <w:left w:val="single" w:sz="2" w:space="0" w:color="BFC7D5"/>
+              <w:bottom w:val="single" w:sz="2" w:space="0" w:color="BFC7D5"/>
+              <w:right w:val="single" w:sz="6" w:space="0" w:color="BFC7D5"/>
+            </w:tcBorders>
             <w:vAlign w:val="center"/>
           </w:tcPr>
           <w:p>
@@ -9052,8 +10431,12 @@
         </w:tc>
         <w:tc>
           <w:tcPr>
-            <w:tcW w:w="2004" w:type="dxa"/>
-            <w:tcBorders/>
+            <w:tcW w:w="1997" w:type="dxa"/>
+            <w:tcBorders>
+              <w:left w:val="single" w:sz="2" w:space="0" w:color="BFC7D5"/>
+              <w:bottom w:val="single" w:sz="2" w:space="0" w:color="BFC7D5"/>
+              <w:right w:val="single" w:sz="6" w:space="0" w:color="BFC7D5"/>
+            </w:tcBorders>
             <w:vAlign w:val="center"/>
           </w:tcPr>
           <w:p>
@@ -9072,8 +10455,12 @@
         </w:tc>
         <w:tc>
           <w:tcPr>
-            <w:tcW w:w="1402" w:type="dxa"/>
-            <w:tcBorders/>
+            <w:tcW w:w="1394" w:type="dxa"/>
+            <w:tcBorders>
+              <w:left w:val="single" w:sz="2" w:space="0" w:color="BFC7D5"/>
+              <w:bottom w:val="single" w:sz="2" w:space="0" w:color="BFC7D5"/>
+              <w:right w:val="single" w:sz="6" w:space="0" w:color="BFC7D5"/>
+            </w:tcBorders>
             <w:vAlign w:val="center"/>
           </w:tcPr>
           <w:p>
@@ -9095,8 +10482,12 @@
         <w:trPr/>
         <w:tc>
           <w:tcPr>
-            <w:tcW w:w="409" w:type="dxa"/>
-            <w:tcBorders/>
+            <w:tcW w:w="441" w:type="dxa"/>
+            <w:tcBorders>
+              <w:left w:val="single" w:sz="6" w:space="0" w:color="BFC7D5"/>
+              <w:bottom w:val="single" w:sz="2" w:space="0" w:color="BFC7D5"/>
+              <w:right w:val="single" w:sz="6" w:space="0" w:color="BFC7D5"/>
+            </w:tcBorders>
             <w:vAlign w:val="center"/>
           </w:tcPr>
           <w:p>
@@ -9117,8 +10508,12 @@
         </w:tc>
         <w:tc>
           <w:tcPr>
-            <w:tcW w:w="1677" w:type="dxa"/>
-            <w:tcBorders/>
+            <w:tcW w:w="1699" w:type="dxa"/>
+            <w:tcBorders>
+              <w:left w:val="single" w:sz="2" w:space="0" w:color="BFC7D5"/>
+              <w:bottom w:val="single" w:sz="2" w:space="0" w:color="BFC7D5"/>
+              <w:right w:val="single" w:sz="6" w:space="0" w:color="BFC7D5"/>
+            </w:tcBorders>
             <w:vAlign w:val="center"/>
           </w:tcPr>
           <w:p>
@@ -9137,8 +10532,12 @@
         </w:tc>
         <w:tc>
           <w:tcPr>
-            <w:tcW w:w="2004" w:type="dxa"/>
-            <w:tcBorders/>
+            <w:tcW w:w="1997" w:type="dxa"/>
+            <w:tcBorders>
+              <w:left w:val="single" w:sz="2" w:space="0" w:color="BFC7D5"/>
+              <w:bottom w:val="single" w:sz="2" w:space="0" w:color="BFC7D5"/>
+              <w:right w:val="single" w:sz="6" w:space="0" w:color="BFC7D5"/>
+            </w:tcBorders>
             <w:vAlign w:val="center"/>
           </w:tcPr>
           <w:p>
@@ -9157,8 +10556,12 @@
         </w:tc>
         <w:tc>
           <w:tcPr>
-            <w:tcW w:w="1402" w:type="dxa"/>
-            <w:tcBorders/>
+            <w:tcW w:w="1394" w:type="dxa"/>
+            <w:tcBorders>
+              <w:left w:val="single" w:sz="2" w:space="0" w:color="BFC7D5"/>
+              <w:bottom w:val="single" w:sz="2" w:space="0" w:color="BFC7D5"/>
+              <w:right w:val="single" w:sz="6" w:space="0" w:color="BFC7D5"/>
+            </w:tcBorders>
             <w:vAlign w:val="center"/>
           </w:tcPr>
           <w:p>
@@ -9180,8 +10583,12 @@
         <w:trPr/>
         <w:tc>
           <w:tcPr>
-            <w:tcW w:w="409" w:type="dxa"/>
-            <w:tcBorders/>
+            <w:tcW w:w="441" w:type="dxa"/>
+            <w:tcBorders>
+              <w:left w:val="single" w:sz="6" w:space="0" w:color="BFC7D5"/>
+              <w:bottom w:val="single" w:sz="6" w:space="0" w:color="BFC7D5"/>
+              <w:right w:val="single" w:sz="6" w:space="0" w:color="BFC7D5"/>
+            </w:tcBorders>
             <w:vAlign w:val="center"/>
           </w:tcPr>
           <w:p>
@@ -9202,8 +10609,12 @@
         </w:tc>
         <w:tc>
           <w:tcPr>
-            <w:tcW w:w="1677" w:type="dxa"/>
-            <w:tcBorders/>
+            <w:tcW w:w="1699" w:type="dxa"/>
+            <w:tcBorders>
+              <w:left w:val="single" w:sz="2" w:space="0" w:color="BFC7D5"/>
+              <w:bottom w:val="single" w:sz="6" w:space="0" w:color="BFC7D5"/>
+              <w:right w:val="single" w:sz="6" w:space="0" w:color="BFC7D5"/>
+            </w:tcBorders>
             <w:vAlign w:val="center"/>
           </w:tcPr>
           <w:p>
@@ -9222,8 +10633,12 @@
         </w:tc>
         <w:tc>
           <w:tcPr>
-            <w:tcW w:w="2004" w:type="dxa"/>
-            <w:tcBorders/>
+            <w:tcW w:w="1997" w:type="dxa"/>
+            <w:tcBorders>
+              <w:left w:val="single" w:sz="2" w:space="0" w:color="BFC7D5"/>
+              <w:bottom w:val="single" w:sz="6" w:space="0" w:color="BFC7D5"/>
+              <w:right w:val="single" w:sz="6" w:space="0" w:color="BFC7D5"/>
+            </w:tcBorders>
             <w:vAlign w:val="center"/>
           </w:tcPr>
           <w:p>
@@ -9242,8 +10657,12 @@
         </w:tc>
         <w:tc>
           <w:tcPr>
-            <w:tcW w:w="1402" w:type="dxa"/>
-            <w:tcBorders/>
+            <w:tcW w:w="1394" w:type="dxa"/>
+            <w:tcBorders>
+              <w:left w:val="single" w:sz="2" w:space="0" w:color="BFC7D5"/>
+              <w:bottom w:val="single" w:sz="6" w:space="0" w:color="BFC7D5"/>
+              <w:right w:val="single" w:sz="6" w:space="0" w:color="BFC7D5"/>
+            </w:tcBorders>
             <w:vAlign w:val="center"/>
           </w:tcPr>
           <w:p>
@@ -9287,21 +10706,21 @@
     </w:p>
     <w:tbl>
       <w:tblPr>
-        <w:tblW w:w="5492" w:type="dxa"/>
+        <w:tblW w:w="5000" w:type="pct"/>
         <w:jc w:val="left"/>
-        <w:tblInd w:w="0" w:type="dxa"/>
+        <w:tblInd w:w="-7" w:type="dxa"/>
         <w:tblLayout w:type="fixed"/>
         <w:tblCellMar>
-          <w:top w:w="28" w:type="dxa"/>
-          <w:left w:w="28" w:type="dxa"/>
-          <w:bottom w:w="28" w:type="dxa"/>
-          <w:right w:w="28" w:type="dxa"/>
+          <w:top w:w="60" w:type="dxa"/>
+          <w:left w:w="60" w:type="dxa"/>
+          <w:bottom w:w="60" w:type="dxa"/>
+          <w:right w:w="60" w:type="dxa"/>
         </w:tblCellMar>
       </w:tblPr>
       <w:tblGrid>
-        <w:gridCol w:w="915"/>
-        <w:gridCol w:w="1043"/>
-        <w:gridCol w:w="3534"/>
+        <w:gridCol w:w="945"/>
+        <w:gridCol w:w="1077"/>
+        <w:gridCol w:w="3509"/>
       </w:tblGrid>
       <w:tr>
         <w:trPr>
@@ -9309,66 +10728,90 @@
         </w:trPr>
         <w:tc>
           <w:tcPr>
-            <w:tcW w:w="915" w:type="dxa"/>
-            <w:tcBorders/>
+            <w:tcW w:w="945" w:type="dxa"/>
+            <w:tcBorders>
+              <w:top w:val="single" w:sz="6" w:space="0" w:color="BFC7D5"/>
+              <w:left w:val="single" w:sz="6" w:space="0" w:color="BFC7D5"/>
+              <w:bottom w:val="single" w:sz="2" w:space="0" w:color="BFC7D5"/>
+              <w:right w:val="single" w:sz="6" w:space="0" w:color="BFC7D5"/>
+            </w:tcBorders>
+            <w:shd w:fill="1F3A5F" w:val="clear"/>
             <w:vAlign w:val="center"/>
           </w:tcPr>
           <w:p>
             <w:pPr>
               <w:pStyle w:val="TableHeading"/>
-              <w:suppressLineNumbers/>
-              <w:shd w:fill="1F3A5F" w:val="clear"/>
-              <w:bidi w:val="0"/>
-              <w:spacing w:before="0" w:after="283"/>
-              <w:jc w:val="center"/>
-              <w:rPr/>
-            </w:pPr>
-            <w:r>
-              <w:rPr/>
+              <w:bidi w:val="0"/>
+              <w:spacing w:before="0" w:after="283"/>
+              <w:jc w:val="left"/>
+              <w:rPr>
+                <w:color w:val="FFFFFF"/>
+              </w:rPr>
+            </w:pPr>
+            <w:r>
+              <w:rPr>
+                <w:color w:val="FFFFFF"/>
+              </w:rPr>
               <w:t>Review date</w:t>
             </w:r>
           </w:p>
         </w:tc>
         <w:tc>
           <w:tcPr>
-            <w:tcW w:w="1043" w:type="dxa"/>
-            <w:tcBorders/>
+            <w:tcW w:w="1077" w:type="dxa"/>
+            <w:tcBorders>
+              <w:top w:val="single" w:sz="6" w:space="0" w:color="BFC7D5"/>
+              <w:left w:val="single" w:sz="2" w:space="0" w:color="BFC7D5"/>
+              <w:bottom w:val="single" w:sz="2" w:space="0" w:color="BFC7D5"/>
+              <w:right w:val="single" w:sz="6" w:space="0" w:color="BFC7D5"/>
+            </w:tcBorders>
+            <w:shd w:fill="1F3A5F" w:val="clear"/>
             <w:vAlign w:val="center"/>
           </w:tcPr>
           <w:p>
             <w:pPr>
               <w:pStyle w:val="TableHeading"/>
-              <w:suppressLineNumbers/>
-              <w:shd w:fill="1F3A5F" w:val="clear"/>
-              <w:bidi w:val="0"/>
-              <w:spacing w:before="0" w:after="283"/>
-              <w:jc w:val="center"/>
-              <w:rPr/>
-            </w:pPr>
-            <w:r>
-              <w:rPr/>
+              <w:bidi w:val="0"/>
+              <w:spacing w:before="0" w:after="283"/>
+              <w:jc w:val="left"/>
+              <w:rPr>
+                <w:color w:val="FFFFFF"/>
+              </w:rPr>
+            </w:pPr>
+            <w:r>
+              <w:rPr>
+                <w:color w:val="FFFFFF"/>
+              </w:rPr>
               <w:t>Reviewed by</w:t>
             </w:r>
           </w:p>
         </w:tc>
         <w:tc>
           <w:tcPr>
-            <w:tcW w:w="3534" w:type="dxa"/>
-            <w:tcBorders/>
+            <w:tcW w:w="3509" w:type="dxa"/>
+            <w:tcBorders>
+              <w:top w:val="single" w:sz="6" w:space="0" w:color="BFC7D5"/>
+              <w:left w:val="single" w:sz="2" w:space="0" w:color="BFC7D5"/>
+              <w:bottom w:val="single" w:sz="2" w:space="0" w:color="BFC7D5"/>
+              <w:right w:val="single" w:sz="6" w:space="0" w:color="BFC7D5"/>
+            </w:tcBorders>
+            <w:shd w:fill="1F3A5F" w:val="clear"/>
             <w:vAlign w:val="center"/>
           </w:tcPr>
           <w:p>
             <w:pPr>
               <w:pStyle w:val="TableHeading"/>
-              <w:suppressLineNumbers/>
-              <w:shd w:fill="1F3A5F" w:val="clear"/>
-              <w:bidi w:val="0"/>
-              <w:spacing w:before="0" w:after="283"/>
-              <w:jc w:val="center"/>
-              <w:rPr/>
-            </w:pPr>
-            <w:r>
-              <w:rPr/>
+              <w:bidi w:val="0"/>
+              <w:spacing w:before="0" w:after="283"/>
+              <w:jc w:val="left"/>
+              <w:rPr>
+                <w:color w:val="FFFFFF"/>
+              </w:rPr>
+            </w:pPr>
+            <w:r>
+              <w:rPr>
+                <w:color w:val="FFFFFF"/>
+              </w:rPr>
               <w:t>Changes</w:t>
             </w:r>
           </w:p>
@@ -9378,52 +10821,60 @@
         <w:trPr/>
         <w:tc>
           <w:tcPr>
-            <w:tcW w:w="915" w:type="dxa"/>
-            <w:tcBorders/>
-            <w:vAlign w:val="center"/>
-          </w:tcPr>
-          <w:p>
-            <w:pPr>
-              <w:pStyle w:val="TableContents"/>
-              <w:bidi w:val="0"/>
-              <w:spacing w:before="0" w:after="283"/>
-              <w:jc w:val="left"/>
-              <w:rPr/>
-            </w:pPr>
-            <w:r>
-              <w:rPr>
-                <w:rStyle w:val="SourceText"/>
-              </w:rPr>
-              <w:t>________</w:t>
-            </w:r>
-          </w:p>
-        </w:tc>
-        <w:tc>
-          <w:tcPr>
-            <w:tcW w:w="1043" w:type="dxa"/>
-            <w:tcBorders/>
-            <w:vAlign w:val="center"/>
-          </w:tcPr>
-          <w:p>
-            <w:pPr>
-              <w:pStyle w:val="TableContents"/>
-              <w:bidi w:val="0"/>
-              <w:spacing w:before="0" w:after="283"/>
-              <w:jc w:val="left"/>
-              <w:rPr/>
-            </w:pPr>
-            <w:r>
-              <w:rPr>
-                <w:rStyle w:val="SourceText"/>
-              </w:rPr>
-              <w:t>________</w:t>
-            </w:r>
-          </w:p>
-        </w:tc>
-        <w:tc>
-          <w:tcPr>
-            <w:tcW w:w="3534" w:type="dxa"/>
-            <w:tcBorders/>
+            <w:tcW w:w="945" w:type="dxa"/>
+            <w:tcBorders>
+              <w:left w:val="single" w:sz="6" w:space="0" w:color="BFC7D5"/>
+              <w:bottom w:val="single" w:sz="6" w:space="0" w:color="BFC7D5"/>
+              <w:right w:val="single" w:sz="6" w:space="0" w:color="BFC7D5"/>
+            </w:tcBorders>
+            <w:vAlign w:val="center"/>
+          </w:tcPr>
+          <w:p>
+            <w:pPr>
+              <w:pStyle w:val="TableContents"/>
+              <w:bidi w:val="0"/>
+              <w:spacing w:before="0" w:after="283"/>
+              <w:jc w:val="left"/>
+              <w:rPr/>
+            </w:pPr>
+            <w:r>
+              <w:rPr/>
+              <w:t>—</w:t>
+            </w:r>
+          </w:p>
+        </w:tc>
+        <w:tc>
+          <w:tcPr>
+            <w:tcW w:w="1077" w:type="dxa"/>
+            <w:tcBorders>
+              <w:left w:val="single" w:sz="2" w:space="0" w:color="BFC7D5"/>
+              <w:bottom w:val="single" w:sz="6" w:space="0" w:color="BFC7D5"/>
+              <w:right w:val="single" w:sz="6" w:space="0" w:color="BFC7D5"/>
+            </w:tcBorders>
+            <w:vAlign w:val="center"/>
+          </w:tcPr>
+          <w:p>
+            <w:pPr>
+              <w:pStyle w:val="TableContents"/>
+              <w:bidi w:val="0"/>
+              <w:spacing w:before="0" w:after="283"/>
+              <w:jc w:val="left"/>
+              <w:rPr/>
+            </w:pPr>
+            <w:r>
+              <w:rPr/>
+              <w:t>—</w:t>
+            </w:r>
+          </w:p>
+        </w:tc>
+        <w:tc>
+          <w:tcPr>
+            <w:tcW w:w="3509" w:type="dxa"/>
+            <w:tcBorders>
+              <w:left w:val="single" w:sz="2" w:space="0" w:color="BFC7D5"/>
+              <w:bottom w:val="single" w:sz="6" w:space="0" w:color="BFC7D5"/>
+              <w:right w:val="single" w:sz="6" w:space="0" w:color="BFC7D5"/>
+            </w:tcBorders>
             <w:vAlign w:val="center"/>
           </w:tcPr>
           <w:p>

--- a/docs/qms/evidence-2026/QMS_Word/registers__REG-03_Risk_Register.docx
+++ b/docs/qms/evidence-2026/QMS_Word/registers__REG-03_Risk_Register.docx
@@ -10111,6 +10111,2300 @@
     </w:tbl>
     <w:p>
       <w:pPr>
+        <w:pStyle w:val="Heading3"/>
+        <w:bidi w:val="0"/>
+        <w:jc w:val="left"/>
+        <w:rPr/>
+      </w:pPr>
+      <w:r>
+        <w:rPr/>
+        <w:t>R-15 — People recorded or transcribed without being told</w:t>
+      </w:r>
+    </w:p>
+    <w:tbl>
+      <w:tblPr>
+        <w:tblW w:w="5000" w:type="pct"/>
+        <w:jc w:val="left"/>
+        <w:tblInd w:w="-7" w:type="dxa"/>
+        <w:tblLayout w:type="fixed"/>
+        <w:tblCellMar>
+          <w:top w:w="60" w:type="dxa"/>
+          <w:left w:w="60" w:type="dxa"/>
+          <w:bottom w:w="60" w:type="dxa"/>
+          <w:right w:w="60" w:type="dxa"/>
+        </w:tblCellMar>
+      </w:tblPr>
+      <w:tblGrid>
+        <w:gridCol w:w="1232"/>
+        <w:gridCol w:w="4299"/>
+      </w:tblGrid>
+      <w:tr>
+        <w:trPr>
+          <w:tblHeader w:val="true"/>
+        </w:trPr>
+        <w:tc>
+          <w:tcPr>
+            <w:tcW w:w="1232" w:type="dxa"/>
+            <w:tcBorders>
+              <w:top w:val="single" w:sz="6" w:space="0" w:color="BFC7D5"/>
+              <w:left w:val="single" w:sz="6" w:space="0" w:color="BFC7D5"/>
+              <w:bottom w:val="single" w:sz="2" w:space="0" w:color="BFC7D5"/>
+              <w:right w:val="single" w:sz="6" w:space="0" w:color="BFC7D5"/>
+            </w:tcBorders>
+            <w:shd w:fill="1F3A5F" w:val="clear"/>
+            <w:vAlign w:val="center"/>
+          </w:tcPr>
+          <w:p>
+            <w:pPr>
+              <w:pStyle w:val="TableHeading"/>
+              <w:bidi w:val="0"/>
+              <w:spacing w:before="0" w:after="283"/>
+              <w:rPr>
+                <w:sz w:val="4"/>
+                <w:szCs w:val="4"/>
+              </w:rPr>
+            </w:pPr>
+            <w:r>
+              <w:rPr>
+                <w:sz w:val="4"/>
+                <w:szCs w:val="4"/>
+              </w:rPr>
+            </w:r>
+          </w:p>
+        </w:tc>
+        <w:tc>
+          <w:tcPr>
+            <w:tcW w:w="4299" w:type="dxa"/>
+            <w:tcBorders>
+              <w:top w:val="single" w:sz="6" w:space="0" w:color="BFC7D5"/>
+              <w:left w:val="single" w:sz="2" w:space="0" w:color="BFC7D5"/>
+              <w:bottom w:val="single" w:sz="2" w:space="0" w:color="BFC7D5"/>
+              <w:right w:val="single" w:sz="6" w:space="0" w:color="BFC7D5"/>
+            </w:tcBorders>
+            <w:shd w:fill="1F3A5F" w:val="clear"/>
+            <w:vAlign w:val="center"/>
+          </w:tcPr>
+          <w:p>
+            <w:pPr>
+              <w:pStyle w:val="TableHeading"/>
+              <w:bidi w:val="0"/>
+              <w:spacing w:before="0" w:after="283"/>
+              <w:rPr>
+                <w:sz w:val="4"/>
+                <w:szCs w:val="4"/>
+              </w:rPr>
+            </w:pPr>
+            <w:r>
+              <w:rPr>
+                <w:sz w:val="4"/>
+                <w:szCs w:val="4"/>
+              </w:rPr>
+            </w:r>
+          </w:p>
+        </w:tc>
+      </w:tr>
+      <w:tr>
+        <w:trPr/>
+        <w:tc>
+          <w:tcPr>
+            <w:tcW w:w="1232" w:type="dxa"/>
+            <w:tcBorders>
+              <w:left w:val="single" w:sz="6" w:space="0" w:color="BFC7D5"/>
+              <w:bottom w:val="single" w:sz="2" w:space="0" w:color="BFC7D5"/>
+              <w:right w:val="single" w:sz="6" w:space="0" w:color="BFC7D5"/>
+            </w:tcBorders>
+            <w:vAlign w:val="center"/>
+          </w:tcPr>
+          <w:p>
+            <w:pPr>
+              <w:pStyle w:val="TableContents"/>
+              <w:bidi w:val="0"/>
+              <w:spacing w:before="0" w:after="283"/>
+              <w:jc w:val="left"/>
+              <w:rPr/>
+            </w:pPr>
+            <w:r>
+              <w:rPr/>
+              <w:t>Category</w:t>
+            </w:r>
+          </w:p>
+        </w:tc>
+        <w:tc>
+          <w:tcPr>
+            <w:tcW w:w="4299" w:type="dxa"/>
+            <w:tcBorders>
+              <w:left w:val="single" w:sz="2" w:space="0" w:color="BFC7D5"/>
+              <w:bottom w:val="single" w:sz="2" w:space="0" w:color="BFC7D5"/>
+              <w:right w:val="single" w:sz="6" w:space="0" w:color="BFC7D5"/>
+            </w:tcBorders>
+            <w:vAlign w:val="center"/>
+          </w:tcPr>
+          <w:p>
+            <w:pPr>
+              <w:pStyle w:val="TableContents"/>
+              <w:bidi w:val="0"/>
+              <w:spacing w:before="0" w:after="283"/>
+              <w:jc w:val="left"/>
+              <w:rPr/>
+            </w:pPr>
+            <w:r>
+              <w:rPr/>
+              <w:t>AI impact / data protection and consent</w:t>
+            </w:r>
+          </w:p>
+        </w:tc>
+      </w:tr>
+      <w:tr>
+        <w:trPr/>
+        <w:tc>
+          <w:tcPr>
+            <w:tcW w:w="1232" w:type="dxa"/>
+            <w:tcBorders>
+              <w:left w:val="single" w:sz="6" w:space="0" w:color="BFC7D5"/>
+              <w:bottom w:val="single" w:sz="2" w:space="0" w:color="BFC7D5"/>
+              <w:right w:val="single" w:sz="6" w:space="0" w:color="BFC7D5"/>
+            </w:tcBorders>
+            <w:vAlign w:val="center"/>
+          </w:tcPr>
+          <w:p>
+            <w:pPr>
+              <w:pStyle w:val="TableContents"/>
+              <w:bidi w:val="0"/>
+              <w:spacing w:before="0" w:after="283"/>
+              <w:jc w:val="left"/>
+              <w:rPr/>
+            </w:pPr>
+            <w:r>
+              <w:rPr/>
+              <w:t>Description</w:t>
+            </w:r>
+          </w:p>
+        </w:tc>
+        <w:tc>
+          <w:tcPr>
+            <w:tcW w:w="4299" w:type="dxa"/>
+            <w:tcBorders>
+              <w:left w:val="single" w:sz="2" w:space="0" w:color="BFC7D5"/>
+              <w:bottom w:val="single" w:sz="2" w:space="0" w:color="BFC7D5"/>
+              <w:right w:val="single" w:sz="6" w:space="0" w:color="BFC7D5"/>
+            </w:tcBorders>
+            <w:vAlign w:val="center"/>
+          </w:tcPr>
+          <w:p>
+            <w:pPr>
+              <w:pStyle w:val="TableContents"/>
+              <w:bidi w:val="0"/>
+              <w:spacing w:before="0" w:after="283"/>
+              <w:jc w:val="left"/>
+              <w:rPr/>
+            </w:pPr>
+            <w:r>
+              <w:rPr/>
+              <w:t>Live transcription, the Silent Assistant and Boardroom record and transcribe speech, including people who are not EchoMind users (meeting participants, callers). Nothing in the application tells them they are being recorded, and customers are given no guidance on the consent they need.</w:t>
+            </w:r>
+          </w:p>
+        </w:tc>
+      </w:tr>
+      <w:tr>
+        <w:trPr/>
+        <w:tc>
+          <w:tcPr>
+            <w:tcW w:w="1232" w:type="dxa"/>
+            <w:tcBorders>
+              <w:left w:val="single" w:sz="6" w:space="0" w:color="BFC7D5"/>
+              <w:bottom w:val="single" w:sz="2" w:space="0" w:color="BFC7D5"/>
+              <w:right w:val="single" w:sz="6" w:space="0" w:color="BFC7D5"/>
+            </w:tcBorders>
+            <w:vAlign w:val="center"/>
+          </w:tcPr>
+          <w:p>
+            <w:pPr>
+              <w:pStyle w:val="TableContents"/>
+              <w:bidi w:val="0"/>
+              <w:spacing w:before="0" w:after="283"/>
+              <w:jc w:val="left"/>
+              <w:rPr/>
+            </w:pPr>
+            <w:r>
+              <w:rPr/>
+              <w:t>Evidence</w:t>
+            </w:r>
+          </w:p>
+        </w:tc>
+        <w:tc>
+          <w:tcPr>
+            <w:tcW w:w="4299" w:type="dxa"/>
+            <w:tcBorders>
+              <w:left w:val="single" w:sz="2" w:space="0" w:color="BFC7D5"/>
+              <w:bottom w:val="single" w:sz="2" w:space="0" w:color="BFC7D5"/>
+              <w:right w:val="single" w:sz="6" w:space="0" w:color="BFC7D5"/>
+            </w:tcBorders>
+            <w:vAlign w:val="center"/>
+          </w:tcPr>
+          <w:p>
+            <w:pPr>
+              <w:pStyle w:val="TableContents"/>
+              <w:bidi w:val="0"/>
+              <w:spacing w:before="0" w:after="283"/>
+              <w:jc w:val="left"/>
+              <w:rPr/>
+            </w:pPr>
+            <w:r>
+              <w:rPr/>
+              <w:t xml:space="preserve">Search of </w:t>
+            </w:r>
+            <w:r>
+              <w:rPr>
+                <w:rStyle w:val="SourceText"/>
+              </w:rPr>
+              <w:t>frontend/src</w:t>
+            </w:r>
+            <w:r>
+              <w:rPr/>
+              <w:t xml:space="preserve">, </w:t>
+            </w:r>
+            <w:r>
+              <w:rPr>
+                <w:rStyle w:val="SourceText"/>
+              </w:rPr>
+              <w:t>backend/app</w:t>
+            </w:r>
+            <w:r>
+              <w:rPr/>
+              <w:t xml:space="preserve"> and </w:t>
+            </w:r>
+            <w:r>
+              <w:rPr>
+                <w:rStyle w:val="SourceText"/>
+              </w:rPr>
+              <w:t>voice/app</w:t>
+            </w:r>
+            <w:r>
+              <w:rPr/>
+              <w:t xml:space="preserve"> on 2026-10-20 for a recording notice or consent step: none found. AI Impact Assessment EM26-35 area 2.</w:t>
+            </w:r>
+          </w:p>
+        </w:tc>
+      </w:tr>
+      <w:tr>
+        <w:trPr/>
+        <w:tc>
+          <w:tcPr>
+            <w:tcW w:w="1232" w:type="dxa"/>
+            <w:tcBorders>
+              <w:left w:val="single" w:sz="6" w:space="0" w:color="BFC7D5"/>
+              <w:bottom w:val="single" w:sz="2" w:space="0" w:color="BFC7D5"/>
+              <w:right w:val="single" w:sz="6" w:space="0" w:color="BFC7D5"/>
+            </w:tcBorders>
+            <w:vAlign w:val="center"/>
+          </w:tcPr>
+          <w:p>
+            <w:pPr>
+              <w:pStyle w:val="TableContents"/>
+              <w:bidi w:val="0"/>
+              <w:spacing w:before="0" w:after="283"/>
+              <w:jc w:val="left"/>
+              <w:rPr/>
+            </w:pPr>
+            <w:r>
+              <w:rPr/>
+              <w:t>Likelihood / Impact / Rating</w:t>
+            </w:r>
+          </w:p>
+        </w:tc>
+        <w:tc>
+          <w:tcPr>
+            <w:tcW w:w="4299" w:type="dxa"/>
+            <w:tcBorders>
+              <w:left w:val="single" w:sz="2" w:space="0" w:color="BFC7D5"/>
+              <w:bottom w:val="single" w:sz="2" w:space="0" w:color="BFC7D5"/>
+              <w:right w:val="single" w:sz="6" w:space="0" w:color="BFC7D5"/>
+            </w:tcBorders>
+            <w:vAlign w:val="center"/>
+          </w:tcPr>
+          <w:p>
+            <w:pPr>
+              <w:pStyle w:val="TableContents"/>
+              <w:bidi w:val="0"/>
+              <w:spacing w:before="0" w:after="283"/>
+              <w:jc w:val="left"/>
+              <w:rPr/>
+            </w:pPr>
+            <w:r>
+              <w:rPr/>
+              <w:t xml:space="preserve">3 / 4 / </w:t>
+            </w:r>
+            <w:r>
+              <w:rPr>
+                <w:rStyle w:val="Strong"/>
+              </w:rPr>
+              <w:t>12 — High</w:t>
+            </w:r>
+          </w:p>
+        </w:tc>
+      </w:tr>
+      <w:tr>
+        <w:trPr/>
+        <w:tc>
+          <w:tcPr>
+            <w:tcW w:w="1232" w:type="dxa"/>
+            <w:tcBorders>
+              <w:left w:val="single" w:sz="6" w:space="0" w:color="BFC7D5"/>
+              <w:bottom w:val="single" w:sz="2" w:space="0" w:color="BFC7D5"/>
+              <w:right w:val="single" w:sz="6" w:space="0" w:color="BFC7D5"/>
+            </w:tcBorders>
+            <w:vAlign w:val="center"/>
+          </w:tcPr>
+          <w:p>
+            <w:pPr>
+              <w:pStyle w:val="TableContents"/>
+              <w:bidi w:val="0"/>
+              <w:spacing w:before="0" w:after="283"/>
+              <w:jc w:val="left"/>
+              <w:rPr/>
+            </w:pPr>
+            <w:r>
+              <w:rPr/>
+              <w:t>Existing controls</w:t>
+            </w:r>
+          </w:p>
+        </w:tc>
+        <w:tc>
+          <w:tcPr>
+            <w:tcW w:w="4299" w:type="dxa"/>
+            <w:tcBorders>
+              <w:left w:val="single" w:sz="2" w:space="0" w:color="BFC7D5"/>
+              <w:bottom w:val="single" w:sz="2" w:space="0" w:color="BFC7D5"/>
+              <w:right w:val="single" w:sz="6" w:space="0" w:color="BFC7D5"/>
+            </w:tcBorders>
+            <w:vAlign w:val="center"/>
+          </w:tcPr>
+          <w:p>
+            <w:pPr>
+              <w:pStyle w:val="TableContents"/>
+              <w:bidi w:val="0"/>
+              <w:spacing w:before="0" w:after="283"/>
+              <w:jc w:val="left"/>
+              <w:rPr/>
+            </w:pPr>
+            <w:r>
+              <w:rPr/>
+              <w:t>Recording starts only on a user action; all audio and transcripts stay on the customer's system (NFR-D01); the export gateway redacts personal data (TC-EM-EXP-108).</w:t>
+            </w:r>
+          </w:p>
+        </w:tc>
+      </w:tr>
+      <w:tr>
+        <w:trPr/>
+        <w:tc>
+          <w:tcPr>
+            <w:tcW w:w="1232" w:type="dxa"/>
+            <w:tcBorders>
+              <w:left w:val="single" w:sz="6" w:space="0" w:color="BFC7D5"/>
+              <w:bottom w:val="single" w:sz="2" w:space="0" w:color="BFC7D5"/>
+              <w:right w:val="single" w:sz="6" w:space="0" w:color="BFC7D5"/>
+            </w:tcBorders>
+            <w:vAlign w:val="center"/>
+          </w:tcPr>
+          <w:p>
+            <w:pPr>
+              <w:pStyle w:val="TableContents"/>
+              <w:bidi w:val="0"/>
+              <w:spacing w:before="0" w:after="283"/>
+              <w:jc w:val="left"/>
+              <w:rPr/>
+            </w:pPr>
+            <w:r>
+              <w:rPr/>
+              <w:t>Treatment</w:t>
+            </w:r>
+          </w:p>
+        </w:tc>
+        <w:tc>
+          <w:tcPr>
+            <w:tcW w:w="4299" w:type="dxa"/>
+            <w:tcBorders>
+              <w:left w:val="single" w:sz="2" w:space="0" w:color="BFC7D5"/>
+              <w:bottom w:val="single" w:sz="2" w:space="0" w:color="BFC7D5"/>
+              <w:right w:val="single" w:sz="6" w:space="0" w:color="BFC7D5"/>
+            </w:tcBorders>
+            <w:vAlign w:val="center"/>
+          </w:tcPr>
+          <w:p>
+            <w:pPr>
+              <w:pStyle w:val="TableContents"/>
+              <w:bidi w:val="0"/>
+              <w:spacing w:before="0" w:after="283"/>
+              <w:jc w:val="left"/>
+              <w:rPr/>
+            </w:pPr>
+            <w:r>
+              <w:rPr>
+                <w:rStyle w:val="Strong"/>
+              </w:rPr>
+              <w:t>Reduce.</w:t>
+            </w:r>
+            <w:r>
+              <w:rPr/>
+              <w:t xml:space="preserve"> Show a clear recording indicator in live transcription and Boardroom; add consent guidance for customers to the user manual (EM26-35 action AIA-01).</w:t>
+            </w:r>
+          </w:p>
+        </w:tc>
+      </w:tr>
+      <w:tr>
+        <w:trPr/>
+        <w:tc>
+          <w:tcPr>
+            <w:tcW w:w="1232" w:type="dxa"/>
+            <w:tcBorders>
+              <w:left w:val="single" w:sz="6" w:space="0" w:color="BFC7D5"/>
+              <w:bottom w:val="single" w:sz="2" w:space="0" w:color="BFC7D5"/>
+              <w:right w:val="single" w:sz="6" w:space="0" w:color="BFC7D5"/>
+            </w:tcBorders>
+            <w:vAlign w:val="center"/>
+          </w:tcPr>
+          <w:p>
+            <w:pPr>
+              <w:pStyle w:val="TableContents"/>
+              <w:bidi w:val="0"/>
+              <w:spacing w:before="0" w:after="283"/>
+              <w:jc w:val="left"/>
+              <w:rPr/>
+            </w:pPr>
+            <w:r>
+              <w:rPr/>
+              <w:t>Owner / due</w:t>
+            </w:r>
+          </w:p>
+        </w:tc>
+        <w:tc>
+          <w:tcPr>
+            <w:tcW w:w="4299" w:type="dxa"/>
+            <w:tcBorders>
+              <w:left w:val="single" w:sz="2" w:space="0" w:color="BFC7D5"/>
+              <w:bottom w:val="single" w:sz="2" w:space="0" w:color="BFC7D5"/>
+              <w:right w:val="single" w:sz="6" w:space="0" w:color="BFC7D5"/>
+            </w:tcBorders>
+            <w:vAlign w:val="center"/>
+          </w:tcPr>
+          <w:p>
+            <w:pPr>
+              <w:pStyle w:val="TableContents"/>
+              <w:bidi w:val="0"/>
+              <w:spacing w:before="0" w:after="283"/>
+              <w:jc w:val="left"/>
+              <w:rPr/>
+            </w:pPr>
+            <w:r>
+              <w:rPr/>
+              <w:t>Kishan Haravu Pradeep with Richard Watson Stephen Amudha / 2026-11-30</w:t>
+            </w:r>
+          </w:p>
+        </w:tc>
+      </w:tr>
+      <w:tr>
+        <w:trPr/>
+        <w:tc>
+          <w:tcPr>
+            <w:tcW w:w="1232" w:type="dxa"/>
+            <w:tcBorders>
+              <w:left w:val="single" w:sz="6" w:space="0" w:color="BFC7D5"/>
+              <w:bottom w:val="single" w:sz="2" w:space="0" w:color="BFC7D5"/>
+              <w:right w:val="single" w:sz="6" w:space="0" w:color="BFC7D5"/>
+            </w:tcBorders>
+            <w:vAlign w:val="center"/>
+          </w:tcPr>
+          <w:p>
+            <w:pPr>
+              <w:pStyle w:val="TableContents"/>
+              <w:bidi w:val="0"/>
+              <w:spacing w:before="0" w:after="283"/>
+              <w:jc w:val="left"/>
+              <w:rPr/>
+            </w:pPr>
+            <w:r>
+              <w:rPr/>
+              <w:t>Residual</w:t>
+            </w:r>
+          </w:p>
+        </w:tc>
+        <w:tc>
+          <w:tcPr>
+            <w:tcW w:w="4299" w:type="dxa"/>
+            <w:tcBorders>
+              <w:left w:val="single" w:sz="2" w:space="0" w:color="BFC7D5"/>
+              <w:bottom w:val="single" w:sz="2" w:space="0" w:color="BFC7D5"/>
+              <w:right w:val="single" w:sz="6" w:space="0" w:color="BFC7D5"/>
+            </w:tcBorders>
+            <w:vAlign w:val="center"/>
+          </w:tcPr>
+          <w:p>
+            <w:pPr>
+              <w:pStyle w:val="TableContents"/>
+              <w:bidi w:val="0"/>
+              <w:spacing w:before="0" w:after="283"/>
+              <w:jc w:val="left"/>
+              <w:rPr/>
+            </w:pPr>
+            <w:r>
+              <w:rPr/>
+              <w:t>2 / 4 / 8 — Medium</w:t>
+            </w:r>
+          </w:p>
+        </w:tc>
+      </w:tr>
+      <w:tr>
+        <w:trPr/>
+        <w:tc>
+          <w:tcPr>
+            <w:tcW w:w="1232" w:type="dxa"/>
+            <w:tcBorders>
+              <w:left w:val="single" w:sz="6" w:space="0" w:color="BFC7D5"/>
+              <w:bottom w:val="single" w:sz="6" w:space="0" w:color="BFC7D5"/>
+              <w:right w:val="single" w:sz="6" w:space="0" w:color="BFC7D5"/>
+            </w:tcBorders>
+            <w:vAlign w:val="center"/>
+          </w:tcPr>
+          <w:p>
+            <w:pPr>
+              <w:pStyle w:val="TableContents"/>
+              <w:bidi w:val="0"/>
+              <w:spacing w:before="0" w:after="283"/>
+              <w:jc w:val="left"/>
+              <w:rPr/>
+            </w:pPr>
+            <w:r>
+              <w:rPr/>
+              <w:t>Linked</w:t>
+            </w:r>
+          </w:p>
+        </w:tc>
+        <w:tc>
+          <w:tcPr>
+            <w:tcW w:w="4299" w:type="dxa"/>
+            <w:tcBorders>
+              <w:left w:val="single" w:sz="2" w:space="0" w:color="BFC7D5"/>
+              <w:bottom w:val="single" w:sz="6" w:space="0" w:color="BFC7D5"/>
+              <w:right w:val="single" w:sz="6" w:space="0" w:color="BFC7D5"/>
+            </w:tcBorders>
+            <w:vAlign w:val="center"/>
+          </w:tcPr>
+          <w:p>
+            <w:pPr>
+              <w:pStyle w:val="TableContents"/>
+              <w:bidi w:val="0"/>
+              <w:spacing w:before="0" w:after="283"/>
+              <w:jc w:val="left"/>
+              <w:rPr/>
+            </w:pPr>
+            <w:r>
+              <w:rPr/>
+              <w:t>EM26-35 AIA-01; OFI-2026-06 (REG-04); SOP-05 §7a</w:t>
+            </w:r>
+          </w:p>
+        </w:tc>
+      </w:tr>
+    </w:tbl>
+    <w:p>
+      <w:pPr>
+        <w:pStyle w:val="Heading3"/>
+        <w:bidi w:val="0"/>
+        <w:jc w:val="left"/>
+        <w:rPr/>
+      </w:pPr>
+      <w:r>
+        <w:rPr/>
+        <w:t>R-16 — Unmeasured differences in quality between groups of users</w:t>
+      </w:r>
+    </w:p>
+    <w:tbl>
+      <w:tblPr>
+        <w:tblW w:w="5000" w:type="pct"/>
+        <w:jc w:val="left"/>
+        <w:tblInd w:w="-7" w:type="dxa"/>
+        <w:tblLayout w:type="fixed"/>
+        <w:tblCellMar>
+          <w:top w:w="60" w:type="dxa"/>
+          <w:left w:w="60" w:type="dxa"/>
+          <w:bottom w:w="60" w:type="dxa"/>
+          <w:right w:w="60" w:type="dxa"/>
+        </w:tblCellMar>
+      </w:tblPr>
+      <w:tblGrid>
+        <w:gridCol w:w="1316"/>
+        <w:gridCol w:w="4215"/>
+      </w:tblGrid>
+      <w:tr>
+        <w:trPr>
+          <w:tblHeader w:val="true"/>
+        </w:trPr>
+        <w:tc>
+          <w:tcPr>
+            <w:tcW w:w="1316" w:type="dxa"/>
+            <w:tcBorders>
+              <w:top w:val="single" w:sz="6" w:space="0" w:color="BFC7D5"/>
+              <w:left w:val="single" w:sz="6" w:space="0" w:color="BFC7D5"/>
+              <w:bottom w:val="single" w:sz="2" w:space="0" w:color="BFC7D5"/>
+              <w:right w:val="single" w:sz="6" w:space="0" w:color="BFC7D5"/>
+            </w:tcBorders>
+            <w:shd w:fill="1F3A5F" w:val="clear"/>
+            <w:vAlign w:val="center"/>
+          </w:tcPr>
+          <w:p>
+            <w:pPr>
+              <w:pStyle w:val="TableHeading"/>
+              <w:bidi w:val="0"/>
+              <w:spacing w:before="0" w:after="283"/>
+              <w:rPr>
+                <w:sz w:val="4"/>
+                <w:szCs w:val="4"/>
+              </w:rPr>
+            </w:pPr>
+            <w:r>
+              <w:rPr>
+                <w:sz w:val="4"/>
+                <w:szCs w:val="4"/>
+              </w:rPr>
+            </w:r>
+          </w:p>
+        </w:tc>
+        <w:tc>
+          <w:tcPr>
+            <w:tcW w:w="4215" w:type="dxa"/>
+            <w:tcBorders>
+              <w:top w:val="single" w:sz="6" w:space="0" w:color="BFC7D5"/>
+              <w:left w:val="single" w:sz="2" w:space="0" w:color="BFC7D5"/>
+              <w:bottom w:val="single" w:sz="2" w:space="0" w:color="BFC7D5"/>
+              <w:right w:val="single" w:sz="6" w:space="0" w:color="BFC7D5"/>
+            </w:tcBorders>
+            <w:shd w:fill="1F3A5F" w:val="clear"/>
+            <w:vAlign w:val="center"/>
+          </w:tcPr>
+          <w:p>
+            <w:pPr>
+              <w:pStyle w:val="TableHeading"/>
+              <w:bidi w:val="0"/>
+              <w:spacing w:before="0" w:after="283"/>
+              <w:rPr>
+                <w:sz w:val="4"/>
+                <w:szCs w:val="4"/>
+              </w:rPr>
+            </w:pPr>
+            <w:r>
+              <w:rPr>
+                <w:sz w:val="4"/>
+                <w:szCs w:val="4"/>
+              </w:rPr>
+            </w:r>
+          </w:p>
+        </w:tc>
+      </w:tr>
+      <w:tr>
+        <w:trPr/>
+        <w:tc>
+          <w:tcPr>
+            <w:tcW w:w="1316" w:type="dxa"/>
+            <w:tcBorders>
+              <w:left w:val="single" w:sz="6" w:space="0" w:color="BFC7D5"/>
+              <w:bottom w:val="single" w:sz="2" w:space="0" w:color="BFC7D5"/>
+              <w:right w:val="single" w:sz="6" w:space="0" w:color="BFC7D5"/>
+            </w:tcBorders>
+            <w:vAlign w:val="center"/>
+          </w:tcPr>
+          <w:p>
+            <w:pPr>
+              <w:pStyle w:val="TableContents"/>
+              <w:bidi w:val="0"/>
+              <w:spacing w:before="0" w:after="283"/>
+              <w:jc w:val="left"/>
+              <w:rPr/>
+            </w:pPr>
+            <w:r>
+              <w:rPr/>
+              <w:t>Category</w:t>
+            </w:r>
+          </w:p>
+        </w:tc>
+        <w:tc>
+          <w:tcPr>
+            <w:tcW w:w="4215" w:type="dxa"/>
+            <w:tcBorders>
+              <w:left w:val="single" w:sz="2" w:space="0" w:color="BFC7D5"/>
+              <w:bottom w:val="single" w:sz="2" w:space="0" w:color="BFC7D5"/>
+              <w:right w:val="single" w:sz="6" w:space="0" w:color="BFC7D5"/>
+            </w:tcBorders>
+            <w:vAlign w:val="center"/>
+          </w:tcPr>
+          <w:p>
+            <w:pPr>
+              <w:pStyle w:val="TableContents"/>
+              <w:bidi w:val="0"/>
+              <w:spacing w:before="0" w:after="283"/>
+              <w:jc w:val="left"/>
+              <w:rPr/>
+            </w:pPr>
+            <w:r>
+              <w:rPr/>
+              <w:t>AI impact / fairness</w:t>
+            </w:r>
+          </w:p>
+        </w:tc>
+      </w:tr>
+      <w:tr>
+        <w:trPr/>
+        <w:tc>
+          <w:tcPr>
+            <w:tcW w:w="1316" w:type="dxa"/>
+            <w:tcBorders>
+              <w:left w:val="single" w:sz="6" w:space="0" w:color="BFC7D5"/>
+              <w:bottom w:val="single" w:sz="2" w:space="0" w:color="BFC7D5"/>
+              <w:right w:val="single" w:sz="6" w:space="0" w:color="BFC7D5"/>
+            </w:tcBorders>
+            <w:vAlign w:val="center"/>
+          </w:tcPr>
+          <w:p>
+            <w:pPr>
+              <w:pStyle w:val="TableContents"/>
+              <w:bidi w:val="0"/>
+              <w:spacing w:before="0" w:after="283"/>
+              <w:jc w:val="left"/>
+              <w:rPr/>
+            </w:pPr>
+            <w:r>
+              <w:rPr/>
+              <w:t>Description</w:t>
+            </w:r>
+          </w:p>
+        </w:tc>
+        <w:tc>
+          <w:tcPr>
+            <w:tcW w:w="4215" w:type="dxa"/>
+            <w:tcBorders>
+              <w:left w:val="single" w:sz="2" w:space="0" w:color="BFC7D5"/>
+              <w:bottom w:val="single" w:sz="2" w:space="0" w:color="BFC7D5"/>
+              <w:right w:val="single" w:sz="6" w:space="0" w:color="BFC7D5"/>
+            </w:tcBorders>
+            <w:vAlign w:val="center"/>
+          </w:tcPr>
+          <w:p>
+            <w:pPr>
+              <w:pStyle w:val="TableContents"/>
+              <w:bidi w:val="0"/>
+              <w:spacing w:before="0" w:after="283"/>
+              <w:jc w:val="left"/>
+              <w:rPr/>
+            </w:pPr>
+            <w:r>
+              <w:rPr/>
+              <w:t>Transcription and answer quality has been measured overall but not by accent, language or persona. Some speakers or sectors may receive worse transcripts or answers without it being known.</w:t>
+            </w:r>
+          </w:p>
+        </w:tc>
+      </w:tr>
+      <w:tr>
+        <w:trPr/>
+        <w:tc>
+          <w:tcPr>
+            <w:tcW w:w="1316" w:type="dxa"/>
+            <w:tcBorders>
+              <w:left w:val="single" w:sz="6" w:space="0" w:color="BFC7D5"/>
+              <w:bottom w:val="single" w:sz="2" w:space="0" w:color="BFC7D5"/>
+              <w:right w:val="single" w:sz="6" w:space="0" w:color="BFC7D5"/>
+            </w:tcBorders>
+            <w:vAlign w:val="center"/>
+          </w:tcPr>
+          <w:p>
+            <w:pPr>
+              <w:pStyle w:val="TableContents"/>
+              <w:bidi w:val="0"/>
+              <w:spacing w:before="0" w:after="283"/>
+              <w:jc w:val="left"/>
+              <w:rPr/>
+            </w:pPr>
+            <w:r>
+              <w:rPr/>
+              <w:t>Evidence</w:t>
+            </w:r>
+          </w:p>
+        </w:tc>
+        <w:tc>
+          <w:tcPr>
+            <w:tcW w:w="4215" w:type="dxa"/>
+            <w:tcBorders>
+              <w:left w:val="single" w:sz="2" w:space="0" w:color="BFC7D5"/>
+              <w:bottom w:val="single" w:sz="2" w:space="0" w:color="BFC7D5"/>
+              <w:right w:val="single" w:sz="6" w:space="0" w:color="BFC7D5"/>
+            </w:tcBorders>
+            <w:vAlign w:val="center"/>
+          </w:tcPr>
+          <w:p>
+            <w:pPr>
+              <w:pStyle w:val="TableContents"/>
+              <w:bidi w:val="0"/>
+              <w:spacing w:before="0" w:after="283"/>
+              <w:jc w:val="left"/>
+              <w:rPr/>
+            </w:pPr>
+            <w:r>
+              <w:rPr/>
+              <w:t>NFR register REG-09 — no measurement by group; EM26-35 area 5.</w:t>
+            </w:r>
+          </w:p>
+        </w:tc>
+      </w:tr>
+      <w:tr>
+        <w:trPr/>
+        <w:tc>
+          <w:tcPr>
+            <w:tcW w:w="1316" w:type="dxa"/>
+            <w:tcBorders>
+              <w:left w:val="single" w:sz="6" w:space="0" w:color="BFC7D5"/>
+              <w:bottom w:val="single" w:sz="2" w:space="0" w:color="BFC7D5"/>
+              <w:right w:val="single" w:sz="6" w:space="0" w:color="BFC7D5"/>
+            </w:tcBorders>
+            <w:vAlign w:val="center"/>
+          </w:tcPr>
+          <w:p>
+            <w:pPr>
+              <w:pStyle w:val="TableContents"/>
+              <w:bidi w:val="0"/>
+              <w:spacing w:before="0" w:after="283"/>
+              <w:jc w:val="left"/>
+              <w:rPr/>
+            </w:pPr>
+            <w:r>
+              <w:rPr/>
+              <w:t>Likelihood / Impact / Rating</w:t>
+            </w:r>
+          </w:p>
+        </w:tc>
+        <w:tc>
+          <w:tcPr>
+            <w:tcW w:w="4215" w:type="dxa"/>
+            <w:tcBorders>
+              <w:left w:val="single" w:sz="2" w:space="0" w:color="BFC7D5"/>
+              <w:bottom w:val="single" w:sz="2" w:space="0" w:color="BFC7D5"/>
+              <w:right w:val="single" w:sz="6" w:space="0" w:color="BFC7D5"/>
+            </w:tcBorders>
+            <w:vAlign w:val="center"/>
+          </w:tcPr>
+          <w:p>
+            <w:pPr>
+              <w:pStyle w:val="TableContents"/>
+              <w:bidi w:val="0"/>
+              <w:spacing w:before="0" w:after="283"/>
+              <w:jc w:val="left"/>
+              <w:rPr/>
+            </w:pPr>
+            <w:r>
+              <w:rPr/>
+              <w:t xml:space="preserve">3 / 3 / </w:t>
+            </w:r>
+            <w:r>
+              <w:rPr>
+                <w:rStyle w:val="Strong"/>
+              </w:rPr>
+              <w:t>9 — Medium</w:t>
+            </w:r>
+          </w:p>
+        </w:tc>
+      </w:tr>
+      <w:tr>
+        <w:trPr/>
+        <w:tc>
+          <w:tcPr>
+            <w:tcW w:w="1316" w:type="dxa"/>
+            <w:tcBorders>
+              <w:left w:val="single" w:sz="6" w:space="0" w:color="BFC7D5"/>
+              <w:bottom w:val="single" w:sz="2" w:space="0" w:color="BFC7D5"/>
+              <w:right w:val="single" w:sz="6" w:space="0" w:color="BFC7D5"/>
+            </w:tcBorders>
+            <w:vAlign w:val="center"/>
+          </w:tcPr>
+          <w:p>
+            <w:pPr>
+              <w:pStyle w:val="TableContents"/>
+              <w:bidi w:val="0"/>
+              <w:spacing w:before="0" w:after="283"/>
+              <w:jc w:val="left"/>
+              <w:rPr/>
+            </w:pPr>
+            <w:r>
+              <w:rPr/>
+              <w:t>Existing controls</w:t>
+            </w:r>
+          </w:p>
+        </w:tc>
+        <w:tc>
+          <w:tcPr>
+            <w:tcW w:w="4215" w:type="dxa"/>
+            <w:tcBorders>
+              <w:left w:val="single" w:sz="2" w:space="0" w:color="BFC7D5"/>
+              <w:bottom w:val="single" w:sz="2" w:space="0" w:color="BFC7D5"/>
+              <w:right w:val="single" w:sz="6" w:space="0" w:color="BFC7D5"/>
+            </w:tcBorders>
+            <w:vAlign w:val="center"/>
+          </w:tcPr>
+          <w:p>
+            <w:pPr>
+              <w:pStyle w:val="TableContents"/>
+              <w:bidi w:val="0"/>
+              <w:spacing w:before="0" w:after="283"/>
+              <w:jc w:val="left"/>
+              <w:rPr/>
+            </w:pPr>
+            <w:r>
+              <w:rPr/>
+              <w:t>Domain-tuned final transcription with fallback; answers cite their source, so a weak answer can be checked.</w:t>
+            </w:r>
+          </w:p>
+        </w:tc>
+      </w:tr>
+      <w:tr>
+        <w:trPr/>
+        <w:tc>
+          <w:tcPr>
+            <w:tcW w:w="1316" w:type="dxa"/>
+            <w:tcBorders>
+              <w:left w:val="single" w:sz="6" w:space="0" w:color="BFC7D5"/>
+              <w:bottom w:val="single" w:sz="2" w:space="0" w:color="BFC7D5"/>
+              <w:right w:val="single" w:sz="6" w:space="0" w:color="BFC7D5"/>
+            </w:tcBorders>
+            <w:vAlign w:val="center"/>
+          </w:tcPr>
+          <w:p>
+            <w:pPr>
+              <w:pStyle w:val="TableContents"/>
+              <w:bidi w:val="0"/>
+              <w:spacing w:before="0" w:after="283"/>
+              <w:jc w:val="left"/>
+              <w:rPr/>
+            </w:pPr>
+            <w:r>
+              <w:rPr/>
+              <w:t>Treatment</w:t>
+            </w:r>
+          </w:p>
+        </w:tc>
+        <w:tc>
+          <w:tcPr>
+            <w:tcW w:w="4215" w:type="dxa"/>
+            <w:tcBorders>
+              <w:left w:val="single" w:sz="2" w:space="0" w:color="BFC7D5"/>
+              <w:bottom w:val="single" w:sz="2" w:space="0" w:color="BFC7D5"/>
+              <w:right w:val="single" w:sz="6" w:space="0" w:color="BFC7D5"/>
+            </w:tcBorders>
+            <w:vAlign w:val="center"/>
+          </w:tcPr>
+          <w:p>
+            <w:pPr>
+              <w:pStyle w:val="TableContents"/>
+              <w:bidi w:val="0"/>
+              <w:spacing w:before="0" w:after="283"/>
+              <w:jc w:val="left"/>
+              <w:rPr/>
+            </w:pPr>
+            <w:r>
+              <w:rPr>
+                <w:rStyle w:val="Strong"/>
+              </w:rPr>
+              <w:t>Reduce.</w:t>
+            </w:r>
+            <w:r>
+              <w:rPr/>
+              <w:t xml:space="preserve"> Measure quality by accent, language and persona and add the set to the golden suite (EM26-35 action AIA-02).</w:t>
+            </w:r>
+          </w:p>
+        </w:tc>
+      </w:tr>
+      <w:tr>
+        <w:trPr/>
+        <w:tc>
+          <w:tcPr>
+            <w:tcW w:w="1316" w:type="dxa"/>
+            <w:tcBorders>
+              <w:left w:val="single" w:sz="6" w:space="0" w:color="BFC7D5"/>
+              <w:bottom w:val="single" w:sz="2" w:space="0" w:color="BFC7D5"/>
+              <w:right w:val="single" w:sz="6" w:space="0" w:color="BFC7D5"/>
+            </w:tcBorders>
+            <w:vAlign w:val="center"/>
+          </w:tcPr>
+          <w:p>
+            <w:pPr>
+              <w:pStyle w:val="TableContents"/>
+              <w:bidi w:val="0"/>
+              <w:spacing w:before="0" w:after="283"/>
+              <w:jc w:val="left"/>
+              <w:rPr/>
+            </w:pPr>
+            <w:r>
+              <w:rPr/>
+              <w:t>Owner / due</w:t>
+            </w:r>
+          </w:p>
+        </w:tc>
+        <w:tc>
+          <w:tcPr>
+            <w:tcW w:w="4215" w:type="dxa"/>
+            <w:tcBorders>
+              <w:left w:val="single" w:sz="2" w:space="0" w:color="BFC7D5"/>
+              <w:bottom w:val="single" w:sz="2" w:space="0" w:color="BFC7D5"/>
+              <w:right w:val="single" w:sz="6" w:space="0" w:color="BFC7D5"/>
+            </w:tcBorders>
+            <w:vAlign w:val="center"/>
+          </w:tcPr>
+          <w:p>
+            <w:pPr>
+              <w:pStyle w:val="TableContents"/>
+              <w:bidi w:val="0"/>
+              <w:spacing w:before="0" w:after="283"/>
+              <w:jc w:val="left"/>
+              <w:rPr/>
+            </w:pPr>
+            <w:r>
+              <w:rPr/>
+              <w:t>Richard Watson Stephen Amudha / 2027-01-31</w:t>
+            </w:r>
+          </w:p>
+        </w:tc>
+      </w:tr>
+      <w:tr>
+        <w:trPr/>
+        <w:tc>
+          <w:tcPr>
+            <w:tcW w:w="1316" w:type="dxa"/>
+            <w:tcBorders>
+              <w:left w:val="single" w:sz="6" w:space="0" w:color="BFC7D5"/>
+              <w:bottom w:val="single" w:sz="2" w:space="0" w:color="BFC7D5"/>
+              <w:right w:val="single" w:sz="6" w:space="0" w:color="BFC7D5"/>
+            </w:tcBorders>
+            <w:vAlign w:val="center"/>
+          </w:tcPr>
+          <w:p>
+            <w:pPr>
+              <w:pStyle w:val="TableContents"/>
+              <w:bidi w:val="0"/>
+              <w:spacing w:before="0" w:after="283"/>
+              <w:jc w:val="left"/>
+              <w:rPr/>
+            </w:pPr>
+            <w:r>
+              <w:rPr/>
+              <w:t>Residual</w:t>
+            </w:r>
+          </w:p>
+        </w:tc>
+        <w:tc>
+          <w:tcPr>
+            <w:tcW w:w="4215" w:type="dxa"/>
+            <w:tcBorders>
+              <w:left w:val="single" w:sz="2" w:space="0" w:color="BFC7D5"/>
+              <w:bottom w:val="single" w:sz="2" w:space="0" w:color="BFC7D5"/>
+              <w:right w:val="single" w:sz="6" w:space="0" w:color="BFC7D5"/>
+            </w:tcBorders>
+            <w:vAlign w:val="center"/>
+          </w:tcPr>
+          <w:p>
+            <w:pPr>
+              <w:pStyle w:val="TableContents"/>
+              <w:bidi w:val="0"/>
+              <w:spacing w:before="0" w:after="283"/>
+              <w:jc w:val="left"/>
+              <w:rPr/>
+            </w:pPr>
+            <w:r>
+              <w:rPr/>
+              <w:t>2 / 3 / 6 — Medium</w:t>
+            </w:r>
+          </w:p>
+        </w:tc>
+      </w:tr>
+      <w:tr>
+        <w:trPr/>
+        <w:tc>
+          <w:tcPr>
+            <w:tcW w:w="1316" w:type="dxa"/>
+            <w:tcBorders>
+              <w:left w:val="single" w:sz="6" w:space="0" w:color="BFC7D5"/>
+              <w:bottom w:val="single" w:sz="6" w:space="0" w:color="BFC7D5"/>
+              <w:right w:val="single" w:sz="6" w:space="0" w:color="BFC7D5"/>
+            </w:tcBorders>
+            <w:vAlign w:val="center"/>
+          </w:tcPr>
+          <w:p>
+            <w:pPr>
+              <w:pStyle w:val="TableContents"/>
+              <w:bidi w:val="0"/>
+              <w:spacing w:before="0" w:after="283"/>
+              <w:jc w:val="left"/>
+              <w:rPr/>
+            </w:pPr>
+            <w:r>
+              <w:rPr/>
+              <w:t>Linked</w:t>
+            </w:r>
+          </w:p>
+        </w:tc>
+        <w:tc>
+          <w:tcPr>
+            <w:tcW w:w="4215" w:type="dxa"/>
+            <w:tcBorders>
+              <w:left w:val="single" w:sz="2" w:space="0" w:color="BFC7D5"/>
+              <w:bottom w:val="single" w:sz="6" w:space="0" w:color="BFC7D5"/>
+              <w:right w:val="single" w:sz="6" w:space="0" w:color="BFC7D5"/>
+            </w:tcBorders>
+            <w:vAlign w:val="center"/>
+          </w:tcPr>
+          <w:p>
+            <w:pPr>
+              <w:pStyle w:val="TableContents"/>
+              <w:bidi w:val="0"/>
+              <w:spacing w:before="0" w:after="283"/>
+              <w:jc w:val="left"/>
+              <w:rPr/>
+            </w:pPr>
+            <w:r>
+              <w:rPr/>
+              <w:t>EM26-35 AIA-02</w:t>
+            </w:r>
+          </w:p>
+        </w:tc>
+      </w:tr>
+    </w:tbl>
+    <w:p>
+      <w:pPr>
+        <w:pStyle w:val="Heading3"/>
+        <w:bidi w:val="0"/>
+        <w:jc w:val="left"/>
+        <w:rPr/>
+      </w:pPr>
+      <w:r>
+        <w:rPr/>
+        <w:t>R-17 — Wrong AI output relied on without checking</w:t>
+      </w:r>
+    </w:p>
+    <w:tbl>
+      <w:tblPr>
+        <w:tblW w:w="5000" w:type="pct"/>
+        <w:jc w:val="left"/>
+        <w:tblInd w:w="-7" w:type="dxa"/>
+        <w:tblLayout w:type="fixed"/>
+        <w:tblCellMar>
+          <w:top w:w="60" w:type="dxa"/>
+          <w:left w:w="60" w:type="dxa"/>
+          <w:bottom w:w="60" w:type="dxa"/>
+          <w:right w:w="60" w:type="dxa"/>
+        </w:tblCellMar>
+      </w:tblPr>
+      <w:tblGrid>
+        <w:gridCol w:w="1268"/>
+        <w:gridCol w:w="4263"/>
+      </w:tblGrid>
+      <w:tr>
+        <w:trPr>
+          <w:tblHeader w:val="true"/>
+        </w:trPr>
+        <w:tc>
+          <w:tcPr>
+            <w:tcW w:w="1268" w:type="dxa"/>
+            <w:tcBorders>
+              <w:top w:val="single" w:sz="6" w:space="0" w:color="BFC7D5"/>
+              <w:left w:val="single" w:sz="6" w:space="0" w:color="BFC7D5"/>
+              <w:bottom w:val="single" w:sz="2" w:space="0" w:color="BFC7D5"/>
+              <w:right w:val="single" w:sz="6" w:space="0" w:color="BFC7D5"/>
+            </w:tcBorders>
+            <w:shd w:fill="1F3A5F" w:val="clear"/>
+            <w:vAlign w:val="center"/>
+          </w:tcPr>
+          <w:p>
+            <w:pPr>
+              <w:pStyle w:val="TableHeading"/>
+              <w:bidi w:val="0"/>
+              <w:spacing w:before="0" w:after="283"/>
+              <w:rPr>
+                <w:sz w:val="4"/>
+                <w:szCs w:val="4"/>
+              </w:rPr>
+            </w:pPr>
+            <w:r>
+              <w:rPr>
+                <w:sz w:val="4"/>
+                <w:szCs w:val="4"/>
+              </w:rPr>
+            </w:r>
+          </w:p>
+        </w:tc>
+        <w:tc>
+          <w:tcPr>
+            <w:tcW w:w="4263" w:type="dxa"/>
+            <w:tcBorders>
+              <w:top w:val="single" w:sz="6" w:space="0" w:color="BFC7D5"/>
+              <w:left w:val="single" w:sz="2" w:space="0" w:color="BFC7D5"/>
+              <w:bottom w:val="single" w:sz="2" w:space="0" w:color="BFC7D5"/>
+              <w:right w:val="single" w:sz="6" w:space="0" w:color="BFC7D5"/>
+            </w:tcBorders>
+            <w:shd w:fill="1F3A5F" w:val="clear"/>
+            <w:vAlign w:val="center"/>
+          </w:tcPr>
+          <w:p>
+            <w:pPr>
+              <w:pStyle w:val="TableHeading"/>
+              <w:bidi w:val="0"/>
+              <w:spacing w:before="0" w:after="283"/>
+              <w:rPr>
+                <w:sz w:val="4"/>
+                <w:szCs w:val="4"/>
+              </w:rPr>
+            </w:pPr>
+            <w:r>
+              <w:rPr>
+                <w:sz w:val="4"/>
+                <w:szCs w:val="4"/>
+              </w:rPr>
+            </w:r>
+          </w:p>
+        </w:tc>
+      </w:tr>
+      <w:tr>
+        <w:trPr/>
+        <w:tc>
+          <w:tcPr>
+            <w:tcW w:w="1268" w:type="dxa"/>
+            <w:tcBorders>
+              <w:left w:val="single" w:sz="6" w:space="0" w:color="BFC7D5"/>
+              <w:bottom w:val="single" w:sz="2" w:space="0" w:color="BFC7D5"/>
+              <w:right w:val="single" w:sz="6" w:space="0" w:color="BFC7D5"/>
+            </w:tcBorders>
+            <w:vAlign w:val="center"/>
+          </w:tcPr>
+          <w:p>
+            <w:pPr>
+              <w:pStyle w:val="TableContents"/>
+              <w:bidi w:val="0"/>
+              <w:spacing w:before="0" w:after="283"/>
+              <w:jc w:val="left"/>
+              <w:rPr/>
+            </w:pPr>
+            <w:r>
+              <w:rPr/>
+              <w:t>Category</w:t>
+            </w:r>
+          </w:p>
+        </w:tc>
+        <w:tc>
+          <w:tcPr>
+            <w:tcW w:w="4263" w:type="dxa"/>
+            <w:tcBorders>
+              <w:left w:val="single" w:sz="2" w:space="0" w:color="BFC7D5"/>
+              <w:bottom w:val="single" w:sz="2" w:space="0" w:color="BFC7D5"/>
+              <w:right w:val="single" w:sz="6" w:space="0" w:color="BFC7D5"/>
+            </w:tcBorders>
+            <w:vAlign w:val="center"/>
+          </w:tcPr>
+          <w:p>
+            <w:pPr>
+              <w:pStyle w:val="TableContents"/>
+              <w:bidi w:val="0"/>
+              <w:spacing w:before="0" w:after="283"/>
+              <w:jc w:val="left"/>
+              <w:rPr/>
+            </w:pPr>
+            <w:r>
+              <w:rPr/>
+              <w:t>AI impact / accuracy and over-reliance</w:t>
+            </w:r>
+          </w:p>
+        </w:tc>
+      </w:tr>
+      <w:tr>
+        <w:trPr/>
+        <w:tc>
+          <w:tcPr>
+            <w:tcW w:w="1268" w:type="dxa"/>
+            <w:tcBorders>
+              <w:left w:val="single" w:sz="6" w:space="0" w:color="BFC7D5"/>
+              <w:bottom w:val="single" w:sz="2" w:space="0" w:color="BFC7D5"/>
+              <w:right w:val="single" w:sz="6" w:space="0" w:color="BFC7D5"/>
+            </w:tcBorders>
+            <w:vAlign w:val="center"/>
+          </w:tcPr>
+          <w:p>
+            <w:pPr>
+              <w:pStyle w:val="TableContents"/>
+              <w:bidi w:val="0"/>
+              <w:spacing w:before="0" w:after="283"/>
+              <w:jc w:val="left"/>
+              <w:rPr/>
+            </w:pPr>
+            <w:r>
+              <w:rPr/>
+              <w:t>Description</w:t>
+            </w:r>
+          </w:p>
+        </w:tc>
+        <w:tc>
+          <w:tcPr>
+            <w:tcW w:w="4263" w:type="dxa"/>
+            <w:tcBorders>
+              <w:left w:val="single" w:sz="2" w:space="0" w:color="BFC7D5"/>
+              <w:bottom w:val="single" w:sz="2" w:space="0" w:color="BFC7D5"/>
+              <w:right w:val="single" w:sz="6" w:space="0" w:color="BFC7D5"/>
+            </w:tcBorders>
+            <w:vAlign w:val="center"/>
+          </w:tcPr>
+          <w:p>
+            <w:pPr>
+              <w:pStyle w:val="TableContents"/>
+              <w:bidi w:val="0"/>
+              <w:spacing w:before="0" w:after="283"/>
+              <w:jc w:val="left"/>
+              <w:rPr/>
+            </w:pPr>
+            <w:r>
+              <w:rPr/>
+              <w:t>Users may act on an answer, a transcript or a Silent Assistant check without checking it. Abstention is below its target, so some questions the documents cannot answer still receive an answer.</w:t>
+            </w:r>
+          </w:p>
+        </w:tc>
+      </w:tr>
+      <w:tr>
+        <w:trPr/>
+        <w:tc>
+          <w:tcPr>
+            <w:tcW w:w="1268" w:type="dxa"/>
+            <w:tcBorders>
+              <w:left w:val="single" w:sz="6" w:space="0" w:color="BFC7D5"/>
+              <w:bottom w:val="single" w:sz="2" w:space="0" w:color="BFC7D5"/>
+              <w:right w:val="single" w:sz="6" w:space="0" w:color="BFC7D5"/>
+            </w:tcBorders>
+            <w:vAlign w:val="center"/>
+          </w:tcPr>
+          <w:p>
+            <w:pPr>
+              <w:pStyle w:val="TableContents"/>
+              <w:bidi w:val="0"/>
+              <w:spacing w:before="0" w:after="283"/>
+              <w:jc w:val="left"/>
+              <w:rPr/>
+            </w:pPr>
+            <w:r>
+              <w:rPr/>
+              <w:t>Evidence</w:t>
+            </w:r>
+          </w:p>
+        </w:tc>
+        <w:tc>
+          <w:tcPr>
+            <w:tcW w:w="4263" w:type="dxa"/>
+            <w:tcBorders>
+              <w:left w:val="single" w:sz="2" w:space="0" w:color="BFC7D5"/>
+              <w:bottom w:val="single" w:sz="2" w:space="0" w:color="BFC7D5"/>
+              <w:right w:val="single" w:sz="6" w:space="0" w:color="BFC7D5"/>
+            </w:tcBorders>
+            <w:vAlign w:val="center"/>
+          </w:tcPr>
+          <w:p>
+            <w:pPr>
+              <w:pStyle w:val="TableContents"/>
+              <w:bidi w:val="0"/>
+              <w:spacing w:before="0" w:after="283"/>
+              <w:jc w:val="left"/>
+              <w:rPr/>
+            </w:pPr>
+            <w:r>
+              <w:rPr/>
+              <w:t>NFR-Q04 abstention 0.783 against ≥ 0.80 (REG-09, action A-17-04); citation precision 0.979 and fact support 0.815; EM26-35 areas 3 and 4.</w:t>
+            </w:r>
+          </w:p>
+        </w:tc>
+      </w:tr>
+      <w:tr>
+        <w:trPr/>
+        <w:tc>
+          <w:tcPr>
+            <w:tcW w:w="1268" w:type="dxa"/>
+            <w:tcBorders>
+              <w:left w:val="single" w:sz="6" w:space="0" w:color="BFC7D5"/>
+              <w:bottom w:val="single" w:sz="2" w:space="0" w:color="BFC7D5"/>
+              <w:right w:val="single" w:sz="6" w:space="0" w:color="BFC7D5"/>
+            </w:tcBorders>
+            <w:vAlign w:val="center"/>
+          </w:tcPr>
+          <w:p>
+            <w:pPr>
+              <w:pStyle w:val="TableContents"/>
+              <w:bidi w:val="0"/>
+              <w:spacing w:before="0" w:after="283"/>
+              <w:jc w:val="left"/>
+              <w:rPr/>
+            </w:pPr>
+            <w:r>
+              <w:rPr/>
+              <w:t>Likelihood / Impact / Rating</w:t>
+            </w:r>
+          </w:p>
+        </w:tc>
+        <w:tc>
+          <w:tcPr>
+            <w:tcW w:w="4263" w:type="dxa"/>
+            <w:tcBorders>
+              <w:left w:val="single" w:sz="2" w:space="0" w:color="BFC7D5"/>
+              <w:bottom w:val="single" w:sz="2" w:space="0" w:color="BFC7D5"/>
+              <w:right w:val="single" w:sz="6" w:space="0" w:color="BFC7D5"/>
+            </w:tcBorders>
+            <w:vAlign w:val="center"/>
+          </w:tcPr>
+          <w:p>
+            <w:pPr>
+              <w:pStyle w:val="TableContents"/>
+              <w:bidi w:val="0"/>
+              <w:spacing w:before="0" w:after="283"/>
+              <w:jc w:val="left"/>
+              <w:rPr/>
+            </w:pPr>
+            <w:r>
+              <w:rPr/>
+              <w:t xml:space="preserve">3 / 4 / </w:t>
+            </w:r>
+            <w:r>
+              <w:rPr>
+                <w:rStyle w:val="Strong"/>
+              </w:rPr>
+              <w:t>12 — High</w:t>
+            </w:r>
+          </w:p>
+        </w:tc>
+      </w:tr>
+      <w:tr>
+        <w:trPr/>
+        <w:tc>
+          <w:tcPr>
+            <w:tcW w:w="1268" w:type="dxa"/>
+            <w:tcBorders>
+              <w:left w:val="single" w:sz="6" w:space="0" w:color="BFC7D5"/>
+              <w:bottom w:val="single" w:sz="2" w:space="0" w:color="BFC7D5"/>
+              <w:right w:val="single" w:sz="6" w:space="0" w:color="BFC7D5"/>
+            </w:tcBorders>
+            <w:vAlign w:val="center"/>
+          </w:tcPr>
+          <w:p>
+            <w:pPr>
+              <w:pStyle w:val="TableContents"/>
+              <w:bidi w:val="0"/>
+              <w:spacing w:before="0" w:after="283"/>
+              <w:jc w:val="left"/>
+              <w:rPr/>
+            </w:pPr>
+            <w:r>
+              <w:rPr/>
+              <w:t>Existing controls</w:t>
+            </w:r>
+          </w:p>
+        </w:tc>
+        <w:tc>
+          <w:tcPr>
+            <w:tcW w:w="4263" w:type="dxa"/>
+            <w:tcBorders>
+              <w:left w:val="single" w:sz="2" w:space="0" w:color="BFC7D5"/>
+              <w:bottom w:val="single" w:sz="2" w:space="0" w:color="BFC7D5"/>
+              <w:right w:val="single" w:sz="6" w:space="0" w:color="BFC7D5"/>
+            </w:tcBorders>
+            <w:vAlign w:val="center"/>
+          </w:tcPr>
+          <w:p>
+            <w:pPr>
+              <w:pStyle w:val="TableContents"/>
+              <w:bidi w:val="0"/>
+              <w:spacing w:before="0" w:after="283"/>
+              <w:jc w:val="left"/>
+              <w:rPr/>
+            </w:pPr>
+            <w:r>
+              <w:rPr/>
+              <w:t>Answers drawn from the customer's documents with citations; abstention when the documents cannot answer; Silent Assistant labels each claim supported / contradicted / unverified with quoted proof; no automated decisions about people.</w:t>
+            </w:r>
+          </w:p>
+        </w:tc>
+      </w:tr>
+      <w:tr>
+        <w:trPr/>
+        <w:tc>
+          <w:tcPr>
+            <w:tcW w:w="1268" w:type="dxa"/>
+            <w:tcBorders>
+              <w:left w:val="single" w:sz="6" w:space="0" w:color="BFC7D5"/>
+              <w:bottom w:val="single" w:sz="2" w:space="0" w:color="BFC7D5"/>
+              <w:right w:val="single" w:sz="6" w:space="0" w:color="BFC7D5"/>
+            </w:tcBorders>
+            <w:vAlign w:val="center"/>
+          </w:tcPr>
+          <w:p>
+            <w:pPr>
+              <w:pStyle w:val="TableContents"/>
+              <w:bidi w:val="0"/>
+              <w:spacing w:before="0" w:after="283"/>
+              <w:jc w:val="left"/>
+              <w:rPr/>
+            </w:pPr>
+            <w:r>
+              <w:rPr/>
+              <w:t>Treatment</w:t>
+            </w:r>
+          </w:p>
+        </w:tc>
+        <w:tc>
+          <w:tcPr>
+            <w:tcW w:w="4263" w:type="dxa"/>
+            <w:tcBorders>
+              <w:left w:val="single" w:sz="2" w:space="0" w:color="BFC7D5"/>
+              <w:bottom w:val="single" w:sz="2" w:space="0" w:color="BFC7D5"/>
+              <w:right w:val="single" w:sz="6" w:space="0" w:color="BFC7D5"/>
+            </w:tcBorders>
+            <w:vAlign w:val="center"/>
+          </w:tcPr>
+          <w:p>
+            <w:pPr>
+              <w:pStyle w:val="TableContents"/>
+              <w:bidi w:val="0"/>
+              <w:spacing w:before="0" w:after="283"/>
+              <w:jc w:val="left"/>
+              <w:rPr/>
+            </w:pPr>
+            <w:r>
+              <w:rPr>
+                <w:rStyle w:val="Strong"/>
+              </w:rPr>
+              <w:t>Reduce.</w:t>
+            </w:r>
+            <w:r>
+              <w:rPr/>
+              <w:t xml:space="preserve"> Raise abstention to ≥ 0.80 (AIA-03); state in the application and the user manual that answers must be checked against their citations (AIA-05).</w:t>
+            </w:r>
+          </w:p>
+        </w:tc>
+      </w:tr>
+      <w:tr>
+        <w:trPr/>
+        <w:tc>
+          <w:tcPr>
+            <w:tcW w:w="1268" w:type="dxa"/>
+            <w:tcBorders>
+              <w:left w:val="single" w:sz="6" w:space="0" w:color="BFC7D5"/>
+              <w:bottom w:val="single" w:sz="2" w:space="0" w:color="BFC7D5"/>
+              <w:right w:val="single" w:sz="6" w:space="0" w:color="BFC7D5"/>
+            </w:tcBorders>
+            <w:vAlign w:val="center"/>
+          </w:tcPr>
+          <w:p>
+            <w:pPr>
+              <w:pStyle w:val="TableContents"/>
+              <w:bidi w:val="0"/>
+              <w:spacing w:before="0" w:after="283"/>
+              <w:jc w:val="left"/>
+              <w:rPr/>
+            </w:pPr>
+            <w:r>
+              <w:rPr/>
+              <w:t>Owner / due</w:t>
+            </w:r>
+          </w:p>
+        </w:tc>
+        <w:tc>
+          <w:tcPr>
+            <w:tcW w:w="4263" w:type="dxa"/>
+            <w:tcBorders>
+              <w:left w:val="single" w:sz="2" w:space="0" w:color="BFC7D5"/>
+              <w:bottom w:val="single" w:sz="2" w:space="0" w:color="BFC7D5"/>
+              <w:right w:val="single" w:sz="6" w:space="0" w:color="BFC7D5"/>
+            </w:tcBorders>
+            <w:vAlign w:val="center"/>
+          </w:tcPr>
+          <w:p>
+            <w:pPr>
+              <w:pStyle w:val="TableContents"/>
+              <w:bidi w:val="0"/>
+              <w:spacing w:before="0" w:after="283"/>
+              <w:jc w:val="left"/>
+              <w:rPr/>
+            </w:pPr>
+            <w:r>
+              <w:rPr/>
+              <w:t>Richard Watson Stephen Amudha (AIA-03) and Alexander Peter (AIA-05) / 2026-11-30</w:t>
+            </w:r>
+          </w:p>
+        </w:tc>
+      </w:tr>
+      <w:tr>
+        <w:trPr/>
+        <w:tc>
+          <w:tcPr>
+            <w:tcW w:w="1268" w:type="dxa"/>
+            <w:tcBorders>
+              <w:left w:val="single" w:sz="6" w:space="0" w:color="BFC7D5"/>
+              <w:bottom w:val="single" w:sz="2" w:space="0" w:color="BFC7D5"/>
+              <w:right w:val="single" w:sz="6" w:space="0" w:color="BFC7D5"/>
+            </w:tcBorders>
+            <w:vAlign w:val="center"/>
+          </w:tcPr>
+          <w:p>
+            <w:pPr>
+              <w:pStyle w:val="TableContents"/>
+              <w:bidi w:val="0"/>
+              <w:spacing w:before="0" w:after="283"/>
+              <w:jc w:val="left"/>
+              <w:rPr/>
+            </w:pPr>
+            <w:r>
+              <w:rPr/>
+              <w:t>Residual</w:t>
+            </w:r>
+          </w:p>
+        </w:tc>
+        <w:tc>
+          <w:tcPr>
+            <w:tcW w:w="4263" w:type="dxa"/>
+            <w:tcBorders>
+              <w:left w:val="single" w:sz="2" w:space="0" w:color="BFC7D5"/>
+              <w:bottom w:val="single" w:sz="2" w:space="0" w:color="BFC7D5"/>
+              <w:right w:val="single" w:sz="6" w:space="0" w:color="BFC7D5"/>
+            </w:tcBorders>
+            <w:vAlign w:val="center"/>
+          </w:tcPr>
+          <w:p>
+            <w:pPr>
+              <w:pStyle w:val="TableContents"/>
+              <w:bidi w:val="0"/>
+              <w:spacing w:before="0" w:after="283"/>
+              <w:jc w:val="left"/>
+              <w:rPr/>
+            </w:pPr>
+            <w:r>
+              <w:rPr/>
+              <w:t>2 / 4 / 8 — Medium</w:t>
+            </w:r>
+          </w:p>
+        </w:tc>
+      </w:tr>
+      <w:tr>
+        <w:trPr/>
+        <w:tc>
+          <w:tcPr>
+            <w:tcW w:w="1268" w:type="dxa"/>
+            <w:tcBorders>
+              <w:left w:val="single" w:sz="6" w:space="0" w:color="BFC7D5"/>
+              <w:bottom w:val="single" w:sz="6" w:space="0" w:color="BFC7D5"/>
+              <w:right w:val="single" w:sz="6" w:space="0" w:color="BFC7D5"/>
+            </w:tcBorders>
+            <w:vAlign w:val="center"/>
+          </w:tcPr>
+          <w:p>
+            <w:pPr>
+              <w:pStyle w:val="TableContents"/>
+              <w:bidi w:val="0"/>
+              <w:spacing w:before="0" w:after="283"/>
+              <w:jc w:val="left"/>
+              <w:rPr/>
+            </w:pPr>
+            <w:r>
+              <w:rPr/>
+              <w:t>Linked</w:t>
+            </w:r>
+          </w:p>
+        </w:tc>
+        <w:tc>
+          <w:tcPr>
+            <w:tcW w:w="4263" w:type="dxa"/>
+            <w:tcBorders>
+              <w:left w:val="single" w:sz="2" w:space="0" w:color="BFC7D5"/>
+              <w:bottom w:val="single" w:sz="6" w:space="0" w:color="BFC7D5"/>
+              <w:right w:val="single" w:sz="6" w:space="0" w:color="BFC7D5"/>
+            </w:tcBorders>
+            <w:vAlign w:val="center"/>
+          </w:tcPr>
+          <w:p>
+            <w:pPr>
+              <w:pStyle w:val="TableContents"/>
+              <w:bidi w:val="0"/>
+              <w:spacing w:before="0" w:after="283"/>
+              <w:jc w:val="left"/>
+              <w:rPr/>
+            </w:pPr>
+            <w:r>
+              <w:rPr/>
+              <w:t>EM26-35 AIA-03, AIA-05; NFR-Q04, NFR-S03</w:t>
+            </w:r>
+          </w:p>
+        </w:tc>
+      </w:tr>
+    </w:tbl>
+    <w:p>
+      <w:pPr>
+        <w:pStyle w:val="Heading3"/>
+        <w:bidi w:val="0"/>
+        <w:jc w:val="left"/>
+        <w:rPr/>
+      </w:pPr>
+      <w:r>
+        <w:rPr/>
+        <w:t>R-18 — AI used for decisions in new sectors before its impact is assessed</w:t>
+      </w:r>
+    </w:p>
+    <w:tbl>
+      <w:tblPr>
+        <w:tblW w:w="5000" w:type="pct"/>
+        <w:jc w:val="left"/>
+        <w:tblInd w:w="-7" w:type="dxa"/>
+        <w:tblLayout w:type="fixed"/>
+        <w:tblCellMar>
+          <w:top w:w="60" w:type="dxa"/>
+          <w:left w:w="60" w:type="dxa"/>
+          <w:bottom w:w="60" w:type="dxa"/>
+          <w:right w:w="60" w:type="dxa"/>
+        </w:tblCellMar>
+      </w:tblPr>
+      <w:tblGrid>
+        <w:gridCol w:w="1322"/>
+        <w:gridCol w:w="4209"/>
+      </w:tblGrid>
+      <w:tr>
+        <w:trPr>
+          <w:tblHeader w:val="true"/>
+        </w:trPr>
+        <w:tc>
+          <w:tcPr>
+            <w:tcW w:w="1322" w:type="dxa"/>
+            <w:tcBorders>
+              <w:top w:val="single" w:sz="6" w:space="0" w:color="BFC7D5"/>
+              <w:left w:val="single" w:sz="6" w:space="0" w:color="BFC7D5"/>
+              <w:bottom w:val="single" w:sz="2" w:space="0" w:color="BFC7D5"/>
+              <w:right w:val="single" w:sz="6" w:space="0" w:color="BFC7D5"/>
+            </w:tcBorders>
+            <w:shd w:fill="1F3A5F" w:val="clear"/>
+            <w:vAlign w:val="center"/>
+          </w:tcPr>
+          <w:p>
+            <w:pPr>
+              <w:pStyle w:val="TableHeading"/>
+              <w:bidi w:val="0"/>
+              <w:spacing w:before="0" w:after="283"/>
+              <w:rPr>
+                <w:sz w:val="4"/>
+                <w:szCs w:val="4"/>
+              </w:rPr>
+            </w:pPr>
+            <w:r>
+              <w:rPr>
+                <w:sz w:val="4"/>
+                <w:szCs w:val="4"/>
+              </w:rPr>
+            </w:r>
+          </w:p>
+        </w:tc>
+        <w:tc>
+          <w:tcPr>
+            <w:tcW w:w="4209" w:type="dxa"/>
+            <w:tcBorders>
+              <w:top w:val="single" w:sz="6" w:space="0" w:color="BFC7D5"/>
+              <w:left w:val="single" w:sz="2" w:space="0" w:color="BFC7D5"/>
+              <w:bottom w:val="single" w:sz="2" w:space="0" w:color="BFC7D5"/>
+              <w:right w:val="single" w:sz="6" w:space="0" w:color="BFC7D5"/>
+            </w:tcBorders>
+            <w:shd w:fill="1F3A5F" w:val="clear"/>
+            <w:vAlign w:val="center"/>
+          </w:tcPr>
+          <w:p>
+            <w:pPr>
+              <w:pStyle w:val="TableHeading"/>
+              <w:bidi w:val="0"/>
+              <w:spacing w:before="0" w:after="283"/>
+              <w:rPr>
+                <w:sz w:val="4"/>
+                <w:szCs w:val="4"/>
+              </w:rPr>
+            </w:pPr>
+            <w:r>
+              <w:rPr>
+                <w:sz w:val="4"/>
+                <w:szCs w:val="4"/>
+              </w:rPr>
+            </w:r>
+          </w:p>
+        </w:tc>
+      </w:tr>
+      <w:tr>
+        <w:trPr/>
+        <w:tc>
+          <w:tcPr>
+            <w:tcW w:w="1322" w:type="dxa"/>
+            <w:tcBorders>
+              <w:left w:val="single" w:sz="6" w:space="0" w:color="BFC7D5"/>
+              <w:bottom w:val="single" w:sz="2" w:space="0" w:color="BFC7D5"/>
+              <w:right w:val="single" w:sz="6" w:space="0" w:color="BFC7D5"/>
+            </w:tcBorders>
+            <w:vAlign w:val="center"/>
+          </w:tcPr>
+          <w:p>
+            <w:pPr>
+              <w:pStyle w:val="TableContents"/>
+              <w:bidi w:val="0"/>
+              <w:spacing w:before="0" w:after="283"/>
+              <w:jc w:val="left"/>
+              <w:rPr/>
+            </w:pPr>
+            <w:r>
+              <w:rPr/>
+              <w:t>Category</w:t>
+            </w:r>
+          </w:p>
+        </w:tc>
+        <w:tc>
+          <w:tcPr>
+            <w:tcW w:w="4209" w:type="dxa"/>
+            <w:tcBorders>
+              <w:left w:val="single" w:sz="2" w:space="0" w:color="BFC7D5"/>
+              <w:bottom w:val="single" w:sz="2" w:space="0" w:color="BFC7D5"/>
+              <w:right w:val="single" w:sz="6" w:space="0" w:color="BFC7D5"/>
+            </w:tcBorders>
+            <w:vAlign w:val="center"/>
+          </w:tcPr>
+          <w:p>
+            <w:pPr>
+              <w:pStyle w:val="TableContents"/>
+              <w:bidi w:val="0"/>
+              <w:spacing w:before="0" w:after="283"/>
+              <w:jc w:val="left"/>
+              <w:rPr/>
+            </w:pPr>
+            <w:r>
+              <w:rPr/>
+              <w:t>AI impact / new use</w:t>
+            </w:r>
+          </w:p>
+        </w:tc>
+      </w:tr>
+      <w:tr>
+        <w:trPr/>
+        <w:tc>
+          <w:tcPr>
+            <w:tcW w:w="1322" w:type="dxa"/>
+            <w:tcBorders>
+              <w:left w:val="single" w:sz="6" w:space="0" w:color="BFC7D5"/>
+              <w:bottom w:val="single" w:sz="2" w:space="0" w:color="BFC7D5"/>
+              <w:right w:val="single" w:sz="6" w:space="0" w:color="BFC7D5"/>
+            </w:tcBorders>
+            <w:vAlign w:val="center"/>
+          </w:tcPr>
+          <w:p>
+            <w:pPr>
+              <w:pStyle w:val="TableContents"/>
+              <w:bidi w:val="0"/>
+              <w:spacing w:before="0" w:after="283"/>
+              <w:jc w:val="left"/>
+              <w:rPr/>
+            </w:pPr>
+            <w:r>
+              <w:rPr/>
+              <w:t>Description</w:t>
+            </w:r>
+          </w:p>
+        </w:tc>
+        <w:tc>
+          <w:tcPr>
+            <w:tcW w:w="4209" w:type="dxa"/>
+            <w:tcBorders>
+              <w:left w:val="single" w:sz="2" w:space="0" w:color="BFC7D5"/>
+              <w:bottom w:val="single" w:sz="2" w:space="0" w:color="BFC7D5"/>
+              <w:right w:val="single" w:sz="6" w:space="0" w:color="BFC7D5"/>
+            </w:tcBorders>
+            <w:vAlign w:val="center"/>
+          </w:tcPr>
+          <w:p>
+            <w:pPr>
+              <w:pStyle w:val="TableContents"/>
+              <w:bidi w:val="0"/>
+              <w:spacing w:before="0" w:after="283"/>
+              <w:jc w:val="left"/>
+              <w:rPr/>
+            </w:pPr>
+            <w:r>
+              <w:rPr/>
+              <w:t>The Asia-Pacific projects (sensor data for agriculture; vehicle inspection) would use EchoMind output in decisions about safety and livelihoods — impacts not covered by the current assessment.</w:t>
+            </w:r>
+          </w:p>
+        </w:tc>
+      </w:tr>
+      <w:tr>
+        <w:trPr/>
+        <w:tc>
+          <w:tcPr>
+            <w:tcW w:w="1322" w:type="dxa"/>
+            <w:tcBorders>
+              <w:left w:val="single" w:sz="6" w:space="0" w:color="BFC7D5"/>
+              <w:bottom w:val="single" w:sz="2" w:space="0" w:color="BFC7D5"/>
+              <w:right w:val="single" w:sz="6" w:space="0" w:color="BFC7D5"/>
+            </w:tcBorders>
+            <w:vAlign w:val="center"/>
+          </w:tcPr>
+          <w:p>
+            <w:pPr>
+              <w:pStyle w:val="TableContents"/>
+              <w:bidi w:val="0"/>
+              <w:spacing w:before="0" w:after="283"/>
+              <w:jc w:val="left"/>
+              <w:rPr/>
+            </w:pPr>
+            <w:r>
+              <w:rPr/>
+              <w:t>Evidence</w:t>
+            </w:r>
+          </w:p>
+        </w:tc>
+        <w:tc>
+          <w:tcPr>
+            <w:tcW w:w="4209" w:type="dxa"/>
+            <w:tcBorders>
+              <w:left w:val="single" w:sz="2" w:space="0" w:color="BFC7D5"/>
+              <w:bottom w:val="single" w:sz="2" w:space="0" w:color="BFC7D5"/>
+              <w:right w:val="single" w:sz="6" w:space="0" w:color="BFC7D5"/>
+            </w:tcBorders>
+            <w:vAlign w:val="center"/>
+          </w:tcPr>
+          <w:p>
+            <w:pPr>
+              <w:pStyle w:val="TableContents"/>
+              <w:bidi w:val="0"/>
+              <w:spacing w:before="0" w:after="283"/>
+              <w:jc w:val="left"/>
+              <w:rPr/>
+            </w:pPr>
+            <w:r>
+              <w:rPr/>
+              <w:t>EM26-28 contract review CON-2026-04 (in evaluation); EM26-26 UC-AP-01, UC-AP-02; EM26-35 area 15.</w:t>
+            </w:r>
+          </w:p>
+        </w:tc>
+      </w:tr>
+      <w:tr>
+        <w:trPr/>
+        <w:tc>
+          <w:tcPr>
+            <w:tcW w:w="1322" w:type="dxa"/>
+            <w:tcBorders>
+              <w:left w:val="single" w:sz="6" w:space="0" w:color="BFC7D5"/>
+              <w:bottom w:val="single" w:sz="2" w:space="0" w:color="BFC7D5"/>
+              <w:right w:val="single" w:sz="6" w:space="0" w:color="BFC7D5"/>
+            </w:tcBorders>
+            <w:vAlign w:val="center"/>
+          </w:tcPr>
+          <w:p>
+            <w:pPr>
+              <w:pStyle w:val="TableContents"/>
+              <w:bidi w:val="0"/>
+              <w:spacing w:before="0" w:after="283"/>
+              <w:jc w:val="left"/>
+              <w:rPr/>
+            </w:pPr>
+            <w:r>
+              <w:rPr/>
+              <w:t>Likelihood / Impact / Rating</w:t>
+            </w:r>
+          </w:p>
+        </w:tc>
+        <w:tc>
+          <w:tcPr>
+            <w:tcW w:w="4209" w:type="dxa"/>
+            <w:tcBorders>
+              <w:left w:val="single" w:sz="2" w:space="0" w:color="BFC7D5"/>
+              <w:bottom w:val="single" w:sz="2" w:space="0" w:color="BFC7D5"/>
+              <w:right w:val="single" w:sz="6" w:space="0" w:color="BFC7D5"/>
+            </w:tcBorders>
+            <w:vAlign w:val="center"/>
+          </w:tcPr>
+          <w:p>
+            <w:pPr>
+              <w:pStyle w:val="TableContents"/>
+              <w:bidi w:val="0"/>
+              <w:spacing w:before="0" w:after="283"/>
+              <w:jc w:val="left"/>
+              <w:rPr/>
+            </w:pPr>
+            <w:r>
+              <w:rPr/>
+              <w:t xml:space="preserve">2 / 4 / </w:t>
+            </w:r>
+            <w:r>
+              <w:rPr>
+                <w:rStyle w:val="Strong"/>
+              </w:rPr>
+              <w:t>8 — Medium</w:t>
+            </w:r>
+          </w:p>
+        </w:tc>
+      </w:tr>
+      <w:tr>
+        <w:trPr/>
+        <w:tc>
+          <w:tcPr>
+            <w:tcW w:w="1322" w:type="dxa"/>
+            <w:tcBorders>
+              <w:left w:val="single" w:sz="6" w:space="0" w:color="BFC7D5"/>
+              <w:bottom w:val="single" w:sz="2" w:space="0" w:color="BFC7D5"/>
+              <w:right w:val="single" w:sz="6" w:space="0" w:color="BFC7D5"/>
+            </w:tcBorders>
+            <w:vAlign w:val="center"/>
+          </w:tcPr>
+          <w:p>
+            <w:pPr>
+              <w:pStyle w:val="TableContents"/>
+              <w:bidi w:val="0"/>
+              <w:spacing w:before="0" w:after="283"/>
+              <w:jc w:val="left"/>
+              <w:rPr/>
+            </w:pPr>
+            <w:r>
+              <w:rPr/>
+              <w:t>Existing controls</w:t>
+            </w:r>
+          </w:p>
+        </w:tc>
+        <w:tc>
+          <w:tcPr>
+            <w:tcW w:w="4209" w:type="dxa"/>
+            <w:tcBorders>
+              <w:left w:val="single" w:sz="2" w:space="0" w:color="BFC7D5"/>
+              <w:bottom w:val="single" w:sz="2" w:space="0" w:color="BFC7D5"/>
+              <w:right w:val="single" w:sz="6" w:space="0" w:color="BFC7D5"/>
+            </w:tcBorders>
+            <w:vAlign w:val="center"/>
+          </w:tcPr>
+          <w:p>
+            <w:pPr>
+              <w:pStyle w:val="TableContents"/>
+              <w:bidi w:val="0"/>
+              <w:spacing w:before="0" w:after="283"/>
+              <w:jc w:val="left"/>
+              <w:rPr/>
+            </w:pPr>
+            <w:r>
+              <w:rPr/>
+              <w:t>Contract review before commitment (SOP-04, FRM-11); no contract signed.</w:t>
+            </w:r>
+          </w:p>
+        </w:tc>
+      </w:tr>
+      <w:tr>
+        <w:trPr/>
+        <w:tc>
+          <w:tcPr>
+            <w:tcW w:w="1322" w:type="dxa"/>
+            <w:tcBorders>
+              <w:left w:val="single" w:sz="6" w:space="0" w:color="BFC7D5"/>
+              <w:bottom w:val="single" w:sz="2" w:space="0" w:color="BFC7D5"/>
+              <w:right w:val="single" w:sz="6" w:space="0" w:color="BFC7D5"/>
+            </w:tcBorders>
+            <w:vAlign w:val="center"/>
+          </w:tcPr>
+          <w:p>
+            <w:pPr>
+              <w:pStyle w:val="TableContents"/>
+              <w:bidi w:val="0"/>
+              <w:spacing w:before="0" w:after="283"/>
+              <w:jc w:val="left"/>
+              <w:rPr/>
+            </w:pPr>
+            <w:r>
+              <w:rPr/>
+              <w:t>Treatment</w:t>
+            </w:r>
+          </w:p>
+        </w:tc>
+        <w:tc>
+          <w:tcPr>
+            <w:tcW w:w="4209" w:type="dxa"/>
+            <w:tcBorders>
+              <w:left w:val="single" w:sz="2" w:space="0" w:color="BFC7D5"/>
+              <w:bottom w:val="single" w:sz="2" w:space="0" w:color="BFC7D5"/>
+              <w:right w:val="single" w:sz="6" w:space="0" w:color="BFC7D5"/>
+            </w:tcBorders>
+            <w:vAlign w:val="center"/>
+          </w:tcPr>
+          <w:p>
+            <w:pPr>
+              <w:pStyle w:val="TableContents"/>
+              <w:bidi w:val="0"/>
+              <w:spacing w:before="0" w:after="283"/>
+              <w:jc w:val="left"/>
+              <w:rPr/>
+            </w:pPr>
+            <w:r>
+              <w:rPr>
+                <w:rStyle w:val="Strong"/>
+              </w:rPr>
+              <w:t>Avoid until assessed.</w:t>
+            </w:r>
+            <w:r>
+              <w:rPr/>
+              <w:t xml:space="preserve"> Complete an AI impact assessment at contract review, before signature (AIA-08; SOP-05 §7a).</w:t>
+            </w:r>
+          </w:p>
+        </w:tc>
+      </w:tr>
+      <w:tr>
+        <w:trPr/>
+        <w:tc>
+          <w:tcPr>
+            <w:tcW w:w="1322" w:type="dxa"/>
+            <w:tcBorders>
+              <w:left w:val="single" w:sz="6" w:space="0" w:color="BFC7D5"/>
+              <w:bottom w:val="single" w:sz="2" w:space="0" w:color="BFC7D5"/>
+              <w:right w:val="single" w:sz="6" w:space="0" w:color="BFC7D5"/>
+            </w:tcBorders>
+            <w:vAlign w:val="center"/>
+          </w:tcPr>
+          <w:p>
+            <w:pPr>
+              <w:pStyle w:val="TableContents"/>
+              <w:bidi w:val="0"/>
+              <w:spacing w:before="0" w:after="283"/>
+              <w:jc w:val="left"/>
+              <w:rPr/>
+            </w:pPr>
+            <w:r>
+              <w:rPr/>
+              <w:t>Owner / due</w:t>
+            </w:r>
+          </w:p>
+        </w:tc>
+        <w:tc>
+          <w:tcPr>
+            <w:tcW w:w="4209" w:type="dxa"/>
+            <w:tcBorders>
+              <w:left w:val="single" w:sz="2" w:space="0" w:color="BFC7D5"/>
+              <w:bottom w:val="single" w:sz="2" w:space="0" w:color="BFC7D5"/>
+              <w:right w:val="single" w:sz="6" w:space="0" w:color="BFC7D5"/>
+            </w:tcBorders>
+            <w:vAlign w:val="center"/>
+          </w:tcPr>
+          <w:p>
+            <w:pPr>
+              <w:pStyle w:val="TableContents"/>
+              <w:bidi w:val="0"/>
+              <w:spacing w:before="0" w:after="283"/>
+              <w:jc w:val="left"/>
+              <w:rPr/>
+            </w:pPr>
+            <w:r>
+              <w:rPr/>
+              <w:t>Alexander Peter / before signature</w:t>
+            </w:r>
+          </w:p>
+        </w:tc>
+      </w:tr>
+      <w:tr>
+        <w:trPr/>
+        <w:tc>
+          <w:tcPr>
+            <w:tcW w:w="1322" w:type="dxa"/>
+            <w:tcBorders>
+              <w:left w:val="single" w:sz="6" w:space="0" w:color="BFC7D5"/>
+              <w:bottom w:val="single" w:sz="2" w:space="0" w:color="BFC7D5"/>
+              <w:right w:val="single" w:sz="6" w:space="0" w:color="BFC7D5"/>
+            </w:tcBorders>
+            <w:vAlign w:val="center"/>
+          </w:tcPr>
+          <w:p>
+            <w:pPr>
+              <w:pStyle w:val="TableContents"/>
+              <w:bidi w:val="0"/>
+              <w:spacing w:before="0" w:after="283"/>
+              <w:jc w:val="left"/>
+              <w:rPr/>
+            </w:pPr>
+            <w:r>
+              <w:rPr/>
+              <w:t>Residual</w:t>
+            </w:r>
+          </w:p>
+        </w:tc>
+        <w:tc>
+          <w:tcPr>
+            <w:tcW w:w="4209" w:type="dxa"/>
+            <w:tcBorders>
+              <w:left w:val="single" w:sz="2" w:space="0" w:color="BFC7D5"/>
+              <w:bottom w:val="single" w:sz="2" w:space="0" w:color="BFC7D5"/>
+              <w:right w:val="single" w:sz="6" w:space="0" w:color="BFC7D5"/>
+            </w:tcBorders>
+            <w:vAlign w:val="center"/>
+          </w:tcPr>
+          <w:p>
+            <w:pPr>
+              <w:pStyle w:val="TableContents"/>
+              <w:bidi w:val="0"/>
+              <w:spacing w:before="0" w:after="283"/>
+              <w:jc w:val="left"/>
+              <w:rPr/>
+            </w:pPr>
+            <w:r>
+              <w:rPr/>
+              <w:t>1 / 4 / 4 — Low</w:t>
+            </w:r>
+          </w:p>
+        </w:tc>
+      </w:tr>
+      <w:tr>
+        <w:trPr/>
+        <w:tc>
+          <w:tcPr>
+            <w:tcW w:w="1322" w:type="dxa"/>
+            <w:tcBorders>
+              <w:left w:val="single" w:sz="6" w:space="0" w:color="BFC7D5"/>
+              <w:bottom w:val="single" w:sz="6" w:space="0" w:color="BFC7D5"/>
+              <w:right w:val="single" w:sz="6" w:space="0" w:color="BFC7D5"/>
+            </w:tcBorders>
+            <w:vAlign w:val="center"/>
+          </w:tcPr>
+          <w:p>
+            <w:pPr>
+              <w:pStyle w:val="TableContents"/>
+              <w:bidi w:val="0"/>
+              <w:spacing w:before="0" w:after="283"/>
+              <w:jc w:val="left"/>
+              <w:rPr/>
+            </w:pPr>
+            <w:r>
+              <w:rPr/>
+              <w:t>Linked</w:t>
+            </w:r>
+          </w:p>
+        </w:tc>
+        <w:tc>
+          <w:tcPr>
+            <w:tcW w:w="4209" w:type="dxa"/>
+            <w:tcBorders>
+              <w:left w:val="single" w:sz="2" w:space="0" w:color="BFC7D5"/>
+              <w:bottom w:val="single" w:sz="6" w:space="0" w:color="BFC7D5"/>
+              <w:right w:val="single" w:sz="6" w:space="0" w:color="BFC7D5"/>
+            </w:tcBorders>
+            <w:vAlign w:val="center"/>
+          </w:tcPr>
+          <w:p>
+            <w:pPr>
+              <w:pStyle w:val="TableContents"/>
+              <w:bidi w:val="0"/>
+              <w:spacing w:before="0" w:after="283"/>
+              <w:jc w:val="left"/>
+              <w:rPr/>
+            </w:pPr>
+            <w:r>
+              <w:rPr/>
+              <w:t>EM26-35 AIA-08; EM26-28</w:t>
+            </w:r>
+          </w:p>
+        </w:tc>
+      </w:tr>
+    </w:tbl>
+    <w:p>
+      <w:pPr>
         <w:pStyle w:val="HorizontalLine"/>
         <w:bidi w:val="0"/>
         <w:jc w:val="left"/>
@@ -10147,9 +12441,9 @@
       </w:tblPr>
       <w:tblGrid>
         <w:gridCol w:w="441"/>
-        <w:gridCol w:w="1699"/>
-        <w:gridCol w:w="1997"/>
-        <w:gridCol w:w="1394"/>
+        <w:gridCol w:w="1688"/>
+        <w:gridCol w:w="1961"/>
+        <w:gridCol w:w="1441"/>
       </w:tblGrid>
       <w:tr>
         <w:trPr>
@@ -10187,7 +12481,7 @@
         </w:tc>
         <w:tc>
           <w:tcPr>
-            <w:tcW w:w="1699" w:type="dxa"/>
+            <w:tcW w:w="1688" w:type="dxa"/>
             <w:tcBorders>
               <w:top w:val="single" w:sz="6" w:space="0" w:color="BFC7D5"/>
               <w:left w:val="single" w:sz="2" w:space="0" w:color="BFC7D5"/>
@@ -10217,7 +12511,7 @@
         </w:tc>
         <w:tc>
           <w:tcPr>
-            <w:tcW w:w="1997" w:type="dxa"/>
+            <w:tcW w:w="1961" w:type="dxa"/>
             <w:tcBorders>
               <w:top w:val="single" w:sz="6" w:space="0" w:color="BFC7D5"/>
               <w:left w:val="single" w:sz="2" w:space="0" w:color="BFC7D5"/>
@@ -10247,7 +12541,7 @@
         </w:tc>
         <w:tc>
           <w:tcPr>
-            <w:tcW w:w="1394" w:type="dxa"/>
+            <w:tcW w:w="1441" w:type="dxa"/>
             <w:tcBorders>
               <w:top w:val="single" w:sz="6" w:space="0" w:color="BFC7D5"/>
               <w:left w:val="single" w:sz="2" w:space="0" w:color="BFC7D5"/>
@@ -10306,7 +12600,7 @@
         </w:tc>
         <w:tc>
           <w:tcPr>
-            <w:tcW w:w="1699" w:type="dxa"/>
+            <w:tcW w:w="1688" w:type="dxa"/>
             <w:tcBorders>
               <w:left w:val="single" w:sz="2" w:space="0" w:color="BFC7D5"/>
               <w:bottom w:val="single" w:sz="2" w:space="0" w:color="BFC7D5"/>
@@ -10330,7 +12624,7 @@
         </w:tc>
         <w:tc>
           <w:tcPr>
-            <w:tcW w:w="1997" w:type="dxa"/>
+            <w:tcW w:w="1961" w:type="dxa"/>
             <w:tcBorders>
               <w:left w:val="single" w:sz="2" w:space="0" w:color="BFC7D5"/>
               <w:bottom w:val="single" w:sz="2" w:space="0" w:color="BFC7D5"/>
@@ -10354,7 +12648,7 @@
         </w:tc>
         <w:tc>
           <w:tcPr>
-            <w:tcW w:w="1394" w:type="dxa"/>
+            <w:tcW w:w="1441" w:type="dxa"/>
             <w:tcBorders>
               <w:left w:val="single" w:sz="2" w:space="0" w:color="BFC7D5"/>
               <w:bottom w:val="single" w:sz="2" w:space="0" w:color="BFC7D5"/>
@@ -10407,7 +12701,7 @@
         </w:tc>
         <w:tc>
           <w:tcPr>
-            <w:tcW w:w="1699" w:type="dxa"/>
+            <w:tcW w:w="1688" w:type="dxa"/>
             <w:tcBorders>
               <w:left w:val="single" w:sz="2" w:space="0" w:color="BFC7D5"/>
               <w:bottom w:val="single" w:sz="2" w:space="0" w:color="BFC7D5"/>
@@ -10431,7 +12725,7 @@
         </w:tc>
         <w:tc>
           <w:tcPr>
-            <w:tcW w:w="1997" w:type="dxa"/>
+            <w:tcW w:w="1961" w:type="dxa"/>
             <w:tcBorders>
               <w:left w:val="single" w:sz="2" w:space="0" w:color="BFC7D5"/>
               <w:bottom w:val="single" w:sz="2" w:space="0" w:color="BFC7D5"/>
@@ -10455,7 +12749,7 @@
         </w:tc>
         <w:tc>
           <w:tcPr>
-            <w:tcW w:w="1394" w:type="dxa"/>
+            <w:tcW w:w="1441" w:type="dxa"/>
             <w:tcBorders>
               <w:left w:val="single" w:sz="2" w:space="0" w:color="BFC7D5"/>
               <w:bottom w:val="single" w:sz="2" w:space="0" w:color="BFC7D5"/>
@@ -10508,7 +12802,7 @@
         </w:tc>
         <w:tc>
           <w:tcPr>
-            <w:tcW w:w="1699" w:type="dxa"/>
+            <w:tcW w:w="1688" w:type="dxa"/>
             <w:tcBorders>
               <w:left w:val="single" w:sz="2" w:space="0" w:color="BFC7D5"/>
               <w:bottom w:val="single" w:sz="2" w:space="0" w:color="BFC7D5"/>
@@ -10532,7 +12826,7 @@
         </w:tc>
         <w:tc>
           <w:tcPr>
-            <w:tcW w:w="1997" w:type="dxa"/>
+            <w:tcW w:w="1961" w:type="dxa"/>
             <w:tcBorders>
               <w:left w:val="single" w:sz="2" w:space="0" w:color="BFC7D5"/>
               <w:bottom w:val="single" w:sz="2" w:space="0" w:color="BFC7D5"/>
@@ -10556,7 +12850,7 @@
         </w:tc>
         <w:tc>
           <w:tcPr>
-            <w:tcW w:w="1394" w:type="dxa"/>
+            <w:tcW w:w="1441" w:type="dxa"/>
             <w:tcBorders>
               <w:left w:val="single" w:sz="2" w:space="0" w:color="BFC7D5"/>
               <w:bottom w:val="single" w:sz="2" w:space="0" w:color="BFC7D5"/>
@@ -10586,6 +12880,107 @@
             <w:tcW w:w="441" w:type="dxa"/>
             <w:tcBorders>
               <w:left w:val="single" w:sz="6" w:space="0" w:color="BFC7D5"/>
+              <w:bottom w:val="single" w:sz="2" w:space="0" w:color="BFC7D5"/>
+              <w:right w:val="single" w:sz="6" w:space="0" w:color="BFC7D5"/>
+            </w:tcBorders>
+            <w:vAlign w:val="center"/>
+          </w:tcPr>
+          <w:p>
+            <w:pPr>
+              <w:pStyle w:val="TableContents"/>
+              <w:bidi w:val="0"/>
+              <w:spacing w:before="0" w:after="283"/>
+              <w:jc w:val="left"/>
+              <w:rPr/>
+            </w:pPr>
+            <w:r>
+              <w:rPr>
+                <w:rStyle w:val="Strong"/>
+              </w:rPr>
+              <w:t>O-04</w:t>
+            </w:r>
+          </w:p>
+        </w:tc>
+        <w:tc>
+          <w:tcPr>
+            <w:tcW w:w="1688" w:type="dxa"/>
+            <w:tcBorders>
+              <w:left w:val="single" w:sz="2" w:space="0" w:color="BFC7D5"/>
+              <w:bottom w:val="single" w:sz="2" w:space="0" w:color="BFC7D5"/>
+              <w:right w:val="single" w:sz="6" w:space="0" w:color="BFC7D5"/>
+            </w:tcBorders>
+            <w:vAlign w:val="center"/>
+          </w:tcPr>
+          <w:p>
+            <w:pPr>
+              <w:pStyle w:val="TableContents"/>
+              <w:bidi w:val="0"/>
+              <w:spacing w:before="0" w:after="283"/>
+              <w:jc w:val="left"/>
+              <w:rPr/>
+            </w:pPr>
+            <w:r>
+              <w:rPr/>
+              <w:t>Pinning and SBOM work also unlocks air-gapped defence procurement</w:t>
+            </w:r>
+          </w:p>
+        </w:tc>
+        <w:tc>
+          <w:tcPr>
+            <w:tcW w:w="1961" w:type="dxa"/>
+            <w:tcBorders>
+              <w:left w:val="single" w:sz="2" w:space="0" w:color="BFC7D5"/>
+              <w:bottom w:val="single" w:sz="2" w:space="0" w:color="BFC7D5"/>
+              <w:right w:val="single" w:sz="6" w:space="0" w:color="BFC7D5"/>
+            </w:tcBorders>
+            <w:vAlign w:val="center"/>
+          </w:tcPr>
+          <w:p>
+            <w:pPr>
+              <w:pStyle w:val="TableContents"/>
+              <w:bidi w:val="0"/>
+              <w:spacing w:before="0" w:after="283"/>
+              <w:jc w:val="left"/>
+              <w:rPr/>
+            </w:pPr>
+            <w:r>
+              <w:rPr/>
+              <w:t>Those buyers require a bill of materials.</w:t>
+            </w:r>
+          </w:p>
+        </w:tc>
+        <w:tc>
+          <w:tcPr>
+            <w:tcW w:w="1441" w:type="dxa"/>
+            <w:tcBorders>
+              <w:left w:val="single" w:sz="2" w:space="0" w:color="BFC7D5"/>
+              <w:bottom w:val="single" w:sz="2" w:space="0" w:color="BFC7D5"/>
+              <w:right w:val="single" w:sz="6" w:space="0" w:color="BFC7D5"/>
+            </w:tcBorders>
+            <w:vAlign w:val="center"/>
+          </w:tcPr>
+          <w:p>
+            <w:pPr>
+              <w:pStyle w:val="TableContents"/>
+              <w:bidi w:val="0"/>
+              <w:spacing w:before="0" w:after="283"/>
+              <w:jc w:val="left"/>
+              <w:rPr/>
+            </w:pPr>
+            <w:r>
+              <w:rPr/>
+              <w:t>Bundle with R-10 treatment</w:t>
+            </w:r>
+          </w:p>
+        </w:tc>
+      </w:tr>
+      <w:tr>
+        <w:trPr/>
+        <w:tc>
+          <w:tcPr>
+            <w:tcW w:w="441" w:type="dxa"/>
+            <w:tcBorders>
+              <w:left w:val="single" w:sz="6" w:space="0" w:color="BFC7D5"/>
               <w:bottom w:val="single" w:sz="6" w:space="0" w:color="BFC7D5"/>
               <w:right w:val="single" w:sz="6" w:space="0" w:color="BFC7D5"/>
             </w:tcBorders>
@@ -10603,13 +12998,13 @@
               <w:rPr>
                 <w:rStyle w:val="Strong"/>
               </w:rPr>
-              <w:t>O-04</w:t>
-            </w:r>
-          </w:p>
-        </w:tc>
-        <w:tc>
-          <w:tcPr>
-            <w:tcW w:w="1699" w:type="dxa"/>
+              <w:t>O-05</w:t>
+            </w:r>
+          </w:p>
+        </w:tc>
+        <w:tc>
+          <w:tcPr>
+            <w:tcW w:w="1688" w:type="dxa"/>
             <w:tcBorders>
               <w:left w:val="single" w:sz="2" w:space="0" w:color="BFC7D5"/>
               <w:bottom w:val="single" w:sz="6" w:space="0" w:color="BFC7D5"/>
@@ -10627,13 +13022,13 @@
             </w:pPr>
             <w:r>
               <w:rPr/>
-              <w:t>Pinning and SBOM work also unlocks air-gapped defence procurement</w:t>
-            </w:r>
-          </w:p>
-        </w:tc>
-        <w:tc>
-          <w:tcPr>
-            <w:tcW w:w="1997" w:type="dxa"/>
+              <w:t>A documented AI impact assessment is a procurement asset</w:t>
+            </w:r>
+          </w:p>
+        </w:tc>
+        <w:tc>
+          <w:tcPr>
+            <w:tcW w:w="1961" w:type="dxa"/>
             <w:tcBorders>
               <w:left w:val="single" w:sz="2" w:space="0" w:color="BFC7D5"/>
               <w:bottom w:val="single" w:sz="6" w:space="0" w:color="BFC7D5"/>
@@ -10651,13 +13046,13 @@
             </w:pPr>
             <w:r>
               <w:rPr/>
-              <w:t>Those buyers require a bill of materials.</w:t>
-            </w:r>
-          </w:p>
-        </w:tc>
-        <w:tc>
-          <w:tcPr>
-            <w:tcW w:w="1394" w:type="dxa"/>
+              <w:t>Government, legal and banking buyers increasingly ask how AI impacts are assessed and governed (ISO/IEC 42001). EM26-35 answers that question with evidence.</w:t>
+            </w:r>
+          </w:p>
+        </w:tc>
+        <w:tc>
+          <w:tcPr>
+            <w:tcW w:w="1441" w:type="dxa"/>
             <w:tcBorders>
               <w:left w:val="single" w:sz="2" w:space="0" w:color="BFC7D5"/>
               <w:bottom w:val="single" w:sz="6" w:space="0" w:color="BFC7D5"/>
@@ -10675,7 +13070,7 @@
             </w:pPr>
             <w:r>
               <w:rPr/>
-              <w:t>Bundle with R-10 treatment</w:t>
+              <w:t>Keep EM26-35 current at every release (SOP-05 §7a); offer it to customers with the security summary</w:t>
             </w:r>
           </w:p>
         </w:tc>
@@ -10718,9 +13113,9 @@
         </w:tblCellMar>
       </w:tblPr>
       <w:tblGrid>
-        <w:gridCol w:w="945"/>
-        <w:gridCol w:w="1077"/>
-        <w:gridCol w:w="3509"/>
+        <w:gridCol w:w="825"/>
+        <w:gridCol w:w="2169"/>
+        <w:gridCol w:w="2537"/>
       </w:tblGrid>
       <w:tr>
         <w:trPr>
@@ -10728,7 +13123,7 @@
         </w:trPr>
         <w:tc>
           <w:tcPr>
-            <w:tcW w:w="945" w:type="dxa"/>
+            <w:tcW w:w="825" w:type="dxa"/>
             <w:tcBorders>
               <w:top w:val="single" w:sz="6" w:space="0" w:color="BFC7D5"/>
               <w:left w:val="single" w:sz="6" w:space="0" w:color="BFC7D5"/>
@@ -10758,7 +13153,7 @@
         </w:tc>
         <w:tc>
           <w:tcPr>
-            <w:tcW w:w="1077" w:type="dxa"/>
+            <w:tcW w:w="2169" w:type="dxa"/>
             <w:tcBorders>
               <w:top w:val="single" w:sz="6" w:space="0" w:color="BFC7D5"/>
               <w:left w:val="single" w:sz="2" w:space="0" w:color="BFC7D5"/>
@@ -10788,7 +13183,7 @@
         </w:tc>
         <w:tc>
           <w:tcPr>
-            <w:tcW w:w="3509" w:type="dxa"/>
+            <w:tcW w:w="2537" w:type="dxa"/>
             <w:tcBorders>
               <w:top w:val="single" w:sz="6" w:space="0" w:color="BFC7D5"/>
               <w:left w:val="single" w:sz="2" w:space="0" w:color="BFC7D5"/>
@@ -10821,7 +13216,88 @@
         <w:trPr/>
         <w:tc>
           <w:tcPr>
-            <w:tcW w:w="945" w:type="dxa"/>
+            <w:tcW w:w="825" w:type="dxa"/>
+            <w:tcBorders>
+              <w:left w:val="single" w:sz="6" w:space="0" w:color="BFC7D5"/>
+              <w:bottom w:val="single" w:sz="2" w:space="0" w:color="BFC7D5"/>
+              <w:right w:val="single" w:sz="6" w:space="0" w:color="BFC7D5"/>
+            </w:tcBorders>
+            <w:vAlign w:val="center"/>
+          </w:tcPr>
+          <w:p>
+            <w:pPr>
+              <w:pStyle w:val="TableContents"/>
+              <w:bidi w:val="0"/>
+              <w:spacing w:before="0" w:after="283"/>
+              <w:jc w:val="left"/>
+              <w:rPr/>
+            </w:pPr>
+            <w:r>
+              <w:rPr/>
+              <w:t>—</w:t>
+            </w:r>
+          </w:p>
+        </w:tc>
+        <w:tc>
+          <w:tcPr>
+            <w:tcW w:w="2169" w:type="dxa"/>
+            <w:tcBorders>
+              <w:left w:val="single" w:sz="2" w:space="0" w:color="BFC7D5"/>
+              <w:bottom w:val="single" w:sz="2" w:space="0" w:color="BFC7D5"/>
+              <w:right w:val="single" w:sz="6" w:space="0" w:color="BFC7D5"/>
+            </w:tcBorders>
+            <w:vAlign w:val="center"/>
+          </w:tcPr>
+          <w:p>
+            <w:pPr>
+              <w:pStyle w:val="TableContents"/>
+              <w:bidi w:val="0"/>
+              <w:spacing w:before="0" w:after="283"/>
+              <w:jc w:val="left"/>
+              <w:rPr/>
+            </w:pPr>
+            <w:r>
+              <w:rPr/>
+              <w:t>—</w:t>
+            </w:r>
+          </w:p>
+        </w:tc>
+        <w:tc>
+          <w:tcPr>
+            <w:tcW w:w="2537" w:type="dxa"/>
+            <w:tcBorders>
+              <w:left w:val="single" w:sz="2" w:space="0" w:color="BFC7D5"/>
+              <w:bottom w:val="single" w:sz="2" w:space="0" w:color="BFC7D5"/>
+              <w:right w:val="single" w:sz="6" w:space="0" w:color="BFC7D5"/>
+            </w:tcBorders>
+            <w:vAlign w:val="center"/>
+          </w:tcPr>
+          <w:p>
+            <w:pPr>
+              <w:pStyle w:val="TableContents"/>
+              <w:bidi w:val="0"/>
+              <w:spacing w:before="0" w:after="283"/>
+              <w:jc w:val="left"/>
+              <w:rPr/>
+            </w:pPr>
+            <w:r>
+              <w:rPr/>
+              <w:t xml:space="preserve">Initial confirmation of proposed ratings — </w:t>
+            </w:r>
+            <w:r>
+              <w:rPr>
+                <w:rStyle w:val="Strong"/>
+              </w:rPr>
+              <w:t>due at the first management review</w:t>
+            </w:r>
+          </w:p>
+        </w:tc>
+      </w:tr>
+      <w:tr>
+        <w:trPr/>
+        <w:tc>
+          <w:tcPr>
+            <w:tcW w:w="825" w:type="dxa"/>
             <w:tcBorders>
               <w:left w:val="single" w:sz="6" w:space="0" w:color="BFC7D5"/>
               <w:bottom w:val="single" w:sz="6" w:space="0" w:color="BFC7D5"/>
@@ -10839,13 +13315,13 @@
             </w:pPr>
             <w:r>
               <w:rPr/>
-              <w:t>—</w:t>
-            </w:r>
-          </w:p>
-        </w:tc>
-        <w:tc>
-          <w:tcPr>
-            <w:tcW w:w="1077" w:type="dxa"/>
+              <w:t>2026-10-20</w:t>
+            </w:r>
+          </w:p>
+        </w:tc>
+        <w:tc>
+          <w:tcPr>
+            <w:tcW w:w="2169" w:type="dxa"/>
             <w:tcBorders>
               <w:left w:val="single" w:sz="2" w:space="0" w:color="BFC7D5"/>
               <w:bottom w:val="single" w:sz="6" w:space="0" w:color="BFC7D5"/>
@@ -10863,13 +13339,13 @@
             </w:pPr>
             <w:r>
               <w:rPr/>
-              <w:t>—</w:t>
-            </w:r>
-          </w:p>
-        </w:tc>
-        <w:tc>
-          <w:tcPr>
-            <w:tcW w:w="3509" w:type="dxa"/>
+              <w:t>Richard Watson Stephen Amudha (Lead Engineer); for confirmation by Alexander Peter and Sheryl Nazareth</w:t>
+            </w:r>
+          </w:p>
+        </w:tc>
+        <w:tc>
+          <w:tcPr>
+            <w:tcW w:w="2537" w:type="dxa"/>
             <w:tcBorders>
               <w:left w:val="single" w:sz="2" w:space="0" w:color="BFC7D5"/>
               <w:bottom w:val="single" w:sz="6" w:space="0" w:color="BFC7D5"/>
@@ -10887,13 +13363,7 @@
             </w:pPr>
             <w:r>
               <w:rPr/>
-              <w:t xml:space="preserve">Initial confirmation of proposed ratings — </w:t>
-            </w:r>
-            <w:r>
-              <w:rPr>
-                <w:rStyle w:val="Strong"/>
-              </w:rPr>
-              <w:t>due at the first management review</w:t>
+              <w:t>R-15 … R-18 and O-05 added from the AI Impact Assessment EM26-35 — surveillance audit 2026-10-14, finding 6 (OFI, 6.1.1)</w:t>
             </w:r>
           </w:p>
         </w:tc>

--- a/docs/qms/evidence-2026/QMS_Word/registers__REG-03_Risk_Register.docx
+++ b/docs/qms/evidence-2026/QMS_Word/registers__REG-03_Risk_Register.docx
@@ -13113,9 +13113,9 @@
         </w:tblCellMar>
       </w:tblPr>
       <w:tblGrid>
-        <w:gridCol w:w="825"/>
-        <w:gridCol w:w="2169"/>
-        <w:gridCol w:w="2537"/>
+        <w:gridCol w:w="815"/>
+        <w:gridCol w:w="2390"/>
+        <w:gridCol w:w="2326"/>
       </w:tblGrid>
       <w:tr>
         <w:trPr>
@@ -13123,7 +13123,7 @@
         </w:trPr>
         <w:tc>
           <w:tcPr>
-            <w:tcW w:w="825" w:type="dxa"/>
+            <w:tcW w:w="815" w:type="dxa"/>
             <w:tcBorders>
               <w:top w:val="single" w:sz="6" w:space="0" w:color="BFC7D5"/>
               <w:left w:val="single" w:sz="6" w:space="0" w:color="BFC7D5"/>
@@ -13153,7 +13153,7 @@
         </w:tc>
         <w:tc>
           <w:tcPr>
-            <w:tcW w:w="2169" w:type="dxa"/>
+            <w:tcW w:w="2390" w:type="dxa"/>
             <w:tcBorders>
               <w:top w:val="single" w:sz="6" w:space="0" w:color="BFC7D5"/>
               <w:left w:val="single" w:sz="2" w:space="0" w:color="BFC7D5"/>
@@ -13183,7 +13183,7 @@
         </w:tc>
         <w:tc>
           <w:tcPr>
-            <w:tcW w:w="2537" w:type="dxa"/>
+            <w:tcW w:w="2326" w:type="dxa"/>
             <w:tcBorders>
               <w:top w:val="single" w:sz="6" w:space="0" w:color="BFC7D5"/>
               <w:left w:val="single" w:sz="2" w:space="0" w:color="BFC7D5"/>
@@ -13216,7 +13216,7 @@
         <w:trPr/>
         <w:tc>
           <w:tcPr>
-            <w:tcW w:w="825" w:type="dxa"/>
+            <w:tcW w:w="815" w:type="dxa"/>
             <w:tcBorders>
               <w:left w:val="single" w:sz="6" w:space="0" w:color="BFC7D5"/>
               <w:bottom w:val="single" w:sz="2" w:space="0" w:color="BFC7D5"/>
@@ -13240,7 +13240,7 @@
         </w:tc>
         <w:tc>
           <w:tcPr>
-            <w:tcW w:w="2169" w:type="dxa"/>
+            <w:tcW w:w="2390" w:type="dxa"/>
             <w:tcBorders>
               <w:left w:val="single" w:sz="2" w:space="0" w:color="BFC7D5"/>
               <w:bottom w:val="single" w:sz="2" w:space="0" w:color="BFC7D5"/>
@@ -13264,7 +13264,7 @@
         </w:tc>
         <w:tc>
           <w:tcPr>
-            <w:tcW w:w="2537" w:type="dxa"/>
+            <w:tcW w:w="2326" w:type="dxa"/>
             <w:tcBorders>
               <w:left w:val="single" w:sz="2" w:space="0" w:color="BFC7D5"/>
               <w:bottom w:val="single" w:sz="2" w:space="0" w:color="BFC7D5"/>
@@ -13297,7 +13297,7 @@
         <w:trPr/>
         <w:tc>
           <w:tcPr>
-            <w:tcW w:w="825" w:type="dxa"/>
+            <w:tcW w:w="815" w:type="dxa"/>
             <w:tcBorders>
               <w:left w:val="single" w:sz="6" w:space="0" w:color="BFC7D5"/>
               <w:bottom w:val="single" w:sz="6" w:space="0" w:color="BFC7D5"/>
@@ -13321,7 +13321,7 @@
         </w:tc>
         <w:tc>
           <w:tcPr>
-            <w:tcW w:w="2169" w:type="dxa"/>
+            <w:tcW w:w="2390" w:type="dxa"/>
             <w:tcBorders>
               <w:left w:val="single" w:sz="2" w:space="0" w:color="BFC7D5"/>
               <w:bottom w:val="single" w:sz="6" w:space="0" w:color="BFC7D5"/>
@@ -13339,13 +13339,13 @@
             </w:pPr>
             <w:r>
               <w:rPr/>
-              <w:t>Richard Watson Stephen Amudha (Lead Engineer); for confirmation by Alexander Peter and Sheryl Nazareth</w:t>
-            </w:r>
-          </w:p>
-        </w:tc>
-        <w:tc>
-          <w:tcPr>
-            <w:tcW w:w="2537" w:type="dxa"/>
+              <w:t>Prepared by Richard Watson Stephen Amudha; reviewed by Alexander Peter and Kishan Haravu Pradeep; QA Sheryl Nazareth; approved by Anita Johan (AR-2026-008)</w:t>
+            </w:r>
+          </w:p>
+        </w:tc>
+        <w:tc>
+          <w:tcPr>
+            <w:tcW w:w="2326" w:type="dxa"/>
             <w:tcBorders>
               <w:left w:val="single" w:sz="2" w:space="0" w:color="BFC7D5"/>
               <w:bottom w:val="single" w:sz="6" w:space="0" w:color="BFC7D5"/>

--- a/docs/qms/evidence-2026/QMS_Word/registers__REG-03_Risk_Register.docx
+++ b/docs/qms/evidence-2026/QMS_Word/registers__REG-03_Risk_Register.docx
@@ -10135,8 +10135,8 @@
         </w:tblCellMar>
       </w:tblPr>
       <w:tblGrid>
-        <w:gridCol w:w="1232"/>
-        <w:gridCol w:w="4299"/>
+        <w:gridCol w:w="1142"/>
+        <w:gridCol w:w="4389"/>
       </w:tblGrid>
       <w:tr>
         <w:trPr>
@@ -10144,7 +10144,7 @@
         </w:trPr>
         <w:tc>
           <w:tcPr>
-            <w:tcW w:w="1232" w:type="dxa"/>
+            <w:tcW w:w="1142" w:type="dxa"/>
             <w:tcBorders>
               <w:top w:val="single" w:sz="6" w:space="0" w:color="BFC7D5"/>
               <w:left w:val="single" w:sz="6" w:space="0" w:color="BFC7D5"/>
@@ -10174,7 +10174,7 @@
         </w:tc>
         <w:tc>
           <w:tcPr>
-            <w:tcW w:w="4299" w:type="dxa"/>
+            <w:tcW w:w="4389" w:type="dxa"/>
             <w:tcBorders>
               <w:top w:val="single" w:sz="6" w:space="0" w:color="BFC7D5"/>
               <w:left w:val="single" w:sz="2" w:space="0" w:color="BFC7D5"/>
@@ -10207,7 +10207,7 @@
         <w:trPr/>
         <w:tc>
           <w:tcPr>
-            <w:tcW w:w="1232" w:type="dxa"/>
+            <w:tcW w:w="1142" w:type="dxa"/>
             <w:tcBorders>
               <w:left w:val="single" w:sz="6" w:space="0" w:color="BFC7D5"/>
               <w:bottom w:val="single" w:sz="2" w:space="0" w:color="BFC7D5"/>
@@ -10231,7 +10231,7 @@
         </w:tc>
         <w:tc>
           <w:tcPr>
-            <w:tcW w:w="4299" w:type="dxa"/>
+            <w:tcW w:w="4389" w:type="dxa"/>
             <w:tcBorders>
               <w:left w:val="single" w:sz="2" w:space="0" w:color="BFC7D5"/>
               <w:bottom w:val="single" w:sz="2" w:space="0" w:color="BFC7D5"/>
@@ -10258,7 +10258,7 @@
         <w:trPr/>
         <w:tc>
           <w:tcPr>
-            <w:tcW w:w="1232" w:type="dxa"/>
+            <w:tcW w:w="1142" w:type="dxa"/>
             <w:tcBorders>
               <w:left w:val="single" w:sz="6" w:space="0" w:color="BFC7D5"/>
               <w:bottom w:val="single" w:sz="2" w:space="0" w:color="BFC7D5"/>
@@ -10282,34 +10282,34 @@
         </w:tc>
         <w:tc>
           <w:tcPr>
-            <w:tcW w:w="4299" w:type="dxa"/>
-            <w:tcBorders>
-              <w:left w:val="single" w:sz="2" w:space="0" w:color="BFC7D5"/>
-              <w:bottom w:val="single" w:sz="2" w:space="0" w:color="BFC7D5"/>
-              <w:right w:val="single" w:sz="6" w:space="0" w:color="BFC7D5"/>
-            </w:tcBorders>
-            <w:vAlign w:val="center"/>
-          </w:tcPr>
-          <w:p>
-            <w:pPr>
-              <w:pStyle w:val="TableContents"/>
-              <w:bidi w:val="0"/>
-              <w:spacing w:before="0" w:after="283"/>
-              <w:jc w:val="left"/>
-              <w:rPr/>
-            </w:pPr>
-            <w:r>
-              <w:rPr/>
-              <w:t>Live transcription, the Silent Assistant and Boardroom record and transcribe speech, including people who are not EchoMind users (meeting participants, callers). Nothing in the application tells them they are being recorded, and customers are given no guidance on the consent they need.</w:t>
-            </w:r>
-          </w:p>
-        </w:tc>
-      </w:tr>
-      <w:tr>
-        <w:trPr/>
-        <w:tc>
-          <w:tcPr>
-            <w:tcW w:w="1232" w:type="dxa"/>
+            <w:tcW w:w="4389" w:type="dxa"/>
+            <w:tcBorders>
+              <w:left w:val="single" w:sz="2" w:space="0" w:color="BFC7D5"/>
+              <w:bottom w:val="single" w:sz="2" w:space="0" w:color="BFC7D5"/>
+              <w:right w:val="single" w:sz="6" w:space="0" w:color="BFC7D5"/>
+            </w:tcBorders>
+            <w:vAlign w:val="center"/>
+          </w:tcPr>
+          <w:p>
+            <w:pPr>
+              <w:pStyle w:val="TableContents"/>
+              <w:bidi w:val="0"/>
+              <w:spacing w:before="0" w:after="283"/>
+              <w:jc w:val="left"/>
+              <w:rPr/>
+            </w:pPr>
+            <w:r>
+              <w:rPr/>
+              <w:t>Live transcription, the Silent Assistant and Boardroom record and transcribe speech, including people who are not EchoMind users (meeting participants, callers). The operator sees ‘Listening…’ or ‘Recording in Boardroom Mode…’ with the elapsed time, but there is no consent step, nothing tells the other participants, and customers are given no guidance on the consent they need.</w:t>
+            </w:r>
+          </w:p>
+        </w:tc>
+      </w:tr>
+      <w:tr>
+        <w:trPr/>
+        <w:tc>
+          <w:tcPr>
+            <w:tcW w:w="1142" w:type="dxa"/>
             <w:tcBorders>
               <w:left w:val="single" w:sz="6" w:space="0" w:color="BFC7D5"/>
               <w:bottom w:val="single" w:sz="2" w:space="0" w:color="BFC7D5"/>
@@ -10333,31 +10333,51 @@
         </w:tc>
         <w:tc>
           <w:tcPr>
-            <w:tcW w:w="4299" w:type="dxa"/>
-            <w:tcBorders>
-              <w:left w:val="single" w:sz="2" w:space="0" w:color="BFC7D5"/>
-              <w:bottom w:val="single" w:sz="2" w:space="0" w:color="BFC7D5"/>
-              <w:right w:val="single" w:sz="6" w:space="0" w:color="BFC7D5"/>
-            </w:tcBorders>
-            <w:vAlign w:val="center"/>
-          </w:tcPr>
-          <w:p>
-            <w:pPr>
-              <w:pStyle w:val="TableContents"/>
-              <w:bidi w:val="0"/>
-              <w:spacing w:before="0" w:after="283"/>
-              <w:jc w:val="left"/>
-              <w:rPr/>
-            </w:pPr>
-            <w:r>
-              <w:rPr/>
-              <w:t xml:space="preserve">Search of </w:t>
+            <w:tcW w:w="4389" w:type="dxa"/>
+            <w:tcBorders>
+              <w:left w:val="single" w:sz="2" w:space="0" w:color="BFC7D5"/>
+              <w:bottom w:val="single" w:sz="2" w:space="0" w:color="BFC7D5"/>
+              <w:right w:val="single" w:sz="6" w:space="0" w:color="BFC7D5"/>
+            </w:tcBorders>
+            <w:vAlign w:val="center"/>
+          </w:tcPr>
+          <w:p>
+            <w:pPr>
+              <w:pStyle w:val="TableContents"/>
+              <w:bidi w:val="0"/>
+              <w:spacing w:before="0" w:after="283"/>
+              <w:jc w:val="left"/>
+              <w:rPr/>
+            </w:pPr>
+            <w:r>
+              <w:rPr/>
+              <w:t xml:space="preserve">Review of </w:t>
             </w:r>
             <w:r>
               <w:rPr>
                 <w:rStyle w:val="SourceText"/>
               </w:rPr>
-              <w:t>frontend/src</w:t>
+              <w:t>frontend/components/LiveTranscription.tsx</w:t>
+            </w:r>
+            <w:r>
+              <w:rPr/>
+              <w:t xml:space="preserve"> and </w:t>
+            </w:r>
+            <w:r>
+              <w:rPr>
+                <w:rStyle w:val="SourceText"/>
+              </w:rPr>
+              <w:t>frontend/components/BoardroomView.tsx</w:t>
+            </w:r>
+            <w:r>
+              <w:rPr/>
+              <w:t xml:space="preserve">, and search of </w:t>
+            </w:r>
+            <w:r>
+              <w:rPr>
+                <w:rStyle w:val="SourceText"/>
+              </w:rPr>
+              <w:t>frontend</w:t>
             </w:r>
             <w:r>
               <w:rPr/>
@@ -10381,16 +10401,16 @@
             </w:r>
             <w:r>
               <w:rPr/>
-              <w:t xml:space="preserve"> on 2026-10-20 for a recording notice or consent step: none found. AI Impact Assessment EM26-35 area 2.</w:t>
-            </w:r>
-          </w:p>
-        </w:tc>
-      </w:tr>
-      <w:tr>
-        <w:trPr/>
-        <w:tc>
-          <w:tcPr>
-            <w:tcW w:w="1232" w:type="dxa"/>
+              <w:t xml:space="preserve"> on 2026-10-20: operator indicator only; no consent step or participant notice. AI Impact Assessment EM26-35 area 2.</w:t>
+            </w:r>
+          </w:p>
+        </w:tc>
+      </w:tr>
+      <w:tr>
+        <w:trPr/>
+        <w:tc>
+          <w:tcPr>
+            <w:tcW w:w="1142" w:type="dxa"/>
             <w:tcBorders>
               <w:left w:val="single" w:sz="6" w:space="0" w:color="BFC7D5"/>
               <w:bottom w:val="single" w:sz="2" w:space="0" w:color="BFC7D5"/>
@@ -10414,7 +10434,7 @@
         </w:tc>
         <w:tc>
           <w:tcPr>
-            <w:tcW w:w="4299" w:type="dxa"/>
+            <w:tcW w:w="4389" w:type="dxa"/>
             <w:tcBorders>
               <w:left w:val="single" w:sz="2" w:space="0" w:color="BFC7D5"/>
               <w:bottom w:val="single" w:sz="2" w:space="0" w:color="BFC7D5"/>
@@ -10447,7 +10467,7 @@
         <w:trPr/>
         <w:tc>
           <w:tcPr>
-            <w:tcW w:w="1232" w:type="dxa"/>
+            <w:tcW w:w="1142" w:type="dxa"/>
             <w:tcBorders>
               <w:left w:val="single" w:sz="6" w:space="0" w:color="BFC7D5"/>
               <w:bottom w:val="single" w:sz="2" w:space="0" w:color="BFC7D5"/>
@@ -10471,34 +10491,34 @@
         </w:tc>
         <w:tc>
           <w:tcPr>
-            <w:tcW w:w="4299" w:type="dxa"/>
-            <w:tcBorders>
-              <w:left w:val="single" w:sz="2" w:space="0" w:color="BFC7D5"/>
-              <w:bottom w:val="single" w:sz="2" w:space="0" w:color="BFC7D5"/>
-              <w:right w:val="single" w:sz="6" w:space="0" w:color="BFC7D5"/>
-            </w:tcBorders>
-            <w:vAlign w:val="center"/>
-          </w:tcPr>
-          <w:p>
-            <w:pPr>
-              <w:pStyle w:val="TableContents"/>
-              <w:bidi w:val="0"/>
-              <w:spacing w:before="0" w:after="283"/>
-              <w:jc w:val="left"/>
-              <w:rPr/>
-            </w:pPr>
-            <w:r>
-              <w:rPr/>
-              <w:t>Recording starts only on a user action; all audio and transcripts stay on the customer's system (NFR-D01); the export gateway redacts personal data (TC-EM-EXP-108).</w:t>
-            </w:r>
-          </w:p>
-        </w:tc>
-      </w:tr>
-      <w:tr>
-        <w:trPr/>
-        <w:tc>
-          <w:tcPr>
-            <w:tcW w:w="1232" w:type="dxa"/>
+            <w:tcW w:w="4389" w:type="dxa"/>
+            <w:tcBorders>
+              <w:left w:val="single" w:sz="2" w:space="0" w:color="BFC7D5"/>
+              <w:bottom w:val="single" w:sz="2" w:space="0" w:color="BFC7D5"/>
+              <w:right w:val="single" w:sz="6" w:space="0" w:color="BFC7D5"/>
+            </w:tcBorders>
+            <w:vAlign w:val="center"/>
+          </w:tcPr>
+          <w:p>
+            <w:pPr>
+              <w:pStyle w:val="TableContents"/>
+              <w:bidi w:val="0"/>
+              <w:spacing w:before="0" w:after="283"/>
+              <w:jc w:val="left"/>
+              <w:rPr/>
+            </w:pPr>
+            <w:r>
+              <w:rPr/>
+              <w:t>Recording starts only on a user action and the operator sees a recording indicator; all audio and transcripts stay on the customer's system (NFR-D01); the export gateway redacts personal data (TC-EM-EXP-108).</w:t>
+            </w:r>
+          </w:p>
+        </w:tc>
+      </w:tr>
+      <w:tr>
+        <w:trPr/>
+        <w:tc>
+          <w:tcPr>
+            <w:tcW w:w="1142" w:type="dxa"/>
             <w:tcBorders>
               <w:left w:val="single" w:sz="6" w:space="0" w:color="BFC7D5"/>
               <w:bottom w:val="single" w:sz="2" w:space="0" w:color="BFC7D5"/>
@@ -10522,7 +10542,7 @@
         </w:tc>
         <w:tc>
           <w:tcPr>
-            <w:tcW w:w="4299" w:type="dxa"/>
+            <w:tcW w:w="4389" w:type="dxa"/>
             <w:tcBorders>
               <w:left w:val="single" w:sz="2" w:space="0" w:color="BFC7D5"/>
               <w:bottom w:val="single" w:sz="2" w:space="0" w:color="BFC7D5"/>
@@ -10546,16 +10566,16 @@
             </w:r>
             <w:r>
               <w:rPr/>
-              <w:t xml:space="preserve"> Show a clear recording indicator in live transcription and Boardroom; add consent guidance for customers to the user manual (EM26-35 action AIA-01).</w:t>
-            </w:r>
-          </w:p>
-        </w:tc>
-      </w:tr>
-      <w:tr>
-        <w:trPr/>
-        <w:tc>
-          <w:tcPr>
-            <w:tcW w:w="1232" w:type="dxa"/>
+              <w:t xml:space="preserve"> Add a consent step when live transcription or Boardroom starts and an optional notice for participants; add consent guidance for customers to the user manual (EM26-35 action AIA-01).</w:t>
+            </w:r>
+          </w:p>
+        </w:tc>
+      </w:tr>
+      <w:tr>
+        <w:trPr/>
+        <w:tc>
+          <w:tcPr>
+            <w:tcW w:w="1142" w:type="dxa"/>
             <w:tcBorders>
               <w:left w:val="single" w:sz="6" w:space="0" w:color="BFC7D5"/>
               <w:bottom w:val="single" w:sz="2" w:space="0" w:color="BFC7D5"/>
@@ -10579,7 +10599,7 @@
         </w:tc>
         <w:tc>
           <w:tcPr>
-            <w:tcW w:w="4299" w:type="dxa"/>
+            <w:tcW w:w="4389" w:type="dxa"/>
             <w:tcBorders>
               <w:left w:val="single" w:sz="2" w:space="0" w:color="BFC7D5"/>
               <w:bottom w:val="single" w:sz="2" w:space="0" w:color="BFC7D5"/>
@@ -10606,7 +10626,7 @@
         <w:trPr/>
         <w:tc>
           <w:tcPr>
-            <w:tcW w:w="1232" w:type="dxa"/>
+            <w:tcW w:w="1142" w:type="dxa"/>
             <w:tcBorders>
               <w:left w:val="single" w:sz="6" w:space="0" w:color="BFC7D5"/>
               <w:bottom w:val="single" w:sz="2" w:space="0" w:color="BFC7D5"/>
@@ -10630,7 +10650,7 @@
         </w:tc>
         <w:tc>
           <w:tcPr>
-            <w:tcW w:w="4299" w:type="dxa"/>
+            <w:tcW w:w="4389" w:type="dxa"/>
             <w:tcBorders>
               <w:left w:val="single" w:sz="2" w:space="0" w:color="BFC7D5"/>
               <w:bottom w:val="single" w:sz="2" w:space="0" w:color="BFC7D5"/>
@@ -10657,7 +10677,7 @@
         <w:trPr/>
         <w:tc>
           <w:tcPr>
-            <w:tcW w:w="1232" w:type="dxa"/>
+            <w:tcW w:w="1142" w:type="dxa"/>
             <w:tcBorders>
               <w:left w:val="single" w:sz="6" w:space="0" w:color="BFC7D5"/>
               <w:bottom w:val="single" w:sz="6" w:space="0" w:color="BFC7D5"/>
@@ -10681,7 +10701,7 @@
         </w:tc>
         <w:tc>
           <w:tcPr>
-            <w:tcW w:w="4299" w:type="dxa"/>
+            <w:tcW w:w="4389" w:type="dxa"/>
             <w:tcBorders>
               <w:left w:val="single" w:sz="2" w:space="0" w:color="BFC7D5"/>
               <w:bottom w:val="single" w:sz="6" w:space="0" w:color="BFC7D5"/>
